--- a/Church/2026/2026_0418_MenloChurch.docx
+++ b/Church/2026/2026_0418_MenloChurch.docx
@@ -48,10 +48,7 @@
     </w:p>
     <w:p>
       <w:r>
-        <w:t>https://www.youtube.com/live/JUlc3qrWy7o?si=BDG3Bgxu8Lmm-ADu</w:t>
-      </w:r>
-      <w:r>
-        <w:t xml:space="preserve"> </w:t>
+        <w:t xml:space="preserve">https://www.youtube.com/live/JUlc3qrWy7o?si=BDG3Bgxu8Lmm-ADu </w:t>
       </w:r>
     </w:p>
     <w:p>
@@ -148,6 +145,116 @@
         </w:drawing>
       </w:r>
     </w:p>
+    <w:p>
+      <w:r>
+        <w:t>Allison</w:t>
+      </w:r>
+      <w:r>
+        <w:t xml:space="preserve"> Li</w:t>
+      </w:r>
+    </w:p>
+    <w:p/>
+    <w:p>
+      <w:r>
+        <w:t>10</w:t>
+      </w:r>
+      <w:r>
+        <w:t>:10/1:15:00</w:t>
+      </w:r>
+    </w:p>
+    <w:p>
+      <w:r>
+        <w:rPr>
+          <w:noProof/>
+        </w:rPr>
+        <w:drawing>
+          <wp:inline distT="0" distB="0" distL="0" distR="0" wp14:anchorId="5D4C5F1C" wp14:editId="55E99587">
+            <wp:extent cx="763361" cy="942975"/>
+            <wp:effectExtent l="0" t="0" r="0" b="0"/>
+            <wp:docPr id="1432833218" name="Picture 1"/>
+            <wp:cNvGraphicFramePr>
+              <a:graphicFrameLocks xmlns:a="http://schemas.openxmlformats.org/drawingml/2006/main" noChangeAspect="1"/>
+            </wp:cNvGraphicFramePr>
+            <a:graphic xmlns:a="http://schemas.openxmlformats.org/drawingml/2006/main">
+              <a:graphicData uri="http://schemas.openxmlformats.org/drawingml/2006/picture">
+                <pic:pic xmlns:pic="http://schemas.openxmlformats.org/drawingml/2006/picture">
+                  <pic:nvPicPr>
+                    <pic:cNvPr id="1432833218" name=""/>
+                    <pic:cNvPicPr/>
+                  </pic:nvPicPr>
+                  <pic:blipFill>
+                    <a:blip r:embed="rId9"/>
+                    <a:stretch>
+                      <a:fillRect/>
+                    </a:stretch>
+                  </pic:blipFill>
+                  <pic:spPr>
+                    <a:xfrm>
+                      <a:off x="0" y="0"/>
+                      <a:ext cx="764342" cy="944187"/>
+                    </a:xfrm>
+                    <a:prstGeom prst="rect">
+                      <a:avLst/>
+                    </a:prstGeom>
+                  </pic:spPr>
+                </pic:pic>
+              </a:graphicData>
+            </a:graphic>
+          </wp:inline>
+        </w:drawing>
+      </w:r>
+      <w:r>
+        <w:t xml:space="preserve"> </w:t>
+      </w:r>
+      <w:r>
+        <w:t xml:space="preserve"> </w:t>
+      </w:r>
+      <w:r>
+        <w:rPr>
+          <w:noProof/>
+        </w:rPr>
+        <w:drawing>
+          <wp:inline distT="0" distB="0" distL="0" distR="0" wp14:anchorId="7D1A4C82" wp14:editId="74F609B7">
+            <wp:extent cx="2228850" cy="676341"/>
+            <wp:effectExtent l="0" t="0" r="0" b="9525"/>
+            <wp:docPr id="782197689" name="Picture 1"/>
+            <wp:cNvGraphicFramePr>
+              <a:graphicFrameLocks xmlns:a="http://schemas.openxmlformats.org/drawingml/2006/main" noChangeAspect="1"/>
+            </wp:cNvGraphicFramePr>
+            <a:graphic xmlns:a="http://schemas.openxmlformats.org/drawingml/2006/main">
+              <a:graphicData uri="http://schemas.openxmlformats.org/drawingml/2006/picture">
+                <pic:pic xmlns:pic="http://schemas.openxmlformats.org/drawingml/2006/picture">
+                  <pic:nvPicPr>
+                    <pic:cNvPr id="782197689" name=""/>
+                    <pic:cNvPicPr/>
+                  </pic:nvPicPr>
+                  <pic:blipFill>
+                    <a:blip r:embed="rId10"/>
+                    <a:stretch>
+                      <a:fillRect/>
+                    </a:stretch>
+                  </pic:blipFill>
+                  <pic:spPr>
+                    <a:xfrm>
+                      <a:off x="0" y="0"/>
+                      <a:ext cx="2235076" cy="678230"/>
+                    </a:xfrm>
+                    <a:prstGeom prst="rect">
+                      <a:avLst/>
+                    </a:prstGeom>
+                  </pic:spPr>
+                </pic:pic>
+              </a:graphicData>
+            </a:graphic>
+          </wp:inline>
+        </w:drawing>
+      </w:r>
+    </w:p>
+    <w:p>
+      <w:r>
+        <w:t>Phil EuBank, Lead Pastor</w:t>
+      </w:r>
+    </w:p>
     <w:p/>
     <w:p>
       <w:r>
@@ -156,10 +263,7 @@
     </w:p>
     <w:p>
       <w:r>
-        <w:t>2</w:t>
-      </w:r>
-      <w:r>
-        <w:t>4</w:t>
+        <w:t>17</w:t>
       </w:r>
       <w:r>
         <w:t>:00</w:t>
@@ -192,7 +296,7 @@
                     <pic:cNvPicPr/>
                   </pic:nvPicPr>
                   <pic:blipFill>
-                    <a:blip r:embed="rId9"/>
+                    <a:blip r:embed="rId11"/>
                     <a:stretch>
                       <a:fillRect/>
                     </a:stretch>
@@ -235,7 +339,7 @@
                     <pic:cNvPicPr/>
                   </pic:nvPicPr>
                   <pic:blipFill>
-                    <a:blip r:embed="rId10"/>
+                    <a:blip r:embed="rId12"/>
                     <a:stretch>
                       <a:fillRect/>
                     </a:stretch>
@@ -256,35 +360,27 @@
         </w:drawing>
       </w:r>
     </w:p>
-    <w:p/>
+    <w:p>
+      <w:r>
+        <w:t>Mark Swarner, Campus Pastor</w:t>
+      </w:r>
+    </w:p>
     <w:p/>
     <w:p>
       <w:r>
-        <w:t>29</w:t>
+        <w:t>21</w:t>
       </w:r>
       <w:r>
-        <w:t>:</w:t>
-      </w:r>
-      <w:r>
-        <w:t>1</w:t>
-      </w:r>
-      <w:r>
-        <w:t>0/</w:t>
-      </w:r>
-      <w:r>
-        <w:t>1:15:00</w:t>
+        <w:t>:00/1:15:00</w:t>
       </w:r>
     </w:p>
     <w:p>
       <w:r>
-        <w:rPr>
-          <w:noProof/>
-        </w:rPr>
         <w:drawing>
-          <wp:inline distT="0" distB="0" distL="0" distR="0" wp14:anchorId="7EABE88F" wp14:editId="2405C0B8">
-            <wp:extent cx="763361" cy="942975"/>
-            <wp:effectExtent l="0" t="0" r="0" b="0"/>
-            <wp:docPr id="1432833218" name="Picture 1"/>
+          <wp:inline distT="0" distB="0" distL="0" distR="0" wp14:anchorId="2EF5E097" wp14:editId="16E71D17">
+            <wp:extent cx="2705100" cy="529749"/>
+            <wp:effectExtent l="0" t="0" r="0" b="3810"/>
+            <wp:docPr id="896419064" name="Picture 1"/>
             <wp:cNvGraphicFramePr>
               <a:graphicFrameLocks xmlns:a="http://schemas.openxmlformats.org/drawingml/2006/main" noChangeAspect="1"/>
             </wp:cNvGraphicFramePr>
@@ -292,11 +388,11 @@
               <a:graphicData uri="http://schemas.openxmlformats.org/drawingml/2006/picture">
                 <pic:pic xmlns:pic="http://schemas.openxmlformats.org/drawingml/2006/picture">
                   <pic:nvPicPr>
-                    <pic:cNvPr id="1432833218" name=""/>
+                    <pic:cNvPr id="896419064" name=""/>
                     <pic:cNvPicPr/>
                   </pic:nvPicPr>
                   <pic:blipFill>
-                    <a:blip r:embed="rId11"/>
+                    <a:blip r:embed="rId13"/>
                     <a:stretch>
                       <a:fillRect/>
                     </a:stretch>
@@ -304,7 +400,7 @@
                   <pic:spPr>
                     <a:xfrm>
                       <a:off x="0" y="0"/>
-                      <a:ext cx="764342" cy="944187"/>
+                      <a:ext cx="2762957" cy="541079"/>
                     </a:xfrm>
                     <a:prstGeom prst="rect">
                       <a:avLst/>
@@ -316,21 +412,30 @@
           </wp:inline>
         </w:drawing>
       </w:r>
+    </w:p>
+    <w:p/>
+    <w:p>
       <w:r>
-        <w:t xml:space="preserve"> </w:t>
+        <w:t>2</w:t>
       </w:r>
       <w:r>
-        <w:t xml:space="preserve"> </w:t>
+        <w:t>8</w:t>
       </w:r>
       <w:r>
-        <w:rPr>
-          <w:noProof/>
-        </w:rPr>
+        <w:t>:00/1:15:00</w:t>
+      </w:r>
+      <w:r>
+        <w:t>s</w:t>
+      </w:r>
+    </w:p>
+    <w:p>
+      <w:r>
+        <w:lastRenderedPageBreak/>
         <w:drawing>
-          <wp:inline distT="0" distB="0" distL="0" distR="0" wp14:anchorId="0BBF159C" wp14:editId="3CACAF14">
-            <wp:extent cx="2228850" cy="676341"/>
-            <wp:effectExtent l="0" t="0" r="0" b="9525"/>
-            <wp:docPr id="782197689" name="Picture 1"/>
+          <wp:inline distT="0" distB="0" distL="0" distR="0" wp14:anchorId="7C815AA2" wp14:editId="09AD59ED">
+            <wp:extent cx="1890968" cy="2371725"/>
+            <wp:effectExtent l="0" t="0" r="0" b="0"/>
+            <wp:docPr id="281339520" name="Picture 1"/>
             <wp:cNvGraphicFramePr>
               <a:graphicFrameLocks xmlns:a="http://schemas.openxmlformats.org/drawingml/2006/main" noChangeAspect="1"/>
             </wp:cNvGraphicFramePr>
@@ -338,11 +443,11 @@
               <a:graphicData uri="http://schemas.openxmlformats.org/drawingml/2006/picture">
                 <pic:pic xmlns:pic="http://schemas.openxmlformats.org/drawingml/2006/picture">
                   <pic:nvPicPr>
-                    <pic:cNvPr id="782197689" name=""/>
+                    <pic:cNvPr id="281339520" name=""/>
                     <pic:cNvPicPr/>
                   </pic:nvPicPr>
                   <pic:blipFill>
-                    <a:blip r:embed="rId12"/>
+                    <a:blip r:embed="rId14"/>
                     <a:stretch>
                       <a:fillRect/>
                     </a:stretch>
@@ -350,7 +455,7 @@
                   <pic:spPr>
                     <a:xfrm>
                       <a:off x="0" y="0"/>
-                      <a:ext cx="2235076" cy="678230"/>
+                      <a:ext cx="1902778" cy="2386537"/>
                     </a:xfrm>
                     <a:prstGeom prst="rect">
                       <a:avLst/>
@@ -365,22 +470,98 @@
     </w:p>
     <w:p>
       <w:r>
-        <w:t>Phil EuBank, Lead Pastor</w:t>
+        <w:t>John 20:24-25</w:t>
+      </w:r>
+    </w:p>
+    <w:p>
+      <w:r>
+        <w:t>New International Version</w:t>
+      </w:r>
+    </w:p>
+    <w:p>
+      <w:pPr>
+        <w:rPr>
+          <w:b/>
+          <w:bCs/>
+        </w:rPr>
+      </w:pPr>
+      <w:r>
+        <w:rPr>
+          <w:b/>
+          <w:bCs/>
+        </w:rPr>
+        <w:t>Jesus Appears to Thomas</w:t>
+      </w:r>
+    </w:p>
+    <w:p>
+      <w:r>
+        <w:rPr>
+          <w:b/>
+          <w:bCs/>
+          <w:vertAlign w:val="superscript"/>
+        </w:rPr>
+        <w:t>24 </w:t>
+      </w:r>
+      <w:r>
+        <w:t>Now Thomas (also known as Didymus</w:t>
+      </w:r>
+      <w:r>
+        <w:rPr>
+          <w:vertAlign w:val="superscript"/>
+        </w:rPr>
+        <w:t>[</w:t>
+      </w:r>
+      <w:hyperlink r:id="rId15" w:anchor="fen-NIV-26892a" w:tooltip="See footnote a" w:history="1">
+        <w:r>
+          <w:rPr>
+            <w:rStyle w:val="Hyperlink"/>
+            <w:vertAlign w:val="superscript"/>
+          </w:rPr>
+          <w:t>a</w:t>
+        </w:r>
+      </w:hyperlink>
+      <w:r>
+        <w:rPr>
+          <w:vertAlign w:val="superscript"/>
+        </w:rPr>
+        <w:t>]</w:t>
+      </w:r>
+      <w:r>
+        <w:t>), one of the Twelve, was not with the disciples when Jesus came. </w:t>
+      </w:r>
+      <w:r>
+        <w:rPr>
+          <w:b/>
+          <w:bCs/>
+          <w:vertAlign w:val="superscript"/>
+        </w:rPr>
+        <w:t>25 </w:t>
+      </w:r>
+      <w:r>
+        <w:t>So the other disciples told him, “We have seen the Lord!”</w:t>
+      </w:r>
+    </w:p>
+    <w:p>
+      <w:r>
+        <w:t>But he said to them, “Unless I see the nail marks in his hands and put my finger where the nails were, and put my hand into his side, I will not believe.”</w:t>
       </w:r>
     </w:p>
     <w:p/>
-    <w:p/>
     <w:p>
       <w:r>
-        <w:rPr>
-          <w:noProof/>
-        </w:rPr>
-        <w:lastRenderedPageBreak/>
+        <w:t>33</w:t>
+      </w:r>
+      <w:r>
+        <w:t>:00/1:15:00</w:t>
+      </w:r>
+    </w:p>
+    <w:p>
+      <w:r>
         <w:drawing>
-          <wp:inline distT="0" distB="0" distL="0" distR="0" wp14:anchorId="70592369" wp14:editId="26B07932">
-            <wp:extent cx="3200400" cy="2040950"/>
+          <wp:inline distT="0" distB="0" distL="0" distR="0" wp14:anchorId="17BA9161" wp14:editId="12DD5AAD">
+            <wp:extent cx="1620147" cy="2040964"/>
             <wp:effectExtent l="0" t="0" r="0" b="0"/>
-            <wp:docPr id="572335155" name="Picture 1"/>
+            <wp:docPr id="695975576" name="Picture 1"/>
             <wp:cNvGraphicFramePr>
               <a:graphicFrameLocks xmlns:a="http://schemas.openxmlformats.org/drawingml/2006/main" noChangeAspect="1"/>
             </wp:cNvGraphicFramePr>
@@ -388,11 +569,11 @@
               <a:graphicData uri="http://schemas.openxmlformats.org/drawingml/2006/picture">
                 <pic:pic xmlns:pic="http://schemas.openxmlformats.org/drawingml/2006/picture">
                   <pic:nvPicPr>
-                    <pic:cNvPr id="572335155" name=""/>
+                    <pic:cNvPr id="695975576" name=""/>
                     <pic:cNvPicPr/>
                   </pic:nvPicPr>
                   <pic:blipFill>
-                    <a:blip r:embed="rId13"/>
+                    <a:blip r:embed="rId16"/>
                     <a:stretch>
                       <a:fillRect/>
                     </a:stretch>
@@ -400,7 +581,47 @@
                   <pic:spPr>
                     <a:xfrm>
                       <a:off x="0" y="0"/>
-                      <a:ext cx="3203320" cy="2042812"/>
+                      <a:ext cx="1628954" cy="2052059"/>
+                    </a:xfrm>
+                    <a:prstGeom prst="rect">
+                      <a:avLst/>
+                    </a:prstGeom>
+                  </pic:spPr>
+                </pic:pic>
+              </a:graphicData>
+            </a:graphic>
+          </wp:inline>
+        </w:drawing>
+      </w:r>
+      <w:r>
+        <w:t xml:space="preserve">  </w:t>
+      </w:r>
+      <w:r>
+        <w:drawing>
+          <wp:inline distT="0" distB="0" distL="0" distR="0" wp14:anchorId="5CEF48DF" wp14:editId="6552AC9B">
+            <wp:extent cx="1666654" cy="1987803"/>
+            <wp:effectExtent l="0" t="0" r="0" b="0"/>
+            <wp:docPr id="2095285029" name="Picture 1"/>
+            <wp:cNvGraphicFramePr>
+              <a:graphicFrameLocks xmlns:a="http://schemas.openxmlformats.org/drawingml/2006/main" noChangeAspect="1"/>
+            </wp:cNvGraphicFramePr>
+            <a:graphic xmlns:a="http://schemas.openxmlformats.org/drawingml/2006/main">
+              <a:graphicData uri="http://schemas.openxmlformats.org/drawingml/2006/picture">
+                <pic:pic xmlns:pic="http://schemas.openxmlformats.org/drawingml/2006/picture">
+                  <pic:nvPicPr>
+                    <pic:cNvPr id="2095285029" name=""/>
+                    <pic:cNvPicPr/>
+                  </pic:nvPicPr>
+                  <pic:blipFill>
+                    <a:blip r:embed="rId17"/>
+                    <a:stretch>
+                      <a:fillRect/>
+                    </a:stretch>
+                  </pic:blipFill>
+                  <pic:spPr>
+                    <a:xfrm>
+                      <a:off x="0" y="0"/>
+                      <a:ext cx="1674214" cy="1996820"/>
                     </a:xfrm>
                     <a:prstGeom prst="rect">
                       <a:avLst/>
@@ -413,6 +634,249 @@
         </w:drawing>
       </w:r>
     </w:p>
+    <w:p>
+      <w:r>
+        <w:t>John 20:26-27</w:t>
+      </w:r>
+    </w:p>
+    <w:p>
+      <w:r>
+        <w:t>New International Version</w:t>
+      </w:r>
+    </w:p>
+    <w:p>
+      <w:r>
+        <w:rPr>
+          <w:b/>
+          <w:bCs/>
+          <w:vertAlign w:val="superscript"/>
+        </w:rPr>
+        <w:t>26 </w:t>
+      </w:r>
+      <w:r>
+        <w:t>A week later his disciples were in the house again, and Thomas was with them. Though the doors were locked, Jesus came and stood among them and said, “Peace be with you!” </w:t>
+      </w:r>
+      <w:r>
+        <w:rPr>
+          <w:b/>
+          <w:bCs/>
+          <w:vertAlign w:val="superscript"/>
+        </w:rPr>
+        <w:t>27 </w:t>
+      </w:r>
+      <w:r>
+        <w:t>Then he said to Thomas, “Put your finger here; see my hands. Reach out your hand and put it into my side. Stop doubting and believe.”</w:t>
+      </w:r>
+    </w:p>
+    <w:p/>
+    <w:p>
+      <w:r>
+        <w:t>3</w:t>
+      </w:r>
+      <w:r>
+        <w:t>4</w:t>
+      </w:r>
+      <w:r>
+        <w:t>:00/1:15:00</w:t>
+      </w:r>
+    </w:p>
+    <w:p>
+      <w:r>
+        <w:drawing>
+          <wp:inline distT="0" distB="0" distL="0" distR="0" wp14:anchorId="709A58AA" wp14:editId="05BF5CAF">
+            <wp:extent cx="3990975" cy="479258"/>
+            <wp:effectExtent l="0" t="0" r="0" b="0"/>
+            <wp:docPr id="1897490836" name="Picture 1"/>
+            <wp:cNvGraphicFramePr>
+              <a:graphicFrameLocks xmlns:a="http://schemas.openxmlformats.org/drawingml/2006/main" noChangeAspect="1"/>
+            </wp:cNvGraphicFramePr>
+            <a:graphic xmlns:a="http://schemas.openxmlformats.org/drawingml/2006/main">
+              <a:graphicData uri="http://schemas.openxmlformats.org/drawingml/2006/picture">
+                <pic:pic xmlns:pic="http://schemas.openxmlformats.org/drawingml/2006/picture">
+                  <pic:nvPicPr>
+                    <pic:cNvPr id="1897490836" name=""/>
+                    <pic:cNvPicPr/>
+                  </pic:nvPicPr>
+                  <pic:blipFill>
+                    <a:blip r:embed="rId18"/>
+                    <a:stretch>
+                      <a:fillRect/>
+                    </a:stretch>
+                  </pic:blipFill>
+                  <pic:spPr>
+                    <a:xfrm>
+                      <a:off x="0" y="0"/>
+                      <a:ext cx="4026951" cy="483578"/>
+                    </a:xfrm>
+                    <a:prstGeom prst="rect">
+                      <a:avLst/>
+                    </a:prstGeom>
+                  </pic:spPr>
+                </pic:pic>
+              </a:graphicData>
+            </a:graphic>
+          </wp:inline>
+        </w:drawing>
+      </w:r>
+    </w:p>
+    <w:p/>
+    <w:p>
+      <w:r>
+        <w:t>34:</w:t>
+      </w:r>
+      <w:r>
+        <w:t>2</w:t>
+      </w:r>
+      <w:r>
+        <w:t>0/1:15:00</w:t>
+      </w:r>
+    </w:p>
+    <w:p>
+      <w:r>
+        <w:lastRenderedPageBreak/>
+        <w:drawing>
+          <wp:inline distT="0" distB="0" distL="0" distR="0" wp14:anchorId="7587C2E1" wp14:editId="2F3DDD3F">
+            <wp:extent cx="4152900" cy="514676"/>
+            <wp:effectExtent l="0" t="0" r="0" b="0"/>
+            <wp:docPr id="1896847803" name="Picture 1"/>
+            <wp:cNvGraphicFramePr>
+              <a:graphicFrameLocks xmlns:a="http://schemas.openxmlformats.org/drawingml/2006/main" noChangeAspect="1"/>
+            </wp:cNvGraphicFramePr>
+            <a:graphic xmlns:a="http://schemas.openxmlformats.org/drawingml/2006/main">
+              <a:graphicData uri="http://schemas.openxmlformats.org/drawingml/2006/picture">
+                <pic:pic xmlns:pic="http://schemas.openxmlformats.org/drawingml/2006/picture">
+                  <pic:nvPicPr>
+                    <pic:cNvPr id="1896847803" name=""/>
+                    <pic:cNvPicPr/>
+                  </pic:nvPicPr>
+                  <pic:blipFill>
+                    <a:blip r:embed="rId19"/>
+                    <a:stretch>
+                      <a:fillRect/>
+                    </a:stretch>
+                  </pic:blipFill>
+                  <pic:spPr>
+                    <a:xfrm>
+                      <a:off x="0" y="0"/>
+                      <a:ext cx="4217573" cy="522691"/>
+                    </a:xfrm>
+                    <a:prstGeom prst="rect">
+                      <a:avLst/>
+                    </a:prstGeom>
+                  </pic:spPr>
+                </pic:pic>
+              </a:graphicData>
+            </a:graphic>
+          </wp:inline>
+        </w:drawing>
+      </w:r>
+    </w:p>
+    <w:p/>
+    <w:p>
+      <w:r>
+        <w:t>41</w:t>
+      </w:r>
+      <w:r>
+        <w:t>:</w:t>
+      </w:r>
+      <w:r>
+        <w:t>00</w:t>
+      </w:r>
+      <w:r>
+        <w:t>/1:15:00</w:t>
+      </w:r>
+    </w:p>
+    <w:p>
+      <w:r>
+        <w:drawing>
+          <wp:inline distT="0" distB="0" distL="0" distR="0" wp14:anchorId="6E179D01" wp14:editId="51A61866">
+            <wp:extent cx="1933575" cy="2349743"/>
+            <wp:effectExtent l="0" t="0" r="0" b="0"/>
+            <wp:docPr id="207723780" name="Picture 1"/>
+            <wp:cNvGraphicFramePr>
+              <a:graphicFrameLocks xmlns:a="http://schemas.openxmlformats.org/drawingml/2006/main" noChangeAspect="1"/>
+            </wp:cNvGraphicFramePr>
+            <a:graphic xmlns:a="http://schemas.openxmlformats.org/drawingml/2006/main">
+              <a:graphicData uri="http://schemas.openxmlformats.org/drawingml/2006/picture">
+                <pic:pic xmlns:pic="http://schemas.openxmlformats.org/drawingml/2006/picture">
+                  <pic:nvPicPr>
+                    <pic:cNvPr id="207723780" name=""/>
+                    <pic:cNvPicPr/>
+                  </pic:nvPicPr>
+                  <pic:blipFill>
+                    <a:blip r:embed="rId20"/>
+                    <a:stretch>
+                      <a:fillRect/>
+                    </a:stretch>
+                  </pic:blipFill>
+                  <pic:spPr>
+                    <a:xfrm>
+                      <a:off x="0" y="0"/>
+                      <a:ext cx="1938168" cy="2355325"/>
+                    </a:xfrm>
+                    <a:prstGeom prst="rect">
+                      <a:avLst/>
+                    </a:prstGeom>
+                  </pic:spPr>
+                </pic:pic>
+              </a:graphicData>
+            </a:graphic>
+          </wp:inline>
+        </w:drawing>
+      </w:r>
+    </w:p>
+    <w:p/>
+    <w:p>
+      <w:r>
+        <w:t>4</w:t>
+      </w:r>
+      <w:r>
+        <w:t>4</w:t>
+      </w:r>
+      <w:r>
+        <w:t>:00/1:15:00</w:t>
+      </w:r>
+    </w:p>
+    <w:p>
+      <w:r>
+        <w:drawing>
+          <wp:inline distT="0" distB="0" distL="0" distR="0" wp14:anchorId="3143CA17" wp14:editId="7837FAB2">
+            <wp:extent cx="2686050" cy="519881"/>
+            <wp:effectExtent l="0" t="0" r="0" b="0"/>
+            <wp:docPr id="39707548" name="Picture 1"/>
+            <wp:cNvGraphicFramePr>
+              <a:graphicFrameLocks xmlns:a="http://schemas.openxmlformats.org/drawingml/2006/main" noChangeAspect="1"/>
+            </wp:cNvGraphicFramePr>
+            <a:graphic xmlns:a="http://schemas.openxmlformats.org/drawingml/2006/main">
+              <a:graphicData uri="http://schemas.openxmlformats.org/drawingml/2006/picture">
+                <pic:pic xmlns:pic="http://schemas.openxmlformats.org/drawingml/2006/picture">
+                  <pic:nvPicPr>
+                    <pic:cNvPr id="39707548" name=""/>
+                    <pic:cNvPicPr/>
+                  </pic:nvPicPr>
+                  <pic:blipFill>
+                    <a:blip r:embed="rId21"/>
+                    <a:stretch>
+                      <a:fillRect/>
+                    </a:stretch>
+                  </pic:blipFill>
+                  <pic:spPr>
+                    <a:xfrm>
+                      <a:off x="0" y="0"/>
+                      <a:ext cx="2718825" cy="526225"/>
+                    </a:xfrm>
+                    <a:prstGeom prst="rect">
+                      <a:avLst/>
+                    </a:prstGeom>
+                  </pic:spPr>
+                </pic:pic>
+              </a:graphicData>
+            </a:graphic>
+          </wp:inline>
+        </w:drawing>
+      </w:r>
+    </w:p>
+    <w:p/>
     <w:p/>
     <w:p>
       <w:r>
@@ -472,7 +936,7 @@
     </w:p>
     <w:p/>
     <w:sectPr>
-      <w:footerReference w:type="default" r:id="rId14"/>
+      <w:footerReference w:type="default" r:id="rId22"/>
       <w:pgSz w:w="12240" w:h="15840"/>
       <w:pgMar w:top="1440" w:right="1440" w:bottom="1530" w:left="1440" w:header="0" w:footer="720" w:gutter="0"/>
       <w:cols w:space="720"/>
@@ -19352,7 +19816,6 @@
   <w:style w:type="character" w:default="1" w:styleId="DefaultParagraphFont">
     <w:name w:val="Default Paragraph Font"/>
     <w:uiPriority w:val="1"/>
-    <w:semiHidden/>
     <w:unhideWhenUsed/>
   </w:style>
   <w:style w:type="table" w:default="1" w:styleId="TableNormal">

--- a/Church/2026/2026_0418_MenloChurch.docx
+++ b/Church/2026/2026_0418_MenloChurch.docx
@@ -74,26 +74,91 @@
     <w:p/>
     <w:p>
       <w:r>
-        <w:t>0:</w:t>
+        <w:t>The main point of exploring "God, if you're real, show me" is that faith is not meant to be blind, but rather a response to evidence—whether through personal experience, answered prayers, inward reflection, or recognizing divine presence in the world. It emphasizes that God responds to honest doubt with compassion and personal revelation. </w:t>
+      </w:r>
+    </w:p>
+    <w:p>
+      <w:r>
+        <w:t>Key themes regarding this prompt include:</w:t>
+      </w:r>
+    </w:p>
+    <w:p>
+      <w:pPr>
+        <w:numPr>
+          <w:ilvl w:val="0"/>
+          <w:numId w:val="122"/>
+        </w:numPr>
+      </w:pPr>
+      <w:r>
+        <w:rPr>
+          <w:b/>
+          <w:bCs/>
+        </w:rPr>
+        <w:t>The Invitation to Test:</w:t>
       </w:r>
       <w:r>
-        <w:t>3</w:t>
+        <w:t> The Bible encourages testing God, such as in Malachi 3:10, where individuals can find evidence through sincere seeking.</w:t>
+      </w:r>
+    </w:p>
+    <w:p>
+      <w:pPr>
+        <w:numPr>
+          <w:ilvl w:val="0"/>
+          <w:numId w:val="122"/>
+        </w:numPr>
+      </w:pPr>
+      <w:r>
+        <w:rPr>
+          <w:b/>
+          <w:bCs/>
+        </w:rPr>
+        <w:t>Personal Revelation:</w:t>
       </w:r>
       <w:r>
-        <w:t>9/1:1</w:t>
+        <w:t> Many find proof through specific, individual experiences that turn their lives toward faith.</w:t>
+      </w:r>
+    </w:p>
+    <w:p>
+      <w:pPr>
+        <w:numPr>
+          <w:ilvl w:val="0"/>
+          <w:numId w:val="122"/>
+        </w:numPr>
+      </w:pPr>
+      <w:r>
+        <w:rPr>
+          <w:b/>
+          <w:bCs/>
+        </w:rPr>
+        <w:t>Evidence in Life:</w:t>
       </w:r>
       <w:r>
-        <w:t>5</w:t>
+        <w:t> Realization often comes from witnessing "miracles" in daily life, such as reconciliation, answered prayers, or recognizing the beauty and complexity of creation.</w:t>
+      </w:r>
+    </w:p>
+    <w:p>
+      <w:pPr>
+        <w:numPr>
+          <w:ilvl w:val="0"/>
+          <w:numId w:val="122"/>
+        </w:numPr>
+      </w:pPr>
+      <w:r>
+        <w:rPr>
+          <w:b/>
+          <w:bCs/>
+        </w:rPr>
+        <w:t>A Call for Authenticity:</w:t>
       </w:r>
       <w:r>
-        <w:t>:</w:t>
-      </w:r>
-      <w:r>
-        <w:t>00</w:t>
+        <w:t> It highlights that a "real" encounter with God goes beyond outward religion to a transformed, inner life. </w:t>
       </w:r>
     </w:p>
-    <w:p/>
-    <w:p/>
+    <w:p>
+      <w:r>
+        <w:t>Ultimately, the argument is that for those who sincerely ask, God provides evidence designed to reveal his existence and love.</w:t>
+      </w:r>
+    </w:p>
     <w:p/>
     <w:p>
       <w:r>
@@ -362,20 +427,21 @@
     </w:p>
     <w:p>
       <w:r>
+        <w:lastRenderedPageBreak/>
         <w:t>Mark Swarner, Campus Pastor</w:t>
       </w:r>
     </w:p>
     <w:p/>
     <w:p>
       <w:r>
-        <w:t>21</w:t>
-      </w:r>
-      <w:r>
-        <w:t>:00/1:15:00</w:t>
+        <w:t>21:00/1:15:00</w:t>
       </w:r>
     </w:p>
     <w:p>
       <w:r>
+        <w:rPr>
+          <w:noProof/>
+        </w:rPr>
         <w:drawing>
           <wp:inline distT="0" distB="0" distL="0" distR="0" wp14:anchorId="2EF5E097" wp14:editId="16E71D17">
             <wp:extent cx="2705100" cy="529749"/>
@@ -413,24 +479,379 @@
         </w:drawing>
       </w:r>
     </w:p>
+    <w:p>
+      <w:r>
+        <w:t>Wha</w:t>
+      </w:r>
+      <w:r>
+        <w:t>t</w:t>
+      </w:r>
+      <w:r>
+        <w:t xml:space="preserve"> if your doubts can be a doorway to greater faith?</w:t>
+      </w:r>
+    </w:p>
     <w:p/>
     <w:p>
       <w:r>
-        <w:t>2</w:t>
+        <w:t>Doubts has</w:t>
       </w:r>
       <w:r>
-        <w:t>8</w:t>
+        <w:t xml:space="preserve"> an opportunity for reconstruction </w:t>
       </w:r>
       <w:r>
-        <w:t>:00/1:15:00</w:t>
+        <w:t>for faith.</w:t>
+      </w:r>
+    </w:p>
+    <w:p/>
+    <w:p/>
+    <w:p>
+      <w:r>
+        <w:t>Viewing doubts as a doorway to greater faith suggests that uncertainty is not a sign of spiritual failure, but an opportunity for </w:t>
       </w:r>
       <w:r>
-        <w:t>s</w:t>
+        <w:rPr>
+          <w:b/>
+          <w:bCs/>
+        </w:rPr>
+        <w:t>reconstruction</w:t>
+      </w:r>
+      <w:r>
+        <w:t xml:space="preserve"> and maturation. Rather than being a "spiritual disease" to avoid, honest questioning acts as a catalyst that pushes believers to move beyond surface-level convictions and develop a </w:t>
+      </w:r>
+      <w:r>
+        <w:t>sturdier</w:t>
+      </w:r>
+      <w:r>
+        <w:t>, personal, and authentic connection with God. </w:t>
+      </w:r>
+    </w:p>
+    <w:p>
+      <w:pPr>
+        <w:rPr>
+          <w:b/>
+          <w:bCs/>
+        </w:rPr>
+      </w:pPr>
+      <w:r>
+        <w:rPr>
+          <w:b/>
+          <w:bCs/>
+        </w:rPr>
+        <w:t>The Transformative Nature of Doubt</w:t>
       </w:r>
     </w:p>
     <w:p>
       <w:r>
+        <w:t>Doubt and faith are not opposites; they often coexist as part of a maturing belief system. </w:t>
+      </w:r>
+    </w:p>
+    <w:p>
+      <w:pPr>
+        <w:numPr>
+          <w:ilvl w:val="0"/>
+          <w:numId w:val="123"/>
+        </w:numPr>
+      </w:pPr>
+      <w:r>
+        <w:rPr>
+          <w:b/>
+          <w:bCs/>
+        </w:rPr>
+        <w:t>Directional Doubt:</w:t>
+      </w:r>
+      <w:r>
+        <w:t> Intellectual doubt is not static; it eventually moves toward either deeper faith or unbelief.</w:t>
+      </w:r>
+    </w:p>
+    <w:p>
+      <w:pPr>
+        <w:numPr>
+          <w:ilvl w:val="0"/>
+          <w:numId w:val="123"/>
+        </w:numPr>
+      </w:pPr>
+      <w:r>
+        <w:rPr>
+          <w:b/>
+          <w:bCs/>
+        </w:rPr>
+        <w:t>A "Spiritual Discipline":</w:t>
+      </w:r>
+      <w:r>
+        <w:t> Some perspectives suggest treating doubt as a spiritual practice to honor rather than a crisis to manage, using it to dismantle limited human perceptions of God to meet Him as He truly is.</w:t>
+      </w:r>
+    </w:p>
+    <w:p>
+      <w:pPr>
+        <w:numPr>
+          <w:ilvl w:val="0"/>
+          <w:numId w:val="123"/>
+        </w:numPr>
+      </w:pPr>
+      <w:r>
+        <w:rPr>
+          <w:b/>
+          <w:bCs/>
+        </w:rPr>
+        <w:t>Faith as a Muscle:</w:t>
+      </w:r>
+      <w:r>
+        <w:t> Faith is sometimes described as a muscle that strengthens specifically by pushing against the resistance of doubt.</w:t>
+      </w:r>
+    </w:p>
+    <w:p>
+      <w:pPr>
+        <w:numPr>
+          <w:ilvl w:val="0"/>
+          <w:numId w:val="123"/>
+        </w:numPr>
+      </w:pPr>
+      <w:r>
+        <w:rPr>
+          <w:b/>
+          <w:bCs/>
+        </w:rPr>
+        <w:t>Growth Potential:</w:t>
+      </w:r>
+      <w:r>
+        <w:t> Approximately 95% of active believers report that periods of doubt ultimately made their faith stronger. </w:t>
+      </w:r>
+    </w:p>
+    <w:p>
+      <w:pPr>
+        <w:rPr>
+          <w:b/>
+          <w:bCs/>
+        </w:rPr>
+      </w:pPr>
+      <w:r>
+        <w:rPr>
+          <w:b/>
+          <w:bCs/>
+        </w:rPr>
+        <w:t>Biblical Foundations for "Doubting Toward Faith"</w:t>
+      </w:r>
+    </w:p>
+    <w:p>
+      <w:r>
+        <w:t>The Bible contains numerous examples of faithful individuals who grappled with serious questions and emerged with deeper conviction.</w:t>
+      </w:r>
+    </w:p>
+    <w:p>
+      <w:pPr>
+        <w:numPr>
+          <w:ilvl w:val="0"/>
+          <w:numId w:val="124"/>
+        </w:numPr>
+      </w:pPr>
+      <w:r>
+        <w:rPr>
+          <w:b/>
+          <w:bCs/>
+        </w:rPr>
+        <w:t>Thomas (John 20:24-29):</w:t>
+      </w:r>
+      <w:r>
+        <w:t> Often called "Doubting Thomas," he received a direct encounter with Jesus after expressing his doubts. Jesus did not rebuke his uncertainty but met him in it, leading to one of the most profound confessions of faith in Scripture: "My Lord and my God!".</w:t>
+      </w:r>
+    </w:p>
+    <w:p>
+      <w:pPr>
+        <w:numPr>
+          <w:ilvl w:val="0"/>
+          <w:numId w:val="124"/>
+        </w:numPr>
+      </w:pPr>
+      <w:r>
+        <w:rPr>
+          <w:b/>
+          <w:bCs/>
+        </w:rPr>
+        <w:t>The Father in Mark 9:24:</w:t>
+      </w:r>
+      <w:r>
+        <w:t> A man seeking healing for his son honestly admitted, "I do believe; help me overcome my unbelief!" This raw honesty coexisting with faith is presented as a model for modern believers.</w:t>
+      </w:r>
+    </w:p>
+    <w:p>
+      <w:pPr>
+        <w:numPr>
+          <w:ilvl w:val="0"/>
+          <w:numId w:val="124"/>
+        </w:numPr>
+      </w:pPr>
+      <w:r>
+        <w:rPr>
+          <w:b/>
+          <w:bCs/>
+        </w:rPr>
+        <w:t>Other Figures:</w:t>
+      </w:r>
+      <w:r>
+        <w:t> Moses, Elijah, Job, David, and John the Baptist all experienced seasons of questioning God's plan or presence. </w:t>
+      </w:r>
+    </w:p>
+    <w:p>
+      <w:pPr>
+        <w:rPr>
+          <w:b/>
+          <w:bCs/>
+        </w:rPr>
+      </w:pPr>
+      <w:r>
+        <w:rPr>
+          <w:b/>
+          <w:bCs/>
+        </w:rPr>
+        <w:t>Distinguishing Doubt from Unbelief</w:t>
+      </w:r>
+    </w:p>
+    <w:p>
+      <w:r>
+        <w:t>Religious perspectives often distinguish between "honest doubt" and "unbelief". </w:t>
+      </w:r>
+    </w:p>
+    <w:p>
+      <w:pPr>
+        <w:numPr>
+          <w:ilvl w:val="0"/>
+          <w:numId w:val="125"/>
+        </w:numPr>
+      </w:pPr>
+      <w:r>
+        <w:rPr>
+          <w:b/>
+          <w:bCs/>
+        </w:rPr>
+        <w:t>Doubt:</w:t>
+      </w:r>
+      <w:r>
+        <w:t> Described as "can't believe"—a mind battling to make sense of things while still looking for light.</w:t>
+      </w:r>
+    </w:p>
+    <w:p>
+      <w:pPr>
+        <w:numPr>
+          <w:ilvl w:val="0"/>
+          <w:numId w:val="125"/>
+        </w:numPr>
+      </w:pPr>
+      <w:r>
+        <w:rPr>
+          <w:b/>
+          <w:bCs/>
+        </w:rPr>
+        <w:t>Unbelief:</w:t>
+      </w:r>
+      <w:r>
+        <w:t> Described as "won't believe"—a matter of the will where one refuses to believe God's word or turns away from Him. </w:t>
+      </w:r>
+    </w:p>
+    <w:p>
+      <w:pPr>
+        <w:rPr>
+          <w:b/>
+          <w:bCs/>
+        </w:rPr>
+      </w:pPr>
+      <w:r>
+        <w:rPr>
+          <w:b/>
+          <w:bCs/>
+        </w:rPr>
+        <w:t>Practical Pathways Through Doubt</w:t>
+      </w:r>
+    </w:p>
+    <w:p>
+      <w:r>
+        <w:t>For doubt to become a doorway to faith, it must be processed in healthy, active ways. </w:t>
+      </w:r>
+    </w:p>
+    <w:p>
+      <w:pPr>
+        <w:numPr>
+          <w:ilvl w:val="0"/>
+          <w:numId w:val="126"/>
+        </w:numPr>
+      </w:pPr>
+      <w:r>
+        <w:rPr>
+          <w:b/>
+          <w:bCs/>
+        </w:rPr>
+        <w:t>Acknowledge the Doubt:</w:t>
+      </w:r>
+      <w:r>
+        <w:t> Suppressing questions can cause them to fester; bringing them to God honestly allows for growth.</w:t>
+      </w:r>
+    </w:p>
+    <w:p>
+      <w:pPr>
+        <w:numPr>
+          <w:ilvl w:val="0"/>
+          <w:numId w:val="126"/>
+        </w:numPr>
+      </w:pPr>
+      <w:r>
+        <w:rPr>
+          <w:b/>
+          <w:bCs/>
+        </w:rPr>
         <w:lastRenderedPageBreak/>
+        <w:t>Study and Seek:</w:t>
+      </w:r>
+      <w:r>
+        <w:t> Use doubt as a prompt to dig deeper into Scripture, theology, and evidence.</w:t>
+      </w:r>
+    </w:p>
+    <w:p>
+      <w:pPr>
+        <w:numPr>
+          <w:ilvl w:val="0"/>
+          <w:numId w:val="126"/>
+        </w:numPr>
+      </w:pPr>
+      <w:r>
+        <w:rPr>
+          <w:b/>
+          <w:bCs/>
+        </w:rPr>
+        <w:t>Engage in Community:</w:t>
+      </w:r>
+      <w:r>
+        <w:t> Sharing questions with trusted mentors or a faith community reduces isolation and provides new perspectives.</w:t>
+      </w:r>
+    </w:p>
+    <w:p>
+      <w:pPr>
+        <w:numPr>
+          <w:ilvl w:val="0"/>
+          <w:numId w:val="126"/>
+        </w:numPr>
+      </w:pPr>
+      <w:r>
+        <w:rPr>
+          <w:b/>
+          <w:bCs/>
+        </w:rPr>
+        <w:t>Focus on Character:</w:t>
+      </w:r>
+      <w:r>
+        <w:t> In uncertain circumstances, believers are encouraged to reflect on what they know is true about God's character, such as His faithfulness in the past.</w:t>
+      </w:r>
+    </w:p>
+    <w:p/>
+    <w:p/>
+    <w:p>
+      <w:r>
+        <w:t>28:00/1:15:00s</w:t>
+      </w:r>
+    </w:p>
+    <w:p>
+      <w:r>
+        <w:rPr>
+          <w:noProof/>
+        </w:rPr>
         <w:drawing>
           <wp:inline distT="0" distB="0" distL="0" distR="0" wp14:anchorId="7C815AA2" wp14:editId="09AD59ED">
             <wp:extent cx="1890968" cy="2371725"/>
@@ -549,14 +970,14 @@
     <w:p/>
     <w:p>
       <w:r>
-        <w:t>33</w:t>
-      </w:r>
-      <w:r>
-        <w:t>:00/1:15:00</w:t>
+        <w:t>33:00/1:15:00</w:t>
       </w:r>
     </w:p>
     <w:p>
       <w:r>
+        <w:rPr>
+          <w:noProof/>
+        </w:rPr>
         <w:drawing>
           <wp:inline distT="0" distB="0" distL="0" distR="0" wp14:anchorId="17BA9161" wp14:editId="12DD5AAD">
             <wp:extent cx="1620147" cy="2040964"/>
@@ -597,6 +1018,9 @@
         <w:t xml:space="preserve">  </w:t>
       </w:r>
       <w:r>
+        <w:rPr>
+          <w:noProof/>
+        </w:rPr>
         <w:drawing>
           <wp:inline distT="0" distB="0" distL="0" distR="0" wp14:anchorId="5CEF48DF" wp14:editId="6552AC9B">
             <wp:extent cx="1666654" cy="1987803"/>
@@ -665,23 +1089,24 @@
         <w:t>27 </w:t>
       </w:r>
       <w:r>
-        <w:t>Then he said to Thomas, “Put your finger here; see my hands. Reach out your hand and put it into my side. Stop doubting and believe.”</w:t>
+        <w:t xml:space="preserve">Then he said to </w:t>
+      </w:r>
+      <w:r>
+        <w:lastRenderedPageBreak/>
+        <w:t>Thomas, “Put your finger here; see my hands. Reach out your hand and put it into my side. Stop doubting and believe.”</w:t>
       </w:r>
     </w:p>
     <w:p/>
     <w:p>
       <w:r>
-        <w:t>3</w:t>
-      </w:r>
-      <w:r>
-        <w:t>4</w:t>
-      </w:r>
-      <w:r>
-        <w:t>:00/1:15:00</w:t>
+        <w:t>34:00/1:15:00</w:t>
       </w:r>
     </w:p>
     <w:p>
       <w:r>
+        <w:rPr>
+          <w:noProof/>
+        </w:rPr>
         <w:drawing>
           <wp:inline distT="0" distB="0" distL="0" distR="0" wp14:anchorId="709A58AA" wp14:editId="05BF5CAF">
             <wp:extent cx="3990975" cy="479258"/>
@@ -722,18 +1147,14 @@
     <w:p/>
     <w:p>
       <w:r>
-        <w:t>34:</w:t>
-      </w:r>
-      <w:r>
-        <w:t>2</w:t>
-      </w:r>
-      <w:r>
-        <w:t>0/1:15:00</w:t>
+        <w:t>34:20/1:15:00</w:t>
       </w:r>
     </w:p>
     <w:p>
       <w:r>
-        <w:lastRenderedPageBreak/>
+        <w:rPr>
+          <w:noProof/>
+        </w:rPr>
         <w:drawing>
           <wp:inline distT="0" distB="0" distL="0" distR="0" wp14:anchorId="7587C2E1" wp14:editId="2F3DDD3F">
             <wp:extent cx="4152900" cy="514676"/>
@@ -774,10 +1195,7 @@
     <w:p/>
     <w:p>
       <w:r>
-        <w:t>41</w:t>
-      </w:r>
-      <w:r>
-        <w:t>:</w:t>
+        <w:t>41:</w:t>
       </w:r>
       <w:r>
         <w:t>00</w:t>
@@ -788,6 +1206,9 @@
     </w:p>
     <w:p>
       <w:r>
+        <w:rPr>
+          <w:noProof/>
+        </w:rPr>
         <w:drawing>
           <wp:inline distT="0" distB="0" distL="0" distR="0" wp14:anchorId="6E179D01" wp14:editId="51A61866">
             <wp:extent cx="1933575" cy="2349743"/>
@@ -828,17 +1249,14 @@
     <w:p/>
     <w:p>
       <w:r>
-        <w:t>4</w:t>
-      </w:r>
-      <w:r>
-        <w:t>4</w:t>
-      </w:r>
-      <w:r>
-        <w:t>:00/1:15:00</w:t>
+        <w:t>44:00/1:15:00</w:t>
       </w:r>
     </w:p>
     <w:p>
       <w:r>
+        <w:rPr>
+          <w:noProof/>
+        </w:rPr>
         <w:drawing>
           <wp:inline distT="0" distB="0" distL="0" distR="0" wp14:anchorId="3143CA17" wp14:editId="7837FAB2">
             <wp:extent cx="2686050" cy="519881"/>
@@ -931,7 +1349,41 @@
     <w:p/>
     <w:p>
       <w:r>
+        <w:t>F</w:t>
+      </w:r>
+      <w:r>
+        <w:t>aith is not blind, but a response to evidence</w:t>
+      </w:r>
+      <w:r>
+        <w:t>.</w:t>
+      </w:r>
+    </w:p>
+    <w:p>
+      <w:r>
         <w:t>Summary:</w:t>
+      </w:r>
+    </w:p>
+    <w:p>
+      <w:r>
+        <w:t>1. “</w:t>
+      </w:r>
+      <w:r>
+        <w:t>What if your doubts can be a doorway to greater faith?</w:t>
+      </w:r>
+      <w:r>
+        <w:t xml:space="preserve">”: </w:t>
+      </w:r>
+      <w:r>
+        <w:t xml:space="preserve">Doubts </w:t>
+      </w:r>
+      <w:r>
+        <w:t>is</w:t>
+      </w:r>
+      <w:r>
+        <w:t xml:space="preserve"> for reconstruction </w:t>
+      </w:r>
+      <w:r>
+        <w:t>for faith.</w:t>
       </w:r>
     </w:p>
     <w:p/>
@@ -9761,6 +10213,155 @@
     </w:lvl>
   </w:abstractNum>
   <w:abstractNum w:abstractNumId="59" w15:restartNumberingAfterBreak="0">
+    <w:nsid w:val="342827EC"/>
+    <w:multiLevelType w:val="multilevel"/>
+    <w:tmpl w:val="6FC6701E"/>
+    <w:lvl w:ilvl="0">
+      <w:start w:val="1"/>
+      <w:numFmt w:val="bullet"/>
+      <w:lvlText w:val=""/>
+      <w:lvlJc w:val="left"/>
+      <w:pPr>
+        <w:tabs>
+          <w:tab w:val="num" w:pos="720"/>
+        </w:tabs>
+        <w:ind w:left="720" w:hanging="360"/>
+      </w:pPr>
+      <w:rPr>
+        <w:rFonts w:ascii="Symbol" w:hAnsi="Symbol" w:hint="default"/>
+        <w:sz w:val="20"/>
+      </w:rPr>
+    </w:lvl>
+    <w:lvl w:ilvl="1" w:tentative="1">
+      <w:start w:val="1"/>
+      <w:numFmt w:val="bullet"/>
+      <w:lvlText w:val="o"/>
+      <w:lvlJc w:val="left"/>
+      <w:pPr>
+        <w:tabs>
+          <w:tab w:val="num" w:pos="1440"/>
+        </w:tabs>
+        <w:ind w:left="1440" w:hanging="360"/>
+      </w:pPr>
+      <w:rPr>
+        <w:rFonts w:ascii="Courier New" w:hAnsi="Courier New" w:hint="default"/>
+        <w:sz w:val="20"/>
+      </w:rPr>
+    </w:lvl>
+    <w:lvl w:ilvl="2" w:tentative="1">
+      <w:start w:val="1"/>
+      <w:numFmt w:val="bullet"/>
+      <w:lvlText w:val=""/>
+      <w:lvlJc w:val="left"/>
+      <w:pPr>
+        <w:tabs>
+          <w:tab w:val="num" w:pos="2160"/>
+        </w:tabs>
+        <w:ind w:left="2160" w:hanging="360"/>
+      </w:pPr>
+      <w:rPr>
+        <w:rFonts w:ascii="Wingdings" w:hAnsi="Wingdings" w:hint="default"/>
+        <w:sz w:val="20"/>
+      </w:rPr>
+    </w:lvl>
+    <w:lvl w:ilvl="3" w:tentative="1">
+      <w:start w:val="1"/>
+      <w:numFmt w:val="bullet"/>
+      <w:lvlText w:val=""/>
+      <w:lvlJc w:val="left"/>
+      <w:pPr>
+        <w:tabs>
+          <w:tab w:val="num" w:pos="2880"/>
+        </w:tabs>
+        <w:ind w:left="2880" w:hanging="360"/>
+      </w:pPr>
+      <w:rPr>
+        <w:rFonts w:ascii="Wingdings" w:hAnsi="Wingdings" w:hint="default"/>
+        <w:sz w:val="20"/>
+      </w:rPr>
+    </w:lvl>
+    <w:lvl w:ilvl="4" w:tentative="1">
+      <w:start w:val="1"/>
+      <w:numFmt w:val="bullet"/>
+      <w:lvlText w:val=""/>
+      <w:lvlJc w:val="left"/>
+      <w:pPr>
+        <w:tabs>
+          <w:tab w:val="num" w:pos="3600"/>
+        </w:tabs>
+        <w:ind w:left="3600" w:hanging="360"/>
+      </w:pPr>
+      <w:rPr>
+        <w:rFonts w:ascii="Wingdings" w:hAnsi="Wingdings" w:hint="default"/>
+        <w:sz w:val="20"/>
+      </w:rPr>
+    </w:lvl>
+    <w:lvl w:ilvl="5" w:tentative="1">
+      <w:start w:val="1"/>
+      <w:numFmt w:val="bullet"/>
+      <w:lvlText w:val=""/>
+      <w:lvlJc w:val="left"/>
+      <w:pPr>
+        <w:tabs>
+          <w:tab w:val="num" w:pos="4320"/>
+        </w:tabs>
+        <w:ind w:left="4320" w:hanging="360"/>
+      </w:pPr>
+      <w:rPr>
+        <w:rFonts w:ascii="Wingdings" w:hAnsi="Wingdings" w:hint="default"/>
+        <w:sz w:val="20"/>
+      </w:rPr>
+    </w:lvl>
+    <w:lvl w:ilvl="6" w:tentative="1">
+      <w:start w:val="1"/>
+      <w:numFmt w:val="bullet"/>
+      <w:lvlText w:val=""/>
+      <w:lvlJc w:val="left"/>
+      <w:pPr>
+        <w:tabs>
+          <w:tab w:val="num" w:pos="5040"/>
+        </w:tabs>
+        <w:ind w:left="5040" w:hanging="360"/>
+      </w:pPr>
+      <w:rPr>
+        <w:rFonts w:ascii="Wingdings" w:hAnsi="Wingdings" w:hint="default"/>
+        <w:sz w:val="20"/>
+      </w:rPr>
+    </w:lvl>
+    <w:lvl w:ilvl="7" w:tentative="1">
+      <w:start w:val="1"/>
+      <w:numFmt w:val="bullet"/>
+      <w:lvlText w:val=""/>
+      <w:lvlJc w:val="left"/>
+      <w:pPr>
+        <w:tabs>
+          <w:tab w:val="num" w:pos="5760"/>
+        </w:tabs>
+        <w:ind w:left="5760" w:hanging="360"/>
+      </w:pPr>
+      <w:rPr>
+        <w:rFonts w:ascii="Wingdings" w:hAnsi="Wingdings" w:hint="default"/>
+        <w:sz w:val="20"/>
+      </w:rPr>
+    </w:lvl>
+    <w:lvl w:ilvl="8" w:tentative="1">
+      <w:start w:val="1"/>
+      <w:numFmt w:val="bullet"/>
+      <w:lvlText w:val=""/>
+      <w:lvlJc w:val="left"/>
+      <w:pPr>
+        <w:tabs>
+          <w:tab w:val="num" w:pos="6480"/>
+        </w:tabs>
+        <w:ind w:left="6480" w:hanging="360"/>
+      </w:pPr>
+      <w:rPr>
+        <w:rFonts w:ascii="Wingdings" w:hAnsi="Wingdings" w:hint="default"/>
+        <w:sz w:val="20"/>
+      </w:rPr>
+    </w:lvl>
+  </w:abstractNum>
+  <w:abstractNum w:abstractNumId="60" w15:restartNumberingAfterBreak="0">
     <w:nsid w:val="34D6369A"/>
     <w:multiLevelType w:val="multilevel"/>
     <w:tmpl w:val="D94A676E"/>
@@ -9909,7 +10510,156 @@
       </w:rPr>
     </w:lvl>
   </w:abstractNum>
-  <w:abstractNum w:abstractNumId="60" w15:restartNumberingAfterBreak="0">
+  <w:abstractNum w:abstractNumId="61" w15:restartNumberingAfterBreak="0">
+    <w:nsid w:val="35A94FF7"/>
+    <w:multiLevelType w:val="multilevel"/>
+    <w:tmpl w:val="08BED48C"/>
+    <w:lvl w:ilvl="0">
+      <w:start w:val="1"/>
+      <w:numFmt w:val="bullet"/>
+      <w:lvlText w:val=""/>
+      <w:lvlJc w:val="left"/>
+      <w:pPr>
+        <w:tabs>
+          <w:tab w:val="num" w:pos="720"/>
+        </w:tabs>
+        <w:ind w:left="720" w:hanging="360"/>
+      </w:pPr>
+      <w:rPr>
+        <w:rFonts w:ascii="Symbol" w:hAnsi="Symbol" w:hint="default"/>
+        <w:sz w:val="20"/>
+      </w:rPr>
+    </w:lvl>
+    <w:lvl w:ilvl="1" w:tentative="1">
+      <w:start w:val="1"/>
+      <w:numFmt w:val="bullet"/>
+      <w:lvlText w:val="o"/>
+      <w:lvlJc w:val="left"/>
+      <w:pPr>
+        <w:tabs>
+          <w:tab w:val="num" w:pos="1440"/>
+        </w:tabs>
+        <w:ind w:left="1440" w:hanging="360"/>
+      </w:pPr>
+      <w:rPr>
+        <w:rFonts w:ascii="Courier New" w:hAnsi="Courier New" w:hint="default"/>
+        <w:sz w:val="20"/>
+      </w:rPr>
+    </w:lvl>
+    <w:lvl w:ilvl="2" w:tentative="1">
+      <w:start w:val="1"/>
+      <w:numFmt w:val="bullet"/>
+      <w:lvlText w:val=""/>
+      <w:lvlJc w:val="left"/>
+      <w:pPr>
+        <w:tabs>
+          <w:tab w:val="num" w:pos="2160"/>
+        </w:tabs>
+        <w:ind w:left="2160" w:hanging="360"/>
+      </w:pPr>
+      <w:rPr>
+        <w:rFonts w:ascii="Wingdings" w:hAnsi="Wingdings" w:hint="default"/>
+        <w:sz w:val="20"/>
+      </w:rPr>
+    </w:lvl>
+    <w:lvl w:ilvl="3" w:tentative="1">
+      <w:start w:val="1"/>
+      <w:numFmt w:val="bullet"/>
+      <w:lvlText w:val=""/>
+      <w:lvlJc w:val="left"/>
+      <w:pPr>
+        <w:tabs>
+          <w:tab w:val="num" w:pos="2880"/>
+        </w:tabs>
+        <w:ind w:left="2880" w:hanging="360"/>
+      </w:pPr>
+      <w:rPr>
+        <w:rFonts w:ascii="Wingdings" w:hAnsi="Wingdings" w:hint="default"/>
+        <w:sz w:val="20"/>
+      </w:rPr>
+    </w:lvl>
+    <w:lvl w:ilvl="4" w:tentative="1">
+      <w:start w:val="1"/>
+      <w:numFmt w:val="bullet"/>
+      <w:lvlText w:val=""/>
+      <w:lvlJc w:val="left"/>
+      <w:pPr>
+        <w:tabs>
+          <w:tab w:val="num" w:pos="3600"/>
+        </w:tabs>
+        <w:ind w:left="3600" w:hanging="360"/>
+      </w:pPr>
+      <w:rPr>
+        <w:rFonts w:ascii="Wingdings" w:hAnsi="Wingdings" w:hint="default"/>
+        <w:sz w:val="20"/>
+      </w:rPr>
+    </w:lvl>
+    <w:lvl w:ilvl="5" w:tentative="1">
+      <w:start w:val="1"/>
+      <w:numFmt w:val="bullet"/>
+      <w:lvlText w:val=""/>
+      <w:lvlJc w:val="left"/>
+      <w:pPr>
+        <w:tabs>
+          <w:tab w:val="num" w:pos="4320"/>
+        </w:tabs>
+        <w:ind w:left="4320" w:hanging="360"/>
+      </w:pPr>
+      <w:rPr>
+        <w:rFonts w:ascii="Wingdings" w:hAnsi="Wingdings" w:hint="default"/>
+        <w:sz w:val="20"/>
+      </w:rPr>
+    </w:lvl>
+    <w:lvl w:ilvl="6" w:tentative="1">
+      <w:start w:val="1"/>
+      <w:numFmt w:val="bullet"/>
+      <w:lvlText w:val=""/>
+      <w:lvlJc w:val="left"/>
+      <w:pPr>
+        <w:tabs>
+          <w:tab w:val="num" w:pos="5040"/>
+        </w:tabs>
+        <w:ind w:left="5040" w:hanging="360"/>
+      </w:pPr>
+      <w:rPr>
+        <w:rFonts w:ascii="Wingdings" w:hAnsi="Wingdings" w:hint="default"/>
+        <w:sz w:val="20"/>
+      </w:rPr>
+    </w:lvl>
+    <w:lvl w:ilvl="7" w:tentative="1">
+      <w:start w:val="1"/>
+      <w:numFmt w:val="bullet"/>
+      <w:lvlText w:val=""/>
+      <w:lvlJc w:val="left"/>
+      <w:pPr>
+        <w:tabs>
+          <w:tab w:val="num" w:pos="5760"/>
+        </w:tabs>
+        <w:ind w:left="5760" w:hanging="360"/>
+      </w:pPr>
+      <w:rPr>
+        <w:rFonts w:ascii="Wingdings" w:hAnsi="Wingdings" w:hint="default"/>
+        <w:sz w:val="20"/>
+      </w:rPr>
+    </w:lvl>
+    <w:lvl w:ilvl="8" w:tentative="1">
+      <w:start w:val="1"/>
+      <w:numFmt w:val="bullet"/>
+      <w:lvlText w:val=""/>
+      <w:lvlJc w:val="left"/>
+      <w:pPr>
+        <w:tabs>
+          <w:tab w:val="num" w:pos="6480"/>
+        </w:tabs>
+        <w:ind w:left="6480" w:hanging="360"/>
+      </w:pPr>
+      <w:rPr>
+        <w:rFonts w:ascii="Wingdings" w:hAnsi="Wingdings" w:hint="default"/>
+        <w:sz w:val="20"/>
+      </w:rPr>
+    </w:lvl>
+  </w:abstractNum>
+  <w:abstractNum w:abstractNumId="62" w15:restartNumberingAfterBreak="0">
     <w:nsid w:val="37420D42"/>
     <w:multiLevelType w:val="multilevel"/>
     <w:tmpl w:val="C448B24E"/>
@@ -10022,7 +10772,7 @@
       </w:pPr>
     </w:lvl>
   </w:abstractNum>
-  <w:abstractNum w:abstractNumId="61" w15:restartNumberingAfterBreak="0">
+  <w:abstractNum w:abstractNumId="63" w15:restartNumberingAfterBreak="0">
     <w:nsid w:val="397C09CE"/>
     <w:multiLevelType w:val="multilevel"/>
     <w:tmpl w:val="89A634FC"/>
@@ -10171,7 +10921,7 @@
       </w:rPr>
     </w:lvl>
   </w:abstractNum>
-  <w:abstractNum w:abstractNumId="62" w15:restartNumberingAfterBreak="0">
+  <w:abstractNum w:abstractNumId="64" w15:restartNumberingAfterBreak="0">
     <w:nsid w:val="3A6027FA"/>
     <w:multiLevelType w:val="multilevel"/>
     <w:tmpl w:val="955C968A"/>
@@ -10320,7 +11070,7 @@
       </w:rPr>
     </w:lvl>
   </w:abstractNum>
-  <w:abstractNum w:abstractNumId="63" w15:restartNumberingAfterBreak="0">
+  <w:abstractNum w:abstractNumId="65" w15:restartNumberingAfterBreak="0">
     <w:nsid w:val="3A8D6B64"/>
     <w:multiLevelType w:val="multilevel"/>
     <w:tmpl w:val="324025CC"/>
@@ -10469,7 +11219,7 @@
       </w:rPr>
     </w:lvl>
   </w:abstractNum>
-  <w:abstractNum w:abstractNumId="64" w15:restartNumberingAfterBreak="0">
+  <w:abstractNum w:abstractNumId="66" w15:restartNumberingAfterBreak="0">
     <w:nsid w:val="3AF32BBE"/>
     <w:multiLevelType w:val="multilevel"/>
     <w:tmpl w:val="82A09416"/>
@@ -10618,7 +11368,7 @@
       </w:rPr>
     </w:lvl>
   </w:abstractNum>
-  <w:abstractNum w:abstractNumId="65" w15:restartNumberingAfterBreak="0">
+  <w:abstractNum w:abstractNumId="67" w15:restartNumberingAfterBreak="0">
     <w:nsid w:val="3BDF0DEB"/>
     <w:multiLevelType w:val="multilevel"/>
     <w:tmpl w:val="6032DD7C"/>
@@ -10767,7 +11517,7 @@
       </w:rPr>
     </w:lvl>
   </w:abstractNum>
-  <w:abstractNum w:abstractNumId="66" w15:restartNumberingAfterBreak="0">
+  <w:abstractNum w:abstractNumId="68" w15:restartNumberingAfterBreak="0">
     <w:nsid w:val="3CA07421"/>
     <w:multiLevelType w:val="multilevel"/>
     <w:tmpl w:val="C7467F92"/>
@@ -10916,7 +11666,7 @@
       </w:rPr>
     </w:lvl>
   </w:abstractNum>
-  <w:abstractNum w:abstractNumId="67" w15:restartNumberingAfterBreak="0">
+  <w:abstractNum w:abstractNumId="69" w15:restartNumberingAfterBreak="0">
     <w:nsid w:val="3D535374"/>
     <w:multiLevelType w:val="multilevel"/>
     <w:tmpl w:val="BD923DE2"/>
@@ -11065,7 +11815,7 @@
       </w:rPr>
     </w:lvl>
   </w:abstractNum>
-  <w:abstractNum w:abstractNumId="68" w15:restartNumberingAfterBreak="0">
+  <w:abstractNum w:abstractNumId="70" w15:restartNumberingAfterBreak="0">
     <w:nsid w:val="3E26705E"/>
     <w:multiLevelType w:val="multilevel"/>
     <w:tmpl w:val="3AD45A86"/>
@@ -11178,7 +11928,7 @@
       </w:pPr>
     </w:lvl>
   </w:abstractNum>
-  <w:abstractNum w:abstractNumId="69" w15:restartNumberingAfterBreak="0">
+  <w:abstractNum w:abstractNumId="71" w15:restartNumberingAfterBreak="0">
     <w:nsid w:val="40A37E11"/>
     <w:multiLevelType w:val="multilevel"/>
     <w:tmpl w:val="39387D48"/>
@@ -11327,7 +12077,7 @@
       </w:rPr>
     </w:lvl>
   </w:abstractNum>
-  <w:abstractNum w:abstractNumId="70" w15:restartNumberingAfterBreak="0">
+  <w:abstractNum w:abstractNumId="72" w15:restartNumberingAfterBreak="0">
     <w:nsid w:val="41CA26F6"/>
     <w:multiLevelType w:val="multilevel"/>
     <w:tmpl w:val="AB44D24A"/>
@@ -11476,7 +12226,7 @@
       </w:rPr>
     </w:lvl>
   </w:abstractNum>
-  <w:abstractNum w:abstractNumId="71" w15:restartNumberingAfterBreak="0">
+  <w:abstractNum w:abstractNumId="73" w15:restartNumberingAfterBreak="0">
     <w:nsid w:val="41E94FEE"/>
     <w:multiLevelType w:val="multilevel"/>
     <w:tmpl w:val="5B18305C"/>
@@ -11625,7 +12375,7 @@
       </w:rPr>
     </w:lvl>
   </w:abstractNum>
-  <w:abstractNum w:abstractNumId="72" w15:restartNumberingAfterBreak="0">
+  <w:abstractNum w:abstractNumId="74" w15:restartNumberingAfterBreak="0">
     <w:nsid w:val="44AB0CAE"/>
     <w:multiLevelType w:val="multilevel"/>
     <w:tmpl w:val="464660D2"/>
@@ -11774,7 +12524,7 @@
       </w:rPr>
     </w:lvl>
   </w:abstractNum>
-  <w:abstractNum w:abstractNumId="73" w15:restartNumberingAfterBreak="0">
+  <w:abstractNum w:abstractNumId="75" w15:restartNumberingAfterBreak="0">
     <w:nsid w:val="44F115CA"/>
     <w:multiLevelType w:val="multilevel"/>
     <w:tmpl w:val="17902F36"/>
@@ -11923,7 +12673,156 @@
       </w:rPr>
     </w:lvl>
   </w:abstractNum>
-  <w:abstractNum w:abstractNumId="74" w15:restartNumberingAfterBreak="0">
+  <w:abstractNum w:abstractNumId="76" w15:restartNumberingAfterBreak="0">
+    <w:nsid w:val="44FE0348"/>
+    <w:multiLevelType w:val="multilevel"/>
+    <w:tmpl w:val="FBFC91CA"/>
+    <w:lvl w:ilvl="0">
+      <w:start w:val="1"/>
+      <w:numFmt w:val="bullet"/>
+      <w:lvlText w:val=""/>
+      <w:lvlJc w:val="left"/>
+      <w:pPr>
+        <w:tabs>
+          <w:tab w:val="num" w:pos="720"/>
+        </w:tabs>
+        <w:ind w:left="720" w:hanging="360"/>
+      </w:pPr>
+      <w:rPr>
+        <w:rFonts w:ascii="Symbol" w:hAnsi="Symbol" w:hint="default"/>
+        <w:sz w:val="20"/>
+      </w:rPr>
+    </w:lvl>
+    <w:lvl w:ilvl="1" w:tentative="1">
+      <w:start w:val="1"/>
+      <w:numFmt w:val="bullet"/>
+      <w:lvlText w:val="o"/>
+      <w:lvlJc w:val="left"/>
+      <w:pPr>
+        <w:tabs>
+          <w:tab w:val="num" w:pos="1440"/>
+        </w:tabs>
+        <w:ind w:left="1440" w:hanging="360"/>
+      </w:pPr>
+      <w:rPr>
+        <w:rFonts w:ascii="Courier New" w:hAnsi="Courier New" w:hint="default"/>
+        <w:sz w:val="20"/>
+      </w:rPr>
+    </w:lvl>
+    <w:lvl w:ilvl="2" w:tentative="1">
+      <w:start w:val="1"/>
+      <w:numFmt w:val="bullet"/>
+      <w:lvlText w:val=""/>
+      <w:lvlJc w:val="left"/>
+      <w:pPr>
+        <w:tabs>
+          <w:tab w:val="num" w:pos="2160"/>
+        </w:tabs>
+        <w:ind w:left="2160" w:hanging="360"/>
+      </w:pPr>
+      <w:rPr>
+        <w:rFonts w:ascii="Wingdings" w:hAnsi="Wingdings" w:hint="default"/>
+        <w:sz w:val="20"/>
+      </w:rPr>
+    </w:lvl>
+    <w:lvl w:ilvl="3" w:tentative="1">
+      <w:start w:val="1"/>
+      <w:numFmt w:val="bullet"/>
+      <w:lvlText w:val=""/>
+      <w:lvlJc w:val="left"/>
+      <w:pPr>
+        <w:tabs>
+          <w:tab w:val="num" w:pos="2880"/>
+        </w:tabs>
+        <w:ind w:left="2880" w:hanging="360"/>
+      </w:pPr>
+      <w:rPr>
+        <w:rFonts w:ascii="Wingdings" w:hAnsi="Wingdings" w:hint="default"/>
+        <w:sz w:val="20"/>
+      </w:rPr>
+    </w:lvl>
+    <w:lvl w:ilvl="4" w:tentative="1">
+      <w:start w:val="1"/>
+      <w:numFmt w:val="bullet"/>
+      <w:lvlText w:val=""/>
+      <w:lvlJc w:val="left"/>
+      <w:pPr>
+        <w:tabs>
+          <w:tab w:val="num" w:pos="3600"/>
+        </w:tabs>
+        <w:ind w:left="3600" w:hanging="360"/>
+      </w:pPr>
+      <w:rPr>
+        <w:rFonts w:ascii="Wingdings" w:hAnsi="Wingdings" w:hint="default"/>
+        <w:sz w:val="20"/>
+      </w:rPr>
+    </w:lvl>
+    <w:lvl w:ilvl="5" w:tentative="1">
+      <w:start w:val="1"/>
+      <w:numFmt w:val="bullet"/>
+      <w:lvlText w:val=""/>
+      <w:lvlJc w:val="left"/>
+      <w:pPr>
+        <w:tabs>
+          <w:tab w:val="num" w:pos="4320"/>
+        </w:tabs>
+        <w:ind w:left="4320" w:hanging="360"/>
+      </w:pPr>
+      <w:rPr>
+        <w:rFonts w:ascii="Wingdings" w:hAnsi="Wingdings" w:hint="default"/>
+        <w:sz w:val="20"/>
+      </w:rPr>
+    </w:lvl>
+    <w:lvl w:ilvl="6" w:tentative="1">
+      <w:start w:val="1"/>
+      <w:numFmt w:val="bullet"/>
+      <w:lvlText w:val=""/>
+      <w:lvlJc w:val="left"/>
+      <w:pPr>
+        <w:tabs>
+          <w:tab w:val="num" w:pos="5040"/>
+        </w:tabs>
+        <w:ind w:left="5040" w:hanging="360"/>
+      </w:pPr>
+      <w:rPr>
+        <w:rFonts w:ascii="Wingdings" w:hAnsi="Wingdings" w:hint="default"/>
+        <w:sz w:val="20"/>
+      </w:rPr>
+    </w:lvl>
+    <w:lvl w:ilvl="7" w:tentative="1">
+      <w:start w:val="1"/>
+      <w:numFmt w:val="bullet"/>
+      <w:lvlText w:val=""/>
+      <w:lvlJc w:val="left"/>
+      <w:pPr>
+        <w:tabs>
+          <w:tab w:val="num" w:pos="5760"/>
+        </w:tabs>
+        <w:ind w:left="5760" w:hanging="360"/>
+      </w:pPr>
+      <w:rPr>
+        <w:rFonts w:ascii="Wingdings" w:hAnsi="Wingdings" w:hint="default"/>
+        <w:sz w:val="20"/>
+      </w:rPr>
+    </w:lvl>
+    <w:lvl w:ilvl="8" w:tentative="1">
+      <w:start w:val="1"/>
+      <w:numFmt w:val="bullet"/>
+      <w:lvlText w:val=""/>
+      <w:lvlJc w:val="left"/>
+      <w:pPr>
+        <w:tabs>
+          <w:tab w:val="num" w:pos="6480"/>
+        </w:tabs>
+        <w:ind w:left="6480" w:hanging="360"/>
+      </w:pPr>
+      <w:rPr>
+        <w:rFonts w:ascii="Wingdings" w:hAnsi="Wingdings" w:hint="default"/>
+        <w:sz w:val="20"/>
+      </w:rPr>
+    </w:lvl>
+  </w:abstractNum>
+  <w:abstractNum w:abstractNumId="77" w15:restartNumberingAfterBreak="0">
     <w:nsid w:val="45784C13"/>
     <w:multiLevelType w:val="multilevel"/>
     <w:tmpl w:val="5EA42E88"/>
@@ -12072,7 +12971,7 @@
       </w:rPr>
     </w:lvl>
   </w:abstractNum>
-  <w:abstractNum w:abstractNumId="75" w15:restartNumberingAfterBreak="0">
+  <w:abstractNum w:abstractNumId="78" w15:restartNumberingAfterBreak="0">
     <w:nsid w:val="47913F6C"/>
     <w:multiLevelType w:val="multilevel"/>
     <w:tmpl w:val="BDF6000A"/>
@@ -12221,7 +13120,7 @@
       </w:rPr>
     </w:lvl>
   </w:abstractNum>
-  <w:abstractNum w:abstractNumId="76" w15:restartNumberingAfterBreak="0">
+  <w:abstractNum w:abstractNumId="79" w15:restartNumberingAfterBreak="0">
     <w:nsid w:val="47B239BB"/>
     <w:multiLevelType w:val="hybridMultilevel"/>
     <w:tmpl w:val="1606498C"/>
@@ -12310,7 +13209,7 @@
       </w:pPr>
     </w:lvl>
   </w:abstractNum>
-  <w:abstractNum w:abstractNumId="77" w15:restartNumberingAfterBreak="0">
+  <w:abstractNum w:abstractNumId="80" w15:restartNumberingAfterBreak="0">
     <w:nsid w:val="4C8011ED"/>
     <w:multiLevelType w:val="multilevel"/>
     <w:tmpl w:val="AB2A1D86"/>
@@ -12459,7 +13358,7 @@
       </w:rPr>
     </w:lvl>
   </w:abstractNum>
-  <w:abstractNum w:abstractNumId="78" w15:restartNumberingAfterBreak="0">
+  <w:abstractNum w:abstractNumId="81" w15:restartNumberingAfterBreak="0">
     <w:nsid w:val="4D352556"/>
     <w:multiLevelType w:val="multilevel"/>
     <w:tmpl w:val="168A1ACC"/>
@@ -12608,7 +13507,7 @@
       </w:rPr>
     </w:lvl>
   </w:abstractNum>
-  <w:abstractNum w:abstractNumId="79" w15:restartNumberingAfterBreak="0">
+  <w:abstractNum w:abstractNumId="82" w15:restartNumberingAfterBreak="0">
     <w:nsid w:val="4D726043"/>
     <w:multiLevelType w:val="multilevel"/>
     <w:tmpl w:val="7184479E"/>
@@ -12757,7 +13656,7 @@
       </w:rPr>
     </w:lvl>
   </w:abstractNum>
-  <w:abstractNum w:abstractNumId="80" w15:restartNumberingAfterBreak="0">
+  <w:abstractNum w:abstractNumId="83" w15:restartNumberingAfterBreak="0">
     <w:nsid w:val="4E414C40"/>
     <w:multiLevelType w:val="multilevel"/>
     <w:tmpl w:val="0742E086"/>
@@ -12906,7 +13805,7 @@
       </w:rPr>
     </w:lvl>
   </w:abstractNum>
-  <w:abstractNum w:abstractNumId="81" w15:restartNumberingAfterBreak="0">
+  <w:abstractNum w:abstractNumId="84" w15:restartNumberingAfterBreak="0">
     <w:nsid w:val="500513B7"/>
     <w:multiLevelType w:val="multilevel"/>
     <w:tmpl w:val="E92CF7FA"/>
@@ -13055,7 +13954,7 @@
       </w:rPr>
     </w:lvl>
   </w:abstractNum>
-  <w:abstractNum w:abstractNumId="82" w15:restartNumberingAfterBreak="0">
+  <w:abstractNum w:abstractNumId="85" w15:restartNumberingAfterBreak="0">
     <w:nsid w:val="52CD4399"/>
     <w:multiLevelType w:val="multilevel"/>
     <w:tmpl w:val="F6747A30"/>
@@ -13204,7 +14103,7 @@
       </w:rPr>
     </w:lvl>
   </w:abstractNum>
-  <w:abstractNum w:abstractNumId="83" w15:restartNumberingAfterBreak="0">
+  <w:abstractNum w:abstractNumId="86" w15:restartNumberingAfterBreak="0">
     <w:nsid w:val="547E23FC"/>
     <w:multiLevelType w:val="multilevel"/>
     <w:tmpl w:val="5C42B236"/>
@@ -13353,7 +14252,7 @@
       </w:rPr>
     </w:lvl>
   </w:abstractNum>
-  <w:abstractNum w:abstractNumId="84" w15:restartNumberingAfterBreak="0">
+  <w:abstractNum w:abstractNumId="87" w15:restartNumberingAfterBreak="0">
     <w:nsid w:val="549B1302"/>
     <w:multiLevelType w:val="multilevel"/>
     <w:tmpl w:val="BD4C833C"/>
@@ -13502,7 +14401,7 @@
       </w:rPr>
     </w:lvl>
   </w:abstractNum>
-  <w:abstractNum w:abstractNumId="85" w15:restartNumberingAfterBreak="0">
+  <w:abstractNum w:abstractNumId="88" w15:restartNumberingAfterBreak="0">
     <w:nsid w:val="5636248B"/>
     <w:multiLevelType w:val="hybridMultilevel"/>
     <w:tmpl w:val="49162834"/>
@@ -13591,7 +14490,7 @@
       </w:pPr>
     </w:lvl>
   </w:abstractNum>
-  <w:abstractNum w:abstractNumId="86" w15:restartNumberingAfterBreak="0">
+  <w:abstractNum w:abstractNumId="89" w15:restartNumberingAfterBreak="0">
     <w:nsid w:val="58601E63"/>
     <w:multiLevelType w:val="multilevel"/>
     <w:tmpl w:val="03C6251C"/>
@@ -13740,7 +14639,7 @@
       </w:rPr>
     </w:lvl>
   </w:abstractNum>
-  <w:abstractNum w:abstractNumId="87" w15:restartNumberingAfterBreak="0">
+  <w:abstractNum w:abstractNumId="90" w15:restartNumberingAfterBreak="0">
     <w:nsid w:val="591127C4"/>
     <w:multiLevelType w:val="multilevel"/>
     <w:tmpl w:val="AEC094BC"/>
@@ -13889,7 +14788,7 @@
       </w:rPr>
     </w:lvl>
   </w:abstractNum>
-  <w:abstractNum w:abstractNumId="88" w15:restartNumberingAfterBreak="0">
+  <w:abstractNum w:abstractNumId="91" w15:restartNumberingAfterBreak="0">
     <w:nsid w:val="5A6D5498"/>
     <w:multiLevelType w:val="multilevel"/>
     <w:tmpl w:val="2E4EBFE8"/>
@@ -14038,7 +14937,7 @@
       </w:rPr>
     </w:lvl>
   </w:abstractNum>
-  <w:abstractNum w:abstractNumId="89" w15:restartNumberingAfterBreak="0">
+  <w:abstractNum w:abstractNumId="92" w15:restartNumberingAfterBreak="0">
     <w:nsid w:val="5C6A1815"/>
     <w:multiLevelType w:val="multilevel"/>
     <w:tmpl w:val="0846C15C"/>
@@ -14187,7 +15086,7 @@
       </w:rPr>
     </w:lvl>
   </w:abstractNum>
-  <w:abstractNum w:abstractNumId="90" w15:restartNumberingAfterBreak="0">
+  <w:abstractNum w:abstractNumId="93" w15:restartNumberingAfterBreak="0">
     <w:nsid w:val="5C6D072B"/>
     <w:multiLevelType w:val="multilevel"/>
     <w:tmpl w:val="6A885898"/>
@@ -14336,7 +15235,7 @@
       </w:rPr>
     </w:lvl>
   </w:abstractNum>
-  <w:abstractNum w:abstractNumId="91" w15:restartNumberingAfterBreak="0">
+  <w:abstractNum w:abstractNumId="94" w15:restartNumberingAfterBreak="0">
     <w:nsid w:val="5D0E1CB5"/>
     <w:multiLevelType w:val="multilevel"/>
     <w:tmpl w:val="FBB277F2"/>
@@ -14485,7 +15384,7 @@
       </w:rPr>
     </w:lvl>
   </w:abstractNum>
-  <w:abstractNum w:abstractNumId="92" w15:restartNumberingAfterBreak="0">
+  <w:abstractNum w:abstractNumId="95" w15:restartNumberingAfterBreak="0">
     <w:nsid w:val="5D2E041D"/>
     <w:multiLevelType w:val="multilevel"/>
     <w:tmpl w:val="10B8C828"/>
@@ -14634,7 +15533,7 @@
       </w:rPr>
     </w:lvl>
   </w:abstractNum>
-  <w:abstractNum w:abstractNumId="93" w15:restartNumberingAfterBreak="0">
+  <w:abstractNum w:abstractNumId="96" w15:restartNumberingAfterBreak="0">
     <w:nsid w:val="5D403D6C"/>
     <w:multiLevelType w:val="multilevel"/>
     <w:tmpl w:val="1316B11A"/>
@@ -14783,7 +15682,7 @@
       </w:rPr>
     </w:lvl>
   </w:abstractNum>
-  <w:abstractNum w:abstractNumId="94" w15:restartNumberingAfterBreak="0">
+  <w:abstractNum w:abstractNumId="97" w15:restartNumberingAfterBreak="0">
     <w:nsid w:val="5E3E4270"/>
     <w:multiLevelType w:val="multilevel"/>
     <w:tmpl w:val="14E4D4A8"/>
@@ -14932,7 +15831,7 @@
       </w:rPr>
     </w:lvl>
   </w:abstractNum>
-  <w:abstractNum w:abstractNumId="95" w15:restartNumberingAfterBreak="0">
+  <w:abstractNum w:abstractNumId="98" w15:restartNumberingAfterBreak="0">
     <w:nsid w:val="5FF5024A"/>
     <w:multiLevelType w:val="multilevel"/>
     <w:tmpl w:val="D988E362"/>
@@ -15081,7 +15980,7 @@
       </w:rPr>
     </w:lvl>
   </w:abstractNum>
-  <w:abstractNum w:abstractNumId="96" w15:restartNumberingAfterBreak="0">
+  <w:abstractNum w:abstractNumId="99" w15:restartNumberingAfterBreak="0">
     <w:nsid w:val="60B07B50"/>
     <w:multiLevelType w:val="multilevel"/>
     <w:tmpl w:val="0E4A929A"/>
@@ -15230,7 +16129,7 @@
       </w:rPr>
     </w:lvl>
   </w:abstractNum>
-  <w:abstractNum w:abstractNumId="97" w15:restartNumberingAfterBreak="0">
+  <w:abstractNum w:abstractNumId="100" w15:restartNumberingAfterBreak="0">
     <w:nsid w:val="60DC1F84"/>
     <w:multiLevelType w:val="multilevel"/>
     <w:tmpl w:val="67603B68"/>
@@ -15379,7 +16278,156 @@
       </w:rPr>
     </w:lvl>
   </w:abstractNum>
-  <w:abstractNum w:abstractNumId="98" w15:restartNumberingAfterBreak="0">
+  <w:abstractNum w:abstractNumId="101" w15:restartNumberingAfterBreak="0">
+    <w:nsid w:val="620523FD"/>
+    <w:multiLevelType w:val="multilevel"/>
+    <w:tmpl w:val="CEFE83C2"/>
+    <w:lvl w:ilvl="0">
+      <w:start w:val="1"/>
+      <w:numFmt w:val="bullet"/>
+      <w:lvlText w:val=""/>
+      <w:lvlJc w:val="left"/>
+      <w:pPr>
+        <w:tabs>
+          <w:tab w:val="num" w:pos="720"/>
+        </w:tabs>
+        <w:ind w:left="720" w:hanging="360"/>
+      </w:pPr>
+      <w:rPr>
+        <w:rFonts w:ascii="Symbol" w:hAnsi="Symbol" w:hint="default"/>
+        <w:sz w:val="20"/>
+      </w:rPr>
+    </w:lvl>
+    <w:lvl w:ilvl="1" w:tentative="1">
+      <w:start w:val="1"/>
+      <w:numFmt w:val="bullet"/>
+      <w:lvlText w:val="o"/>
+      <w:lvlJc w:val="left"/>
+      <w:pPr>
+        <w:tabs>
+          <w:tab w:val="num" w:pos="1440"/>
+        </w:tabs>
+        <w:ind w:left="1440" w:hanging="360"/>
+      </w:pPr>
+      <w:rPr>
+        <w:rFonts w:ascii="Courier New" w:hAnsi="Courier New" w:hint="default"/>
+        <w:sz w:val="20"/>
+      </w:rPr>
+    </w:lvl>
+    <w:lvl w:ilvl="2" w:tentative="1">
+      <w:start w:val="1"/>
+      <w:numFmt w:val="bullet"/>
+      <w:lvlText w:val=""/>
+      <w:lvlJc w:val="left"/>
+      <w:pPr>
+        <w:tabs>
+          <w:tab w:val="num" w:pos="2160"/>
+        </w:tabs>
+        <w:ind w:left="2160" w:hanging="360"/>
+      </w:pPr>
+      <w:rPr>
+        <w:rFonts w:ascii="Wingdings" w:hAnsi="Wingdings" w:hint="default"/>
+        <w:sz w:val="20"/>
+      </w:rPr>
+    </w:lvl>
+    <w:lvl w:ilvl="3" w:tentative="1">
+      <w:start w:val="1"/>
+      <w:numFmt w:val="bullet"/>
+      <w:lvlText w:val=""/>
+      <w:lvlJc w:val="left"/>
+      <w:pPr>
+        <w:tabs>
+          <w:tab w:val="num" w:pos="2880"/>
+        </w:tabs>
+        <w:ind w:left="2880" w:hanging="360"/>
+      </w:pPr>
+      <w:rPr>
+        <w:rFonts w:ascii="Wingdings" w:hAnsi="Wingdings" w:hint="default"/>
+        <w:sz w:val="20"/>
+      </w:rPr>
+    </w:lvl>
+    <w:lvl w:ilvl="4" w:tentative="1">
+      <w:start w:val="1"/>
+      <w:numFmt w:val="bullet"/>
+      <w:lvlText w:val=""/>
+      <w:lvlJc w:val="left"/>
+      <w:pPr>
+        <w:tabs>
+          <w:tab w:val="num" w:pos="3600"/>
+        </w:tabs>
+        <w:ind w:left="3600" w:hanging="360"/>
+      </w:pPr>
+      <w:rPr>
+        <w:rFonts w:ascii="Wingdings" w:hAnsi="Wingdings" w:hint="default"/>
+        <w:sz w:val="20"/>
+      </w:rPr>
+    </w:lvl>
+    <w:lvl w:ilvl="5" w:tentative="1">
+      <w:start w:val="1"/>
+      <w:numFmt w:val="bullet"/>
+      <w:lvlText w:val=""/>
+      <w:lvlJc w:val="left"/>
+      <w:pPr>
+        <w:tabs>
+          <w:tab w:val="num" w:pos="4320"/>
+        </w:tabs>
+        <w:ind w:left="4320" w:hanging="360"/>
+      </w:pPr>
+      <w:rPr>
+        <w:rFonts w:ascii="Wingdings" w:hAnsi="Wingdings" w:hint="default"/>
+        <w:sz w:val="20"/>
+      </w:rPr>
+    </w:lvl>
+    <w:lvl w:ilvl="6" w:tentative="1">
+      <w:start w:val="1"/>
+      <w:numFmt w:val="bullet"/>
+      <w:lvlText w:val=""/>
+      <w:lvlJc w:val="left"/>
+      <w:pPr>
+        <w:tabs>
+          <w:tab w:val="num" w:pos="5040"/>
+        </w:tabs>
+        <w:ind w:left="5040" w:hanging="360"/>
+      </w:pPr>
+      <w:rPr>
+        <w:rFonts w:ascii="Wingdings" w:hAnsi="Wingdings" w:hint="default"/>
+        <w:sz w:val="20"/>
+      </w:rPr>
+    </w:lvl>
+    <w:lvl w:ilvl="7" w:tentative="1">
+      <w:start w:val="1"/>
+      <w:numFmt w:val="bullet"/>
+      <w:lvlText w:val=""/>
+      <w:lvlJc w:val="left"/>
+      <w:pPr>
+        <w:tabs>
+          <w:tab w:val="num" w:pos="5760"/>
+        </w:tabs>
+        <w:ind w:left="5760" w:hanging="360"/>
+      </w:pPr>
+      <w:rPr>
+        <w:rFonts w:ascii="Wingdings" w:hAnsi="Wingdings" w:hint="default"/>
+        <w:sz w:val="20"/>
+      </w:rPr>
+    </w:lvl>
+    <w:lvl w:ilvl="8" w:tentative="1">
+      <w:start w:val="1"/>
+      <w:numFmt w:val="bullet"/>
+      <w:lvlText w:val=""/>
+      <w:lvlJc w:val="left"/>
+      <w:pPr>
+        <w:tabs>
+          <w:tab w:val="num" w:pos="6480"/>
+        </w:tabs>
+        <w:ind w:left="6480" w:hanging="360"/>
+      </w:pPr>
+      <w:rPr>
+        <w:rFonts w:ascii="Wingdings" w:hAnsi="Wingdings" w:hint="default"/>
+        <w:sz w:val="20"/>
+      </w:rPr>
+    </w:lvl>
+  </w:abstractNum>
+  <w:abstractNum w:abstractNumId="102" w15:restartNumberingAfterBreak="0">
     <w:nsid w:val="624F4572"/>
     <w:multiLevelType w:val="multilevel"/>
     <w:tmpl w:val="C658DBE2"/>
@@ -15528,7 +16576,7 @@
       </w:rPr>
     </w:lvl>
   </w:abstractNum>
-  <w:abstractNum w:abstractNumId="99" w15:restartNumberingAfterBreak="0">
+  <w:abstractNum w:abstractNumId="103" w15:restartNumberingAfterBreak="0">
     <w:nsid w:val="62952FFE"/>
     <w:multiLevelType w:val="multilevel"/>
     <w:tmpl w:val="BB16B1D2"/>
@@ -15677,7 +16725,7 @@
       </w:rPr>
     </w:lvl>
   </w:abstractNum>
-  <w:abstractNum w:abstractNumId="100" w15:restartNumberingAfterBreak="0">
+  <w:abstractNum w:abstractNumId="104" w15:restartNumberingAfterBreak="0">
     <w:nsid w:val="62A17E65"/>
     <w:multiLevelType w:val="multilevel"/>
     <w:tmpl w:val="7CB22B74"/>
@@ -15826,7 +16874,7 @@
       </w:rPr>
     </w:lvl>
   </w:abstractNum>
-  <w:abstractNum w:abstractNumId="101" w15:restartNumberingAfterBreak="0">
+  <w:abstractNum w:abstractNumId="105" w15:restartNumberingAfterBreak="0">
     <w:nsid w:val="64584C0C"/>
     <w:multiLevelType w:val="multilevel"/>
     <w:tmpl w:val="43EE7618"/>
@@ -15975,7 +17023,7 @@
       </w:rPr>
     </w:lvl>
   </w:abstractNum>
-  <w:abstractNum w:abstractNumId="102" w15:restartNumberingAfterBreak="0">
+  <w:abstractNum w:abstractNumId="106" w15:restartNumberingAfterBreak="0">
     <w:nsid w:val="6814153C"/>
     <w:multiLevelType w:val="multilevel"/>
     <w:tmpl w:val="88C2E398"/>
@@ -16124,7 +17172,7 @@
       </w:rPr>
     </w:lvl>
   </w:abstractNum>
-  <w:abstractNum w:abstractNumId="103" w15:restartNumberingAfterBreak="0">
+  <w:abstractNum w:abstractNumId="107" w15:restartNumberingAfterBreak="0">
     <w:nsid w:val="6B6A1939"/>
     <w:multiLevelType w:val="multilevel"/>
     <w:tmpl w:val="C84A4EAC"/>
@@ -16273,7 +17321,7 @@
       </w:rPr>
     </w:lvl>
   </w:abstractNum>
-  <w:abstractNum w:abstractNumId="104" w15:restartNumberingAfterBreak="0">
+  <w:abstractNum w:abstractNumId="108" w15:restartNumberingAfterBreak="0">
     <w:nsid w:val="6BF90443"/>
     <w:multiLevelType w:val="multilevel"/>
     <w:tmpl w:val="3992FBAC"/>
@@ -16422,7 +17470,7 @@
       </w:rPr>
     </w:lvl>
   </w:abstractNum>
-  <w:abstractNum w:abstractNumId="105" w15:restartNumberingAfterBreak="0">
+  <w:abstractNum w:abstractNumId="109" w15:restartNumberingAfterBreak="0">
     <w:nsid w:val="6E660C6B"/>
     <w:multiLevelType w:val="multilevel"/>
     <w:tmpl w:val="2126050C"/>
@@ -16571,7 +17619,7 @@
       </w:rPr>
     </w:lvl>
   </w:abstractNum>
-  <w:abstractNum w:abstractNumId="106" w15:restartNumberingAfterBreak="0">
+  <w:abstractNum w:abstractNumId="110" w15:restartNumberingAfterBreak="0">
     <w:nsid w:val="6EF574EB"/>
     <w:multiLevelType w:val="multilevel"/>
     <w:tmpl w:val="53D2FB02"/>
@@ -16720,7 +17768,7 @@
       </w:rPr>
     </w:lvl>
   </w:abstractNum>
-  <w:abstractNum w:abstractNumId="107" w15:restartNumberingAfterBreak="0">
+  <w:abstractNum w:abstractNumId="111" w15:restartNumberingAfterBreak="0">
     <w:nsid w:val="73037BCA"/>
     <w:multiLevelType w:val="multilevel"/>
     <w:tmpl w:val="A66E3EA8"/>
@@ -16869,7 +17917,156 @@
       </w:rPr>
     </w:lvl>
   </w:abstractNum>
-  <w:abstractNum w:abstractNumId="108" w15:restartNumberingAfterBreak="0">
+  <w:abstractNum w:abstractNumId="112" w15:restartNumberingAfterBreak="0">
+    <w:nsid w:val="736B1CFA"/>
+    <w:multiLevelType w:val="multilevel"/>
+    <w:tmpl w:val="AD6EC20A"/>
+    <w:lvl w:ilvl="0">
+      <w:start w:val="1"/>
+      <w:numFmt w:val="bullet"/>
+      <w:lvlText w:val=""/>
+      <w:lvlJc w:val="left"/>
+      <w:pPr>
+        <w:tabs>
+          <w:tab w:val="num" w:pos="720"/>
+        </w:tabs>
+        <w:ind w:left="720" w:hanging="360"/>
+      </w:pPr>
+      <w:rPr>
+        <w:rFonts w:ascii="Symbol" w:hAnsi="Symbol" w:hint="default"/>
+        <w:sz w:val="20"/>
+      </w:rPr>
+    </w:lvl>
+    <w:lvl w:ilvl="1" w:tentative="1">
+      <w:start w:val="1"/>
+      <w:numFmt w:val="bullet"/>
+      <w:lvlText w:val="o"/>
+      <w:lvlJc w:val="left"/>
+      <w:pPr>
+        <w:tabs>
+          <w:tab w:val="num" w:pos="1440"/>
+        </w:tabs>
+        <w:ind w:left="1440" w:hanging="360"/>
+      </w:pPr>
+      <w:rPr>
+        <w:rFonts w:ascii="Courier New" w:hAnsi="Courier New" w:hint="default"/>
+        <w:sz w:val="20"/>
+      </w:rPr>
+    </w:lvl>
+    <w:lvl w:ilvl="2" w:tentative="1">
+      <w:start w:val="1"/>
+      <w:numFmt w:val="bullet"/>
+      <w:lvlText w:val=""/>
+      <w:lvlJc w:val="left"/>
+      <w:pPr>
+        <w:tabs>
+          <w:tab w:val="num" w:pos="2160"/>
+        </w:tabs>
+        <w:ind w:left="2160" w:hanging="360"/>
+      </w:pPr>
+      <w:rPr>
+        <w:rFonts w:ascii="Wingdings" w:hAnsi="Wingdings" w:hint="default"/>
+        <w:sz w:val="20"/>
+      </w:rPr>
+    </w:lvl>
+    <w:lvl w:ilvl="3" w:tentative="1">
+      <w:start w:val="1"/>
+      <w:numFmt w:val="bullet"/>
+      <w:lvlText w:val=""/>
+      <w:lvlJc w:val="left"/>
+      <w:pPr>
+        <w:tabs>
+          <w:tab w:val="num" w:pos="2880"/>
+        </w:tabs>
+        <w:ind w:left="2880" w:hanging="360"/>
+      </w:pPr>
+      <w:rPr>
+        <w:rFonts w:ascii="Wingdings" w:hAnsi="Wingdings" w:hint="default"/>
+        <w:sz w:val="20"/>
+      </w:rPr>
+    </w:lvl>
+    <w:lvl w:ilvl="4" w:tentative="1">
+      <w:start w:val="1"/>
+      <w:numFmt w:val="bullet"/>
+      <w:lvlText w:val=""/>
+      <w:lvlJc w:val="left"/>
+      <w:pPr>
+        <w:tabs>
+          <w:tab w:val="num" w:pos="3600"/>
+        </w:tabs>
+        <w:ind w:left="3600" w:hanging="360"/>
+      </w:pPr>
+      <w:rPr>
+        <w:rFonts w:ascii="Wingdings" w:hAnsi="Wingdings" w:hint="default"/>
+        <w:sz w:val="20"/>
+      </w:rPr>
+    </w:lvl>
+    <w:lvl w:ilvl="5" w:tentative="1">
+      <w:start w:val="1"/>
+      <w:numFmt w:val="bullet"/>
+      <w:lvlText w:val=""/>
+      <w:lvlJc w:val="left"/>
+      <w:pPr>
+        <w:tabs>
+          <w:tab w:val="num" w:pos="4320"/>
+        </w:tabs>
+        <w:ind w:left="4320" w:hanging="360"/>
+      </w:pPr>
+      <w:rPr>
+        <w:rFonts w:ascii="Wingdings" w:hAnsi="Wingdings" w:hint="default"/>
+        <w:sz w:val="20"/>
+      </w:rPr>
+    </w:lvl>
+    <w:lvl w:ilvl="6" w:tentative="1">
+      <w:start w:val="1"/>
+      <w:numFmt w:val="bullet"/>
+      <w:lvlText w:val=""/>
+      <w:lvlJc w:val="left"/>
+      <w:pPr>
+        <w:tabs>
+          <w:tab w:val="num" w:pos="5040"/>
+        </w:tabs>
+        <w:ind w:left="5040" w:hanging="360"/>
+      </w:pPr>
+      <w:rPr>
+        <w:rFonts w:ascii="Wingdings" w:hAnsi="Wingdings" w:hint="default"/>
+        <w:sz w:val="20"/>
+      </w:rPr>
+    </w:lvl>
+    <w:lvl w:ilvl="7" w:tentative="1">
+      <w:start w:val="1"/>
+      <w:numFmt w:val="bullet"/>
+      <w:lvlText w:val=""/>
+      <w:lvlJc w:val="left"/>
+      <w:pPr>
+        <w:tabs>
+          <w:tab w:val="num" w:pos="5760"/>
+        </w:tabs>
+        <w:ind w:left="5760" w:hanging="360"/>
+      </w:pPr>
+      <w:rPr>
+        <w:rFonts w:ascii="Wingdings" w:hAnsi="Wingdings" w:hint="default"/>
+        <w:sz w:val="20"/>
+      </w:rPr>
+    </w:lvl>
+    <w:lvl w:ilvl="8" w:tentative="1">
+      <w:start w:val="1"/>
+      <w:numFmt w:val="bullet"/>
+      <w:lvlText w:val=""/>
+      <w:lvlJc w:val="left"/>
+      <w:pPr>
+        <w:tabs>
+          <w:tab w:val="num" w:pos="6480"/>
+        </w:tabs>
+        <w:ind w:left="6480" w:hanging="360"/>
+      </w:pPr>
+      <w:rPr>
+        <w:rFonts w:ascii="Wingdings" w:hAnsi="Wingdings" w:hint="default"/>
+        <w:sz w:val="20"/>
+      </w:rPr>
+    </w:lvl>
+  </w:abstractNum>
+  <w:abstractNum w:abstractNumId="113" w15:restartNumberingAfterBreak="0">
     <w:nsid w:val="74C629B2"/>
     <w:multiLevelType w:val="multilevel"/>
     <w:tmpl w:val="926CA70C"/>
@@ -17018,7 +18215,7 @@
       </w:rPr>
     </w:lvl>
   </w:abstractNum>
-  <w:abstractNum w:abstractNumId="109" w15:restartNumberingAfterBreak="0">
+  <w:abstractNum w:abstractNumId="114" w15:restartNumberingAfterBreak="0">
     <w:nsid w:val="74D26D17"/>
     <w:multiLevelType w:val="multilevel"/>
     <w:tmpl w:val="A4561C7A"/>
@@ -17167,7 +18364,7 @@
       </w:rPr>
     </w:lvl>
   </w:abstractNum>
-  <w:abstractNum w:abstractNumId="110" w15:restartNumberingAfterBreak="0">
+  <w:abstractNum w:abstractNumId="115" w15:restartNumberingAfterBreak="0">
     <w:nsid w:val="757256D9"/>
     <w:multiLevelType w:val="multilevel"/>
     <w:tmpl w:val="2BE664DA"/>
@@ -17316,7 +18513,7 @@
       </w:rPr>
     </w:lvl>
   </w:abstractNum>
-  <w:abstractNum w:abstractNumId="111" w15:restartNumberingAfterBreak="0">
+  <w:abstractNum w:abstractNumId="116" w15:restartNumberingAfterBreak="0">
     <w:nsid w:val="76917BA4"/>
     <w:multiLevelType w:val="multilevel"/>
     <w:tmpl w:val="43708D7A"/>
@@ -17465,7 +18662,7 @@
       </w:rPr>
     </w:lvl>
   </w:abstractNum>
-  <w:abstractNum w:abstractNumId="112" w15:restartNumberingAfterBreak="0">
+  <w:abstractNum w:abstractNumId="117" w15:restartNumberingAfterBreak="0">
     <w:nsid w:val="7715363F"/>
     <w:multiLevelType w:val="multilevel"/>
     <w:tmpl w:val="7854C050"/>
@@ -17614,7 +18811,7 @@
       </w:rPr>
     </w:lvl>
   </w:abstractNum>
-  <w:abstractNum w:abstractNumId="113" w15:restartNumberingAfterBreak="0">
+  <w:abstractNum w:abstractNumId="118" w15:restartNumberingAfterBreak="0">
     <w:nsid w:val="78A656B8"/>
     <w:multiLevelType w:val="multilevel"/>
     <w:tmpl w:val="487C4C66"/>
@@ -17763,7 +18960,7 @@
       </w:rPr>
     </w:lvl>
   </w:abstractNum>
-  <w:abstractNum w:abstractNumId="114" w15:restartNumberingAfterBreak="0">
+  <w:abstractNum w:abstractNumId="119" w15:restartNumberingAfterBreak="0">
     <w:nsid w:val="79546F4C"/>
     <w:multiLevelType w:val="multilevel"/>
     <w:tmpl w:val="2454FFA0"/>
@@ -17912,7 +19109,7 @@
       </w:rPr>
     </w:lvl>
   </w:abstractNum>
-  <w:abstractNum w:abstractNumId="115" w15:restartNumberingAfterBreak="0">
+  <w:abstractNum w:abstractNumId="120" w15:restartNumberingAfterBreak="0">
     <w:nsid w:val="7A6C5AD0"/>
     <w:multiLevelType w:val="multilevel"/>
     <w:tmpl w:val="47DC21D6"/>
@@ -18061,7 +19258,7 @@
       </w:rPr>
     </w:lvl>
   </w:abstractNum>
-  <w:abstractNum w:abstractNumId="116" w15:restartNumberingAfterBreak="0">
+  <w:abstractNum w:abstractNumId="121" w15:restartNumberingAfterBreak="0">
     <w:nsid w:val="7D161717"/>
     <w:multiLevelType w:val="multilevel"/>
     <w:tmpl w:val="EBF223C8"/>
@@ -18210,7 +19407,7 @@
       </w:rPr>
     </w:lvl>
   </w:abstractNum>
-  <w:abstractNum w:abstractNumId="117" w15:restartNumberingAfterBreak="0">
+  <w:abstractNum w:abstractNumId="122" w15:restartNumberingAfterBreak="0">
     <w:nsid w:val="7D9B6CDC"/>
     <w:multiLevelType w:val="multilevel"/>
     <w:tmpl w:val="E0F26886"/>
@@ -18359,7 +19556,7 @@
       </w:rPr>
     </w:lvl>
   </w:abstractNum>
-  <w:abstractNum w:abstractNumId="118" w15:restartNumberingAfterBreak="0">
+  <w:abstractNum w:abstractNumId="123" w15:restartNumberingAfterBreak="0">
     <w:nsid w:val="7E6F3E9B"/>
     <w:multiLevelType w:val="multilevel"/>
     <w:tmpl w:val="0DA86070"/>
@@ -18508,7 +19705,7 @@
       </w:rPr>
     </w:lvl>
   </w:abstractNum>
-  <w:abstractNum w:abstractNumId="119" w15:restartNumberingAfterBreak="0">
+  <w:abstractNum w:abstractNumId="124" w15:restartNumberingAfterBreak="0">
     <w:nsid w:val="7E8A58D9"/>
     <w:multiLevelType w:val="multilevel"/>
     <w:tmpl w:val="6BDC5EDE"/>
@@ -18657,7 +19854,7 @@
       </w:rPr>
     </w:lvl>
   </w:abstractNum>
-  <w:abstractNum w:abstractNumId="120" w15:restartNumberingAfterBreak="0">
+  <w:abstractNum w:abstractNumId="125" w15:restartNumberingAfterBreak="0">
     <w:nsid w:val="7F9C57E6"/>
     <w:multiLevelType w:val="multilevel"/>
     <w:tmpl w:val="917EFE4C"/>
@@ -18810,10 +20007,10 @@
     <w:abstractNumId w:val="2"/>
   </w:num>
   <w:num w:numId="2" w16cid:durableId="1684168531">
-    <w:abstractNumId w:val="94"/>
+    <w:abstractNumId w:val="97"/>
   </w:num>
   <w:num w:numId="3" w16cid:durableId="601499336">
-    <w:abstractNumId w:val="120"/>
+    <w:abstractNumId w:val="125"/>
   </w:num>
   <w:num w:numId="4" w16cid:durableId="1551309419">
     <w:abstractNumId w:val="30"/>
@@ -18831,10 +20028,10 @@
     <w:abstractNumId w:val="40"/>
   </w:num>
   <w:num w:numId="9" w16cid:durableId="2044474014">
-    <w:abstractNumId w:val="111"/>
+    <w:abstractNumId w:val="116"/>
   </w:num>
   <w:num w:numId="10" w16cid:durableId="483737074">
-    <w:abstractNumId w:val="80"/>
+    <w:abstractNumId w:val="83"/>
   </w:num>
   <w:num w:numId="11" w16cid:durableId="1688942017">
     <w:abstractNumId w:val="35"/>
@@ -18843,7 +20040,7 @@
     <w:abstractNumId w:val="53"/>
   </w:num>
   <w:num w:numId="13" w16cid:durableId="1888879141">
-    <w:abstractNumId w:val="81"/>
+    <w:abstractNumId w:val="84"/>
   </w:num>
   <w:num w:numId="14" w16cid:durableId="384255422">
     <w:abstractNumId w:val="12"/>
@@ -18858,10 +20055,10 @@
     <w:abstractNumId w:val="52"/>
   </w:num>
   <w:num w:numId="18" w16cid:durableId="1913541369">
-    <w:abstractNumId w:val="101"/>
+    <w:abstractNumId w:val="105"/>
   </w:num>
   <w:num w:numId="19" w16cid:durableId="959848181">
-    <w:abstractNumId w:val="73"/>
+    <w:abstractNumId w:val="75"/>
   </w:num>
   <w:num w:numId="20" w16cid:durableId="1951470876">
     <w:abstractNumId w:val="17"/>
@@ -18870,13 +20067,13 @@
     <w:abstractNumId w:val="51"/>
   </w:num>
   <w:num w:numId="22" w16cid:durableId="168644955">
-    <w:abstractNumId w:val="61"/>
+    <w:abstractNumId w:val="63"/>
   </w:num>
   <w:num w:numId="23" w16cid:durableId="303313016">
-    <w:abstractNumId w:val="114"/>
+    <w:abstractNumId w:val="119"/>
   </w:num>
   <w:num w:numId="24" w16cid:durableId="654064635">
-    <w:abstractNumId w:val="117"/>
+    <w:abstractNumId w:val="122"/>
   </w:num>
   <w:num w:numId="25" w16cid:durableId="1199899313">
     <w:abstractNumId w:val="56"/>
@@ -18885,31 +20082,31 @@
     <w:abstractNumId w:val="37"/>
   </w:num>
   <w:num w:numId="27" w16cid:durableId="1867790755">
-    <w:abstractNumId w:val="91"/>
+    <w:abstractNumId w:val="94"/>
   </w:num>
   <w:num w:numId="28" w16cid:durableId="1066296575">
     <w:abstractNumId w:val="4"/>
   </w:num>
   <w:num w:numId="29" w16cid:durableId="311756558">
-    <w:abstractNumId w:val="98"/>
+    <w:abstractNumId w:val="102"/>
   </w:num>
   <w:num w:numId="30" w16cid:durableId="409620393">
-    <w:abstractNumId w:val="83"/>
+    <w:abstractNumId w:val="86"/>
   </w:num>
   <w:num w:numId="31" w16cid:durableId="346833783">
-    <w:abstractNumId w:val="90"/>
+    <w:abstractNumId w:val="93"/>
   </w:num>
   <w:num w:numId="32" w16cid:durableId="1339771232">
-    <w:abstractNumId w:val="64"/>
+    <w:abstractNumId w:val="66"/>
   </w:num>
   <w:num w:numId="33" w16cid:durableId="2057242382">
     <w:abstractNumId w:val="11"/>
   </w:num>
   <w:num w:numId="34" w16cid:durableId="1267806960">
-    <w:abstractNumId w:val="62"/>
+    <w:abstractNumId w:val="64"/>
   </w:num>
   <w:num w:numId="35" w16cid:durableId="749935190">
-    <w:abstractNumId w:val="59"/>
+    <w:abstractNumId w:val="60"/>
   </w:num>
   <w:num w:numId="36" w16cid:durableId="140971076">
     <w:abstractNumId w:val="31"/>
@@ -18927,28 +20124,28 @@
     <w:abstractNumId w:val="0"/>
   </w:num>
   <w:num w:numId="41" w16cid:durableId="1181318251">
-    <w:abstractNumId w:val="63"/>
+    <w:abstractNumId w:val="65"/>
   </w:num>
   <w:num w:numId="42" w16cid:durableId="902374234">
-    <w:abstractNumId w:val="67"/>
+    <w:abstractNumId w:val="69"/>
   </w:num>
   <w:num w:numId="43" w16cid:durableId="1937713341">
-    <w:abstractNumId w:val="119"/>
+    <w:abstractNumId w:val="124"/>
   </w:num>
   <w:num w:numId="44" w16cid:durableId="568729027">
     <w:abstractNumId w:val="6"/>
   </w:num>
   <w:num w:numId="45" w16cid:durableId="1737897733">
-    <w:abstractNumId w:val="76"/>
+    <w:abstractNumId w:val="79"/>
   </w:num>
   <w:num w:numId="46" w16cid:durableId="1634672172">
     <w:abstractNumId w:val="19"/>
   </w:num>
   <w:num w:numId="47" w16cid:durableId="13924057">
-    <w:abstractNumId w:val="70"/>
+    <w:abstractNumId w:val="72"/>
   </w:num>
   <w:num w:numId="48" w16cid:durableId="1127116691">
-    <w:abstractNumId w:val="103"/>
+    <w:abstractNumId w:val="107"/>
   </w:num>
   <w:num w:numId="49" w16cid:durableId="2043359014">
     <w:abstractNumId w:val="27"/>
@@ -18957,19 +20154,19 @@
     <w:abstractNumId w:val="5"/>
   </w:num>
   <w:num w:numId="51" w16cid:durableId="1736276234">
-    <w:abstractNumId w:val="102"/>
+    <w:abstractNumId w:val="106"/>
   </w:num>
   <w:num w:numId="52" w16cid:durableId="1320842877">
-    <w:abstractNumId w:val="110"/>
+    <w:abstractNumId w:val="115"/>
   </w:num>
   <w:num w:numId="53" w16cid:durableId="660934027">
     <w:abstractNumId w:val="43"/>
   </w:num>
   <w:num w:numId="54" w16cid:durableId="2077431277">
-    <w:abstractNumId w:val="105"/>
+    <w:abstractNumId w:val="109"/>
   </w:num>
   <w:num w:numId="55" w16cid:durableId="767190297">
-    <w:abstractNumId w:val="99"/>
+    <w:abstractNumId w:val="103"/>
   </w:num>
   <w:num w:numId="56" w16cid:durableId="1795296107">
     <w:abstractNumId w:val="50"/>
@@ -18978,10 +20175,10 @@
     <w:abstractNumId w:val="8"/>
   </w:num>
   <w:num w:numId="58" w16cid:durableId="1057321318">
-    <w:abstractNumId w:val="87"/>
+    <w:abstractNumId w:val="90"/>
   </w:num>
   <w:num w:numId="59" w16cid:durableId="2142651329">
-    <w:abstractNumId w:val="60"/>
+    <w:abstractNumId w:val="62"/>
   </w:num>
   <w:num w:numId="60" w16cid:durableId="437726317">
     <w:abstractNumId w:val="28"/>
@@ -18990,7 +20187,7 @@
     <w:abstractNumId w:val="13"/>
   </w:num>
   <w:num w:numId="62" w16cid:durableId="29117008">
-    <w:abstractNumId w:val="82"/>
+    <w:abstractNumId w:val="85"/>
   </w:num>
   <w:num w:numId="63" w16cid:durableId="1013917872">
     <w:abstractNumId w:val="7"/>
@@ -18999,25 +20196,25 @@
     <w:abstractNumId w:val="10"/>
   </w:num>
   <w:num w:numId="65" w16cid:durableId="1614898229">
-    <w:abstractNumId w:val="93"/>
+    <w:abstractNumId w:val="96"/>
   </w:num>
   <w:num w:numId="66" w16cid:durableId="411005392">
-    <w:abstractNumId w:val="112"/>
+    <w:abstractNumId w:val="117"/>
   </w:num>
   <w:num w:numId="67" w16cid:durableId="1416240644">
     <w:abstractNumId w:val="9"/>
   </w:num>
   <w:num w:numId="68" w16cid:durableId="493882115">
-    <w:abstractNumId w:val="118"/>
+    <w:abstractNumId w:val="123"/>
   </w:num>
   <w:num w:numId="69" w16cid:durableId="1717968321">
     <w:abstractNumId w:val="42"/>
   </w:num>
   <w:num w:numId="70" w16cid:durableId="556017849">
-    <w:abstractNumId w:val="92"/>
+    <w:abstractNumId w:val="95"/>
   </w:num>
   <w:num w:numId="71" w16cid:durableId="1833570057">
-    <w:abstractNumId w:val="75"/>
+    <w:abstractNumId w:val="78"/>
   </w:num>
   <w:num w:numId="72" w16cid:durableId="1827553864">
     <w:abstractNumId w:val="47"/>
@@ -19047,22 +20244,22 @@
     <w:abstractNumId w:val="44"/>
   </w:num>
   <w:num w:numId="81" w16cid:durableId="1526021663">
-    <w:abstractNumId w:val="71"/>
+    <w:abstractNumId w:val="73"/>
   </w:num>
   <w:num w:numId="82" w16cid:durableId="1188520027">
-    <w:abstractNumId w:val="97"/>
+    <w:abstractNumId w:val="100"/>
   </w:num>
   <w:num w:numId="83" w16cid:durableId="1446382305">
-    <w:abstractNumId w:val="96"/>
+    <w:abstractNumId w:val="99"/>
   </w:num>
   <w:num w:numId="84" w16cid:durableId="662927190">
-    <w:abstractNumId w:val="115"/>
+    <w:abstractNumId w:val="120"/>
   </w:num>
   <w:num w:numId="85" w16cid:durableId="204100005">
-    <w:abstractNumId w:val="77"/>
+    <w:abstractNumId w:val="80"/>
   </w:num>
   <w:num w:numId="86" w16cid:durableId="1936401234">
-    <w:abstractNumId w:val="109"/>
+    <w:abstractNumId w:val="114"/>
   </w:num>
   <w:num w:numId="87" w16cid:durableId="987630137">
     <w:abstractNumId w:val="18"/>
@@ -19071,49 +20268,49 @@
     <w:abstractNumId w:val="25"/>
   </w:num>
   <w:num w:numId="89" w16cid:durableId="863589291">
-    <w:abstractNumId w:val="74"/>
+    <w:abstractNumId w:val="77"/>
   </w:num>
   <w:num w:numId="90" w16cid:durableId="1612396162">
-    <w:abstractNumId w:val="69"/>
+    <w:abstractNumId w:val="71"/>
   </w:num>
   <w:num w:numId="91" w16cid:durableId="1722558252">
-    <w:abstractNumId w:val="88"/>
+    <w:abstractNumId w:val="91"/>
   </w:num>
   <w:num w:numId="92" w16cid:durableId="842476132">
     <w:abstractNumId w:val="3"/>
   </w:num>
   <w:num w:numId="93" w16cid:durableId="2081707439">
-    <w:abstractNumId w:val="108"/>
+    <w:abstractNumId w:val="113"/>
   </w:num>
   <w:num w:numId="94" w16cid:durableId="746342018">
     <w:abstractNumId w:val="24"/>
   </w:num>
   <w:num w:numId="95" w16cid:durableId="1062369787">
-    <w:abstractNumId w:val="66"/>
+    <w:abstractNumId w:val="68"/>
   </w:num>
   <w:num w:numId="96" w16cid:durableId="910164467">
-    <w:abstractNumId w:val="89"/>
+    <w:abstractNumId w:val="92"/>
   </w:num>
   <w:num w:numId="97" w16cid:durableId="455031686">
-    <w:abstractNumId w:val="116"/>
+    <w:abstractNumId w:val="121"/>
   </w:num>
   <w:num w:numId="98" w16cid:durableId="434132528">
     <w:abstractNumId w:val="15"/>
   </w:num>
   <w:num w:numId="99" w16cid:durableId="950278900">
-    <w:abstractNumId w:val="113"/>
+    <w:abstractNumId w:val="118"/>
   </w:num>
   <w:num w:numId="100" w16cid:durableId="1345667727">
-    <w:abstractNumId w:val="85"/>
+    <w:abstractNumId w:val="88"/>
   </w:num>
   <w:num w:numId="101" w16cid:durableId="1949777530">
-    <w:abstractNumId w:val="86"/>
+    <w:abstractNumId w:val="89"/>
   </w:num>
   <w:num w:numId="102" w16cid:durableId="326985214">
     <w:abstractNumId w:val="20"/>
   </w:num>
   <w:num w:numId="103" w16cid:durableId="1373963206">
-    <w:abstractNumId w:val="95"/>
+    <w:abstractNumId w:val="98"/>
   </w:num>
   <w:num w:numId="104" w16cid:durableId="1109277416">
     <w:abstractNumId w:val="34"/>
@@ -19122,10 +20319,10 @@
     <w:abstractNumId w:val="39"/>
   </w:num>
   <w:num w:numId="106" w16cid:durableId="796293487">
-    <w:abstractNumId w:val="68"/>
+    <w:abstractNumId w:val="70"/>
   </w:num>
   <w:num w:numId="107" w16cid:durableId="1108040039">
-    <w:abstractNumId w:val="104"/>
+    <w:abstractNumId w:val="108"/>
   </w:num>
   <w:num w:numId="108" w16cid:durableId="1746994150">
     <w:abstractNumId w:val="16"/>
@@ -19137,25 +20334,25 @@
     <w:abstractNumId w:val="49"/>
   </w:num>
   <w:num w:numId="111" w16cid:durableId="1951161841">
-    <w:abstractNumId w:val="72"/>
+    <w:abstractNumId w:val="74"/>
   </w:num>
   <w:num w:numId="112" w16cid:durableId="160561">
-    <w:abstractNumId w:val="84"/>
+    <w:abstractNumId w:val="87"/>
   </w:num>
   <w:num w:numId="113" w16cid:durableId="1970210027">
-    <w:abstractNumId w:val="79"/>
+    <w:abstractNumId w:val="82"/>
   </w:num>
   <w:num w:numId="114" w16cid:durableId="119881475">
-    <w:abstractNumId w:val="107"/>
+    <w:abstractNumId w:val="111"/>
   </w:num>
   <w:num w:numId="115" w16cid:durableId="98911187">
-    <w:abstractNumId w:val="106"/>
+    <w:abstractNumId w:val="110"/>
   </w:num>
   <w:num w:numId="116" w16cid:durableId="47076682">
     <w:abstractNumId w:val="48"/>
   </w:num>
   <w:num w:numId="117" w16cid:durableId="1276326181">
-    <w:abstractNumId w:val="65"/>
+    <w:abstractNumId w:val="67"/>
   </w:num>
   <w:num w:numId="118" w16cid:durableId="2071952525">
     <w:abstractNumId w:val="36"/>
@@ -19164,10 +20361,25 @@
     <w:abstractNumId w:val="57"/>
   </w:num>
   <w:num w:numId="120" w16cid:durableId="955990163">
-    <w:abstractNumId w:val="100"/>
+    <w:abstractNumId w:val="104"/>
   </w:num>
   <w:num w:numId="121" w16cid:durableId="978650477">
-    <w:abstractNumId w:val="78"/>
+    <w:abstractNumId w:val="81"/>
+  </w:num>
+  <w:num w:numId="122" w16cid:durableId="1073502402">
+    <w:abstractNumId w:val="112"/>
+  </w:num>
+  <w:num w:numId="123" w16cid:durableId="1208757940">
+    <w:abstractNumId w:val="59"/>
+  </w:num>
+  <w:num w:numId="124" w16cid:durableId="94447059">
+    <w:abstractNumId w:val="101"/>
+  </w:num>
+  <w:num w:numId="125" w16cid:durableId="1123301907">
+    <w:abstractNumId w:val="76"/>
+  </w:num>
+  <w:num w:numId="126" w16cid:durableId="1323125998">
+    <w:abstractNumId w:val="61"/>
   </w:num>
 </w:numbering>
 </file>

--- a/Church/2026/2026_0418_MenloChurch.docx
+++ b/Church/2026/2026_0418_MenloChurch.docx
@@ -493,7 +493,10 @@
     <w:p/>
     <w:p>
       <w:r>
-        <w:t>Doubts has</w:t>
+        <w:t xml:space="preserve">Doubts </w:t>
+      </w:r>
+      <w:r>
+        <w:t>have</w:t>
       </w:r>
       <w:r>
         <w:t xml:space="preserve"> an opportunity for reconstruction </w:t>
@@ -970,6 +973,117 @@
     <w:p/>
     <w:p>
       <w:r>
+        <w:t>The main point of John 20:24-25</w:t>
+      </w:r>
+      <w:r>
+        <w:t>:</w:t>
+      </w:r>
+      <w:r>
+        <w:t xml:space="preserve"> Thomas refus</w:t>
+      </w:r>
+      <w:r>
+        <w:t>e</w:t>
+      </w:r>
+      <w:r>
+        <w:t xml:space="preserve"> to believe in Jesus’s resurrection based solely on the testimony of the other disciples.</w:t>
+      </w:r>
+    </w:p>
+    <w:p/>
+    <w:p>
+      <w:r>
+        <w:t>The main point of John 20:24-25 is to highlight Thomas’s stubborn refusal to believe in Jesus’s resurrection based solely on the testimony of the other disciples. It establishes his need for tangible, physical proof—seeing and touching Jesus's wounds—setting the stage for Jesus's later appearance to turn his doubt into faith. </w:t>
+      </w:r>
+    </w:p>
+    <w:p>
+      <w:r>
+        <w:rPr>
+          <w:b/>
+          <w:bCs/>
+        </w:rPr>
+        <w:t>Key Aspects of the Passage:</w:t>
+      </w:r>
+    </w:p>
+    <w:p>
+      <w:pPr>
+        <w:numPr>
+          <w:ilvl w:val="0"/>
+          <w:numId w:val="127"/>
+        </w:numPr>
+      </w:pPr>
+      <w:r>
+        <w:rPr>
+          <w:b/>
+          <w:bCs/>
+        </w:rPr>
+        <w:t>Absence and Doubt:</w:t>
+      </w:r>
+      <w:r>
+        <w:t> Thomas was not present when Jesus first appeared to the disciples, causing him to miss the initial proof of the resurrection.</w:t>
+      </w:r>
+    </w:p>
+    <w:p>
+      <w:pPr>
+        <w:numPr>
+          <w:ilvl w:val="0"/>
+          <w:numId w:val="127"/>
+        </w:numPr>
+      </w:pPr>
+      <w:r>
+        <w:rPr>
+          <w:b/>
+          <w:bCs/>
+        </w:rPr>
+        <w:t>Unbelief in Testimony:</w:t>
+      </w:r>
+      <w:r>
+        <w:t> Despite the unanimous report from the ten other disciples ("We have seen the Lord"), Thomas demands empirical evidence.</w:t>
+      </w:r>
+    </w:p>
+    <w:p>
+      <w:pPr>
+        <w:numPr>
+          <w:ilvl w:val="0"/>
+          <w:numId w:val="127"/>
+        </w:numPr>
+      </w:pPr>
+      <w:r>
+        <w:rPr>
+          <w:b/>
+          <w:bCs/>
+        </w:rPr>
+        <w:t>Specific Demands:</w:t>
+      </w:r>
+      <w:r>
+        <w:t> Thomas demands to see the nail marks in Jesus’s hands and to put his hand into Jesus’s side before he will believe.</w:t>
+      </w:r>
+    </w:p>
+    <w:p>
+      <w:pPr>
+        <w:numPr>
+          <w:ilvl w:val="0"/>
+          <w:numId w:val="127"/>
+        </w:numPr>
+      </w:pPr>
+      <w:r>
+        <w:rPr>
+          <w:b/>
+          <w:bCs/>
+        </w:rPr>
+        <w:t>The "Skeptic" Theme:</w:t>
+      </w:r>
+      <w:r>
+        <w:t> Thomas represents human skepticism, setting up the broader theme in John 20 that leads to the lesson that true faith does not always require physical sight. </w:t>
+      </w:r>
+    </w:p>
+    <w:p>
+      <w:r>
+        <w:t>This passage provides the necessary context for the following encounter in verses 26-29, where Jesus addresses these exact doubts.</w:t>
+      </w:r>
+    </w:p>
+    <w:p/>
+    <w:p/>
+    <w:p>
+      <w:r>
         <w:t>33:00/1:15:00</w:t>
       </w:r>
     </w:p>
@@ -1089,13 +1203,114 @@
         <w:t>27 </w:t>
       </w:r>
       <w:r>
-        <w:t xml:space="preserve">Then he said to </w:t>
-      </w:r>
-      <w:r>
-        <w:lastRenderedPageBreak/>
-        <w:t>Thomas, “Put your finger here; see my hands. Reach out your hand and put it into my side. Stop doubting and believe.”</w:t>
+        <w:t>Then he said to Thomas, “Put your finger here; see my hands. Reach out your hand and put it into my side. Stop doubting and believe.”</w:t>
       </w:r>
     </w:p>
+    <w:p/>
+    <w:p>
+      <w:r>
+        <w:t>John 20:26-27</w:t>
+      </w:r>
+      <w:r>
+        <w:t>:</w:t>
+      </w:r>
+      <w:r>
+        <w:t xml:space="preserve"> Jesus ap</w:t>
+      </w:r>
+      <w:r>
+        <w:t>pears</w:t>
+      </w:r>
+      <w:r>
+        <w:t xml:space="preserve"> to the disciples</w:t>
+      </w:r>
+      <w:r>
+        <w:t xml:space="preserve"> meeting and clear</w:t>
+      </w:r>
+      <w:r>
+        <w:t xml:space="preserve"> Thomas</w:t>
+      </w:r>
+      <w:r>
+        <w:t>’s doubt</w:t>
+      </w:r>
+      <w:r>
+        <w:t>. </w:t>
+      </w:r>
+    </w:p>
+    <w:p/>
+    <w:p>
+      <w:r>
+        <w:t>The main point of John 20:26-27 is Jesus appearing to the disciples, specifically challenging Thomas to move from doubt to faith by offering tangible proof of his resurrection. By presenting his wounds, Jesus validates the physical reality of his victory over death and graciously meets Thomas’s need for evidence to foster belief. </w:t>
+      </w:r>
+    </w:p>
+    <w:p>
+      <w:r>
+        <w:rPr>
+          <w:b/>
+          <w:bCs/>
+        </w:rPr>
+        <w:t>Key Takeaways from the Passage:</w:t>
+      </w:r>
+    </w:p>
+    <w:p>
+      <w:pPr>
+        <w:numPr>
+          <w:ilvl w:val="0"/>
+          <w:numId w:val="129"/>
+        </w:numPr>
+      </w:pPr>
+      <w:r>
+        <w:rPr>
+          <w:b/>
+          <w:bCs/>
+        </w:rPr>
+        <w:t>The Appearance (v. 26):</w:t>
+      </w:r>
+      <w:r>
+        <w:t> Jesus arrives despite locked doors, showing his resurrected power and greeting them with "peace," proving his continued care in times of fear.</w:t>
+      </w:r>
+    </w:p>
+    <w:p>
+      <w:pPr>
+        <w:numPr>
+          <w:ilvl w:val="0"/>
+          <w:numId w:val="129"/>
+        </w:numPr>
+      </w:pPr>
+      <w:r>
+        <w:rPr>
+          <w:b/>
+          <w:bCs/>
+        </w:rPr>
+        <w:t>The Invitation (v. 27):</w:t>
+      </w:r>
+      <w:r>
+        <w:t> Jesus addresses Thomas’s specific, skeptical demand to touch his wounds, demonstrating his personal knowledge of his followers' struggles and patient, loving mercy.</w:t>
+      </w:r>
+    </w:p>
+    <w:p>
+      <w:pPr>
+        <w:numPr>
+          <w:ilvl w:val="0"/>
+          <w:numId w:val="129"/>
+        </w:numPr>
+      </w:pPr>
+      <w:r>
+        <w:rPr>
+          <w:b/>
+          <w:bCs/>
+        </w:rPr>
+        <w:t>Faith Over Doubt (v. 27):</w:t>
+      </w:r>
+      <w:r>
+        <w:t> Jesus commands Thomas, "Do not disbelieve, but believe," highlighting the goal of transforming doubt into confession, which directly leads to Thomas’s declaration of "My Lord and my God". </w:t>
+      </w:r>
+    </w:p>
+    <w:p>
+      <w:r>
+        <w:t>This passage underlines that Jesus is worthy of belief and that he condescends to help weak faith, encouraging believers to trust in him. </w:t>
+      </w:r>
+    </w:p>
+    <w:p/>
     <w:p/>
     <w:p>
       <w:r>
@@ -1144,6 +1359,477 @@
         </w:drawing>
       </w:r>
     </w:p>
+    <w:p>
+      <w:r>
+        <w:t>Doubt can be a doorwa</w:t>
+      </w:r>
+      <w:r>
+        <w:t>y</w:t>
+      </w:r>
+      <w:r>
+        <w:t xml:space="preserve"> to deeper trust when it’s placed in Jesus’s hands.</w:t>
+      </w:r>
+    </w:p>
+    <w:p/>
+    <w:p>
+      <w:r>
+        <w:t xml:space="preserve">Doubt is a doorway to deeper trust and spiritual growth when brought honestly to Jesus. </w:t>
+      </w:r>
+    </w:p>
+    <w:p/>
+    <w:p/>
+    <w:p/>
+    <w:p/>
+    <w:p/>
+    <w:p>
+      <w:r>
+        <w:t>Doubt is often described not as the enemy of faith, but as a doorway to deeper trust and spiritual growth when brought honestly to Jesus. Rather than a dead end, doubt can serve as a "hallway" or "stepping stone" that leads to a more authentic, personal encounter with Christ. </w:t>
+      </w:r>
+    </w:p>
+    <w:p>
+      <w:pPr>
+        <w:rPr>
+          <w:b/>
+          <w:bCs/>
+        </w:rPr>
+      </w:pPr>
+      <w:r>
+        <w:rPr>
+          <w:b/>
+          <w:bCs/>
+        </w:rPr>
+        <w:t>Understanding Doubt vs. Unbelief</w:t>
+      </w:r>
+    </w:p>
+    <w:p>
+      <w:r>
+        <w:t>Theological reflections often distinguish between doubt and unbelief:</w:t>
+      </w:r>
+    </w:p>
+    <w:p>
+      <w:pPr>
+        <w:numPr>
+          <w:ilvl w:val="0"/>
+          <w:numId w:val="130"/>
+        </w:numPr>
+      </w:pPr>
+      <w:r>
+        <w:rPr>
+          <w:b/>
+          <w:bCs/>
+        </w:rPr>
+        <w:t>Doubt (Honesty):</w:t>
+      </w:r>
+      <w:r>
+        <w:t> Described as a struggling faith or "mind battling to make sense of it all". It is viewed as a natural part of the human faith journey.</w:t>
+      </w:r>
+    </w:p>
+    <w:p>
+      <w:pPr>
+        <w:numPr>
+          <w:ilvl w:val="0"/>
+          <w:numId w:val="130"/>
+        </w:numPr>
+      </w:pPr>
+      <w:r>
+        <w:rPr>
+          <w:b/>
+          <w:bCs/>
+        </w:rPr>
+        <w:t>Unbelief (Obstinacy):</w:t>
+      </w:r>
+      <w:r>
+        <w:t> Described as a willful choice to reject faith or a "closed door" to God. </w:t>
+      </w:r>
+    </w:p>
+    <w:p>
+      <w:pPr>
+        <w:rPr>
+          <w:b/>
+          <w:bCs/>
+        </w:rPr>
+      </w:pPr>
+      <w:r>
+        <w:rPr>
+          <w:b/>
+          <w:bCs/>
+        </w:rPr>
+        <w:t>Biblical Examples of Honest Doubt</w:t>
+      </w:r>
+    </w:p>
+    <w:p>
+      <w:r>
+        <w:t>Many figures in the Bible grappled with uncertainty, yet remained faithful:</w:t>
+      </w:r>
+    </w:p>
+    <w:p>
+      <w:pPr>
+        <w:numPr>
+          <w:ilvl w:val="0"/>
+          <w:numId w:val="131"/>
+        </w:numPr>
+      </w:pPr>
+      <w:r>
+        <w:rPr>
+          <w:b/>
+          <w:bCs/>
+        </w:rPr>
+        <w:t>Thomas the Apostle:</w:t>
+      </w:r>
+      <w:r>
+        <w:t> Perhaps the most famous example, Thomas expressed doubt about the resurrection, but Jesus did not shame him. Instead, Jesus invited him closer to see and touch His wounds (John 20:24-29), leading to Thomas’s profound declaration: "My Lord and my God!".</w:t>
+      </w:r>
+    </w:p>
+    <w:p>
+      <w:pPr>
+        <w:numPr>
+          <w:ilvl w:val="0"/>
+          <w:numId w:val="131"/>
+        </w:numPr>
+      </w:pPr>
+      <w:r>
+        <w:rPr>
+          <w:b/>
+          <w:bCs/>
+        </w:rPr>
+        <w:t>The Father in Mark 9:</w:t>
+      </w:r>
+      <w:r>
+        <w:t> He cried out, "I believe; help my unbelief!" acknowledging both his faith and his struggle.</w:t>
+      </w:r>
+    </w:p>
+    <w:p>
+      <w:pPr>
+        <w:numPr>
+          <w:ilvl w:val="0"/>
+          <w:numId w:val="131"/>
+        </w:numPr>
+      </w:pPr>
+      <w:r>
+        <w:rPr>
+          <w:b/>
+          <w:bCs/>
+        </w:rPr>
+        <w:t>Other Figures:</w:t>
+      </w:r>
+      <w:r>
+        <w:t> Moses, Elijah, Job, and John the Baptist all experienced seasons of questioning God's plans or their own abilities. </w:t>
+      </w:r>
+    </w:p>
+    <w:p>
+      <w:pPr>
+        <w:rPr>
+          <w:b/>
+          <w:bCs/>
+        </w:rPr>
+      </w:pPr>
+      <w:r>
+        <w:rPr>
+          <w:b/>
+          <w:bCs/>
+        </w:rPr>
+        <w:t>How Doubt Leads to Deeper Trust</w:t>
+      </w:r>
+    </w:p>
+    <w:p>
+      <w:r>
+        <w:t>When doubts are processed with Jesus rather than hidden, they can mature faith in several ways:</w:t>
+      </w:r>
+    </w:p>
+    <w:p>
+      <w:pPr>
+        <w:numPr>
+          <w:ilvl w:val="0"/>
+          <w:numId w:val="132"/>
+        </w:numPr>
+      </w:pPr>
+      <w:r>
+        <w:rPr>
+          <w:b/>
+          <w:bCs/>
+        </w:rPr>
+        <w:t>Destroys Superficial Belief:</w:t>
+      </w:r>
+      <w:r>
+        <w:t> Doubt can dismantle shallow or performance-based certainty, allowing for a faith built on deeper understanding rather than blind acceptance.</w:t>
+      </w:r>
+    </w:p>
+    <w:p>
+      <w:pPr>
+        <w:numPr>
+          <w:ilvl w:val="0"/>
+          <w:numId w:val="132"/>
+        </w:numPr>
+      </w:pPr>
+      <w:r>
+        <w:rPr>
+          <w:b/>
+          <w:bCs/>
+        </w:rPr>
+        <w:t>Catalyst for Seeking:</w:t>
+      </w:r>
+      <w:r>
+        <w:t> Uncertainty often drives believers to search the Scriptures more intensely and seek God through prayer for clarity.</w:t>
+      </w:r>
+    </w:p>
+    <w:p>
+      <w:pPr>
+        <w:numPr>
+          <w:ilvl w:val="0"/>
+          <w:numId w:val="132"/>
+        </w:numPr>
+      </w:pPr>
+      <w:r>
+        <w:rPr>
+          <w:b/>
+          <w:bCs/>
+        </w:rPr>
+        <w:t>Invitational Presence:</w:t>
+      </w:r>
+      <w:r>
+        <w:t> Biblical accounts suggest that in moments of doubt, God often leans in closer rather than pushing the doubter away. </w:t>
+      </w:r>
+    </w:p>
+    <w:tbl>
+      <w:tblPr>
+        <w:tblW w:w="9120" w:type="dxa"/>
+        <w:tblCellMar>
+          <w:top w:w="15" w:type="dxa"/>
+          <w:left w:w="15" w:type="dxa"/>
+          <w:bottom w:w="15" w:type="dxa"/>
+          <w:right w:w="15" w:type="dxa"/>
+        </w:tblCellMar>
+        <w:tblLook w:val="04A0" w:firstRow="1" w:lastRow="0" w:firstColumn="1" w:lastColumn="0" w:noHBand="0" w:noVBand="1"/>
+      </w:tblPr>
+      <w:tblGrid>
+        <w:gridCol w:w="4422"/>
+        <w:gridCol w:w="4698"/>
+      </w:tblGrid>
+      <w:tr>
+        <w:tc>
+          <w:tcPr>
+            <w:tcW w:w="0" w:type="auto"/>
+            <w:tcBorders>
+              <w:bottom w:val="single" w:sz="6" w:space="0" w:color="D2D2D2"/>
+            </w:tcBorders>
+            <w:tcMar>
+              <w:top w:w="120" w:type="dxa"/>
+              <w:left w:w="0" w:type="dxa"/>
+              <w:bottom w:w="120" w:type="dxa"/>
+              <w:right w:w="0" w:type="dxa"/>
+            </w:tcMar>
+            <w:hideMark/>
+          </w:tcPr>
+          <w:p>
+            <w:pPr>
+              <w:rPr>
+                <w:b/>
+                <w:bCs/>
+              </w:rPr>
+            </w:pPr>
+            <w:r>
+              <w:rPr>
+                <w:b/>
+                <w:bCs/>
+              </w:rPr>
+              <w:t>Effect on Faith</w:t>
+            </w:r>
+          </w:p>
+        </w:tc>
+        <w:tc>
+          <w:tcPr>
+            <w:tcW w:w="0" w:type="auto"/>
+            <w:tcBorders>
+              <w:bottom w:val="single" w:sz="6" w:space="0" w:color="D2D2D2"/>
+              <w:right w:val="nil"/>
+            </w:tcBorders>
+            <w:tcMar>
+              <w:top w:w="120" w:type="dxa"/>
+              <w:left w:w="0" w:type="dxa"/>
+              <w:bottom w:w="120" w:type="dxa"/>
+              <w:right w:w="0" w:type="dxa"/>
+            </w:tcMar>
+            <w:hideMark/>
+          </w:tcPr>
+          <w:p>
+            <w:pPr>
+              <w:rPr>
+                <w:b/>
+                <w:bCs/>
+              </w:rPr>
+            </w:pPr>
+            <w:r>
+              <w:rPr>
+                <w:b/>
+                <w:bCs/>
+              </w:rPr>
+              <w:t>Biblical Guidance</w:t>
+            </w:r>
+          </w:p>
+        </w:tc>
+      </w:tr>
+      <w:tr>
+        <w:tc>
+          <w:tcPr>
+            <w:tcW w:w="0" w:type="auto"/>
+            <w:tcBorders>
+              <w:bottom w:val="single" w:sz="6" w:space="0" w:color="D2D2D2"/>
+            </w:tcBorders>
+            <w:tcMar>
+              <w:top w:w="180" w:type="dxa"/>
+              <w:left w:w="0" w:type="dxa"/>
+              <w:bottom w:w="180" w:type="dxa"/>
+              <w:right w:w="0" w:type="dxa"/>
+            </w:tcMar>
+            <w:hideMark/>
+          </w:tcPr>
+          <w:p>
+            <w:r>
+              <w:t>Hiding or Denying Doubt</w:t>
+            </w:r>
+          </w:p>
+          <w:p>
+            <w:r>
+              <w:t>Can lead to distress or walking away</w:t>
+            </w:r>
+          </w:p>
+        </w:tc>
+        <w:tc>
+          <w:tcPr>
+            <w:tcW w:w="0" w:type="auto"/>
+            <w:tcBorders>
+              <w:bottom w:val="single" w:sz="6" w:space="0" w:color="D2D2D2"/>
+              <w:right w:val="nil"/>
+            </w:tcBorders>
+            <w:tcMar>
+              <w:top w:w="180" w:type="dxa"/>
+              <w:left w:w="0" w:type="dxa"/>
+              <w:bottom w:w="180" w:type="dxa"/>
+              <w:right w:w="0" w:type="dxa"/>
+            </w:tcMar>
+            <w:hideMark/>
+          </w:tcPr>
+          <w:p>
+            <w:r>
+              <w:t>Hiding or Denying Doubt</w:t>
+            </w:r>
+          </w:p>
+          <w:p>
+            <w:r>
+              <w:t>"Do not be unbelieving, but believing" (John 20:27)</w:t>
+            </w:r>
+          </w:p>
+        </w:tc>
+      </w:tr>
+      <w:tr>
+        <w:tc>
+          <w:tcPr>
+            <w:tcW w:w="0" w:type="auto"/>
+            <w:tcBorders>
+              <w:bottom w:val="single" w:sz="6" w:space="0" w:color="D2D2D2"/>
+            </w:tcBorders>
+            <w:tcMar>
+              <w:top w:w="180" w:type="dxa"/>
+              <w:left w:w="0" w:type="dxa"/>
+              <w:bottom w:w="180" w:type="dxa"/>
+              <w:right w:w="0" w:type="dxa"/>
+            </w:tcMar>
+            <w:hideMark/>
+          </w:tcPr>
+          <w:p>
+            <w:r>
+              <w:t>Bringing Questions to Jesus</w:t>
+            </w:r>
+          </w:p>
+          <w:p>
+            <w:r>
+              <w:t>Deepens intimacy and transforms doubt into awe</w:t>
+            </w:r>
+          </w:p>
+        </w:tc>
+        <w:tc>
+          <w:tcPr>
+            <w:tcW w:w="0" w:type="auto"/>
+            <w:tcBorders>
+              <w:bottom w:val="single" w:sz="6" w:space="0" w:color="D2D2D2"/>
+              <w:right w:val="nil"/>
+            </w:tcBorders>
+            <w:tcMar>
+              <w:top w:w="180" w:type="dxa"/>
+              <w:left w:w="0" w:type="dxa"/>
+              <w:bottom w:w="180" w:type="dxa"/>
+              <w:right w:w="0" w:type="dxa"/>
+            </w:tcMar>
+            <w:hideMark/>
+          </w:tcPr>
+          <w:p>
+            <w:r>
+              <w:t>Bringing Questions to Jesus</w:t>
+            </w:r>
+          </w:p>
+          <w:p>
+            <w:r>
+              <w:t>"Trust in the Lord with all your heart" (Proverbs 3:5)</w:t>
+            </w:r>
+          </w:p>
+        </w:tc>
+      </w:tr>
+      <w:tr>
+        <w:tc>
+          <w:tcPr>
+            <w:tcW w:w="0" w:type="auto"/>
+            <w:tcBorders>
+              <w:bottom w:val="nil"/>
+            </w:tcBorders>
+            <w:tcMar>
+              <w:top w:w="180" w:type="dxa"/>
+              <w:left w:w="0" w:type="dxa"/>
+              <w:bottom w:w="180" w:type="dxa"/>
+              <w:right w:w="0" w:type="dxa"/>
+            </w:tcMar>
+            <w:hideMark/>
+          </w:tcPr>
+          <w:p>
+            <w:r>
+              <w:t>Worshipping in Uncertainty</w:t>
+            </w:r>
+          </w:p>
+          <w:p>
+            <w:r>
+              <w:t>Shows faith is genuine and keeps us connected to God</w:t>
+            </w:r>
+          </w:p>
+        </w:tc>
+        <w:tc>
+          <w:tcPr>
+            <w:tcW w:w="0" w:type="auto"/>
+            <w:tcBorders>
+              <w:bottom w:val="nil"/>
+              <w:right w:val="nil"/>
+            </w:tcBorders>
+            <w:tcMar>
+              <w:top w:w="180" w:type="dxa"/>
+              <w:left w:w="0" w:type="dxa"/>
+              <w:bottom w:w="180" w:type="dxa"/>
+              <w:right w:w="0" w:type="dxa"/>
+            </w:tcMar>
+            <w:hideMark/>
+          </w:tcPr>
+          <w:p>
+            <w:r>
+              <w:t>Worshipping in Uncertainty</w:t>
+            </w:r>
+          </w:p>
+          <w:p>
+            <w:r>
+              <w:t>"And have mercy on some, who are doubting" (Jude 1:22)</w:t>
+            </w:r>
+          </w:p>
+        </w:tc>
+      </w:tr>
+    </w:tbl>
+    <w:p/>
+    <w:p/>
     <w:p/>
     <w:p>
       <w:r>
@@ -1155,6 +1841,7 @@
         <w:rPr>
           <w:noProof/>
         </w:rPr>
+        <w:lastRenderedPageBreak/>
         <w:drawing>
           <wp:inline distT="0" distB="0" distL="0" distR="0" wp14:anchorId="7587C2E1" wp14:editId="2F3DDD3F">
             <wp:extent cx="4152900" cy="514676"/>
@@ -1192,6 +1879,133 @@
         </w:drawing>
       </w:r>
     </w:p>
+    <w:p>
+      <w:r>
+        <w:t>Frederick B</w:t>
+      </w:r>
+      <w:r>
+        <w:t>ue</w:t>
+      </w:r>
+      <w:r>
+        <w:t>chner: Doubt is the ants in the pants of faith.</w:t>
+      </w:r>
+    </w:p>
+    <w:p/>
+    <w:p>
+      <w:r>
+        <w:t>Frederick Buechner famous quote, "Doubts are the ants in the pants of faith. They keep it awake and moving,"</w:t>
+      </w:r>
+      <w:r>
+        <w:t>:</w:t>
+      </w:r>
+      <w:r>
+        <w:t xml:space="preserve"> The doubts keep </w:t>
+      </w:r>
+      <w:r>
+        <w:t>faith</w:t>
+      </w:r>
+      <w:r>
+        <w:t xml:space="preserve"> active and dynamic. </w:t>
+      </w:r>
+    </w:p>
+    <w:p/>
+    <w:p/>
+    <w:p>
+      <w:r>
+        <w:t>Frederick Buechner’s famous quote, "Doubts are the ants in the pants of faith. They keep it awake and moving," means that questioning is not the opposite of faith but an essential part of it. These doubts prevent a static, "asleep" faith by forcing believers to grapple with uncertainty, keeping their spiritual lives active and dynamic. </w:t>
+      </w:r>
+    </w:p>
+    <w:p>
+      <w:pPr>
+        <w:numPr>
+          <w:ilvl w:val="0"/>
+          <w:numId w:val="133"/>
+        </w:numPr>
+      </w:pPr>
+      <w:r>
+        <w:rPr>
+          <w:b/>
+          <w:bCs/>
+        </w:rPr>
+        <w:t>Context:</w:t>
+      </w:r>
+      <w:r>
+        <w:t> The quote comes from Buechner's book, </w:t>
+      </w:r>
+      <w:hyperlink r:id="rId20" w:history="1">
+        <w:r>
+          <w:rPr>
+            <w:rStyle w:val="Hyperlink"/>
+            <w:i/>
+            <w:iCs/>
+          </w:rPr>
+          <w:t>Wishful Thinking: A Theological ABC</w:t>
+        </w:r>
+      </w:hyperlink>
+      <w:r>
+        <w:t>, where he argues that faith without question is either naive or stagnant.</w:t>
+      </w:r>
+    </w:p>
+    <w:p>
+      <w:pPr>
+        <w:numPr>
+          <w:ilvl w:val="0"/>
+          <w:numId w:val="133"/>
+        </w:numPr>
+      </w:pPr>
+      <w:r>
+        <w:rPr>
+          <w:b/>
+          <w:bCs/>
+        </w:rPr>
+        <w:t>The Function of Doubt:</w:t>
+      </w:r>
+      <w:r>
+        <w:t> Just as ants in one's pants prevent comfortable sitting, doubt prevents the believer from becoming intellectually or spiritually lazy.</w:t>
+      </w:r>
+    </w:p>
+    <w:p>
+      <w:pPr>
+        <w:numPr>
+          <w:ilvl w:val="0"/>
+          <w:numId w:val="133"/>
+        </w:numPr>
+      </w:pPr>
+      <w:r>
+        <w:rPr>
+          <w:b/>
+          <w:bCs/>
+        </w:rPr>
+        <w:t>Active Faith:</w:t>
+      </w:r>
+      <w:r>
+        <w:t> Buechner suggests that faith is a verb and a process, not a static possession, and that doubt keeps that process alive.</w:t>
+      </w:r>
+    </w:p>
+    <w:p>
+      <w:pPr>
+        <w:numPr>
+          <w:ilvl w:val="0"/>
+          <w:numId w:val="133"/>
+        </w:numPr>
+      </w:pPr>
+      <w:r>
+        <w:rPr>
+          <w:b/>
+          <w:bCs/>
+        </w:rPr>
+        <w:t>Not Opposite:</w:t>
+      </w:r>
+      <w:r>
+        <w:t> He, along with others like Paul Tillich, suggests that doubt is an "element of faith," not its polar opposite. </w:t>
+      </w:r>
+    </w:p>
+    <w:p>
+      <w:r>
+        <w:t>Buechner argues that without this "discomfort," faith might become dead dogma, whereas doubts ensure it remains a lived experience.</w:t>
+      </w:r>
+    </w:p>
+    <w:p/>
     <w:p/>
     <w:p>
       <w:r>
@@ -1225,7 +2039,7 @@
                     <pic:cNvPicPr/>
                   </pic:nvPicPr>
                   <pic:blipFill>
-                    <a:blip r:embed="rId20"/>
+                    <a:blip r:embed="rId21"/>
                     <a:stretch>
                       <a:fillRect/>
                     </a:stretch>
@@ -1244,6 +2058,102 @@
             </a:graphic>
           </wp:inline>
         </w:drawing>
+      </w:r>
+    </w:p>
+    <w:p>
+      <w:r>
+        <w:t>Hudson Taylor: “There are commonly three stages in work for God: Impossible, Difficult, and Done.”</w:t>
+      </w:r>
+    </w:p>
+    <w:p/>
+    <w:p>
+      <w:r>
+        <w:t>The main point of Hudson Taylor’s quote is that </w:t>
+      </w:r>
+      <w:r>
+        <w:rPr>
+          <w:b/>
+          <w:bCs/>
+        </w:rPr>
+        <w:t>spiritual or visionary work requires persistent faith.</w:t>
+      </w:r>
+      <w:r>
+        <w:t> It highlights that a "God-sized" task will always look insurmountable from a human perspective before it is accomplished. </w:t>
+      </w:r>
+    </w:p>
+    <w:p>
+      <w:r>
+        <w:t>The quote breaks down into three distinct stages:</w:t>
+      </w:r>
+    </w:p>
+    <w:p>
+      <w:pPr>
+        <w:numPr>
+          <w:ilvl w:val="0"/>
+          <w:numId w:val="134"/>
+        </w:numPr>
+      </w:pPr>
+      <w:r>
+        <w:rPr>
+          <w:b/>
+          <w:bCs/>
+        </w:rPr>
+        <w:lastRenderedPageBreak/>
+        <w:t>Impossible</w:t>
+      </w:r>
+      <w:r>
+        <w:t>: This is the starting point. Taylor believed that if a goal doesn't seem impossible, it might not require enough faith to be considered "God's work". The initial impossibility is the space where reliance on God begins.</w:t>
+      </w:r>
+    </w:p>
+    <w:p>
+      <w:pPr>
+        <w:numPr>
+          <w:ilvl w:val="0"/>
+          <w:numId w:val="134"/>
+        </w:numPr>
+      </w:pPr>
+      <w:r>
+        <w:rPr>
+          <w:b/>
+          <w:bCs/>
+        </w:rPr>
+        <w:t>Difficult</w:t>
+      </w:r>
+      <w:r>
+        <w:t>: Once work begins, it doesn't immediately become easy. This stage represents the "process of perseverance". It is the grind where one encounters cultural barriers, financial hardships, and personal loss—all of which Taylor faced himself.</w:t>
+      </w:r>
+    </w:p>
+    <w:p>
+      <w:pPr>
+        <w:numPr>
+          <w:ilvl w:val="0"/>
+          <w:numId w:val="134"/>
+        </w:numPr>
+      </w:pPr>
+      <w:r>
+        <w:rPr>
+          <w:b/>
+          <w:bCs/>
+        </w:rPr>
+        <w:t>Done</w:t>
+      </w:r>
+      <w:r>
+        <w:t>: This is the final realization of the goal, proving that "with God all things are possible" (Matthew 19:26). For Taylor, this was seen in the eventual establishment of the China Inland Mission, which grew from a seemingly impossible dream to a successful organization with over a thousand missionaries. </w:t>
+      </w:r>
+    </w:p>
+    <w:p>
+      <w:r>
+        <w:t>Ultimately, Taylor’s point is that </w:t>
+      </w:r>
+      <w:r>
+        <w:rPr>
+          <w:b/>
+          <w:bCs/>
+        </w:rPr>
+        <w:t>difficulties are just platforms for showing God's power.</w:t>
+      </w:r>
+      <w:r>
+        <w:t> Instead of giving up when things get hard, he argued that we should see those obstacles as a natural, expected part of the journey toward success.</w:t>
       </w:r>
     </w:p>
     <w:p/>
@@ -1273,7 +2183,7 @@
                     <pic:cNvPicPr/>
                   </pic:nvPicPr>
                   <pic:blipFill>
-                    <a:blip r:embed="rId21"/>
+                    <a:blip r:embed="rId22"/>
                     <a:stretch>
                       <a:fillRect/>
                     </a:stretch>
@@ -1294,6 +2204,159 @@
         </w:drawing>
       </w:r>
     </w:p>
+    <w:p>
+      <w:r>
+        <w:t>John 20:27</w:t>
+      </w:r>
+    </w:p>
+    <w:p>
+      <w:r>
+        <w:t>New International Version</w:t>
+      </w:r>
+    </w:p>
+    <w:p>
+      <w:r>
+        <w:rPr>
+          <w:b/>
+          <w:bCs/>
+          <w:vertAlign w:val="superscript"/>
+        </w:rPr>
+        <w:t>27 </w:t>
+      </w:r>
+      <w:r>
+        <w:t>Then he said to Thomas, “Put your finger here; see my hands. Reach out your hand and put it into my side. Stop doubting and believe.”</w:t>
+      </w:r>
+    </w:p>
+    <w:p/>
+    <w:p>
+      <w:r>
+        <w:t>John 20:27</w:t>
+      </w:r>
+      <w:r>
+        <w:t xml:space="preserve">: </w:t>
+      </w:r>
+      <w:r>
+        <w:t xml:space="preserve">Jesus </w:t>
+      </w:r>
+      <w:r>
+        <w:t>resurrect</w:t>
+      </w:r>
+      <w:r>
+        <w:t xml:space="preserve"> </w:t>
+      </w:r>
+      <w:r>
+        <w:t xml:space="preserve">in front of </w:t>
+      </w:r>
+      <w:r>
+        <w:t>Thomas</w:t>
+      </w:r>
+      <w:r>
+        <w:t xml:space="preserve"> and</w:t>
+      </w:r>
+      <w:r>
+        <w:t xml:space="preserve"> </w:t>
+      </w:r>
+      <w:r>
+        <w:t xml:space="preserve">ask Thomas </w:t>
+      </w:r>
+      <w:r>
+        <w:t xml:space="preserve">to move from </w:t>
+      </w:r>
+      <w:r>
+        <w:t xml:space="preserve">doubt </w:t>
+      </w:r>
+      <w:r>
+        <w:t>to faith.</w:t>
+      </w:r>
+    </w:p>
+    <w:p/>
+    <w:p>
+      <w:r>
+        <w:t>The main point of John 20:27 is Jesus overcoming Thomas's doubt by providing physical evidence of his resurrection, urging him to move from skepticism to faith. Jesus shows compassion by meeting Thomas's specific demands to see and touch his wounds, validating his physical resurrection and demanding belief, which transforms Thomas into a worshiper. </w:t>
+      </w:r>
+    </w:p>
+    <w:p>
+      <w:r>
+        <w:t>Key aspects of this verse include:</w:t>
+      </w:r>
+    </w:p>
+    <w:p>
+      <w:pPr>
+        <w:numPr>
+          <w:ilvl w:val="0"/>
+          <w:numId w:val="135"/>
+        </w:numPr>
+      </w:pPr>
+      <w:r>
+        <w:rPr>
+          <w:b/>
+          <w:bCs/>
+        </w:rPr>
+        <w:t>Proof of Resurrection:</w:t>
+      </w:r>
+      <w:r>
+        <w:t> Jesus uses his wounds (hands and side) to prove he is not a ghost but physically risen, linking his resurrected body to the crucified body.</w:t>
+      </w:r>
+    </w:p>
+    <w:p>
+      <w:pPr>
+        <w:numPr>
+          <w:ilvl w:val="0"/>
+          <w:numId w:val="135"/>
+        </w:numPr>
+      </w:pPr>
+      <w:r>
+        <w:rPr>
+          <w:b/>
+          <w:bCs/>
+        </w:rPr>
+        <w:t>Overcoming Unbelief:</w:t>
+      </w:r>
+      <w:r>
+        <w:t> Jesus explicitly commands, "Do not disbelieve, but believe," challenging the believer to move from doubt to faith.</w:t>
+      </w:r>
+    </w:p>
+    <w:p>
+      <w:pPr>
+        <w:numPr>
+          <w:ilvl w:val="0"/>
+          <w:numId w:val="135"/>
+        </w:numPr>
+      </w:pPr>
+      <w:r>
+        <w:rPr>
+          <w:b/>
+          <w:bCs/>
+        </w:rPr>
+        <w:t>Condescending Grace:</w:t>
+      </w:r>
+      <w:r>
+        <w:t> Jesus meets Thomas at his level of doubt, demonstrating that He is patient and willing to reveal Himself to seeking hearts.</w:t>
+      </w:r>
+    </w:p>
+    <w:p>
+      <w:pPr>
+        <w:numPr>
+          <w:ilvl w:val="0"/>
+          <w:numId w:val="135"/>
+        </w:numPr>
+      </w:pPr>
+      <w:r>
+        <w:rPr>
+          <w:b/>
+          <w:bCs/>
+        </w:rPr>
+        <w:t>Foundation for Future Faith:</w:t>
+      </w:r>
+      <w:r>
+        <w:t> This encounter directly sets up the following verse (John 20:29) regarding the blessing of those who believe without seeing. </w:t>
+      </w:r>
+    </w:p>
+    <w:p>
+      <w:r>
+        <w:t>This interaction shows that Jesus welcomes honest questioning but ultimately calls his followers to trust in his resurrection, transforming skepticism into a confession of faith. </w:t>
+      </w:r>
+    </w:p>
     <w:p/>
     <w:p/>
     <w:p>
@@ -1349,6 +2412,7 @@
     <w:p/>
     <w:p>
       <w:r>
+        <w:lastRenderedPageBreak/>
         <w:t>F</w:t>
       </w:r>
       <w:r>
@@ -1386,9 +2450,261 @@
         <w:t>for faith.</w:t>
       </w:r>
     </w:p>
+    <w:p>
+      <w:r>
+        <w:t xml:space="preserve">2. </w:t>
+      </w:r>
+      <w:r>
+        <w:t>John 20:24-25</w:t>
+      </w:r>
+      <w:r>
+        <w:t>:</w:t>
+      </w:r>
+      <w:r>
+        <w:t xml:space="preserve"> Thomas </w:t>
+      </w:r>
+      <w:r>
+        <w:t>does not</w:t>
+      </w:r>
+      <w:r>
+        <w:t xml:space="preserve"> believe Jesus’s resurrection based on the testimony of disciples.</w:t>
+      </w:r>
+    </w:p>
+    <w:p>
+      <w:r>
+        <w:t xml:space="preserve">3. </w:t>
+      </w:r>
+      <w:r>
+        <w:t>John 20:26-27</w:t>
+      </w:r>
+      <w:r>
+        <w:t>:</w:t>
+      </w:r>
+      <w:r>
+        <w:t xml:space="preserve"> Jesus ap</w:t>
+      </w:r>
+      <w:r>
+        <w:t>pears</w:t>
+      </w:r>
+      <w:r>
+        <w:t xml:space="preserve"> to the disciples</w:t>
+      </w:r>
+      <w:r>
+        <w:t xml:space="preserve"> meeting</w:t>
+      </w:r>
+      <w:r>
+        <w:t xml:space="preserve"> and </w:t>
+      </w:r>
+      <w:r>
+        <w:t>clear</w:t>
+      </w:r>
+      <w:r>
+        <w:t xml:space="preserve"> Thomas</w:t>
+      </w:r>
+      <w:r>
+        <w:t>’s doubt</w:t>
+      </w:r>
+      <w:r>
+        <w:t>. </w:t>
+      </w:r>
+    </w:p>
+    <w:p>
+      <w:r>
+        <w:t xml:space="preserve">4. </w:t>
+      </w:r>
+      <w:r>
+        <w:t>Doubt is a doorway to deeper trust</w:t>
+      </w:r>
+      <w:r>
+        <w:t>/</w:t>
+      </w:r>
+      <w:r>
+        <w:t xml:space="preserve">growth when </w:t>
+      </w:r>
+      <w:r>
+        <w:t xml:space="preserve">we </w:t>
+      </w:r>
+      <w:r>
+        <w:t>br</w:t>
+      </w:r>
+      <w:r>
+        <w:t>ing the doubt</w:t>
+      </w:r>
+      <w:r>
+        <w:t xml:space="preserve"> h</w:t>
+      </w:r>
+      <w:r>
+        <w:t xml:space="preserve">onestly </w:t>
+      </w:r>
+      <w:r>
+        <w:t>to Jesus</w:t>
+      </w:r>
+      <w:r>
+        <w:t xml:space="preserve"> hands</w:t>
+      </w:r>
+      <w:r>
+        <w:t xml:space="preserve">. </w:t>
+      </w:r>
+    </w:p>
+    <w:p>
+      <w:r>
+        <w:t xml:space="preserve">5. </w:t>
+      </w:r>
+      <w:r>
+        <w:t>Frederick Buechner famous quote, "Doubts are the ants in the pants of faith. They keep it awake and moving,"</w:t>
+      </w:r>
+      <w:r>
+        <w:t>:</w:t>
+      </w:r>
+      <w:r>
+        <w:t xml:space="preserve"> The doubts keep </w:t>
+      </w:r>
+      <w:r>
+        <w:t>faith</w:t>
+      </w:r>
+      <w:r>
+        <w:t xml:space="preserve"> active and dynamic. </w:t>
+      </w:r>
+    </w:p>
+    <w:p>
+      <w:r>
+        <w:t xml:space="preserve">6. </w:t>
+      </w:r>
+      <w:r>
+        <w:t xml:space="preserve">Hudson Taylor: There are three stages </w:t>
+      </w:r>
+      <w:r>
+        <w:t>to</w:t>
+      </w:r>
+      <w:r>
+        <w:t xml:space="preserve"> work for God: </w:t>
+      </w:r>
+    </w:p>
+    <w:p>
+      <w:r>
+        <w:t xml:space="preserve">a) </w:t>
+      </w:r>
+      <w:r>
+        <w:rPr>
+          <w:b/>
+          <w:bCs/>
+        </w:rPr>
+        <w:t>Impossible</w:t>
+      </w:r>
+      <w:r>
+        <w:t xml:space="preserve">: This is the starting point. </w:t>
+      </w:r>
+      <w:r>
+        <w:t xml:space="preserve">b) </w:t>
+      </w:r>
+      <w:r>
+        <w:rPr>
+          <w:b/>
+          <w:bCs/>
+        </w:rPr>
+        <w:t>Difficult</w:t>
+      </w:r>
+      <w:r>
+        <w:t xml:space="preserve">: </w:t>
+      </w:r>
+      <w:r>
+        <w:t>After starts</w:t>
+      </w:r>
+      <w:r>
+        <w:t xml:space="preserve">, it </w:t>
+      </w:r>
+      <w:r>
+        <w:t>becomes very difficult</w:t>
+      </w:r>
+      <w:r>
+        <w:t>.</w:t>
+      </w:r>
+      <w:r>
+        <w:t xml:space="preserve"> c)</w:t>
+      </w:r>
+      <w:r>
+        <w:t xml:space="preserve"> </w:t>
+      </w:r>
+      <w:r>
+        <w:rPr>
+          <w:b/>
+          <w:bCs/>
+        </w:rPr>
+        <w:t>Done</w:t>
+      </w:r>
+      <w:r>
+        <w:t xml:space="preserve">: </w:t>
+      </w:r>
+      <w:r>
+        <w:t>The final stage is</w:t>
+      </w:r>
+      <w:r>
+        <w:t xml:space="preserve"> "with God all things are possible"</w:t>
+      </w:r>
+      <w:r>
+        <w:t>.</w:t>
+      </w:r>
+    </w:p>
+    <w:p>
+      <w:r>
+        <w:t xml:space="preserve">7. </w:t>
+      </w:r>
+      <w:r>
+        <w:t>Co</w:t>
+      </w:r>
+      <w:r>
+        <w:t>n</w:t>
+      </w:r>
+      <w:r>
+        <w:t>clusion:</w:t>
+      </w:r>
+    </w:p>
+    <w:p>
+      <w:r>
+        <w:t>John 20:27</w:t>
+      </w:r>
+      <w:r>
+        <w:t xml:space="preserve">: </w:t>
+      </w:r>
+      <w:r>
+        <w:t xml:space="preserve">Jesus </w:t>
+      </w:r>
+      <w:r>
+        <w:t>resurrect</w:t>
+      </w:r>
+      <w:r>
+        <w:t xml:space="preserve"> </w:t>
+      </w:r>
+      <w:r>
+        <w:t xml:space="preserve">in front of </w:t>
+      </w:r>
+      <w:r>
+        <w:t>Thomas</w:t>
+      </w:r>
+      <w:r>
+        <w:t xml:space="preserve"> and</w:t>
+      </w:r>
+      <w:r>
+        <w:t xml:space="preserve"> </w:t>
+      </w:r>
+      <w:r>
+        <w:t xml:space="preserve">ask Thomas </w:t>
+      </w:r>
+      <w:r>
+        <w:t xml:space="preserve">to move from </w:t>
+      </w:r>
+      <w:r>
+        <w:t xml:space="preserve">doubt </w:t>
+      </w:r>
+      <w:r>
+        <w:t>to faith.</w:t>
+      </w:r>
+    </w:p>
+    <w:p/>
+    <w:p/>
     <w:p/>
     <w:sectPr>
-      <w:footerReference w:type="default" r:id="rId22"/>
+      <w:footerReference w:type="default" r:id="rId23"/>
       <w:pgSz w:w="12240" w:h="15840"/>
       <w:pgMar w:top="1440" w:right="1440" w:bottom="1530" w:left="1440" w:header="0" w:footer="720" w:gutter="0"/>
       <w:cols w:space="720"/>
@@ -1780,6 +3096,155 @@
     </w:lvl>
   </w:abstractNum>
   <w:abstractNum w:abstractNumId="2" w15:restartNumberingAfterBreak="0">
+    <w:nsid w:val="02965692"/>
+    <w:multiLevelType w:val="multilevel"/>
+    <w:tmpl w:val="CE30C582"/>
+    <w:lvl w:ilvl="0">
+      <w:start w:val="1"/>
+      <w:numFmt w:val="bullet"/>
+      <w:lvlText w:val=""/>
+      <w:lvlJc w:val="left"/>
+      <w:pPr>
+        <w:tabs>
+          <w:tab w:val="num" w:pos="720"/>
+        </w:tabs>
+        <w:ind w:left="720" w:hanging="360"/>
+      </w:pPr>
+      <w:rPr>
+        <w:rFonts w:ascii="Symbol" w:hAnsi="Symbol" w:hint="default"/>
+        <w:sz w:val="20"/>
+      </w:rPr>
+    </w:lvl>
+    <w:lvl w:ilvl="1" w:tentative="1">
+      <w:start w:val="1"/>
+      <w:numFmt w:val="bullet"/>
+      <w:lvlText w:val="o"/>
+      <w:lvlJc w:val="left"/>
+      <w:pPr>
+        <w:tabs>
+          <w:tab w:val="num" w:pos="1440"/>
+        </w:tabs>
+        <w:ind w:left="1440" w:hanging="360"/>
+      </w:pPr>
+      <w:rPr>
+        <w:rFonts w:ascii="Courier New" w:hAnsi="Courier New" w:hint="default"/>
+        <w:sz w:val="20"/>
+      </w:rPr>
+    </w:lvl>
+    <w:lvl w:ilvl="2" w:tentative="1">
+      <w:start w:val="1"/>
+      <w:numFmt w:val="bullet"/>
+      <w:lvlText w:val=""/>
+      <w:lvlJc w:val="left"/>
+      <w:pPr>
+        <w:tabs>
+          <w:tab w:val="num" w:pos="2160"/>
+        </w:tabs>
+        <w:ind w:left="2160" w:hanging="360"/>
+      </w:pPr>
+      <w:rPr>
+        <w:rFonts w:ascii="Wingdings" w:hAnsi="Wingdings" w:hint="default"/>
+        <w:sz w:val="20"/>
+      </w:rPr>
+    </w:lvl>
+    <w:lvl w:ilvl="3" w:tentative="1">
+      <w:start w:val="1"/>
+      <w:numFmt w:val="bullet"/>
+      <w:lvlText w:val=""/>
+      <w:lvlJc w:val="left"/>
+      <w:pPr>
+        <w:tabs>
+          <w:tab w:val="num" w:pos="2880"/>
+        </w:tabs>
+        <w:ind w:left="2880" w:hanging="360"/>
+      </w:pPr>
+      <w:rPr>
+        <w:rFonts w:ascii="Wingdings" w:hAnsi="Wingdings" w:hint="default"/>
+        <w:sz w:val="20"/>
+      </w:rPr>
+    </w:lvl>
+    <w:lvl w:ilvl="4" w:tentative="1">
+      <w:start w:val="1"/>
+      <w:numFmt w:val="bullet"/>
+      <w:lvlText w:val=""/>
+      <w:lvlJc w:val="left"/>
+      <w:pPr>
+        <w:tabs>
+          <w:tab w:val="num" w:pos="3600"/>
+        </w:tabs>
+        <w:ind w:left="3600" w:hanging="360"/>
+      </w:pPr>
+      <w:rPr>
+        <w:rFonts w:ascii="Wingdings" w:hAnsi="Wingdings" w:hint="default"/>
+        <w:sz w:val="20"/>
+      </w:rPr>
+    </w:lvl>
+    <w:lvl w:ilvl="5" w:tentative="1">
+      <w:start w:val="1"/>
+      <w:numFmt w:val="bullet"/>
+      <w:lvlText w:val=""/>
+      <w:lvlJc w:val="left"/>
+      <w:pPr>
+        <w:tabs>
+          <w:tab w:val="num" w:pos="4320"/>
+        </w:tabs>
+        <w:ind w:left="4320" w:hanging="360"/>
+      </w:pPr>
+      <w:rPr>
+        <w:rFonts w:ascii="Wingdings" w:hAnsi="Wingdings" w:hint="default"/>
+        <w:sz w:val="20"/>
+      </w:rPr>
+    </w:lvl>
+    <w:lvl w:ilvl="6" w:tentative="1">
+      <w:start w:val="1"/>
+      <w:numFmt w:val="bullet"/>
+      <w:lvlText w:val=""/>
+      <w:lvlJc w:val="left"/>
+      <w:pPr>
+        <w:tabs>
+          <w:tab w:val="num" w:pos="5040"/>
+        </w:tabs>
+        <w:ind w:left="5040" w:hanging="360"/>
+      </w:pPr>
+      <w:rPr>
+        <w:rFonts w:ascii="Wingdings" w:hAnsi="Wingdings" w:hint="default"/>
+        <w:sz w:val="20"/>
+      </w:rPr>
+    </w:lvl>
+    <w:lvl w:ilvl="7" w:tentative="1">
+      <w:start w:val="1"/>
+      <w:numFmt w:val="bullet"/>
+      <w:lvlText w:val=""/>
+      <w:lvlJc w:val="left"/>
+      <w:pPr>
+        <w:tabs>
+          <w:tab w:val="num" w:pos="5760"/>
+        </w:tabs>
+        <w:ind w:left="5760" w:hanging="360"/>
+      </w:pPr>
+      <w:rPr>
+        <w:rFonts w:ascii="Wingdings" w:hAnsi="Wingdings" w:hint="default"/>
+        <w:sz w:val="20"/>
+      </w:rPr>
+    </w:lvl>
+    <w:lvl w:ilvl="8" w:tentative="1">
+      <w:start w:val="1"/>
+      <w:numFmt w:val="bullet"/>
+      <w:lvlText w:val=""/>
+      <w:lvlJc w:val="left"/>
+      <w:pPr>
+        <w:tabs>
+          <w:tab w:val="num" w:pos="6480"/>
+        </w:tabs>
+        <w:ind w:left="6480" w:hanging="360"/>
+      </w:pPr>
+      <w:rPr>
+        <w:rFonts w:ascii="Wingdings" w:hAnsi="Wingdings" w:hint="default"/>
+        <w:sz w:val="20"/>
+      </w:rPr>
+    </w:lvl>
+  </w:abstractNum>
+  <w:abstractNum w:abstractNumId="3" w15:restartNumberingAfterBreak="0">
     <w:nsid w:val="04170AB0"/>
     <w:multiLevelType w:val="multilevel"/>
     <w:tmpl w:val="4ECA3594"/>
@@ -1928,7 +3393,7 @@
       </w:rPr>
     </w:lvl>
   </w:abstractNum>
-  <w:abstractNum w:abstractNumId="3" w15:restartNumberingAfterBreak="0">
+  <w:abstractNum w:abstractNumId="4" w15:restartNumberingAfterBreak="0">
     <w:nsid w:val="077003C7"/>
     <w:multiLevelType w:val="multilevel"/>
     <w:tmpl w:val="208A9A20"/>
@@ -2077,7 +3542,7 @@
       </w:rPr>
     </w:lvl>
   </w:abstractNum>
-  <w:abstractNum w:abstractNumId="4" w15:restartNumberingAfterBreak="0">
+  <w:abstractNum w:abstractNumId="5" w15:restartNumberingAfterBreak="0">
     <w:nsid w:val="0A505F16"/>
     <w:multiLevelType w:val="multilevel"/>
     <w:tmpl w:val="49EC425E"/>
@@ -2226,7 +3691,7 @@
       </w:rPr>
     </w:lvl>
   </w:abstractNum>
-  <w:abstractNum w:abstractNumId="5" w15:restartNumberingAfterBreak="0">
+  <w:abstractNum w:abstractNumId="6" w15:restartNumberingAfterBreak="0">
     <w:nsid w:val="0AA45A5C"/>
     <w:multiLevelType w:val="multilevel"/>
     <w:tmpl w:val="9460CCBA"/>
@@ -2375,7 +3840,7 @@
       </w:rPr>
     </w:lvl>
   </w:abstractNum>
-  <w:abstractNum w:abstractNumId="6" w15:restartNumberingAfterBreak="0">
+  <w:abstractNum w:abstractNumId="7" w15:restartNumberingAfterBreak="0">
     <w:nsid w:val="0AC26890"/>
     <w:multiLevelType w:val="hybridMultilevel"/>
     <w:tmpl w:val="FE1623B6"/>
@@ -2464,7 +3929,156 @@
       </w:pPr>
     </w:lvl>
   </w:abstractNum>
-  <w:abstractNum w:abstractNumId="7" w15:restartNumberingAfterBreak="0">
+  <w:abstractNum w:abstractNumId="8" w15:restartNumberingAfterBreak="0">
+    <w:nsid w:val="0AE47029"/>
+    <w:multiLevelType w:val="multilevel"/>
+    <w:tmpl w:val="59DE1D24"/>
+    <w:lvl w:ilvl="0">
+      <w:start w:val="1"/>
+      <w:numFmt w:val="bullet"/>
+      <w:lvlText w:val=""/>
+      <w:lvlJc w:val="left"/>
+      <w:pPr>
+        <w:tabs>
+          <w:tab w:val="num" w:pos="720"/>
+        </w:tabs>
+        <w:ind w:left="720" w:hanging="360"/>
+      </w:pPr>
+      <w:rPr>
+        <w:rFonts w:ascii="Symbol" w:hAnsi="Symbol" w:hint="default"/>
+        <w:sz w:val="20"/>
+      </w:rPr>
+    </w:lvl>
+    <w:lvl w:ilvl="1" w:tentative="1">
+      <w:start w:val="1"/>
+      <w:numFmt w:val="bullet"/>
+      <w:lvlText w:val="o"/>
+      <w:lvlJc w:val="left"/>
+      <w:pPr>
+        <w:tabs>
+          <w:tab w:val="num" w:pos="1440"/>
+        </w:tabs>
+        <w:ind w:left="1440" w:hanging="360"/>
+      </w:pPr>
+      <w:rPr>
+        <w:rFonts w:ascii="Courier New" w:hAnsi="Courier New" w:hint="default"/>
+        <w:sz w:val="20"/>
+      </w:rPr>
+    </w:lvl>
+    <w:lvl w:ilvl="2" w:tentative="1">
+      <w:start w:val="1"/>
+      <w:numFmt w:val="bullet"/>
+      <w:lvlText w:val=""/>
+      <w:lvlJc w:val="left"/>
+      <w:pPr>
+        <w:tabs>
+          <w:tab w:val="num" w:pos="2160"/>
+        </w:tabs>
+        <w:ind w:left="2160" w:hanging="360"/>
+      </w:pPr>
+      <w:rPr>
+        <w:rFonts w:ascii="Wingdings" w:hAnsi="Wingdings" w:hint="default"/>
+        <w:sz w:val="20"/>
+      </w:rPr>
+    </w:lvl>
+    <w:lvl w:ilvl="3" w:tentative="1">
+      <w:start w:val="1"/>
+      <w:numFmt w:val="bullet"/>
+      <w:lvlText w:val=""/>
+      <w:lvlJc w:val="left"/>
+      <w:pPr>
+        <w:tabs>
+          <w:tab w:val="num" w:pos="2880"/>
+        </w:tabs>
+        <w:ind w:left="2880" w:hanging="360"/>
+      </w:pPr>
+      <w:rPr>
+        <w:rFonts w:ascii="Wingdings" w:hAnsi="Wingdings" w:hint="default"/>
+        <w:sz w:val="20"/>
+      </w:rPr>
+    </w:lvl>
+    <w:lvl w:ilvl="4" w:tentative="1">
+      <w:start w:val="1"/>
+      <w:numFmt w:val="bullet"/>
+      <w:lvlText w:val=""/>
+      <w:lvlJc w:val="left"/>
+      <w:pPr>
+        <w:tabs>
+          <w:tab w:val="num" w:pos="3600"/>
+        </w:tabs>
+        <w:ind w:left="3600" w:hanging="360"/>
+      </w:pPr>
+      <w:rPr>
+        <w:rFonts w:ascii="Wingdings" w:hAnsi="Wingdings" w:hint="default"/>
+        <w:sz w:val="20"/>
+      </w:rPr>
+    </w:lvl>
+    <w:lvl w:ilvl="5" w:tentative="1">
+      <w:start w:val="1"/>
+      <w:numFmt w:val="bullet"/>
+      <w:lvlText w:val=""/>
+      <w:lvlJc w:val="left"/>
+      <w:pPr>
+        <w:tabs>
+          <w:tab w:val="num" w:pos="4320"/>
+        </w:tabs>
+        <w:ind w:left="4320" w:hanging="360"/>
+      </w:pPr>
+      <w:rPr>
+        <w:rFonts w:ascii="Wingdings" w:hAnsi="Wingdings" w:hint="default"/>
+        <w:sz w:val="20"/>
+      </w:rPr>
+    </w:lvl>
+    <w:lvl w:ilvl="6" w:tentative="1">
+      <w:start w:val="1"/>
+      <w:numFmt w:val="bullet"/>
+      <w:lvlText w:val=""/>
+      <w:lvlJc w:val="left"/>
+      <w:pPr>
+        <w:tabs>
+          <w:tab w:val="num" w:pos="5040"/>
+        </w:tabs>
+        <w:ind w:left="5040" w:hanging="360"/>
+      </w:pPr>
+      <w:rPr>
+        <w:rFonts w:ascii="Wingdings" w:hAnsi="Wingdings" w:hint="default"/>
+        <w:sz w:val="20"/>
+      </w:rPr>
+    </w:lvl>
+    <w:lvl w:ilvl="7" w:tentative="1">
+      <w:start w:val="1"/>
+      <w:numFmt w:val="bullet"/>
+      <w:lvlText w:val=""/>
+      <w:lvlJc w:val="left"/>
+      <w:pPr>
+        <w:tabs>
+          <w:tab w:val="num" w:pos="5760"/>
+        </w:tabs>
+        <w:ind w:left="5760" w:hanging="360"/>
+      </w:pPr>
+      <w:rPr>
+        <w:rFonts w:ascii="Wingdings" w:hAnsi="Wingdings" w:hint="default"/>
+        <w:sz w:val="20"/>
+      </w:rPr>
+    </w:lvl>
+    <w:lvl w:ilvl="8" w:tentative="1">
+      <w:start w:val="1"/>
+      <w:numFmt w:val="bullet"/>
+      <w:lvlText w:val=""/>
+      <w:lvlJc w:val="left"/>
+      <w:pPr>
+        <w:tabs>
+          <w:tab w:val="num" w:pos="6480"/>
+        </w:tabs>
+        <w:ind w:left="6480" w:hanging="360"/>
+      </w:pPr>
+      <w:rPr>
+        <w:rFonts w:ascii="Wingdings" w:hAnsi="Wingdings" w:hint="default"/>
+        <w:sz w:val="20"/>
+      </w:rPr>
+    </w:lvl>
+  </w:abstractNum>
+  <w:abstractNum w:abstractNumId="9" w15:restartNumberingAfterBreak="0">
     <w:nsid w:val="0D4D6ADA"/>
     <w:multiLevelType w:val="multilevel"/>
     <w:tmpl w:val="F38AAEE0"/>
@@ -2613,7 +4227,7 @@
       </w:rPr>
     </w:lvl>
   </w:abstractNum>
-  <w:abstractNum w:abstractNumId="8" w15:restartNumberingAfterBreak="0">
+  <w:abstractNum w:abstractNumId="10" w15:restartNumberingAfterBreak="0">
     <w:nsid w:val="0D7C041A"/>
     <w:multiLevelType w:val="multilevel"/>
     <w:tmpl w:val="0F9AE848"/>
@@ -2762,7 +4376,156 @@
       </w:rPr>
     </w:lvl>
   </w:abstractNum>
-  <w:abstractNum w:abstractNumId="9" w15:restartNumberingAfterBreak="0">
+  <w:abstractNum w:abstractNumId="11" w15:restartNumberingAfterBreak="0">
+    <w:nsid w:val="0DB9181E"/>
+    <w:multiLevelType w:val="multilevel"/>
+    <w:tmpl w:val="CC7088CA"/>
+    <w:lvl w:ilvl="0">
+      <w:start w:val="1"/>
+      <w:numFmt w:val="bullet"/>
+      <w:lvlText w:val=""/>
+      <w:lvlJc w:val="left"/>
+      <w:pPr>
+        <w:tabs>
+          <w:tab w:val="num" w:pos="720"/>
+        </w:tabs>
+        <w:ind w:left="720" w:hanging="360"/>
+      </w:pPr>
+      <w:rPr>
+        <w:rFonts w:ascii="Symbol" w:hAnsi="Symbol" w:hint="default"/>
+        <w:sz w:val="20"/>
+      </w:rPr>
+    </w:lvl>
+    <w:lvl w:ilvl="1" w:tentative="1">
+      <w:start w:val="1"/>
+      <w:numFmt w:val="bullet"/>
+      <w:lvlText w:val="o"/>
+      <w:lvlJc w:val="left"/>
+      <w:pPr>
+        <w:tabs>
+          <w:tab w:val="num" w:pos="1440"/>
+        </w:tabs>
+        <w:ind w:left="1440" w:hanging="360"/>
+      </w:pPr>
+      <w:rPr>
+        <w:rFonts w:ascii="Courier New" w:hAnsi="Courier New" w:hint="default"/>
+        <w:sz w:val="20"/>
+      </w:rPr>
+    </w:lvl>
+    <w:lvl w:ilvl="2" w:tentative="1">
+      <w:start w:val="1"/>
+      <w:numFmt w:val="bullet"/>
+      <w:lvlText w:val=""/>
+      <w:lvlJc w:val="left"/>
+      <w:pPr>
+        <w:tabs>
+          <w:tab w:val="num" w:pos="2160"/>
+        </w:tabs>
+        <w:ind w:left="2160" w:hanging="360"/>
+      </w:pPr>
+      <w:rPr>
+        <w:rFonts w:ascii="Wingdings" w:hAnsi="Wingdings" w:hint="default"/>
+        <w:sz w:val="20"/>
+      </w:rPr>
+    </w:lvl>
+    <w:lvl w:ilvl="3" w:tentative="1">
+      <w:start w:val="1"/>
+      <w:numFmt w:val="bullet"/>
+      <w:lvlText w:val=""/>
+      <w:lvlJc w:val="left"/>
+      <w:pPr>
+        <w:tabs>
+          <w:tab w:val="num" w:pos="2880"/>
+        </w:tabs>
+        <w:ind w:left="2880" w:hanging="360"/>
+      </w:pPr>
+      <w:rPr>
+        <w:rFonts w:ascii="Wingdings" w:hAnsi="Wingdings" w:hint="default"/>
+        <w:sz w:val="20"/>
+      </w:rPr>
+    </w:lvl>
+    <w:lvl w:ilvl="4" w:tentative="1">
+      <w:start w:val="1"/>
+      <w:numFmt w:val="bullet"/>
+      <w:lvlText w:val=""/>
+      <w:lvlJc w:val="left"/>
+      <w:pPr>
+        <w:tabs>
+          <w:tab w:val="num" w:pos="3600"/>
+        </w:tabs>
+        <w:ind w:left="3600" w:hanging="360"/>
+      </w:pPr>
+      <w:rPr>
+        <w:rFonts w:ascii="Wingdings" w:hAnsi="Wingdings" w:hint="default"/>
+        <w:sz w:val="20"/>
+      </w:rPr>
+    </w:lvl>
+    <w:lvl w:ilvl="5" w:tentative="1">
+      <w:start w:val="1"/>
+      <w:numFmt w:val="bullet"/>
+      <w:lvlText w:val=""/>
+      <w:lvlJc w:val="left"/>
+      <w:pPr>
+        <w:tabs>
+          <w:tab w:val="num" w:pos="4320"/>
+        </w:tabs>
+        <w:ind w:left="4320" w:hanging="360"/>
+      </w:pPr>
+      <w:rPr>
+        <w:rFonts w:ascii="Wingdings" w:hAnsi="Wingdings" w:hint="default"/>
+        <w:sz w:val="20"/>
+      </w:rPr>
+    </w:lvl>
+    <w:lvl w:ilvl="6" w:tentative="1">
+      <w:start w:val="1"/>
+      <w:numFmt w:val="bullet"/>
+      <w:lvlText w:val=""/>
+      <w:lvlJc w:val="left"/>
+      <w:pPr>
+        <w:tabs>
+          <w:tab w:val="num" w:pos="5040"/>
+        </w:tabs>
+        <w:ind w:left="5040" w:hanging="360"/>
+      </w:pPr>
+      <w:rPr>
+        <w:rFonts w:ascii="Wingdings" w:hAnsi="Wingdings" w:hint="default"/>
+        <w:sz w:val="20"/>
+      </w:rPr>
+    </w:lvl>
+    <w:lvl w:ilvl="7" w:tentative="1">
+      <w:start w:val="1"/>
+      <w:numFmt w:val="bullet"/>
+      <w:lvlText w:val=""/>
+      <w:lvlJc w:val="left"/>
+      <w:pPr>
+        <w:tabs>
+          <w:tab w:val="num" w:pos="5760"/>
+        </w:tabs>
+        <w:ind w:left="5760" w:hanging="360"/>
+      </w:pPr>
+      <w:rPr>
+        <w:rFonts w:ascii="Wingdings" w:hAnsi="Wingdings" w:hint="default"/>
+        <w:sz w:val="20"/>
+      </w:rPr>
+    </w:lvl>
+    <w:lvl w:ilvl="8" w:tentative="1">
+      <w:start w:val="1"/>
+      <w:numFmt w:val="bullet"/>
+      <w:lvlText w:val=""/>
+      <w:lvlJc w:val="left"/>
+      <w:pPr>
+        <w:tabs>
+          <w:tab w:val="num" w:pos="6480"/>
+        </w:tabs>
+        <w:ind w:left="6480" w:hanging="360"/>
+      </w:pPr>
+      <w:rPr>
+        <w:rFonts w:ascii="Wingdings" w:hAnsi="Wingdings" w:hint="default"/>
+        <w:sz w:val="20"/>
+      </w:rPr>
+    </w:lvl>
+  </w:abstractNum>
+  <w:abstractNum w:abstractNumId="12" w15:restartNumberingAfterBreak="0">
     <w:nsid w:val="0FC12319"/>
     <w:multiLevelType w:val="multilevel"/>
     <w:tmpl w:val="501CA858"/>
@@ -2911,7 +4674,7 @@
       </w:rPr>
     </w:lvl>
   </w:abstractNum>
-  <w:abstractNum w:abstractNumId="10" w15:restartNumberingAfterBreak="0">
+  <w:abstractNum w:abstractNumId="13" w15:restartNumberingAfterBreak="0">
     <w:nsid w:val="0FCD5CE1"/>
     <w:multiLevelType w:val="multilevel"/>
     <w:tmpl w:val="F7BA600A"/>
@@ -3060,7 +4823,7 @@
       </w:rPr>
     </w:lvl>
   </w:abstractNum>
-  <w:abstractNum w:abstractNumId="11" w15:restartNumberingAfterBreak="0">
+  <w:abstractNum w:abstractNumId="14" w15:restartNumberingAfterBreak="0">
     <w:nsid w:val="10F9519F"/>
     <w:multiLevelType w:val="multilevel"/>
     <w:tmpl w:val="1426391A"/>
@@ -3209,7 +4972,7 @@
       </w:rPr>
     </w:lvl>
   </w:abstractNum>
-  <w:abstractNum w:abstractNumId="12" w15:restartNumberingAfterBreak="0">
+  <w:abstractNum w:abstractNumId="15" w15:restartNumberingAfterBreak="0">
     <w:nsid w:val="11AE6211"/>
     <w:multiLevelType w:val="multilevel"/>
     <w:tmpl w:val="F012A5A4"/>
@@ -3358,7 +5121,7 @@
       </w:rPr>
     </w:lvl>
   </w:abstractNum>
-  <w:abstractNum w:abstractNumId="13" w15:restartNumberingAfterBreak="0">
+  <w:abstractNum w:abstractNumId="16" w15:restartNumberingAfterBreak="0">
     <w:nsid w:val="12644A5F"/>
     <w:multiLevelType w:val="multilevel"/>
     <w:tmpl w:val="C5BAFFA4"/>
@@ -3507,7 +5270,7 @@
       </w:rPr>
     </w:lvl>
   </w:abstractNum>
-  <w:abstractNum w:abstractNumId="14" w15:restartNumberingAfterBreak="0">
+  <w:abstractNum w:abstractNumId="17" w15:restartNumberingAfterBreak="0">
     <w:nsid w:val="12BA18F0"/>
     <w:multiLevelType w:val="multilevel"/>
     <w:tmpl w:val="A8BA912C"/>
@@ -3656,7 +5419,7 @@
       </w:rPr>
     </w:lvl>
   </w:abstractNum>
-  <w:abstractNum w:abstractNumId="15" w15:restartNumberingAfterBreak="0">
+  <w:abstractNum w:abstractNumId="18" w15:restartNumberingAfterBreak="0">
     <w:nsid w:val="142A5411"/>
     <w:multiLevelType w:val="multilevel"/>
     <w:tmpl w:val="BCC2E4DA"/>
@@ -3805,7 +5568,7 @@
       </w:rPr>
     </w:lvl>
   </w:abstractNum>
-  <w:abstractNum w:abstractNumId="16" w15:restartNumberingAfterBreak="0">
+  <w:abstractNum w:abstractNumId="19" w15:restartNumberingAfterBreak="0">
     <w:nsid w:val="16085391"/>
     <w:multiLevelType w:val="multilevel"/>
     <w:tmpl w:val="41C82B6A"/>
@@ -3954,7 +5717,7 @@
       </w:rPr>
     </w:lvl>
   </w:abstractNum>
-  <w:abstractNum w:abstractNumId="17" w15:restartNumberingAfterBreak="0">
+  <w:abstractNum w:abstractNumId="20" w15:restartNumberingAfterBreak="0">
     <w:nsid w:val="174A1AC6"/>
     <w:multiLevelType w:val="multilevel"/>
     <w:tmpl w:val="ADAE743E"/>
@@ -4103,7 +5866,7 @@
       </w:rPr>
     </w:lvl>
   </w:abstractNum>
-  <w:abstractNum w:abstractNumId="18" w15:restartNumberingAfterBreak="0">
+  <w:abstractNum w:abstractNumId="21" w15:restartNumberingAfterBreak="0">
     <w:nsid w:val="18E841E6"/>
     <w:multiLevelType w:val="multilevel"/>
     <w:tmpl w:val="C6FE7FBA"/>
@@ -4252,7 +6015,7 @@
       </w:rPr>
     </w:lvl>
   </w:abstractNum>
-  <w:abstractNum w:abstractNumId="19" w15:restartNumberingAfterBreak="0">
+  <w:abstractNum w:abstractNumId="22" w15:restartNumberingAfterBreak="0">
     <w:nsid w:val="19837B86"/>
     <w:multiLevelType w:val="multilevel"/>
     <w:tmpl w:val="46C0AF18"/>
@@ -4401,7 +6164,7 @@
       </w:rPr>
     </w:lvl>
   </w:abstractNum>
-  <w:abstractNum w:abstractNumId="20" w15:restartNumberingAfterBreak="0">
+  <w:abstractNum w:abstractNumId="23" w15:restartNumberingAfterBreak="0">
     <w:nsid w:val="1B956155"/>
     <w:multiLevelType w:val="multilevel"/>
     <w:tmpl w:val="9BCC8F7C"/>
@@ -4550,7 +6313,7 @@
       </w:rPr>
     </w:lvl>
   </w:abstractNum>
-  <w:abstractNum w:abstractNumId="21" w15:restartNumberingAfterBreak="0">
+  <w:abstractNum w:abstractNumId="24" w15:restartNumberingAfterBreak="0">
     <w:nsid w:val="1BD31920"/>
     <w:multiLevelType w:val="multilevel"/>
     <w:tmpl w:val="22B4DA4A"/>
@@ -4699,7 +6462,7 @@
       </w:rPr>
     </w:lvl>
   </w:abstractNum>
-  <w:abstractNum w:abstractNumId="22" w15:restartNumberingAfterBreak="0">
+  <w:abstractNum w:abstractNumId="25" w15:restartNumberingAfterBreak="0">
     <w:nsid w:val="1BEC6855"/>
     <w:multiLevelType w:val="multilevel"/>
     <w:tmpl w:val="A46C74AA"/>
@@ -4848,7 +6611,7 @@
       </w:rPr>
     </w:lvl>
   </w:abstractNum>
-  <w:abstractNum w:abstractNumId="23" w15:restartNumberingAfterBreak="0">
+  <w:abstractNum w:abstractNumId="26" w15:restartNumberingAfterBreak="0">
     <w:nsid w:val="1C965F6F"/>
     <w:multiLevelType w:val="multilevel"/>
     <w:tmpl w:val="01D45980"/>
@@ -4997,7 +6760,7 @@
       </w:rPr>
     </w:lvl>
   </w:abstractNum>
-  <w:abstractNum w:abstractNumId="24" w15:restartNumberingAfterBreak="0">
+  <w:abstractNum w:abstractNumId="27" w15:restartNumberingAfterBreak="0">
     <w:nsid w:val="1CB916F2"/>
     <w:multiLevelType w:val="multilevel"/>
     <w:tmpl w:val="E2D4A3F4"/>
@@ -5146,7 +6909,7 @@
       </w:rPr>
     </w:lvl>
   </w:abstractNum>
-  <w:abstractNum w:abstractNumId="25" w15:restartNumberingAfterBreak="0">
+  <w:abstractNum w:abstractNumId="28" w15:restartNumberingAfterBreak="0">
     <w:nsid w:val="1CBF71F4"/>
     <w:multiLevelType w:val="multilevel"/>
     <w:tmpl w:val="CAAE1466"/>
@@ -5295,7 +7058,156 @@
       </w:rPr>
     </w:lvl>
   </w:abstractNum>
-  <w:abstractNum w:abstractNumId="26" w15:restartNumberingAfterBreak="0">
+  <w:abstractNum w:abstractNumId="29" w15:restartNumberingAfterBreak="0">
+    <w:nsid w:val="1D3819A3"/>
+    <w:multiLevelType w:val="multilevel"/>
+    <w:tmpl w:val="8B9C6226"/>
+    <w:lvl w:ilvl="0">
+      <w:start w:val="1"/>
+      <w:numFmt w:val="bullet"/>
+      <w:lvlText w:val=""/>
+      <w:lvlJc w:val="left"/>
+      <w:pPr>
+        <w:tabs>
+          <w:tab w:val="num" w:pos="720"/>
+        </w:tabs>
+        <w:ind w:left="720" w:hanging="360"/>
+      </w:pPr>
+      <w:rPr>
+        <w:rFonts w:ascii="Symbol" w:hAnsi="Symbol" w:hint="default"/>
+        <w:sz w:val="20"/>
+      </w:rPr>
+    </w:lvl>
+    <w:lvl w:ilvl="1" w:tentative="1">
+      <w:start w:val="1"/>
+      <w:numFmt w:val="bullet"/>
+      <w:lvlText w:val="o"/>
+      <w:lvlJc w:val="left"/>
+      <w:pPr>
+        <w:tabs>
+          <w:tab w:val="num" w:pos="1440"/>
+        </w:tabs>
+        <w:ind w:left="1440" w:hanging="360"/>
+      </w:pPr>
+      <w:rPr>
+        <w:rFonts w:ascii="Courier New" w:hAnsi="Courier New" w:hint="default"/>
+        <w:sz w:val="20"/>
+      </w:rPr>
+    </w:lvl>
+    <w:lvl w:ilvl="2" w:tentative="1">
+      <w:start w:val="1"/>
+      <w:numFmt w:val="bullet"/>
+      <w:lvlText w:val=""/>
+      <w:lvlJc w:val="left"/>
+      <w:pPr>
+        <w:tabs>
+          <w:tab w:val="num" w:pos="2160"/>
+        </w:tabs>
+        <w:ind w:left="2160" w:hanging="360"/>
+      </w:pPr>
+      <w:rPr>
+        <w:rFonts w:ascii="Wingdings" w:hAnsi="Wingdings" w:hint="default"/>
+        <w:sz w:val="20"/>
+      </w:rPr>
+    </w:lvl>
+    <w:lvl w:ilvl="3" w:tentative="1">
+      <w:start w:val="1"/>
+      <w:numFmt w:val="bullet"/>
+      <w:lvlText w:val=""/>
+      <w:lvlJc w:val="left"/>
+      <w:pPr>
+        <w:tabs>
+          <w:tab w:val="num" w:pos="2880"/>
+        </w:tabs>
+        <w:ind w:left="2880" w:hanging="360"/>
+      </w:pPr>
+      <w:rPr>
+        <w:rFonts w:ascii="Wingdings" w:hAnsi="Wingdings" w:hint="default"/>
+        <w:sz w:val="20"/>
+      </w:rPr>
+    </w:lvl>
+    <w:lvl w:ilvl="4" w:tentative="1">
+      <w:start w:val="1"/>
+      <w:numFmt w:val="bullet"/>
+      <w:lvlText w:val=""/>
+      <w:lvlJc w:val="left"/>
+      <w:pPr>
+        <w:tabs>
+          <w:tab w:val="num" w:pos="3600"/>
+        </w:tabs>
+        <w:ind w:left="3600" w:hanging="360"/>
+      </w:pPr>
+      <w:rPr>
+        <w:rFonts w:ascii="Wingdings" w:hAnsi="Wingdings" w:hint="default"/>
+        <w:sz w:val="20"/>
+      </w:rPr>
+    </w:lvl>
+    <w:lvl w:ilvl="5" w:tentative="1">
+      <w:start w:val="1"/>
+      <w:numFmt w:val="bullet"/>
+      <w:lvlText w:val=""/>
+      <w:lvlJc w:val="left"/>
+      <w:pPr>
+        <w:tabs>
+          <w:tab w:val="num" w:pos="4320"/>
+        </w:tabs>
+        <w:ind w:left="4320" w:hanging="360"/>
+      </w:pPr>
+      <w:rPr>
+        <w:rFonts w:ascii="Wingdings" w:hAnsi="Wingdings" w:hint="default"/>
+        <w:sz w:val="20"/>
+      </w:rPr>
+    </w:lvl>
+    <w:lvl w:ilvl="6" w:tentative="1">
+      <w:start w:val="1"/>
+      <w:numFmt w:val="bullet"/>
+      <w:lvlText w:val=""/>
+      <w:lvlJc w:val="left"/>
+      <w:pPr>
+        <w:tabs>
+          <w:tab w:val="num" w:pos="5040"/>
+        </w:tabs>
+        <w:ind w:left="5040" w:hanging="360"/>
+      </w:pPr>
+      <w:rPr>
+        <w:rFonts w:ascii="Wingdings" w:hAnsi="Wingdings" w:hint="default"/>
+        <w:sz w:val="20"/>
+      </w:rPr>
+    </w:lvl>
+    <w:lvl w:ilvl="7" w:tentative="1">
+      <w:start w:val="1"/>
+      <w:numFmt w:val="bullet"/>
+      <w:lvlText w:val=""/>
+      <w:lvlJc w:val="left"/>
+      <w:pPr>
+        <w:tabs>
+          <w:tab w:val="num" w:pos="5760"/>
+        </w:tabs>
+        <w:ind w:left="5760" w:hanging="360"/>
+      </w:pPr>
+      <w:rPr>
+        <w:rFonts w:ascii="Wingdings" w:hAnsi="Wingdings" w:hint="default"/>
+        <w:sz w:val="20"/>
+      </w:rPr>
+    </w:lvl>
+    <w:lvl w:ilvl="8" w:tentative="1">
+      <w:start w:val="1"/>
+      <w:numFmt w:val="bullet"/>
+      <w:lvlText w:val=""/>
+      <w:lvlJc w:val="left"/>
+      <w:pPr>
+        <w:tabs>
+          <w:tab w:val="num" w:pos="6480"/>
+        </w:tabs>
+        <w:ind w:left="6480" w:hanging="360"/>
+      </w:pPr>
+      <w:rPr>
+        <w:rFonts w:ascii="Wingdings" w:hAnsi="Wingdings" w:hint="default"/>
+        <w:sz w:val="20"/>
+      </w:rPr>
+    </w:lvl>
+  </w:abstractNum>
+  <w:abstractNum w:abstractNumId="30" w15:restartNumberingAfterBreak="0">
     <w:nsid w:val="1E8A45E7"/>
     <w:multiLevelType w:val="multilevel"/>
     <w:tmpl w:val="DCC287E2"/>
@@ -5444,7 +7356,7 @@
       </w:rPr>
     </w:lvl>
   </w:abstractNum>
-  <w:abstractNum w:abstractNumId="27" w15:restartNumberingAfterBreak="0">
+  <w:abstractNum w:abstractNumId="31" w15:restartNumberingAfterBreak="0">
     <w:nsid w:val="1EB5382F"/>
     <w:multiLevelType w:val="multilevel"/>
     <w:tmpl w:val="3B84C206"/>
@@ -5593,7 +7505,7 @@
       </w:rPr>
     </w:lvl>
   </w:abstractNum>
-  <w:abstractNum w:abstractNumId="28" w15:restartNumberingAfterBreak="0">
+  <w:abstractNum w:abstractNumId="32" w15:restartNumberingAfterBreak="0">
     <w:nsid w:val="203139C0"/>
     <w:multiLevelType w:val="multilevel"/>
     <w:tmpl w:val="70FE5D36"/>
@@ -5742,7 +7654,7 @@
       </w:rPr>
     </w:lvl>
   </w:abstractNum>
-  <w:abstractNum w:abstractNumId="29" w15:restartNumberingAfterBreak="0">
+  <w:abstractNum w:abstractNumId="33" w15:restartNumberingAfterBreak="0">
     <w:nsid w:val="203705AD"/>
     <w:multiLevelType w:val="multilevel"/>
     <w:tmpl w:val="C84C9C9A"/>
@@ -5891,7 +7803,7 @@
       </w:rPr>
     </w:lvl>
   </w:abstractNum>
-  <w:abstractNum w:abstractNumId="30" w15:restartNumberingAfterBreak="0">
+  <w:abstractNum w:abstractNumId="34" w15:restartNumberingAfterBreak="0">
     <w:nsid w:val="20395BEE"/>
     <w:multiLevelType w:val="multilevel"/>
     <w:tmpl w:val="23EEB24C"/>
@@ -6040,7 +7952,7 @@
       </w:rPr>
     </w:lvl>
   </w:abstractNum>
-  <w:abstractNum w:abstractNumId="31" w15:restartNumberingAfterBreak="0">
+  <w:abstractNum w:abstractNumId="35" w15:restartNumberingAfterBreak="0">
     <w:nsid w:val="209E1278"/>
     <w:multiLevelType w:val="multilevel"/>
     <w:tmpl w:val="62B29FA6"/>
@@ -6189,7 +8101,7 @@
       </w:rPr>
     </w:lvl>
   </w:abstractNum>
-  <w:abstractNum w:abstractNumId="32" w15:restartNumberingAfterBreak="0">
+  <w:abstractNum w:abstractNumId="36" w15:restartNumberingAfterBreak="0">
     <w:nsid w:val="20D675A7"/>
     <w:multiLevelType w:val="multilevel"/>
     <w:tmpl w:val="CD0CD3C6"/>
@@ -6338,7 +8250,7 @@
       </w:rPr>
     </w:lvl>
   </w:abstractNum>
-  <w:abstractNum w:abstractNumId="33" w15:restartNumberingAfterBreak="0">
+  <w:abstractNum w:abstractNumId="37" w15:restartNumberingAfterBreak="0">
     <w:nsid w:val="210567A8"/>
     <w:multiLevelType w:val="multilevel"/>
     <w:tmpl w:val="DDB85AD8"/>
@@ -6487,7 +8399,7 @@
       </w:rPr>
     </w:lvl>
   </w:abstractNum>
-  <w:abstractNum w:abstractNumId="34" w15:restartNumberingAfterBreak="0">
+  <w:abstractNum w:abstractNumId="38" w15:restartNumberingAfterBreak="0">
     <w:nsid w:val="21A03A3E"/>
     <w:multiLevelType w:val="multilevel"/>
     <w:tmpl w:val="36D87CAE"/>
@@ -6636,7 +8548,7 @@
       </w:rPr>
     </w:lvl>
   </w:abstractNum>
-  <w:abstractNum w:abstractNumId="35" w15:restartNumberingAfterBreak="0">
+  <w:abstractNum w:abstractNumId="39" w15:restartNumberingAfterBreak="0">
     <w:nsid w:val="22A00D4E"/>
     <w:multiLevelType w:val="multilevel"/>
     <w:tmpl w:val="3FC0F3E2"/>
@@ -6785,7 +8697,7 @@
       </w:rPr>
     </w:lvl>
   </w:abstractNum>
-  <w:abstractNum w:abstractNumId="36" w15:restartNumberingAfterBreak="0">
+  <w:abstractNum w:abstractNumId="40" w15:restartNumberingAfterBreak="0">
     <w:nsid w:val="26873696"/>
     <w:multiLevelType w:val="multilevel"/>
     <w:tmpl w:val="88D8523A"/>
@@ -6934,7 +8846,7 @@
       </w:rPr>
     </w:lvl>
   </w:abstractNum>
-  <w:abstractNum w:abstractNumId="37" w15:restartNumberingAfterBreak="0">
+  <w:abstractNum w:abstractNumId="41" w15:restartNumberingAfterBreak="0">
     <w:nsid w:val="26E37D4A"/>
     <w:multiLevelType w:val="multilevel"/>
     <w:tmpl w:val="C1B6D482"/>
@@ -7083,7 +8995,7 @@
       </w:rPr>
     </w:lvl>
   </w:abstractNum>
-  <w:abstractNum w:abstractNumId="38" w15:restartNumberingAfterBreak="0">
+  <w:abstractNum w:abstractNumId="42" w15:restartNumberingAfterBreak="0">
     <w:nsid w:val="27176457"/>
     <w:multiLevelType w:val="multilevel"/>
     <w:tmpl w:val="7006F21A"/>
@@ -7232,7 +9144,7 @@
       </w:rPr>
     </w:lvl>
   </w:abstractNum>
-  <w:abstractNum w:abstractNumId="39" w15:restartNumberingAfterBreak="0">
+  <w:abstractNum w:abstractNumId="43" w15:restartNumberingAfterBreak="0">
     <w:nsid w:val="274F3CB4"/>
     <w:multiLevelType w:val="multilevel"/>
     <w:tmpl w:val="0D5C054C"/>
@@ -7381,7 +9293,7 @@
       </w:rPr>
     </w:lvl>
   </w:abstractNum>
-  <w:abstractNum w:abstractNumId="40" w15:restartNumberingAfterBreak="0">
+  <w:abstractNum w:abstractNumId="44" w15:restartNumberingAfterBreak="0">
     <w:nsid w:val="276804D0"/>
     <w:multiLevelType w:val="multilevel"/>
     <w:tmpl w:val="B740A53A"/>
@@ -7530,7 +9442,7 @@
       </w:rPr>
     </w:lvl>
   </w:abstractNum>
-  <w:abstractNum w:abstractNumId="41" w15:restartNumberingAfterBreak="0">
+  <w:abstractNum w:abstractNumId="45" w15:restartNumberingAfterBreak="0">
     <w:nsid w:val="276E4E4F"/>
     <w:multiLevelType w:val="multilevel"/>
     <w:tmpl w:val="0A9A01F0"/>
@@ -7679,7 +9591,7 @@
       </w:rPr>
     </w:lvl>
   </w:abstractNum>
-  <w:abstractNum w:abstractNumId="42" w15:restartNumberingAfterBreak="0">
+  <w:abstractNum w:abstractNumId="46" w15:restartNumberingAfterBreak="0">
     <w:nsid w:val="27C30B69"/>
     <w:multiLevelType w:val="multilevel"/>
     <w:tmpl w:val="F0C67C3E"/>
@@ -7828,7 +9740,7 @@
       </w:rPr>
     </w:lvl>
   </w:abstractNum>
-  <w:abstractNum w:abstractNumId="43" w15:restartNumberingAfterBreak="0">
+  <w:abstractNum w:abstractNumId="47" w15:restartNumberingAfterBreak="0">
     <w:nsid w:val="27EB1E66"/>
     <w:multiLevelType w:val="multilevel"/>
     <w:tmpl w:val="E3B07468"/>
@@ -7977,7 +9889,7 @@
       </w:rPr>
     </w:lvl>
   </w:abstractNum>
-  <w:abstractNum w:abstractNumId="44" w15:restartNumberingAfterBreak="0">
+  <w:abstractNum w:abstractNumId="48" w15:restartNumberingAfterBreak="0">
     <w:nsid w:val="28EE7E1C"/>
     <w:multiLevelType w:val="multilevel"/>
     <w:tmpl w:val="A7ACF23A"/>
@@ -8126,7 +10038,7 @@
       </w:rPr>
     </w:lvl>
   </w:abstractNum>
-  <w:abstractNum w:abstractNumId="45" w15:restartNumberingAfterBreak="0">
+  <w:abstractNum w:abstractNumId="49" w15:restartNumberingAfterBreak="0">
     <w:nsid w:val="29927A80"/>
     <w:multiLevelType w:val="multilevel"/>
     <w:tmpl w:val="BBCC2C72"/>
@@ -8275,7 +10187,156 @@
       </w:rPr>
     </w:lvl>
   </w:abstractNum>
-  <w:abstractNum w:abstractNumId="46" w15:restartNumberingAfterBreak="0">
+  <w:abstractNum w:abstractNumId="50" w15:restartNumberingAfterBreak="0">
+    <w:nsid w:val="2A066B61"/>
+    <w:multiLevelType w:val="multilevel"/>
+    <w:tmpl w:val="4F802FF6"/>
+    <w:lvl w:ilvl="0">
+      <w:start w:val="1"/>
+      <w:numFmt w:val="bullet"/>
+      <w:lvlText w:val=""/>
+      <w:lvlJc w:val="left"/>
+      <w:pPr>
+        <w:tabs>
+          <w:tab w:val="num" w:pos="720"/>
+        </w:tabs>
+        <w:ind w:left="720" w:hanging="360"/>
+      </w:pPr>
+      <w:rPr>
+        <w:rFonts w:ascii="Symbol" w:hAnsi="Symbol" w:hint="default"/>
+        <w:sz w:val="20"/>
+      </w:rPr>
+    </w:lvl>
+    <w:lvl w:ilvl="1" w:tentative="1">
+      <w:start w:val="1"/>
+      <w:numFmt w:val="bullet"/>
+      <w:lvlText w:val="o"/>
+      <w:lvlJc w:val="left"/>
+      <w:pPr>
+        <w:tabs>
+          <w:tab w:val="num" w:pos="1440"/>
+        </w:tabs>
+        <w:ind w:left="1440" w:hanging="360"/>
+      </w:pPr>
+      <w:rPr>
+        <w:rFonts w:ascii="Courier New" w:hAnsi="Courier New" w:hint="default"/>
+        <w:sz w:val="20"/>
+      </w:rPr>
+    </w:lvl>
+    <w:lvl w:ilvl="2" w:tentative="1">
+      <w:start w:val="1"/>
+      <w:numFmt w:val="bullet"/>
+      <w:lvlText w:val=""/>
+      <w:lvlJc w:val="left"/>
+      <w:pPr>
+        <w:tabs>
+          <w:tab w:val="num" w:pos="2160"/>
+        </w:tabs>
+        <w:ind w:left="2160" w:hanging="360"/>
+      </w:pPr>
+      <w:rPr>
+        <w:rFonts w:ascii="Wingdings" w:hAnsi="Wingdings" w:hint="default"/>
+        <w:sz w:val="20"/>
+      </w:rPr>
+    </w:lvl>
+    <w:lvl w:ilvl="3" w:tentative="1">
+      <w:start w:val="1"/>
+      <w:numFmt w:val="bullet"/>
+      <w:lvlText w:val=""/>
+      <w:lvlJc w:val="left"/>
+      <w:pPr>
+        <w:tabs>
+          <w:tab w:val="num" w:pos="2880"/>
+        </w:tabs>
+        <w:ind w:left="2880" w:hanging="360"/>
+      </w:pPr>
+      <w:rPr>
+        <w:rFonts w:ascii="Wingdings" w:hAnsi="Wingdings" w:hint="default"/>
+        <w:sz w:val="20"/>
+      </w:rPr>
+    </w:lvl>
+    <w:lvl w:ilvl="4" w:tentative="1">
+      <w:start w:val="1"/>
+      <w:numFmt w:val="bullet"/>
+      <w:lvlText w:val=""/>
+      <w:lvlJc w:val="left"/>
+      <w:pPr>
+        <w:tabs>
+          <w:tab w:val="num" w:pos="3600"/>
+        </w:tabs>
+        <w:ind w:left="3600" w:hanging="360"/>
+      </w:pPr>
+      <w:rPr>
+        <w:rFonts w:ascii="Wingdings" w:hAnsi="Wingdings" w:hint="default"/>
+        <w:sz w:val="20"/>
+      </w:rPr>
+    </w:lvl>
+    <w:lvl w:ilvl="5" w:tentative="1">
+      <w:start w:val="1"/>
+      <w:numFmt w:val="bullet"/>
+      <w:lvlText w:val=""/>
+      <w:lvlJc w:val="left"/>
+      <w:pPr>
+        <w:tabs>
+          <w:tab w:val="num" w:pos="4320"/>
+        </w:tabs>
+        <w:ind w:left="4320" w:hanging="360"/>
+      </w:pPr>
+      <w:rPr>
+        <w:rFonts w:ascii="Wingdings" w:hAnsi="Wingdings" w:hint="default"/>
+        <w:sz w:val="20"/>
+      </w:rPr>
+    </w:lvl>
+    <w:lvl w:ilvl="6" w:tentative="1">
+      <w:start w:val="1"/>
+      <w:numFmt w:val="bullet"/>
+      <w:lvlText w:val=""/>
+      <w:lvlJc w:val="left"/>
+      <w:pPr>
+        <w:tabs>
+          <w:tab w:val="num" w:pos="5040"/>
+        </w:tabs>
+        <w:ind w:left="5040" w:hanging="360"/>
+      </w:pPr>
+      <w:rPr>
+        <w:rFonts w:ascii="Wingdings" w:hAnsi="Wingdings" w:hint="default"/>
+        <w:sz w:val="20"/>
+      </w:rPr>
+    </w:lvl>
+    <w:lvl w:ilvl="7" w:tentative="1">
+      <w:start w:val="1"/>
+      <w:numFmt w:val="bullet"/>
+      <w:lvlText w:val=""/>
+      <w:lvlJc w:val="left"/>
+      <w:pPr>
+        <w:tabs>
+          <w:tab w:val="num" w:pos="5760"/>
+        </w:tabs>
+        <w:ind w:left="5760" w:hanging="360"/>
+      </w:pPr>
+      <w:rPr>
+        <w:rFonts w:ascii="Wingdings" w:hAnsi="Wingdings" w:hint="default"/>
+        <w:sz w:val="20"/>
+      </w:rPr>
+    </w:lvl>
+    <w:lvl w:ilvl="8" w:tentative="1">
+      <w:start w:val="1"/>
+      <w:numFmt w:val="bullet"/>
+      <w:lvlText w:val=""/>
+      <w:lvlJc w:val="left"/>
+      <w:pPr>
+        <w:tabs>
+          <w:tab w:val="num" w:pos="6480"/>
+        </w:tabs>
+        <w:ind w:left="6480" w:hanging="360"/>
+      </w:pPr>
+      <w:rPr>
+        <w:rFonts w:ascii="Wingdings" w:hAnsi="Wingdings" w:hint="default"/>
+        <w:sz w:val="20"/>
+      </w:rPr>
+    </w:lvl>
+  </w:abstractNum>
+  <w:abstractNum w:abstractNumId="51" w15:restartNumberingAfterBreak="0">
     <w:nsid w:val="2A5B15E3"/>
     <w:multiLevelType w:val="multilevel"/>
     <w:tmpl w:val="9ADEA4F6"/>
@@ -8424,7 +10485,7 @@
       </w:rPr>
     </w:lvl>
   </w:abstractNum>
-  <w:abstractNum w:abstractNumId="47" w15:restartNumberingAfterBreak="0">
+  <w:abstractNum w:abstractNumId="52" w15:restartNumberingAfterBreak="0">
     <w:nsid w:val="2C725617"/>
     <w:multiLevelType w:val="multilevel"/>
     <w:tmpl w:val="08A062C0"/>
@@ -8573,7 +10634,7 @@
       </w:rPr>
     </w:lvl>
   </w:abstractNum>
-  <w:abstractNum w:abstractNumId="48" w15:restartNumberingAfterBreak="0">
+  <w:abstractNum w:abstractNumId="53" w15:restartNumberingAfterBreak="0">
     <w:nsid w:val="2D6A0A43"/>
     <w:multiLevelType w:val="multilevel"/>
     <w:tmpl w:val="BC4E7A86"/>
@@ -8722,7 +10783,7 @@
       </w:rPr>
     </w:lvl>
   </w:abstractNum>
-  <w:abstractNum w:abstractNumId="49" w15:restartNumberingAfterBreak="0">
+  <w:abstractNum w:abstractNumId="54" w15:restartNumberingAfterBreak="0">
     <w:nsid w:val="2DB81555"/>
     <w:multiLevelType w:val="multilevel"/>
     <w:tmpl w:val="068EDB22"/>
@@ -8871,7 +10932,7 @@
       </w:rPr>
     </w:lvl>
   </w:abstractNum>
-  <w:abstractNum w:abstractNumId="50" w15:restartNumberingAfterBreak="0">
+  <w:abstractNum w:abstractNumId="55" w15:restartNumberingAfterBreak="0">
     <w:nsid w:val="2E59585A"/>
     <w:multiLevelType w:val="multilevel"/>
     <w:tmpl w:val="66A645C4"/>
@@ -9020,7 +11081,7 @@
       </w:rPr>
     </w:lvl>
   </w:abstractNum>
-  <w:abstractNum w:abstractNumId="51" w15:restartNumberingAfterBreak="0">
+  <w:abstractNum w:abstractNumId="56" w15:restartNumberingAfterBreak="0">
     <w:nsid w:val="2E773ACC"/>
     <w:multiLevelType w:val="multilevel"/>
     <w:tmpl w:val="E932CEBA"/>
@@ -9169,7 +11230,7 @@
       </w:rPr>
     </w:lvl>
   </w:abstractNum>
-  <w:abstractNum w:abstractNumId="52" w15:restartNumberingAfterBreak="0">
+  <w:abstractNum w:abstractNumId="57" w15:restartNumberingAfterBreak="0">
     <w:nsid w:val="2E925E8B"/>
     <w:multiLevelType w:val="multilevel"/>
     <w:tmpl w:val="8898901C"/>
@@ -9318,7 +11379,7 @@
       </w:rPr>
     </w:lvl>
   </w:abstractNum>
-  <w:abstractNum w:abstractNumId="53" w15:restartNumberingAfterBreak="0">
+  <w:abstractNum w:abstractNumId="58" w15:restartNumberingAfterBreak="0">
     <w:nsid w:val="2EF81A66"/>
     <w:multiLevelType w:val="multilevel"/>
     <w:tmpl w:val="D1DECD90"/>
@@ -9467,7 +11528,7 @@
       </w:rPr>
     </w:lvl>
   </w:abstractNum>
-  <w:abstractNum w:abstractNumId="54" w15:restartNumberingAfterBreak="0">
+  <w:abstractNum w:abstractNumId="59" w15:restartNumberingAfterBreak="0">
     <w:nsid w:val="2F517DE7"/>
     <w:multiLevelType w:val="multilevel"/>
     <w:tmpl w:val="B31CD828"/>
@@ -9616,7 +11677,7 @@
       </w:rPr>
     </w:lvl>
   </w:abstractNum>
-  <w:abstractNum w:abstractNumId="55" w15:restartNumberingAfterBreak="0">
+  <w:abstractNum w:abstractNumId="60" w15:restartNumberingAfterBreak="0">
     <w:nsid w:val="2F7979B3"/>
     <w:multiLevelType w:val="multilevel"/>
     <w:tmpl w:val="592EA9EA"/>
@@ -9765,7 +11826,7 @@
       </w:rPr>
     </w:lvl>
   </w:abstractNum>
-  <w:abstractNum w:abstractNumId="56" w15:restartNumberingAfterBreak="0">
+  <w:abstractNum w:abstractNumId="61" w15:restartNumberingAfterBreak="0">
     <w:nsid w:val="315B3332"/>
     <w:multiLevelType w:val="multilevel"/>
     <w:tmpl w:val="705858E4"/>
@@ -9914,7 +11975,7 @@
       </w:rPr>
     </w:lvl>
   </w:abstractNum>
-  <w:abstractNum w:abstractNumId="57" w15:restartNumberingAfterBreak="0">
+  <w:abstractNum w:abstractNumId="62" w15:restartNumberingAfterBreak="0">
     <w:nsid w:val="32F92917"/>
     <w:multiLevelType w:val="multilevel"/>
     <w:tmpl w:val="3DD46316"/>
@@ -10063,7 +12124,7 @@
       </w:rPr>
     </w:lvl>
   </w:abstractNum>
-  <w:abstractNum w:abstractNumId="58" w15:restartNumberingAfterBreak="0">
+  <w:abstractNum w:abstractNumId="63" w15:restartNumberingAfterBreak="0">
     <w:nsid w:val="34130AAE"/>
     <w:multiLevelType w:val="multilevel"/>
     <w:tmpl w:val="C846CA42"/>
@@ -10212,7 +12273,7 @@
       </w:rPr>
     </w:lvl>
   </w:abstractNum>
-  <w:abstractNum w:abstractNumId="59" w15:restartNumberingAfterBreak="0">
+  <w:abstractNum w:abstractNumId="64" w15:restartNumberingAfterBreak="0">
     <w:nsid w:val="342827EC"/>
     <w:multiLevelType w:val="multilevel"/>
     <w:tmpl w:val="6FC6701E"/>
@@ -10361,7 +12422,7 @@
       </w:rPr>
     </w:lvl>
   </w:abstractNum>
-  <w:abstractNum w:abstractNumId="60" w15:restartNumberingAfterBreak="0">
+  <w:abstractNum w:abstractNumId="65" w15:restartNumberingAfterBreak="0">
     <w:nsid w:val="34D6369A"/>
     <w:multiLevelType w:val="multilevel"/>
     <w:tmpl w:val="D94A676E"/>
@@ -10510,7 +12571,7 @@
       </w:rPr>
     </w:lvl>
   </w:abstractNum>
-  <w:abstractNum w:abstractNumId="61" w15:restartNumberingAfterBreak="0">
+  <w:abstractNum w:abstractNumId="66" w15:restartNumberingAfterBreak="0">
     <w:nsid w:val="35A94FF7"/>
     <w:multiLevelType w:val="multilevel"/>
     <w:tmpl w:val="08BED48C"/>
@@ -10659,7 +12720,7 @@
       </w:rPr>
     </w:lvl>
   </w:abstractNum>
-  <w:abstractNum w:abstractNumId="62" w15:restartNumberingAfterBreak="0">
+  <w:abstractNum w:abstractNumId="67" w15:restartNumberingAfterBreak="0">
     <w:nsid w:val="37420D42"/>
     <w:multiLevelType w:val="multilevel"/>
     <w:tmpl w:val="C448B24E"/>
@@ -10772,7 +12833,7 @@
       </w:pPr>
     </w:lvl>
   </w:abstractNum>
-  <w:abstractNum w:abstractNumId="63" w15:restartNumberingAfterBreak="0">
+  <w:abstractNum w:abstractNumId="68" w15:restartNumberingAfterBreak="0">
     <w:nsid w:val="397C09CE"/>
     <w:multiLevelType w:val="multilevel"/>
     <w:tmpl w:val="89A634FC"/>
@@ -10921,7 +12982,7 @@
       </w:rPr>
     </w:lvl>
   </w:abstractNum>
-  <w:abstractNum w:abstractNumId="64" w15:restartNumberingAfterBreak="0">
+  <w:abstractNum w:abstractNumId="69" w15:restartNumberingAfterBreak="0">
     <w:nsid w:val="3A6027FA"/>
     <w:multiLevelType w:val="multilevel"/>
     <w:tmpl w:val="955C968A"/>
@@ -11070,7 +13131,7 @@
       </w:rPr>
     </w:lvl>
   </w:abstractNum>
-  <w:abstractNum w:abstractNumId="65" w15:restartNumberingAfterBreak="0">
+  <w:abstractNum w:abstractNumId="70" w15:restartNumberingAfterBreak="0">
     <w:nsid w:val="3A8D6B64"/>
     <w:multiLevelType w:val="multilevel"/>
     <w:tmpl w:val="324025CC"/>
@@ -11219,7 +13280,7 @@
       </w:rPr>
     </w:lvl>
   </w:abstractNum>
-  <w:abstractNum w:abstractNumId="66" w15:restartNumberingAfterBreak="0">
+  <w:abstractNum w:abstractNumId="71" w15:restartNumberingAfterBreak="0">
     <w:nsid w:val="3AF32BBE"/>
     <w:multiLevelType w:val="multilevel"/>
     <w:tmpl w:val="82A09416"/>
@@ -11368,7 +13429,7 @@
       </w:rPr>
     </w:lvl>
   </w:abstractNum>
-  <w:abstractNum w:abstractNumId="67" w15:restartNumberingAfterBreak="0">
+  <w:abstractNum w:abstractNumId="72" w15:restartNumberingAfterBreak="0">
     <w:nsid w:val="3BDF0DEB"/>
     <w:multiLevelType w:val="multilevel"/>
     <w:tmpl w:val="6032DD7C"/>
@@ -11517,7 +13578,7 @@
       </w:rPr>
     </w:lvl>
   </w:abstractNum>
-  <w:abstractNum w:abstractNumId="68" w15:restartNumberingAfterBreak="0">
+  <w:abstractNum w:abstractNumId="73" w15:restartNumberingAfterBreak="0">
     <w:nsid w:val="3CA07421"/>
     <w:multiLevelType w:val="multilevel"/>
     <w:tmpl w:val="C7467F92"/>
@@ -11666,7 +13727,7 @@
       </w:rPr>
     </w:lvl>
   </w:abstractNum>
-  <w:abstractNum w:abstractNumId="69" w15:restartNumberingAfterBreak="0">
+  <w:abstractNum w:abstractNumId="74" w15:restartNumberingAfterBreak="0">
     <w:nsid w:val="3D535374"/>
     <w:multiLevelType w:val="multilevel"/>
     <w:tmpl w:val="BD923DE2"/>
@@ -11815,7 +13876,7 @@
       </w:rPr>
     </w:lvl>
   </w:abstractNum>
-  <w:abstractNum w:abstractNumId="70" w15:restartNumberingAfterBreak="0">
+  <w:abstractNum w:abstractNumId="75" w15:restartNumberingAfterBreak="0">
     <w:nsid w:val="3E26705E"/>
     <w:multiLevelType w:val="multilevel"/>
     <w:tmpl w:val="3AD45A86"/>
@@ -11928,7 +13989,7 @@
       </w:pPr>
     </w:lvl>
   </w:abstractNum>
-  <w:abstractNum w:abstractNumId="71" w15:restartNumberingAfterBreak="0">
+  <w:abstractNum w:abstractNumId="76" w15:restartNumberingAfterBreak="0">
     <w:nsid w:val="40A37E11"/>
     <w:multiLevelType w:val="multilevel"/>
     <w:tmpl w:val="39387D48"/>
@@ -12077,7 +14138,7 @@
       </w:rPr>
     </w:lvl>
   </w:abstractNum>
-  <w:abstractNum w:abstractNumId="72" w15:restartNumberingAfterBreak="0">
+  <w:abstractNum w:abstractNumId="77" w15:restartNumberingAfterBreak="0">
     <w:nsid w:val="41CA26F6"/>
     <w:multiLevelType w:val="multilevel"/>
     <w:tmpl w:val="AB44D24A"/>
@@ -12226,7 +14287,7 @@
       </w:rPr>
     </w:lvl>
   </w:abstractNum>
-  <w:abstractNum w:abstractNumId="73" w15:restartNumberingAfterBreak="0">
+  <w:abstractNum w:abstractNumId="78" w15:restartNumberingAfterBreak="0">
     <w:nsid w:val="41E94FEE"/>
     <w:multiLevelType w:val="multilevel"/>
     <w:tmpl w:val="5B18305C"/>
@@ -12375,7 +14436,156 @@
       </w:rPr>
     </w:lvl>
   </w:abstractNum>
-  <w:abstractNum w:abstractNumId="74" w15:restartNumberingAfterBreak="0">
+  <w:abstractNum w:abstractNumId="79" w15:restartNumberingAfterBreak="0">
+    <w:nsid w:val="42A86A66"/>
+    <w:multiLevelType w:val="multilevel"/>
+    <w:tmpl w:val="5232AC60"/>
+    <w:lvl w:ilvl="0">
+      <w:start w:val="1"/>
+      <w:numFmt w:val="bullet"/>
+      <w:lvlText w:val=""/>
+      <w:lvlJc w:val="left"/>
+      <w:pPr>
+        <w:tabs>
+          <w:tab w:val="num" w:pos="720"/>
+        </w:tabs>
+        <w:ind w:left="720" w:hanging="360"/>
+      </w:pPr>
+      <w:rPr>
+        <w:rFonts w:ascii="Symbol" w:hAnsi="Symbol" w:hint="default"/>
+        <w:sz w:val="20"/>
+      </w:rPr>
+    </w:lvl>
+    <w:lvl w:ilvl="1" w:tentative="1">
+      <w:start w:val="1"/>
+      <w:numFmt w:val="bullet"/>
+      <w:lvlText w:val="o"/>
+      <w:lvlJc w:val="left"/>
+      <w:pPr>
+        <w:tabs>
+          <w:tab w:val="num" w:pos="1440"/>
+        </w:tabs>
+        <w:ind w:left="1440" w:hanging="360"/>
+      </w:pPr>
+      <w:rPr>
+        <w:rFonts w:ascii="Courier New" w:hAnsi="Courier New" w:hint="default"/>
+        <w:sz w:val="20"/>
+      </w:rPr>
+    </w:lvl>
+    <w:lvl w:ilvl="2" w:tentative="1">
+      <w:start w:val="1"/>
+      <w:numFmt w:val="bullet"/>
+      <w:lvlText w:val=""/>
+      <w:lvlJc w:val="left"/>
+      <w:pPr>
+        <w:tabs>
+          <w:tab w:val="num" w:pos="2160"/>
+        </w:tabs>
+        <w:ind w:left="2160" w:hanging="360"/>
+      </w:pPr>
+      <w:rPr>
+        <w:rFonts w:ascii="Wingdings" w:hAnsi="Wingdings" w:hint="default"/>
+        <w:sz w:val="20"/>
+      </w:rPr>
+    </w:lvl>
+    <w:lvl w:ilvl="3" w:tentative="1">
+      <w:start w:val="1"/>
+      <w:numFmt w:val="bullet"/>
+      <w:lvlText w:val=""/>
+      <w:lvlJc w:val="left"/>
+      <w:pPr>
+        <w:tabs>
+          <w:tab w:val="num" w:pos="2880"/>
+        </w:tabs>
+        <w:ind w:left="2880" w:hanging="360"/>
+      </w:pPr>
+      <w:rPr>
+        <w:rFonts w:ascii="Wingdings" w:hAnsi="Wingdings" w:hint="default"/>
+        <w:sz w:val="20"/>
+      </w:rPr>
+    </w:lvl>
+    <w:lvl w:ilvl="4" w:tentative="1">
+      <w:start w:val="1"/>
+      <w:numFmt w:val="bullet"/>
+      <w:lvlText w:val=""/>
+      <w:lvlJc w:val="left"/>
+      <w:pPr>
+        <w:tabs>
+          <w:tab w:val="num" w:pos="3600"/>
+        </w:tabs>
+        <w:ind w:left="3600" w:hanging="360"/>
+      </w:pPr>
+      <w:rPr>
+        <w:rFonts w:ascii="Wingdings" w:hAnsi="Wingdings" w:hint="default"/>
+        <w:sz w:val="20"/>
+      </w:rPr>
+    </w:lvl>
+    <w:lvl w:ilvl="5" w:tentative="1">
+      <w:start w:val="1"/>
+      <w:numFmt w:val="bullet"/>
+      <w:lvlText w:val=""/>
+      <w:lvlJc w:val="left"/>
+      <w:pPr>
+        <w:tabs>
+          <w:tab w:val="num" w:pos="4320"/>
+        </w:tabs>
+        <w:ind w:left="4320" w:hanging="360"/>
+      </w:pPr>
+      <w:rPr>
+        <w:rFonts w:ascii="Wingdings" w:hAnsi="Wingdings" w:hint="default"/>
+        <w:sz w:val="20"/>
+      </w:rPr>
+    </w:lvl>
+    <w:lvl w:ilvl="6" w:tentative="1">
+      <w:start w:val="1"/>
+      <w:numFmt w:val="bullet"/>
+      <w:lvlText w:val=""/>
+      <w:lvlJc w:val="left"/>
+      <w:pPr>
+        <w:tabs>
+          <w:tab w:val="num" w:pos="5040"/>
+        </w:tabs>
+        <w:ind w:left="5040" w:hanging="360"/>
+      </w:pPr>
+      <w:rPr>
+        <w:rFonts w:ascii="Wingdings" w:hAnsi="Wingdings" w:hint="default"/>
+        <w:sz w:val="20"/>
+      </w:rPr>
+    </w:lvl>
+    <w:lvl w:ilvl="7" w:tentative="1">
+      <w:start w:val="1"/>
+      <w:numFmt w:val="bullet"/>
+      <w:lvlText w:val=""/>
+      <w:lvlJc w:val="left"/>
+      <w:pPr>
+        <w:tabs>
+          <w:tab w:val="num" w:pos="5760"/>
+        </w:tabs>
+        <w:ind w:left="5760" w:hanging="360"/>
+      </w:pPr>
+      <w:rPr>
+        <w:rFonts w:ascii="Wingdings" w:hAnsi="Wingdings" w:hint="default"/>
+        <w:sz w:val="20"/>
+      </w:rPr>
+    </w:lvl>
+    <w:lvl w:ilvl="8" w:tentative="1">
+      <w:start w:val="1"/>
+      <w:numFmt w:val="bullet"/>
+      <w:lvlText w:val=""/>
+      <w:lvlJc w:val="left"/>
+      <w:pPr>
+        <w:tabs>
+          <w:tab w:val="num" w:pos="6480"/>
+        </w:tabs>
+        <w:ind w:left="6480" w:hanging="360"/>
+      </w:pPr>
+      <w:rPr>
+        <w:rFonts w:ascii="Wingdings" w:hAnsi="Wingdings" w:hint="default"/>
+        <w:sz w:val="20"/>
+      </w:rPr>
+    </w:lvl>
+  </w:abstractNum>
+  <w:abstractNum w:abstractNumId="80" w15:restartNumberingAfterBreak="0">
     <w:nsid w:val="44AB0CAE"/>
     <w:multiLevelType w:val="multilevel"/>
     <w:tmpl w:val="464660D2"/>
@@ -12524,7 +14734,7 @@
       </w:rPr>
     </w:lvl>
   </w:abstractNum>
-  <w:abstractNum w:abstractNumId="75" w15:restartNumberingAfterBreak="0">
+  <w:abstractNum w:abstractNumId="81" w15:restartNumberingAfterBreak="0">
     <w:nsid w:val="44F115CA"/>
     <w:multiLevelType w:val="multilevel"/>
     <w:tmpl w:val="17902F36"/>
@@ -12673,7 +14883,7 @@
       </w:rPr>
     </w:lvl>
   </w:abstractNum>
-  <w:abstractNum w:abstractNumId="76" w15:restartNumberingAfterBreak="0">
+  <w:abstractNum w:abstractNumId="82" w15:restartNumberingAfterBreak="0">
     <w:nsid w:val="44FE0348"/>
     <w:multiLevelType w:val="multilevel"/>
     <w:tmpl w:val="FBFC91CA"/>
@@ -12822,7 +15032,7 @@
       </w:rPr>
     </w:lvl>
   </w:abstractNum>
-  <w:abstractNum w:abstractNumId="77" w15:restartNumberingAfterBreak="0">
+  <w:abstractNum w:abstractNumId="83" w15:restartNumberingAfterBreak="0">
     <w:nsid w:val="45784C13"/>
     <w:multiLevelType w:val="multilevel"/>
     <w:tmpl w:val="5EA42E88"/>
@@ -12971,7 +15181,7 @@
       </w:rPr>
     </w:lvl>
   </w:abstractNum>
-  <w:abstractNum w:abstractNumId="78" w15:restartNumberingAfterBreak="0">
+  <w:abstractNum w:abstractNumId="84" w15:restartNumberingAfterBreak="0">
     <w:nsid w:val="47913F6C"/>
     <w:multiLevelType w:val="multilevel"/>
     <w:tmpl w:val="BDF6000A"/>
@@ -13120,7 +15330,7 @@
       </w:rPr>
     </w:lvl>
   </w:abstractNum>
-  <w:abstractNum w:abstractNumId="79" w15:restartNumberingAfterBreak="0">
+  <w:abstractNum w:abstractNumId="85" w15:restartNumberingAfterBreak="0">
     <w:nsid w:val="47B239BB"/>
     <w:multiLevelType w:val="hybridMultilevel"/>
     <w:tmpl w:val="1606498C"/>
@@ -13209,7 +15419,7 @@
       </w:pPr>
     </w:lvl>
   </w:abstractNum>
-  <w:abstractNum w:abstractNumId="80" w15:restartNumberingAfterBreak="0">
+  <w:abstractNum w:abstractNumId="86" w15:restartNumberingAfterBreak="0">
     <w:nsid w:val="4C8011ED"/>
     <w:multiLevelType w:val="multilevel"/>
     <w:tmpl w:val="AB2A1D86"/>
@@ -13358,7 +15568,7 @@
       </w:rPr>
     </w:lvl>
   </w:abstractNum>
-  <w:abstractNum w:abstractNumId="81" w15:restartNumberingAfterBreak="0">
+  <w:abstractNum w:abstractNumId="87" w15:restartNumberingAfterBreak="0">
     <w:nsid w:val="4D352556"/>
     <w:multiLevelType w:val="multilevel"/>
     <w:tmpl w:val="168A1ACC"/>
@@ -13507,7 +15717,7 @@
       </w:rPr>
     </w:lvl>
   </w:abstractNum>
-  <w:abstractNum w:abstractNumId="82" w15:restartNumberingAfterBreak="0">
+  <w:abstractNum w:abstractNumId="88" w15:restartNumberingAfterBreak="0">
     <w:nsid w:val="4D726043"/>
     <w:multiLevelType w:val="multilevel"/>
     <w:tmpl w:val="7184479E"/>
@@ -13656,7 +15866,7 @@
       </w:rPr>
     </w:lvl>
   </w:abstractNum>
-  <w:abstractNum w:abstractNumId="83" w15:restartNumberingAfterBreak="0">
+  <w:abstractNum w:abstractNumId="89" w15:restartNumberingAfterBreak="0">
     <w:nsid w:val="4E414C40"/>
     <w:multiLevelType w:val="multilevel"/>
     <w:tmpl w:val="0742E086"/>
@@ -13805,7 +16015,7 @@
       </w:rPr>
     </w:lvl>
   </w:abstractNum>
-  <w:abstractNum w:abstractNumId="84" w15:restartNumberingAfterBreak="0">
+  <w:abstractNum w:abstractNumId="90" w15:restartNumberingAfterBreak="0">
     <w:nsid w:val="500513B7"/>
     <w:multiLevelType w:val="multilevel"/>
     <w:tmpl w:val="E92CF7FA"/>
@@ -13954,7 +16164,156 @@
       </w:rPr>
     </w:lvl>
   </w:abstractNum>
-  <w:abstractNum w:abstractNumId="85" w15:restartNumberingAfterBreak="0">
+  <w:abstractNum w:abstractNumId="91" w15:restartNumberingAfterBreak="0">
+    <w:nsid w:val="52555312"/>
+    <w:multiLevelType w:val="multilevel"/>
+    <w:tmpl w:val="27BA586E"/>
+    <w:lvl w:ilvl="0">
+      <w:start w:val="1"/>
+      <w:numFmt w:val="bullet"/>
+      <w:lvlText w:val=""/>
+      <w:lvlJc w:val="left"/>
+      <w:pPr>
+        <w:tabs>
+          <w:tab w:val="num" w:pos="720"/>
+        </w:tabs>
+        <w:ind w:left="720" w:hanging="360"/>
+      </w:pPr>
+      <w:rPr>
+        <w:rFonts w:ascii="Symbol" w:hAnsi="Symbol" w:hint="default"/>
+        <w:sz w:val="20"/>
+      </w:rPr>
+    </w:lvl>
+    <w:lvl w:ilvl="1" w:tentative="1">
+      <w:start w:val="1"/>
+      <w:numFmt w:val="bullet"/>
+      <w:lvlText w:val="o"/>
+      <w:lvlJc w:val="left"/>
+      <w:pPr>
+        <w:tabs>
+          <w:tab w:val="num" w:pos="1440"/>
+        </w:tabs>
+        <w:ind w:left="1440" w:hanging="360"/>
+      </w:pPr>
+      <w:rPr>
+        <w:rFonts w:ascii="Courier New" w:hAnsi="Courier New" w:hint="default"/>
+        <w:sz w:val="20"/>
+      </w:rPr>
+    </w:lvl>
+    <w:lvl w:ilvl="2" w:tentative="1">
+      <w:start w:val="1"/>
+      <w:numFmt w:val="bullet"/>
+      <w:lvlText w:val=""/>
+      <w:lvlJc w:val="left"/>
+      <w:pPr>
+        <w:tabs>
+          <w:tab w:val="num" w:pos="2160"/>
+        </w:tabs>
+        <w:ind w:left="2160" w:hanging="360"/>
+      </w:pPr>
+      <w:rPr>
+        <w:rFonts w:ascii="Wingdings" w:hAnsi="Wingdings" w:hint="default"/>
+        <w:sz w:val="20"/>
+      </w:rPr>
+    </w:lvl>
+    <w:lvl w:ilvl="3" w:tentative="1">
+      <w:start w:val="1"/>
+      <w:numFmt w:val="bullet"/>
+      <w:lvlText w:val=""/>
+      <w:lvlJc w:val="left"/>
+      <w:pPr>
+        <w:tabs>
+          <w:tab w:val="num" w:pos="2880"/>
+        </w:tabs>
+        <w:ind w:left="2880" w:hanging="360"/>
+      </w:pPr>
+      <w:rPr>
+        <w:rFonts w:ascii="Wingdings" w:hAnsi="Wingdings" w:hint="default"/>
+        <w:sz w:val="20"/>
+      </w:rPr>
+    </w:lvl>
+    <w:lvl w:ilvl="4" w:tentative="1">
+      <w:start w:val="1"/>
+      <w:numFmt w:val="bullet"/>
+      <w:lvlText w:val=""/>
+      <w:lvlJc w:val="left"/>
+      <w:pPr>
+        <w:tabs>
+          <w:tab w:val="num" w:pos="3600"/>
+        </w:tabs>
+        <w:ind w:left="3600" w:hanging="360"/>
+      </w:pPr>
+      <w:rPr>
+        <w:rFonts w:ascii="Wingdings" w:hAnsi="Wingdings" w:hint="default"/>
+        <w:sz w:val="20"/>
+      </w:rPr>
+    </w:lvl>
+    <w:lvl w:ilvl="5" w:tentative="1">
+      <w:start w:val="1"/>
+      <w:numFmt w:val="bullet"/>
+      <w:lvlText w:val=""/>
+      <w:lvlJc w:val="left"/>
+      <w:pPr>
+        <w:tabs>
+          <w:tab w:val="num" w:pos="4320"/>
+        </w:tabs>
+        <w:ind w:left="4320" w:hanging="360"/>
+      </w:pPr>
+      <w:rPr>
+        <w:rFonts w:ascii="Wingdings" w:hAnsi="Wingdings" w:hint="default"/>
+        <w:sz w:val="20"/>
+      </w:rPr>
+    </w:lvl>
+    <w:lvl w:ilvl="6" w:tentative="1">
+      <w:start w:val="1"/>
+      <w:numFmt w:val="bullet"/>
+      <w:lvlText w:val=""/>
+      <w:lvlJc w:val="left"/>
+      <w:pPr>
+        <w:tabs>
+          <w:tab w:val="num" w:pos="5040"/>
+        </w:tabs>
+        <w:ind w:left="5040" w:hanging="360"/>
+      </w:pPr>
+      <w:rPr>
+        <w:rFonts w:ascii="Wingdings" w:hAnsi="Wingdings" w:hint="default"/>
+        <w:sz w:val="20"/>
+      </w:rPr>
+    </w:lvl>
+    <w:lvl w:ilvl="7" w:tentative="1">
+      <w:start w:val="1"/>
+      <w:numFmt w:val="bullet"/>
+      <w:lvlText w:val=""/>
+      <w:lvlJc w:val="left"/>
+      <w:pPr>
+        <w:tabs>
+          <w:tab w:val="num" w:pos="5760"/>
+        </w:tabs>
+        <w:ind w:left="5760" w:hanging="360"/>
+      </w:pPr>
+      <w:rPr>
+        <w:rFonts w:ascii="Wingdings" w:hAnsi="Wingdings" w:hint="default"/>
+        <w:sz w:val="20"/>
+      </w:rPr>
+    </w:lvl>
+    <w:lvl w:ilvl="8" w:tentative="1">
+      <w:start w:val="1"/>
+      <w:numFmt w:val="bullet"/>
+      <w:lvlText w:val=""/>
+      <w:lvlJc w:val="left"/>
+      <w:pPr>
+        <w:tabs>
+          <w:tab w:val="num" w:pos="6480"/>
+        </w:tabs>
+        <w:ind w:left="6480" w:hanging="360"/>
+      </w:pPr>
+      <w:rPr>
+        <w:rFonts w:ascii="Wingdings" w:hAnsi="Wingdings" w:hint="default"/>
+        <w:sz w:val="20"/>
+      </w:rPr>
+    </w:lvl>
+  </w:abstractNum>
+  <w:abstractNum w:abstractNumId="92" w15:restartNumberingAfterBreak="0">
     <w:nsid w:val="52CD4399"/>
     <w:multiLevelType w:val="multilevel"/>
     <w:tmpl w:val="F6747A30"/>
@@ -14103,7 +16462,7 @@
       </w:rPr>
     </w:lvl>
   </w:abstractNum>
-  <w:abstractNum w:abstractNumId="86" w15:restartNumberingAfterBreak="0">
+  <w:abstractNum w:abstractNumId="93" w15:restartNumberingAfterBreak="0">
     <w:nsid w:val="547E23FC"/>
     <w:multiLevelType w:val="multilevel"/>
     <w:tmpl w:val="5C42B236"/>
@@ -14252,7 +16611,7 @@
       </w:rPr>
     </w:lvl>
   </w:abstractNum>
-  <w:abstractNum w:abstractNumId="87" w15:restartNumberingAfterBreak="0">
+  <w:abstractNum w:abstractNumId="94" w15:restartNumberingAfterBreak="0">
     <w:nsid w:val="549B1302"/>
     <w:multiLevelType w:val="multilevel"/>
     <w:tmpl w:val="BD4C833C"/>
@@ -14401,7 +16760,7 @@
       </w:rPr>
     </w:lvl>
   </w:abstractNum>
-  <w:abstractNum w:abstractNumId="88" w15:restartNumberingAfterBreak="0">
+  <w:abstractNum w:abstractNumId="95" w15:restartNumberingAfterBreak="0">
     <w:nsid w:val="5636248B"/>
     <w:multiLevelType w:val="hybridMultilevel"/>
     <w:tmpl w:val="49162834"/>
@@ -14490,7 +16849,7 @@
       </w:pPr>
     </w:lvl>
   </w:abstractNum>
-  <w:abstractNum w:abstractNumId="89" w15:restartNumberingAfterBreak="0">
+  <w:abstractNum w:abstractNumId="96" w15:restartNumberingAfterBreak="0">
     <w:nsid w:val="58601E63"/>
     <w:multiLevelType w:val="multilevel"/>
     <w:tmpl w:val="03C6251C"/>
@@ -14639,7 +16998,7 @@
       </w:rPr>
     </w:lvl>
   </w:abstractNum>
-  <w:abstractNum w:abstractNumId="90" w15:restartNumberingAfterBreak="0">
+  <w:abstractNum w:abstractNumId="97" w15:restartNumberingAfterBreak="0">
     <w:nsid w:val="591127C4"/>
     <w:multiLevelType w:val="multilevel"/>
     <w:tmpl w:val="AEC094BC"/>
@@ -14788,7 +17147,7 @@
       </w:rPr>
     </w:lvl>
   </w:abstractNum>
-  <w:abstractNum w:abstractNumId="91" w15:restartNumberingAfterBreak="0">
+  <w:abstractNum w:abstractNumId="98" w15:restartNumberingAfterBreak="0">
     <w:nsid w:val="5A6D5498"/>
     <w:multiLevelType w:val="multilevel"/>
     <w:tmpl w:val="2E4EBFE8"/>
@@ -14937,7 +17296,7 @@
       </w:rPr>
     </w:lvl>
   </w:abstractNum>
-  <w:abstractNum w:abstractNumId="92" w15:restartNumberingAfterBreak="0">
+  <w:abstractNum w:abstractNumId="99" w15:restartNumberingAfterBreak="0">
     <w:nsid w:val="5C6A1815"/>
     <w:multiLevelType w:val="multilevel"/>
     <w:tmpl w:val="0846C15C"/>
@@ -15086,7 +17445,7 @@
       </w:rPr>
     </w:lvl>
   </w:abstractNum>
-  <w:abstractNum w:abstractNumId="93" w15:restartNumberingAfterBreak="0">
+  <w:abstractNum w:abstractNumId="100" w15:restartNumberingAfterBreak="0">
     <w:nsid w:val="5C6D072B"/>
     <w:multiLevelType w:val="multilevel"/>
     <w:tmpl w:val="6A885898"/>
@@ -15235,7 +17594,7 @@
       </w:rPr>
     </w:lvl>
   </w:abstractNum>
-  <w:abstractNum w:abstractNumId="94" w15:restartNumberingAfterBreak="0">
+  <w:abstractNum w:abstractNumId="101" w15:restartNumberingAfterBreak="0">
     <w:nsid w:val="5D0E1CB5"/>
     <w:multiLevelType w:val="multilevel"/>
     <w:tmpl w:val="FBB277F2"/>
@@ -15384,7 +17743,7 @@
       </w:rPr>
     </w:lvl>
   </w:abstractNum>
-  <w:abstractNum w:abstractNumId="95" w15:restartNumberingAfterBreak="0">
+  <w:abstractNum w:abstractNumId="102" w15:restartNumberingAfterBreak="0">
     <w:nsid w:val="5D2E041D"/>
     <w:multiLevelType w:val="multilevel"/>
     <w:tmpl w:val="10B8C828"/>
@@ -15533,7 +17892,7 @@
       </w:rPr>
     </w:lvl>
   </w:abstractNum>
-  <w:abstractNum w:abstractNumId="96" w15:restartNumberingAfterBreak="0">
+  <w:abstractNum w:abstractNumId="103" w15:restartNumberingAfterBreak="0">
     <w:nsid w:val="5D403D6C"/>
     <w:multiLevelType w:val="multilevel"/>
     <w:tmpl w:val="1316B11A"/>
@@ -15682,7 +18041,7 @@
       </w:rPr>
     </w:lvl>
   </w:abstractNum>
-  <w:abstractNum w:abstractNumId="97" w15:restartNumberingAfterBreak="0">
+  <w:abstractNum w:abstractNumId="104" w15:restartNumberingAfterBreak="0">
     <w:nsid w:val="5E3E4270"/>
     <w:multiLevelType w:val="multilevel"/>
     <w:tmpl w:val="14E4D4A8"/>
@@ -15831,7 +18190,7 @@
       </w:rPr>
     </w:lvl>
   </w:abstractNum>
-  <w:abstractNum w:abstractNumId="98" w15:restartNumberingAfterBreak="0">
+  <w:abstractNum w:abstractNumId="105" w15:restartNumberingAfterBreak="0">
     <w:nsid w:val="5FF5024A"/>
     <w:multiLevelType w:val="multilevel"/>
     <w:tmpl w:val="D988E362"/>
@@ -15980,7 +18339,7 @@
       </w:rPr>
     </w:lvl>
   </w:abstractNum>
-  <w:abstractNum w:abstractNumId="99" w15:restartNumberingAfterBreak="0">
+  <w:abstractNum w:abstractNumId="106" w15:restartNumberingAfterBreak="0">
     <w:nsid w:val="60B07B50"/>
     <w:multiLevelType w:val="multilevel"/>
     <w:tmpl w:val="0E4A929A"/>
@@ -16129,7 +18488,7 @@
       </w:rPr>
     </w:lvl>
   </w:abstractNum>
-  <w:abstractNum w:abstractNumId="100" w15:restartNumberingAfterBreak="0">
+  <w:abstractNum w:abstractNumId="107" w15:restartNumberingAfterBreak="0">
     <w:nsid w:val="60DC1F84"/>
     <w:multiLevelType w:val="multilevel"/>
     <w:tmpl w:val="67603B68"/>
@@ -16278,7 +18637,7 @@
       </w:rPr>
     </w:lvl>
   </w:abstractNum>
-  <w:abstractNum w:abstractNumId="101" w15:restartNumberingAfterBreak="0">
+  <w:abstractNum w:abstractNumId="108" w15:restartNumberingAfterBreak="0">
     <w:nsid w:val="620523FD"/>
     <w:multiLevelType w:val="multilevel"/>
     <w:tmpl w:val="CEFE83C2"/>
@@ -16427,7 +18786,7 @@
       </w:rPr>
     </w:lvl>
   </w:abstractNum>
-  <w:abstractNum w:abstractNumId="102" w15:restartNumberingAfterBreak="0">
+  <w:abstractNum w:abstractNumId="109" w15:restartNumberingAfterBreak="0">
     <w:nsid w:val="624F4572"/>
     <w:multiLevelType w:val="multilevel"/>
     <w:tmpl w:val="C658DBE2"/>
@@ -16576,7 +18935,7 @@
       </w:rPr>
     </w:lvl>
   </w:abstractNum>
-  <w:abstractNum w:abstractNumId="103" w15:restartNumberingAfterBreak="0">
+  <w:abstractNum w:abstractNumId="110" w15:restartNumberingAfterBreak="0">
     <w:nsid w:val="62952FFE"/>
     <w:multiLevelType w:val="multilevel"/>
     <w:tmpl w:val="BB16B1D2"/>
@@ -16725,7 +19084,7 @@
       </w:rPr>
     </w:lvl>
   </w:abstractNum>
-  <w:abstractNum w:abstractNumId="104" w15:restartNumberingAfterBreak="0">
+  <w:abstractNum w:abstractNumId="111" w15:restartNumberingAfterBreak="0">
     <w:nsid w:val="62A17E65"/>
     <w:multiLevelType w:val="multilevel"/>
     <w:tmpl w:val="7CB22B74"/>
@@ -16874,7 +19233,7 @@
       </w:rPr>
     </w:lvl>
   </w:abstractNum>
-  <w:abstractNum w:abstractNumId="105" w15:restartNumberingAfterBreak="0">
+  <w:abstractNum w:abstractNumId="112" w15:restartNumberingAfterBreak="0">
     <w:nsid w:val="64584C0C"/>
     <w:multiLevelType w:val="multilevel"/>
     <w:tmpl w:val="43EE7618"/>
@@ -17023,7 +19382,7 @@
       </w:rPr>
     </w:lvl>
   </w:abstractNum>
-  <w:abstractNum w:abstractNumId="106" w15:restartNumberingAfterBreak="0">
+  <w:abstractNum w:abstractNumId="113" w15:restartNumberingAfterBreak="0">
     <w:nsid w:val="6814153C"/>
     <w:multiLevelType w:val="multilevel"/>
     <w:tmpl w:val="88C2E398"/>
@@ -17172,7 +19531,7 @@
       </w:rPr>
     </w:lvl>
   </w:abstractNum>
-  <w:abstractNum w:abstractNumId="107" w15:restartNumberingAfterBreak="0">
+  <w:abstractNum w:abstractNumId="114" w15:restartNumberingAfterBreak="0">
     <w:nsid w:val="6B6A1939"/>
     <w:multiLevelType w:val="multilevel"/>
     <w:tmpl w:val="C84A4EAC"/>
@@ -17321,7 +19680,7 @@
       </w:rPr>
     </w:lvl>
   </w:abstractNum>
-  <w:abstractNum w:abstractNumId="108" w15:restartNumberingAfterBreak="0">
+  <w:abstractNum w:abstractNumId="115" w15:restartNumberingAfterBreak="0">
     <w:nsid w:val="6BF90443"/>
     <w:multiLevelType w:val="multilevel"/>
     <w:tmpl w:val="3992FBAC"/>
@@ -17470,7 +19829,7 @@
       </w:rPr>
     </w:lvl>
   </w:abstractNum>
-  <w:abstractNum w:abstractNumId="109" w15:restartNumberingAfterBreak="0">
+  <w:abstractNum w:abstractNumId="116" w15:restartNumberingAfterBreak="0">
     <w:nsid w:val="6E660C6B"/>
     <w:multiLevelType w:val="multilevel"/>
     <w:tmpl w:val="2126050C"/>
@@ -17619,7 +19978,7 @@
       </w:rPr>
     </w:lvl>
   </w:abstractNum>
-  <w:abstractNum w:abstractNumId="110" w15:restartNumberingAfterBreak="0">
+  <w:abstractNum w:abstractNumId="117" w15:restartNumberingAfterBreak="0">
     <w:nsid w:val="6EF574EB"/>
     <w:multiLevelType w:val="multilevel"/>
     <w:tmpl w:val="53D2FB02"/>
@@ -17768,7 +20127,7 @@
       </w:rPr>
     </w:lvl>
   </w:abstractNum>
-  <w:abstractNum w:abstractNumId="111" w15:restartNumberingAfterBreak="0">
+  <w:abstractNum w:abstractNumId="118" w15:restartNumberingAfterBreak="0">
     <w:nsid w:val="73037BCA"/>
     <w:multiLevelType w:val="multilevel"/>
     <w:tmpl w:val="A66E3EA8"/>
@@ -17917,7 +20276,7 @@
       </w:rPr>
     </w:lvl>
   </w:abstractNum>
-  <w:abstractNum w:abstractNumId="112" w15:restartNumberingAfterBreak="0">
+  <w:abstractNum w:abstractNumId="119" w15:restartNumberingAfterBreak="0">
     <w:nsid w:val="736B1CFA"/>
     <w:multiLevelType w:val="multilevel"/>
     <w:tmpl w:val="AD6EC20A"/>
@@ -18066,7 +20425,7 @@
       </w:rPr>
     </w:lvl>
   </w:abstractNum>
-  <w:abstractNum w:abstractNumId="113" w15:restartNumberingAfterBreak="0">
+  <w:abstractNum w:abstractNumId="120" w15:restartNumberingAfterBreak="0">
     <w:nsid w:val="74C629B2"/>
     <w:multiLevelType w:val="multilevel"/>
     <w:tmpl w:val="926CA70C"/>
@@ -18215,7 +20574,7 @@
       </w:rPr>
     </w:lvl>
   </w:abstractNum>
-  <w:abstractNum w:abstractNumId="114" w15:restartNumberingAfterBreak="0">
+  <w:abstractNum w:abstractNumId="121" w15:restartNumberingAfterBreak="0">
     <w:nsid w:val="74D26D17"/>
     <w:multiLevelType w:val="multilevel"/>
     <w:tmpl w:val="A4561C7A"/>
@@ -18364,7 +20723,7 @@
       </w:rPr>
     </w:lvl>
   </w:abstractNum>
-  <w:abstractNum w:abstractNumId="115" w15:restartNumberingAfterBreak="0">
+  <w:abstractNum w:abstractNumId="122" w15:restartNumberingAfterBreak="0">
     <w:nsid w:val="757256D9"/>
     <w:multiLevelType w:val="multilevel"/>
     <w:tmpl w:val="2BE664DA"/>
@@ -18513,7 +20872,7 @@
       </w:rPr>
     </w:lvl>
   </w:abstractNum>
-  <w:abstractNum w:abstractNumId="116" w15:restartNumberingAfterBreak="0">
+  <w:abstractNum w:abstractNumId="123" w15:restartNumberingAfterBreak="0">
     <w:nsid w:val="76917BA4"/>
     <w:multiLevelType w:val="multilevel"/>
     <w:tmpl w:val="43708D7A"/>
@@ -18662,7 +21021,156 @@
       </w:rPr>
     </w:lvl>
   </w:abstractNum>
-  <w:abstractNum w:abstractNumId="117" w15:restartNumberingAfterBreak="0">
+  <w:abstractNum w:abstractNumId="124" w15:restartNumberingAfterBreak="0">
+    <w:nsid w:val="76D649C8"/>
+    <w:multiLevelType w:val="multilevel"/>
+    <w:tmpl w:val="9888122C"/>
+    <w:lvl w:ilvl="0">
+      <w:start w:val="1"/>
+      <w:numFmt w:val="bullet"/>
+      <w:lvlText w:val=""/>
+      <w:lvlJc w:val="left"/>
+      <w:pPr>
+        <w:tabs>
+          <w:tab w:val="num" w:pos="720"/>
+        </w:tabs>
+        <w:ind w:left="720" w:hanging="360"/>
+      </w:pPr>
+      <w:rPr>
+        <w:rFonts w:ascii="Symbol" w:hAnsi="Symbol" w:hint="default"/>
+        <w:sz w:val="20"/>
+      </w:rPr>
+    </w:lvl>
+    <w:lvl w:ilvl="1" w:tentative="1">
+      <w:start w:val="1"/>
+      <w:numFmt w:val="bullet"/>
+      <w:lvlText w:val="o"/>
+      <w:lvlJc w:val="left"/>
+      <w:pPr>
+        <w:tabs>
+          <w:tab w:val="num" w:pos="1440"/>
+        </w:tabs>
+        <w:ind w:left="1440" w:hanging="360"/>
+      </w:pPr>
+      <w:rPr>
+        <w:rFonts w:ascii="Courier New" w:hAnsi="Courier New" w:hint="default"/>
+        <w:sz w:val="20"/>
+      </w:rPr>
+    </w:lvl>
+    <w:lvl w:ilvl="2" w:tentative="1">
+      <w:start w:val="1"/>
+      <w:numFmt w:val="bullet"/>
+      <w:lvlText w:val=""/>
+      <w:lvlJc w:val="left"/>
+      <w:pPr>
+        <w:tabs>
+          <w:tab w:val="num" w:pos="2160"/>
+        </w:tabs>
+        <w:ind w:left="2160" w:hanging="360"/>
+      </w:pPr>
+      <w:rPr>
+        <w:rFonts w:ascii="Wingdings" w:hAnsi="Wingdings" w:hint="default"/>
+        <w:sz w:val="20"/>
+      </w:rPr>
+    </w:lvl>
+    <w:lvl w:ilvl="3" w:tentative="1">
+      <w:start w:val="1"/>
+      <w:numFmt w:val="bullet"/>
+      <w:lvlText w:val=""/>
+      <w:lvlJc w:val="left"/>
+      <w:pPr>
+        <w:tabs>
+          <w:tab w:val="num" w:pos="2880"/>
+        </w:tabs>
+        <w:ind w:left="2880" w:hanging="360"/>
+      </w:pPr>
+      <w:rPr>
+        <w:rFonts w:ascii="Wingdings" w:hAnsi="Wingdings" w:hint="default"/>
+        <w:sz w:val="20"/>
+      </w:rPr>
+    </w:lvl>
+    <w:lvl w:ilvl="4" w:tentative="1">
+      <w:start w:val="1"/>
+      <w:numFmt w:val="bullet"/>
+      <w:lvlText w:val=""/>
+      <w:lvlJc w:val="left"/>
+      <w:pPr>
+        <w:tabs>
+          <w:tab w:val="num" w:pos="3600"/>
+        </w:tabs>
+        <w:ind w:left="3600" w:hanging="360"/>
+      </w:pPr>
+      <w:rPr>
+        <w:rFonts w:ascii="Wingdings" w:hAnsi="Wingdings" w:hint="default"/>
+        <w:sz w:val="20"/>
+      </w:rPr>
+    </w:lvl>
+    <w:lvl w:ilvl="5" w:tentative="1">
+      <w:start w:val="1"/>
+      <w:numFmt w:val="bullet"/>
+      <w:lvlText w:val=""/>
+      <w:lvlJc w:val="left"/>
+      <w:pPr>
+        <w:tabs>
+          <w:tab w:val="num" w:pos="4320"/>
+        </w:tabs>
+        <w:ind w:left="4320" w:hanging="360"/>
+      </w:pPr>
+      <w:rPr>
+        <w:rFonts w:ascii="Wingdings" w:hAnsi="Wingdings" w:hint="default"/>
+        <w:sz w:val="20"/>
+      </w:rPr>
+    </w:lvl>
+    <w:lvl w:ilvl="6" w:tentative="1">
+      <w:start w:val="1"/>
+      <w:numFmt w:val="bullet"/>
+      <w:lvlText w:val=""/>
+      <w:lvlJc w:val="left"/>
+      <w:pPr>
+        <w:tabs>
+          <w:tab w:val="num" w:pos="5040"/>
+        </w:tabs>
+        <w:ind w:left="5040" w:hanging="360"/>
+      </w:pPr>
+      <w:rPr>
+        <w:rFonts w:ascii="Wingdings" w:hAnsi="Wingdings" w:hint="default"/>
+        <w:sz w:val="20"/>
+      </w:rPr>
+    </w:lvl>
+    <w:lvl w:ilvl="7" w:tentative="1">
+      <w:start w:val="1"/>
+      <w:numFmt w:val="bullet"/>
+      <w:lvlText w:val=""/>
+      <w:lvlJc w:val="left"/>
+      <w:pPr>
+        <w:tabs>
+          <w:tab w:val="num" w:pos="5760"/>
+        </w:tabs>
+        <w:ind w:left="5760" w:hanging="360"/>
+      </w:pPr>
+      <w:rPr>
+        <w:rFonts w:ascii="Wingdings" w:hAnsi="Wingdings" w:hint="default"/>
+        <w:sz w:val="20"/>
+      </w:rPr>
+    </w:lvl>
+    <w:lvl w:ilvl="8" w:tentative="1">
+      <w:start w:val="1"/>
+      <w:numFmt w:val="bullet"/>
+      <w:lvlText w:val=""/>
+      <w:lvlJc w:val="left"/>
+      <w:pPr>
+        <w:tabs>
+          <w:tab w:val="num" w:pos="6480"/>
+        </w:tabs>
+        <w:ind w:left="6480" w:hanging="360"/>
+      </w:pPr>
+      <w:rPr>
+        <w:rFonts w:ascii="Wingdings" w:hAnsi="Wingdings" w:hint="default"/>
+        <w:sz w:val="20"/>
+      </w:rPr>
+    </w:lvl>
+  </w:abstractNum>
+  <w:abstractNum w:abstractNumId="125" w15:restartNumberingAfterBreak="0">
     <w:nsid w:val="7715363F"/>
     <w:multiLevelType w:val="multilevel"/>
     <w:tmpl w:val="7854C050"/>
@@ -18811,7 +21319,7 @@
       </w:rPr>
     </w:lvl>
   </w:abstractNum>
-  <w:abstractNum w:abstractNumId="118" w15:restartNumberingAfterBreak="0">
+  <w:abstractNum w:abstractNumId="126" w15:restartNumberingAfterBreak="0">
     <w:nsid w:val="78A656B8"/>
     <w:multiLevelType w:val="multilevel"/>
     <w:tmpl w:val="487C4C66"/>
@@ -18960,7 +21468,7 @@
       </w:rPr>
     </w:lvl>
   </w:abstractNum>
-  <w:abstractNum w:abstractNumId="119" w15:restartNumberingAfterBreak="0">
+  <w:abstractNum w:abstractNumId="127" w15:restartNumberingAfterBreak="0">
     <w:nsid w:val="79546F4C"/>
     <w:multiLevelType w:val="multilevel"/>
     <w:tmpl w:val="2454FFA0"/>
@@ -19109,7 +21617,7 @@
       </w:rPr>
     </w:lvl>
   </w:abstractNum>
-  <w:abstractNum w:abstractNumId="120" w15:restartNumberingAfterBreak="0">
+  <w:abstractNum w:abstractNumId="128" w15:restartNumberingAfterBreak="0">
     <w:nsid w:val="7A6C5AD0"/>
     <w:multiLevelType w:val="multilevel"/>
     <w:tmpl w:val="47DC21D6"/>
@@ -19258,7 +21766,7 @@
       </w:rPr>
     </w:lvl>
   </w:abstractNum>
-  <w:abstractNum w:abstractNumId="121" w15:restartNumberingAfterBreak="0">
+  <w:abstractNum w:abstractNumId="129" w15:restartNumberingAfterBreak="0">
     <w:nsid w:val="7D161717"/>
     <w:multiLevelType w:val="multilevel"/>
     <w:tmpl w:val="EBF223C8"/>
@@ -19407,7 +21915,7 @@
       </w:rPr>
     </w:lvl>
   </w:abstractNum>
-  <w:abstractNum w:abstractNumId="122" w15:restartNumberingAfterBreak="0">
+  <w:abstractNum w:abstractNumId="130" w15:restartNumberingAfterBreak="0">
     <w:nsid w:val="7D9B6CDC"/>
     <w:multiLevelType w:val="multilevel"/>
     <w:tmpl w:val="E0F26886"/>
@@ -19556,7 +22064,7 @@
       </w:rPr>
     </w:lvl>
   </w:abstractNum>
-  <w:abstractNum w:abstractNumId="123" w15:restartNumberingAfterBreak="0">
+  <w:abstractNum w:abstractNumId="131" w15:restartNumberingAfterBreak="0">
     <w:nsid w:val="7E6F3E9B"/>
     <w:multiLevelType w:val="multilevel"/>
     <w:tmpl w:val="0DA86070"/>
@@ -19705,7 +22213,7 @@
       </w:rPr>
     </w:lvl>
   </w:abstractNum>
-  <w:abstractNum w:abstractNumId="124" w15:restartNumberingAfterBreak="0">
+  <w:abstractNum w:abstractNumId="132" w15:restartNumberingAfterBreak="0">
     <w:nsid w:val="7E8A58D9"/>
     <w:multiLevelType w:val="multilevel"/>
     <w:tmpl w:val="6BDC5EDE"/>
@@ -19854,7 +22362,156 @@
       </w:rPr>
     </w:lvl>
   </w:abstractNum>
-  <w:abstractNum w:abstractNumId="125" w15:restartNumberingAfterBreak="0">
+  <w:abstractNum w:abstractNumId="133" w15:restartNumberingAfterBreak="0">
+    <w:nsid w:val="7EE142D6"/>
+    <w:multiLevelType w:val="multilevel"/>
+    <w:tmpl w:val="B9D4A824"/>
+    <w:lvl w:ilvl="0">
+      <w:start w:val="1"/>
+      <w:numFmt w:val="bullet"/>
+      <w:lvlText w:val=""/>
+      <w:lvlJc w:val="left"/>
+      <w:pPr>
+        <w:tabs>
+          <w:tab w:val="num" w:pos="720"/>
+        </w:tabs>
+        <w:ind w:left="720" w:hanging="360"/>
+      </w:pPr>
+      <w:rPr>
+        <w:rFonts w:ascii="Symbol" w:hAnsi="Symbol" w:hint="default"/>
+        <w:sz w:val="20"/>
+      </w:rPr>
+    </w:lvl>
+    <w:lvl w:ilvl="1" w:tentative="1">
+      <w:start w:val="1"/>
+      <w:numFmt w:val="bullet"/>
+      <w:lvlText w:val="o"/>
+      <w:lvlJc w:val="left"/>
+      <w:pPr>
+        <w:tabs>
+          <w:tab w:val="num" w:pos="1440"/>
+        </w:tabs>
+        <w:ind w:left="1440" w:hanging="360"/>
+      </w:pPr>
+      <w:rPr>
+        <w:rFonts w:ascii="Courier New" w:hAnsi="Courier New" w:hint="default"/>
+        <w:sz w:val="20"/>
+      </w:rPr>
+    </w:lvl>
+    <w:lvl w:ilvl="2" w:tentative="1">
+      <w:start w:val="1"/>
+      <w:numFmt w:val="bullet"/>
+      <w:lvlText w:val=""/>
+      <w:lvlJc w:val="left"/>
+      <w:pPr>
+        <w:tabs>
+          <w:tab w:val="num" w:pos="2160"/>
+        </w:tabs>
+        <w:ind w:left="2160" w:hanging="360"/>
+      </w:pPr>
+      <w:rPr>
+        <w:rFonts w:ascii="Wingdings" w:hAnsi="Wingdings" w:hint="default"/>
+        <w:sz w:val="20"/>
+      </w:rPr>
+    </w:lvl>
+    <w:lvl w:ilvl="3" w:tentative="1">
+      <w:start w:val="1"/>
+      <w:numFmt w:val="bullet"/>
+      <w:lvlText w:val=""/>
+      <w:lvlJc w:val="left"/>
+      <w:pPr>
+        <w:tabs>
+          <w:tab w:val="num" w:pos="2880"/>
+        </w:tabs>
+        <w:ind w:left="2880" w:hanging="360"/>
+      </w:pPr>
+      <w:rPr>
+        <w:rFonts w:ascii="Wingdings" w:hAnsi="Wingdings" w:hint="default"/>
+        <w:sz w:val="20"/>
+      </w:rPr>
+    </w:lvl>
+    <w:lvl w:ilvl="4" w:tentative="1">
+      <w:start w:val="1"/>
+      <w:numFmt w:val="bullet"/>
+      <w:lvlText w:val=""/>
+      <w:lvlJc w:val="left"/>
+      <w:pPr>
+        <w:tabs>
+          <w:tab w:val="num" w:pos="3600"/>
+        </w:tabs>
+        <w:ind w:left="3600" w:hanging="360"/>
+      </w:pPr>
+      <w:rPr>
+        <w:rFonts w:ascii="Wingdings" w:hAnsi="Wingdings" w:hint="default"/>
+        <w:sz w:val="20"/>
+      </w:rPr>
+    </w:lvl>
+    <w:lvl w:ilvl="5" w:tentative="1">
+      <w:start w:val="1"/>
+      <w:numFmt w:val="bullet"/>
+      <w:lvlText w:val=""/>
+      <w:lvlJc w:val="left"/>
+      <w:pPr>
+        <w:tabs>
+          <w:tab w:val="num" w:pos="4320"/>
+        </w:tabs>
+        <w:ind w:left="4320" w:hanging="360"/>
+      </w:pPr>
+      <w:rPr>
+        <w:rFonts w:ascii="Wingdings" w:hAnsi="Wingdings" w:hint="default"/>
+        <w:sz w:val="20"/>
+      </w:rPr>
+    </w:lvl>
+    <w:lvl w:ilvl="6" w:tentative="1">
+      <w:start w:val="1"/>
+      <w:numFmt w:val="bullet"/>
+      <w:lvlText w:val=""/>
+      <w:lvlJc w:val="left"/>
+      <w:pPr>
+        <w:tabs>
+          <w:tab w:val="num" w:pos="5040"/>
+        </w:tabs>
+        <w:ind w:left="5040" w:hanging="360"/>
+      </w:pPr>
+      <w:rPr>
+        <w:rFonts w:ascii="Wingdings" w:hAnsi="Wingdings" w:hint="default"/>
+        <w:sz w:val="20"/>
+      </w:rPr>
+    </w:lvl>
+    <w:lvl w:ilvl="7" w:tentative="1">
+      <w:start w:val="1"/>
+      <w:numFmt w:val="bullet"/>
+      <w:lvlText w:val=""/>
+      <w:lvlJc w:val="left"/>
+      <w:pPr>
+        <w:tabs>
+          <w:tab w:val="num" w:pos="5760"/>
+        </w:tabs>
+        <w:ind w:left="5760" w:hanging="360"/>
+      </w:pPr>
+      <w:rPr>
+        <w:rFonts w:ascii="Wingdings" w:hAnsi="Wingdings" w:hint="default"/>
+        <w:sz w:val="20"/>
+      </w:rPr>
+    </w:lvl>
+    <w:lvl w:ilvl="8" w:tentative="1">
+      <w:start w:val="1"/>
+      <w:numFmt w:val="bullet"/>
+      <w:lvlText w:val=""/>
+      <w:lvlJc w:val="left"/>
+      <w:pPr>
+        <w:tabs>
+          <w:tab w:val="num" w:pos="6480"/>
+        </w:tabs>
+        <w:ind w:left="6480" w:hanging="360"/>
+      </w:pPr>
+      <w:rPr>
+        <w:rFonts w:ascii="Wingdings" w:hAnsi="Wingdings" w:hint="default"/>
+        <w:sz w:val="20"/>
+      </w:rPr>
+    </w:lvl>
+  </w:abstractNum>
+  <w:abstractNum w:abstractNumId="134" w15:restartNumberingAfterBreak="0">
     <w:nsid w:val="7F9C57E6"/>
     <w:multiLevelType w:val="multilevel"/>
     <w:tmpl w:val="917EFE4C"/>
@@ -20004,382 +22661,409 @@
     </w:lvl>
   </w:abstractNum>
   <w:num w:numId="1" w16cid:durableId="1743136423">
-    <w:abstractNumId w:val="2"/>
+    <w:abstractNumId w:val="3"/>
   </w:num>
   <w:num w:numId="2" w16cid:durableId="1684168531">
-    <w:abstractNumId w:val="97"/>
+    <w:abstractNumId w:val="104"/>
   </w:num>
   <w:num w:numId="3" w16cid:durableId="601499336">
-    <w:abstractNumId w:val="125"/>
+    <w:abstractNumId w:val="134"/>
   </w:num>
   <w:num w:numId="4" w16cid:durableId="1551309419">
+    <w:abstractNumId w:val="34"/>
+  </w:num>
+  <w:num w:numId="5" w16cid:durableId="1288900212">
+    <w:abstractNumId w:val="49"/>
+  </w:num>
+  <w:num w:numId="6" w16cid:durableId="816148157">
     <w:abstractNumId w:val="30"/>
   </w:num>
-  <w:num w:numId="5" w16cid:durableId="1288900212">
-    <w:abstractNumId w:val="45"/>
-  </w:num>
-  <w:num w:numId="6" w16cid:durableId="816148157">
-    <w:abstractNumId w:val="26"/>
-  </w:num>
   <w:num w:numId="7" w16cid:durableId="1744793871">
-    <w:abstractNumId w:val="32"/>
+    <w:abstractNumId w:val="36"/>
   </w:num>
   <w:num w:numId="8" w16cid:durableId="478115726">
-    <w:abstractNumId w:val="40"/>
+    <w:abstractNumId w:val="44"/>
   </w:num>
   <w:num w:numId="9" w16cid:durableId="2044474014">
-    <w:abstractNumId w:val="116"/>
+    <w:abstractNumId w:val="123"/>
   </w:num>
   <w:num w:numId="10" w16cid:durableId="483737074">
-    <w:abstractNumId w:val="83"/>
+    <w:abstractNumId w:val="89"/>
   </w:num>
   <w:num w:numId="11" w16cid:durableId="1688942017">
+    <w:abstractNumId w:val="39"/>
+  </w:num>
+  <w:num w:numId="12" w16cid:durableId="1144735889">
+    <w:abstractNumId w:val="58"/>
+  </w:num>
+  <w:num w:numId="13" w16cid:durableId="1888879141">
+    <w:abstractNumId w:val="90"/>
+  </w:num>
+  <w:num w:numId="14" w16cid:durableId="384255422">
+    <w:abstractNumId w:val="15"/>
+  </w:num>
+  <w:num w:numId="15" w16cid:durableId="1875732300">
+    <w:abstractNumId w:val="51"/>
+  </w:num>
+  <w:num w:numId="16" w16cid:durableId="528953528">
+    <w:abstractNumId w:val="33"/>
+  </w:num>
+  <w:num w:numId="17" w16cid:durableId="2169386">
+    <w:abstractNumId w:val="57"/>
+  </w:num>
+  <w:num w:numId="18" w16cid:durableId="1913541369">
+    <w:abstractNumId w:val="112"/>
+  </w:num>
+  <w:num w:numId="19" w16cid:durableId="959848181">
+    <w:abstractNumId w:val="81"/>
+  </w:num>
+  <w:num w:numId="20" w16cid:durableId="1951470876">
+    <w:abstractNumId w:val="20"/>
+  </w:num>
+  <w:num w:numId="21" w16cid:durableId="620696030">
+    <w:abstractNumId w:val="56"/>
+  </w:num>
+  <w:num w:numId="22" w16cid:durableId="168644955">
+    <w:abstractNumId w:val="68"/>
+  </w:num>
+  <w:num w:numId="23" w16cid:durableId="303313016">
+    <w:abstractNumId w:val="127"/>
+  </w:num>
+  <w:num w:numId="24" w16cid:durableId="654064635">
+    <w:abstractNumId w:val="130"/>
+  </w:num>
+  <w:num w:numId="25" w16cid:durableId="1199899313">
+    <w:abstractNumId w:val="61"/>
+  </w:num>
+  <w:num w:numId="26" w16cid:durableId="2140880941">
+    <w:abstractNumId w:val="41"/>
+  </w:num>
+  <w:num w:numId="27" w16cid:durableId="1867790755">
+    <w:abstractNumId w:val="101"/>
+  </w:num>
+  <w:num w:numId="28" w16cid:durableId="1066296575">
+    <w:abstractNumId w:val="5"/>
+  </w:num>
+  <w:num w:numId="29" w16cid:durableId="311756558">
+    <w:abstractNumId w:val="109"/>
+  </w:num>
+  <w:num w:numId="30" w16cid:durableId="409620393">
+    <w:abstractNumId w:val="93"/>
+  </w:num>
+  <w:num w:numId="31" w16cid:durableId="346833783">
+    <w:abstractNumId w:val="100"/>
+  </w:num>
+  <w:num w:numId="32" w16cid:durableId="1339771232">
+    <w:abstractNumId w:val="71"/>
+  </w:num>
+  <w:num w:numId="33" w16cid:durableId="2057242382">
+    <w:abstractNumId w:val="14"/>
+  </w:num>
+  <w:num w:numId="34" w16cid:durableId="1267806960">
+    <w:abstractNumId w:val="69"/>
+  </w:num>
+  <w:num w:numId="35" w16cid:durableId="749935190">
+    <w:abstractNumId w:val="65"/>
+  </w:num>
+  <w:num w:numId="36" w16cid:durableId="140971076">
     <w:abstractNumId w:val="35"/>
   </w:num>
-  <w:num w:numId="12" w16cid:durableId="1144735889">
-    <w:abstractNumId w:val="53"/>
-  </w:num>
-  <w:num w:numId="13" w16cid:durableId="1888879141">
-    <w:abstractNumId w:val="84"/>
-  </w:num>
-  <w:num w:numId="14" w16cid:durableId="384255422">
-    <w:abstractNumId w:val="12"/>
-  </w:num>
-  <w:num w:numId="15" w16cid:durableId="1875732300">
-    <w:abstractNumId w:val="46"/>
-  </w:num>
-  <w:num w:numId="16" w16cid:durableId="528953528">
-    <w:abstractNumId w:val="29"/>
-  </w:num>
-  <w:num w:numId="17" w16cid:durableId="2169386">
-    <w:abstractNumId w:val="52"/>
-  </w:num>
-  <w:num w:numId="18" w16cid:durableId="1913541369">
-    <w:abstractNumId w:val="105"/>
-  </w:num>
-  <w:num w:numId="19" w16cid:durableId="959848181">
-    <w:abstractNumId w:val="75"/>
-  </w:num>
-  <w:num w:numId="20" w16cid:durableId="1951470876">
-    <w:abstractNumId w:val="17"/>
-  </w:num>
-  <w:num w:numId="21" w16cid:durableId="620696030">
-    <w:abstractNumId w:val="51"/>
-  </w:num>
-  <w:num w:numId="22" w16cid:durableId="168644955">
-    <w:abstractNumId w:val="63"/>
-  </w:num>
-  <w:num w:numId="23" w16cid:durableId="303313016">
-    <w:abstractNumId w:val="119"/>
-  </w:num>
-  <w:num w:numId="24" w16cid:durableId="654064635">
-    <w:abstractNumId w:val="122"/>
-  </w:num>
-  <w:num w:numId="25" w16cid:durableId="1199899313">
-    <w:abstractNumId w:val="56"/>
-  </w:num>
-  <w:num w:numId="26" w16cid:durableId="2140880941">
-    <w:abstractNumId w:val="37"/>
-  </w:num>
-  <w:num w:numId="27" w16cid:durableId="1867790755">
-    <w:abstractNumId w:val="94"/>
-  </w:num>
-  <w:num w:numId="28" w16cid:durableId="1066296575">
-    <w:abstractNumId w:val="4"/>
-  </w:num>
-  <w:num w:numId="29" w16cid:durableId="311756558">
-    <w:abstractNumId w:val="102"/>
-  </w:num>
-  <w:num w:numId="30" w16cid:durableId="409620393">
-    <w:abstractNumId w:val="86"/>
-  </w:num>
-  <w:num w:numId="31" w16cid:durableId="346833783">
-    <w:abstractNumId w:val="93"/>
-  </w:num>
-  <w:num w:numId="32" w16cid:durableId="1339771232">
-    <w:abstractNumId w:val="66"/>
-  </w:num>
-  <w:num w:numId="33" w16cid:durableId="2057242382">
-    <w:abstractNumId w:val="11"/>
-  </w:num>
-  <w:num w:numId="34" w16cid:durableId="1267806960">
-    <w:abstractNumId w:val="64"/>
-  </w:num>
-  <w:num w:numId="35" w16cid:durableId="749935190">
-    <w:abstractNumId w:val="60"/>
-  </w:num>
-  <w:num w:numId="36" w16cid:durableId="140971076">
-    <w:abstractNumId w:val="31"/>
-  </w:num>
   <w:num w:numId="37" w16cid:durableId="1948269227">
-    <w:abstractNumId w:val="21"/>
+    <w:abstractNumId w:val="24"/>
   </w:num>
   <w:num w:numId="38" w16cid:durableId="991836728">
-    <w:abstractNumId w:val="38"/>
+    <w:abstractNumId w:val="42"/>
   </w:num>
   <w:num w:numId="39" w16cid:durableId="1930691984">
-    <w:abstractNumId w:val="58"/>
+    <w:abstractNumId w:val="63"/>
   </w:num>
   <w:num w:numId="40" w16cid:durableId="742215958">
     <w:abstractNumId w:val="0"/>
   </w:num>
   <w:num w:numId="41" w16cid:durableId="1181318251">
-    <w:abstractNumId w:val="65"/>
+    <w:abstractNumId w:val="70"/>
   </w:num>
   <w:num w:numId="42" w16cid:durableId="902374234">
-    <w:abstractNumId w:val="69"/>
+    <w:abstractNumId w:val="74"/>
   </w:num>
   <w:num w:numId="43" w16cid:durableId="1937713341">
-    <w:abstractNumId w:val="124"/>
+    <w:abstractNumId w:val="132"/>
   </w:num>
   <w:num w:numId="44" w16cid:durableId="568729027">
+    <w:abstractNumId w:val="7"/>
+  </w:num>
+  <w:num w:numId="45" w16cid:durableId="1737897733">
+    <w:abstractNumId w:val="85"/>
+  </w:num>
+  <w:num w:numId="46" w16cid:durableId="1634672172">
+    <w:abstractNumId w:val="22"/>
+  </w:num>
+  <w:num w:numId="47" w16cid:durableId="13924057">
+    <w:abstractNumId w:val="77"/>
+  </w:num>
+  <w:num w:numId="48" w16cid:durableId="1127116691">
+    <w:abstractNumId w:val="114"/>
+  </w:num>
+  <w:num w:numId="49" w16cid:durableId="2043359014">
+    <w:abstractNumId w:val="31"/>
+  </w:num>
+  <w:num w:numId="50" w16cid:durableId="1315642875">
     <w:abstractNumId w:val="6"/>
   </w:num>
-  <w:num w:numId="45" w16cid:durableId="1737897733">
-    <w:abstractNumId w:val="79"/>
-  </w:num>
-  <w:num w:numId="46" w16cid:durableId="1634672172">
-    <w:abstractNumId w:val="19"/>
-  </w:num>
-  <w:num w:numId="47" w16cid:durableId="13924057">
-    <w:abstractNumId w:val="72"/>
-  </w:num>
-  <w:num w:numId="48" w16cid:durableId="1127116691">
-    <w:abstractNumId w:val="107"/>
-  </w:num>
-  <w:num w:numId="49" w16cid:durableId="2043359014">
-    <w:abstractNumId w:val="27"/>
-  </w:num>
-  <w:num w:numId="50" w16cid:durableId="1315642875">
-    <w:abstractNumId w:val="5"/>
-  </w:num>
   <w:num w:numId="51" w16cid:durableId="1736276234">
-    <w:abstractNumId w:val="106"/>
+    <w:abstractNumId w:val="113"/>
   </w:num>
   <w:num w:numId="52" w16cid:durableId="1320842877">
-    <w:abstractNumId w:val="115"/>
+    <w:abstractNumId w:val="122"/>
   </w:num>
   <w:num w:numId="53" w16cid:durableId="660934027">
-    <w:abstractNumId w:val="43"/>
+    <w:abstractNumId w:val="47"/>
   </w:num>
   <w:num w:numId="54" w16cid:durableId="2077431277">
-    <w:abstractNumId w:val="109"/>
+    <w:abstractNumId w:val="116"/>
   </w:num>
   <w:num w:numId="55" w16cid:durableId="767190297">
+    <w:abstractNumId w:val="110"/>
+  </w:num>
+  <w:num w:numId="56" w16cid:durableId="1795296107">
+    <w:abstractNumId w:val="55"/>
+  </w:num>
+  <w:num w:numId="57" w16cid:durableId="1585148188">
+    <w:abstractNumId w:val="10"/>
+  </w:num>
+  <w:num w:numId="58" w16cid:durableId="1057321318">
+    <w:abstractNumId w:val="97"/>
+  </w:num>
+  <w:num w:numId="59" w16cid:durableId="2142651329">
+    <w:abstractNumId w:val="67"/>
+  </w:num>
+  <w:num w:numId="60" w16cid:durableId="437726317">
+    <w:abstractNumId w:val="32"/>
+  </w:num>
+  <w:num w:numId="61" w16cid:durableId="1740444279">
+    <w:abstractNumId w:val="16"/>
+  </w:num>
+  <w:num w:numId="62" w16cid:durableId="29117008">
+    <w:abstractNumId w:val="92"/>
+  </w:num>
+  <w:num w:numId="63" w16cid:durableId="1013917872">
+    <w:abstractNumId w:val="9"/>
+  </w:num>
+  <w:num w:numId="64" w16cid:durableId="1546284526">
+    <w:abstractNumId w:val="13"/>
+  </w:num>
+  <w:num w:numId="65" w16cid:durableId="1614898229">
     <w:abstractNumId w:val="103"/>
   </w:num>
-  <w:num w:numId="56" w16cid:durableId="1795296107">
-    <w:abstractNumId w:val="50"/>
-  </w:num>
-  <w:num w:numId="57" w16cid:durableId="1585148188">
-    <w:abstractNumId w:val="8"/>
-  </w:num>
-  <w:num w:numId="58" w16cid:durableId="1057321318">
-    <w:abstractNumId w:val="90"/>
-  </w:num>
-  <w:num w:numId="59" w16cid:durableId="2142651329">
-    <w:abstractNumId w:val="62"/>
-  </w:num>
-  <w:num w:numId="60" w16cid:durableId="437726317">
-    <w:abstractNumId w:val="28"/>
-  </w:num>
-  <w:num w:numId="61" w16cid:durableId="1740444279">
-    <w:abstractNumId w:val="13"/>
-  </w:num>
-  <w:num w:numId="62" w16cid:durableId="29117008">
-    <w:abstractNumId w:val="85"/>
-  </w:num>
-  <w:num w:numId="63" w16cid:durableId="1013917872">
-    <w:abstractNumId w:val="7"/>
-  </w:num>
-  <w:num w:numId="64" w16cid:durableId="1546284526">
-    <w:abstractNumId w:val="10"/>
-  </w:num>
-  <w:num w:numId="65" w16cid:durableId="1614898229">
-    <w:abstractNumId w:val="96"/>
-  </w:num>
   <w:num w:numId="66" w16cid:durableId="411005392">
-    <w:abstractNumId w:val="117"/>
+    <w:abstractNumId w:val="125"/>
   </w:num>
   <w:num w:numId="67" w16cid:durableId="1416240644">
-    <w:abstractNumId w:val="9"/>
+    <w:abstractNumId w:val="12"/>
   </w:num>
   <w:num w:numId="68" w16cid:durableId="493882115">
-    <w:abstractNumId w:val="123"/>
+    <w:abstractNumId w:val="131"/>
   </w:num>
   <w:num w:numId="69" w16cid:durableId="1717968321">
-    <w:abstractNumId w:val="42"/>
+    <w:abstractNumId w:val="46"/>
   </w:num>
   <w:num w:numId="70" w16cid:durableId="556017849">
-    <w:abstractNumId w:val="95"/>
+    <w:abstractNumId w:val="102"/>
   </w:num>
   <w:num w:numId="71" w16cid:durableId="1833570057">
-    <w:abstractNumId w:val="78"/>
+    <w:abstractNumId w:val="84"/>
   </w:num>
   <w:num w:numId="72" w16cid:durableId="1827553864">
-    <w:abstractNumId w:val="47"/>
+    <w:abstractNumId w:val="52"/>
   </w:num>
   <w:num w:numId="73" w16cid:durableId="449588983">
     <w:abstractNumId w:val="1"/>
   </w:num>
   <w:num w:numId="74" w16cid:durableId="81343511">
-    <w:abstractNumId w:val="22"/>
+    <w:abstractNumId w:val="25"/>
   </w:num>
   <w:num w:numId="75" w16cid:durableId="1838156497">
+    <w:abstractNumId w:val="26"/>
+  </w:num>
+  <w:num w:numId="76" w16cid:durableId="213660588">
+    <w:abstractNumId w:val="60"/>
+  </w:num>
+  <w:num w:numId="77" w16cid:durableId="1358778420">
+    <w:abstractNumId w:val="37"/>
+  </w:num>
+  <w:num w:numId="78" w16cid:durableId="1553999188">
+    <w:abstractNumId w:val="45"/>
+  </w:num>
+  <w:num w:numId="79" w16cid:durableId="2069500392">
+    <w:abstractNumId w:val="59"/>
+  </w:num>
+  <w:num w:numId="80" w16cid:durableId="730495259">
+    <w:abstractNumId w:val="48"/>
+  </w:num>
+  <w:num w:numId="81" w16cid:durableId="1526021663">
+    <w:abstractNumId w:val="78"/>
+  </w:num>
+  <w:num w:numId="82" w16cid:durableId="1188520027">
+    <w:abstractNumId w:val="107"/>
+  </w:num>
+  <w:num w:numId="83" w16cid:durableId="1446382305">
+    <w:abstractNumId w:val="106"/>
+  </w:num>
+  <w:num w:numId="84" w16cid:durableId="662927190">
+    <w:abstractNumId w:val="128"/>
+  </w:num>
+  <w:num w:numId="85" w16cid:durableId="204100005">
+    <w:abstractNumId w:val="86"/>
+  </w:num>
+  <w:num w:numId="86" w16cid:durableId="1936401234">
+    <w:abstractNumId w:val="121"/>
+  </w:num>
+  <w:num w:numId="87" w16cid:durableId="987630137">
+    <w:abstractNumId w:val="21"/>
+  </w:num>
+  <w:num w:numId="88" w16cid:durableId="2118404536">
+    <w:abstractNumId w:val="28"/>
+  </w:num>
+  <w:num w:numId="89" w16cid:durableId="863589291">
+    <w:abstractNumId w:val="83"/>
+  </w:num>
+  <w:num w:numId="90" w16cid:durableId="1612396162">
+    <w:abstractNumId w:val="76"/>
+  </w:num>
+  <w:num w:numId="91" w16cid:durableId="1722558252">
+    <w:abstractNumId w:val="98"/>
+  </w:num>
+  <w:num w:numId="92" w16cid:durableId="842476132">
+    <w:abstractNumId w:val="4"/>
+  </w:num>
+  <w:num w:numId="93" w16cid:durableId="2081707439">
+    <w:abstractNumId w:val="120"/>
+  </w:num>
+  <w:num w:numId="94" w16cid:durableId="746342018">
+    <w:abstractNumId w:val="27"/>
+  </w:num>
+  <w:num w:numId="95" w16cid:durableId="1062369787">
+    <w:abstractNumId w:val="73"/>
+  </w:num>
+  <w:num w:numId="96" w16cid:durableId="910164467">
+    <w:abstractNumId w:val="99"/>
+  </w:num>
+  <w:num w:numId="97" w16cid:durableId="455031686">
+    <w:abstractNumId w:val="129"/>
+  </w:num>
+  <w:num w:numId="98" w16cid:durableId="434132528">
+    <w:abstractNumId w:val="18"/>
+  </w:num>
+  <w:num w:numId="99" w16cid:durableId="950278900">
+    <w:abstractNumId w:val="126"/>
+  </w:num>
+  <w:num w:numId="100" w16cid:durableId="1345667727">
+    <w:abstractNumId w:val="95"/>
+  </w:num>
+  <w:num w:numId="101" w16cid:durableId="1949777530">
+    <w:abstractNumId w:val="96"/>
+  </w:num>
+  <w:num w:numId="102" w16cid:durableId="326985214">
     <w:abstractNumId w:val="23"/>
   </w:num>
-  <w:num w:numId="76" w16cid:durableId="213660588">
-    <w:abstractNumId w:val="55"/>
+  <w:num w:numId="103" w16cid:durableId="1373963206">
+    <w:abstractNumId w:val="105"/>
   </w:num>
-  <w:num w:numId="77" w16cid:durableId="1358778420">
-    <w:abstractNumId w:val="33"/>
+  <w:num w:numId="104" w16cid:durableId="1109277416">
+    <w:abstractNumId w:val="38"/>
   </w:num>
-  <w:num w:numId="78" w16cid:durableId="1553999188">
-    <w:abstractNumId w:val="41"/>
+  <w:num w:numId="105" w16cid:durableId="1212185876">
+    <w:abstractNumId w:val="43"/>
   </w:num>
-  <w:num w:numId="79" w16cid:durableId="2069500392">
+  <w:num w:numId="106" w16cid:durableId="796293487">
+    <w:abstractNumId w:val="75"/>
+  </w:num>
+  <w:num w:numId="107" w16cid:durableId="1108040039">
+    <w:abstractNumId w:val="115"/>
+  </w:num>
+  <w:num w:numId="108" w16cid:durableId="1746994150">
+    <w:abstractNumId w:val="19"/>
+  </w:num>
+  <w:num w:numId="109" w16cid:durableId="1746611093">
+    <w:abstractNumId w:val="17"/>
+  </w:num>
+  <w:num w:numId="110" w16cid:durableId="842090329">
     <w:abstractNumId w:val="54"/>
   </w:num>
-  <w:num w:numId="80" w16cid:durableId="730495259">
-    <w:abstractNumId w:val="44"/>
-  </w:num>
-  <w:num w:numId="81" w16cid:durableId="1526021663">
-    <w:abstractNumId w:val="73"/>
-  </w:num>
-  <w:num w:numId="82" w16cid:durableId="1188520027">
-    <w:abstractNumId w:val="100"/>
-  </w:num>
-  <w:num w:numId="83" w16cid:durableId="1446382305">
-    <w:abstractNumId w:val="99"/>
-  </w:num>
-  <w:num w:numId="84" w16cid:durableId="662927190">
-    <w:abstractNumId w:val="120"/>
-  </w:num>
-  <w:num w:numId="85" w16cid:durableId="204100005">
+  <w:num w:numId="111" w16cid:durableId="1951161841">
     <w:abstractNumId w:val="80"/>
   </w:num>
-  <w:num w:numId="86" w16cid:durableId="1936401234">
-    <w:abstractNumId w:val="114"/>
+  <w:num w:numId="112" w16cid:durableId="160561">
+    <w:abstractNumId w:val="94"/>
   </w:num>
-  <w:num w:numId="87" w16cid:durableId="987630137">
-    <w:abstractNumId w:val="18"/>
+  <w:num w:numId="113" w16cid:durableId="1970210027">
+    <w:abstractNumId w:val="88"/>
   </w:num>
-  <w:num w:numId="88" w16cid:durableId="2118404536">
-    <w:abstractNumId w:val="25"/>
+  <w:num w:numId="114" w16cid:durableId="119881475">
+    <w:abstractNumId w:val="118"/>
   </w:num>
-  <w:num w:numId="89" w16cid:durableId="863589291">
-    <w:abstractNumId w:val="77"/>
+  <w:num w:numId="115" w16cid:durableId="98911187">
+    <w:abstractNumId w:val="117"/>
   </w:num>
-  <w:num w:numId="90" w16cid:durableId="1612396162">
-    <w:abstractNumId w:val="71"/>
+  <w:num w:numId="116" w16cid:durableId="47076682">
+    <w:abstractNumId w:val="53"/>
   </w:num>
-  <w:num w:numId="91" w16cid:durableId="1722558252">
+  <w:num w:numId="117" w16cid:durableId="1276326181">
+    <w:abstractNumId w:val="72"/>
+  </w:num>
+  <w:num w:numId="118" w16cid:durableId="2071952525">
+    <w:abstractNumId w:val="40"/>
+  </w:num>
+  <w:num w:numId="119" w16cid:durableId="1630814785">
+    <w:abstractNumId w:val="62"/>
+  </w:num>
+  <w:num w:numId="120" w16cid:durableId="955990163">
+    <w:abstractNumId w:val="111"/>
+  </w:num>
+  <w:num w:numId="121" w16cid:durableId="978650477">
+    <w:abstractNumId w:val="87"/>
+  </w:num>
+  <w:num w:numId="122" w16cid:durableId="1073502402">
+    <w:abstractNumId w:val="119"/>
+  </w:num>
+  <w:num w:numId="123" w16cid:durableId="1208757940">
+    <w:abstractNumId w:val="64"/>
+  </w:num>
+  <w:num w:numId="124" w16cid:durableId="94447059">
+    <w:abstractNumId w:val="108"/>
+  </w:num>
+  <w:num w:numId="125" w16cid:durableId="1123301907">
+    <w:abstractNumId w:val="82"/>
+  </w:num>
+  <w:num w:numId="126" w16cid:durableId="1323125998">
+    <w:abstractNumId w:val="66"/>
+  </w:num>
+  <w:num w:numId="127" w16cid:durableId="2076462939">
     <w:abstractNumId w:val="91"/>
   </w:num>
-  <w:num w:numId="92" w16cid:durableId="842476132">
-    <w:abstractNumId w:val="3"/>
+  <w:num w:numId="128" w16cid:durableId="1029144370">
+    <w:abstractNumId w:val="124"/>
   </w:num>
-  <w:num w:numId="93" w16cid:durableId="2081707439">
-    <w:abstractNumId w:val="113"/>
+  <w:num w:numId="129" w16cid:durableId="129979187">
+    <w:abstractNumId w:val="11"/>
   </w:num>
-  <w:num w:numId="94" w16cid:durableId="746342018">
-    <w:abstractNumId w:val="24"/>
+  <w:num w:numId="130" w16cid:durableId="1410343088">
+    <w:abstractNumId w:val="2"/>
   </w:num>
-  <w:num w:numId="95" w16cid:durableId="1062369787">
-    <w:abstractNumId w:val="68"/>
+  <w:num w:numId="131" w16cid:durableId="885682803">
+    <w:abstractNumId w:val="50"/>
   </w:num>
-  <w:num w:numId="96" w16cid:durableId="910164467">
-    <w:abstractNumId w:val="92"/>
+  <w:num w:numId="132" w16cid:durableId="1850019267">
+    <w:abstractNumId w:val="133"/>
   </w:num>
-  <w:num w:numId="97" w16cid:durableId="455031686">
-    <w:abstractNumId w:val="121"/>
+  <w:num w:numId="133" w16cid:durableId="1064569988">
+    <w:abstractNumId w:val="79"/>
   </w:num>
-  <w:num w:numId="98" w16cid:durableId="434132528">
-    <w:abstractNumId w:val="15"/>
+  <w:num w:numId="134" w16cid:durableId="1662658380">
+    <w:abstractNumId w:val="29"/>
   </w:num>
-  <w:num w:numId="99" w16cid:durableId="950278900">
-    <w:abstractNumId w:val="118"/>
-  </w:num>
-  <w:num w:numId="100" w16cid:durableId="1345667727">
-    <w:abstractNumId w:val="88"/>
-  </w:num>
-  <w:num w:numId="101" w16cid:durableId="1949777530">
-    <w:abstractNumId w:val="89"/>
-  </w:num>
-  <w:num w:numId="102" w16cid:durableId="326985214">
-    <w:abstractNumId w:val="20"/>
-  </w:num>
-  <w:num w:numId="103" w16cid:durableId="1373963206">
-    <w:abstractNumId w:val="98"/>
-  </w:num>
-  <w:num w:numId="104" w16cid:durableId="1109277416">
-    <w:abstractNumId w:val="34"/>
-  </w:num>
-  <w:num w:numId="105" w16cid:durableId="1212185876">
-    <w:abstractNumId w:val="39"/>
-  </w:num>
-  <w:num w:numId="106" w16cid:durableId="796293487">
-    <w:abstractNumId w:val="70"/>
-  </w:num>
-  <w:num w:numId="107" w16cid:durableId="1108040039">
-    <w:abstractNumId w:val="108"/>
-  </w:num>
-  <w:num w:numId="108" w16cid:durableId="1746994150">
-    <w:abstractNumId w:val="16"/>
-  </w:num>
-  <w:num w:numId="109" w16cid:durableId="1746611093">
-    <w:abstractNumId w:val="14"/>
-  </w:num>
-  <w:num w:numId="110" w16cid:durableId="842090329">
-    <w:abstractNumId w:val="49"/>
-  </w:num>
-  <w:num w:numId="111" w16cid:durableId="1951161841">
-    <w:abstractNumId w:val="74"/>
-  </w:num>
-  <w:num w:numId="112" w16cid:durableId="160561">
-    <w:abstractNumId w:val="87"/>
-  </w:num>
-  <w:num w:numId="113" w16cid:durableId="1970210027">
-    <w:abstractNumId w:val="82"/>
-  </w:num>
-  <w:num w:numId="114" w16cid:durableId="119881475">
-    <w:abstractNumId w:val="111"/>
-  </w:num>
-  <w:num w:numId="115" w16cid:durableId="98911187">
-    <w:abstractNumId w:val="110"/>
-  </w:num>
-  <w:num w:numId="116" w16cid:durableId="47076682">
-    <w:abstractNumId w:val="48"/>
-  </w:num>
-  <w:num w:numId="117" w16cid:durableId="1276326181">
-    <w:abstractNumId w:val="67"/>
-  </w:num>
-  <w:num w:numId="118" w16cid:durableId="2071952525">
-    <w:abstractNumId w:val="36"/>
-  </w:num>
-  <w:num w:numId="119" w16cid:durableId="1630814785">
-    <w:abstractNumId w:val="57"/>
-  </w:num>
-  <w:num w:numId="120" w16cid:durableId="955990163">
-    <w:abstractNumId w:val="104"/>
-  </w:num>
-  <w:num w:numId="121" w16cid:durableId="978650477">
-    <w:abstractNumId w:val="81"/>
-  </w:num>
-  <w:num w:numId="122" w16cid:durableId="1073502402">
-    <w:abstractNumId w:val="112"/>
-  </w:num>
-  <w:num w:numId="123" w16cid:durableId="1208757940">
-    <w:abstractNumId w:val="59"/>
-  </w:num>
-  <w:num w:numId="124" w16cid:durableId="94447059">
-    <w:abstractNumId w:val="101"/>
-  </w:num>
-  <w:num w:numId="125" w16cid:durableId="1123301907">
-    <w:abstractNumId w:val="76"/>
-  </w:num>
-  <w:num w:numId="126" w16cid:durableId="1323125998">
-    <w:abstractNumId w:val="61"/>
+  <w:num w:numId="135" w16cid:durableId="806775879">
+    <w:abstractNumId w:val="8"/>
   </w:num>
 </w:numbering>
 </file>

--- a/Church/2026/2026_0418_MenloChurch.docx
+++ b/Church/2026/2026_0418_MenloChurch.docx
@@ -2429,19 +2429,7 @@
     </w:p>
     <w:p>
       <w:r>
-        <w:t>1. “</w:t>
-      </w:r>
-      <w:r>
-        <w:t>What if your doubts can be a doorway to greater faith?</w:t>
-      </w:r>
-      <w:r>
-        <w:t xml:space="preserve">”: </w:t>
-      </w:r>
-      <w:r>
-        <w:t xml:space="preserve">Doubts </w:t>
-      </w:r>
-      <w:r>
-        <w:t>is</w:t>
+        <w:t>1. “What if your doubts can be a doorway to greater faith?”: Doubts is</w:t>
       </w:r>
       <w:r>
         <w:t xml:space="preserve"> for reconstruction </w:t>
@@ -2568,10 +2556,7 @@
     </w:p>
     <w:p>
       <w:r>
-        <w:t xml:space="preserve">6. </w:t>
-      </w:r>
-      <w:r>
-        <w:t xml:space="preserve">Hudson Taylor: There are three stages </w:t>
+        <w:t xml:space="preserve">6. Hudson Taylor: There are three stages </w:t>
       </w:r>
       <w:r>
         <w:t>to</w:t>
@@ -2701,7 +2686,902 @@
       </w:r>
     </w:p>
     <w:p/>
+    <w:p>
+      <w:r>
+        <w:t>===&gt; Mandarin:</w:t>
+      </w:r>
+    </w:p>
+    <w:p>
+      <w:pPr>
+        <w:rPr>
+          <w:rFonts w:hint="eastAsia"/>
+        </w:rPr>
+      </w:pPr>
+      <w:r>
+        <w:rPr>
+          <w:rFonts w:hint="eastAsia"/>
+        </w:rPr>
+        <w:t>2026</w:t>
+      </w:r>
+      <w:r>
+        <w:rPr>
+          <w:rFonts w:hint="eastAsia"/>
+        </w:rPr>
+        <w:t>年</w:t>
+      </w:r>
+      <w:r>
+        <w:rPr>
+          <w:rFonts w:hint="eastAsia"/>
+        </w:rPr>
+        <w:t>4</w:t>
+      </w:r>
+      <w:r>
+        <w:rPr>
+          <w:rFonts w:hint="eastAsia"/>
+        </w:rPr>
+        <w:t>月</w:t>
+      </w:r>
+      <w:r>
+        <w:rPr>
+          <w:rFonts w:hint="eastAsia"/>
+        </w:rPr>
+        <w:t>18</w:t>
+      </w:r>
+      <w:r>
+        <w:rPr>
+          <w:rFonts w:hint="eastAsia"/>
+        </w:rPr>
+        <w:t>日，</w:t>
+      </w:r>
+      <w:r>
+        <w:rPr>
+          <w:rFonts w:hint="eastAsia"/>
+        </w:rPr>
+        <w:t>Menlo</w:t>
+      </w:r>
+      <w:r>
+        <w:rPr>
+          <w:rFonts w:hint="eastAsia"/>
+        </w:rPr>
+        <w:t>教會崇拜（上週崇拜摘要，</w:t>
+      </w:r>
+      <w:r>
+        <w:rPr>
+          <w:rFonts w:hint="eastAsia"/>
+        </w:rPr>
+        <w:t>2028</w:t>
+      </w:r>
+      <w:r>
+        <w:rPr>
+          <w:rFonts w:hint="eastAsia"/>
+        </w:rPr>
+        <w:t>年</w:t>
+      </w:r>
+      <w:r>
+        <w:rPr>
+          <w:rFonts w:hint="eastAsia"/>
+        </w:rPr>
+        <w:t>4</w:t>
+      </w:r>
+      <w:r>
+        <w:rPr>
+          <w:rFonts w:hint="eastAsia"/>
+        </w:rPr>
+        <w:t>月</w:t>
+      </w:r>
+      <w:r>
+        <w:rPr>
+          <w:rFonts w:hint="eastAsia"/>
+        </w:rPr>
+        <w:t>12</w:t>
+      </w:r>
+      <w:r>
+        <w:rPr>
+          <w:rFonts w:hint="eastAsia"/>
+        </w:rPr>
+        <w:t>日）</w:t>
+      </w:r>
+    </w:p>
+    <w:p>
+      <w:pPr>
+        <w:rPr>
+          <w:rFonts w:hint="eastAsia"/>
+        </w:rPr>
+      </w:pPr>
+      <w:r>
+        <w:rPr>
+          <w:rFonts w:hint="eastAsia"/>
+        </w:rPr>
+        <w:t>https://www.youtube.com/live/JUlc3qrWy7o?si=BDG3Bgxu8Lmm-ADu</w:t>
+      </w:r>
+    </w:p>
+    <w:p>
+      <w:pPr>
+        <w:rPr>
+          <w:rFonts w:hint="eastAsia"/>
+        </w:rPr>
+      </w:pPr>
+      <w:r>
+        <w:rPr>
+          <w:rFonts w:hint="eastAsia"/>
+        </w:rPr>
+        <w:t>“如果你是真實的，請向我顯明</w:t>
+      </w:r>
+      <w:r>
+        <w:rPr>
+          <w:rFonts w:hint="eastAsia"/>
+        </w:rPr>
+        <w:t xml:space="preserve"> | </w:t>
+      </w:r>
+      <w:r>
+        <w:rPr>
+          <w:rFonts w:hint="eastAsia"/>
+        </w:rPr>
+        <w:t>上帝，如果你是真實的”，</w:t>
+      </w:r>
+      <w:r>
+        <w:rPr>
+          <w:rFonts w:hint="eastAsia"/>
+        </w:rPr>
+        <w:t>Phil EuBank</w:t>
+      </w:r>
+      <w:r>
+        <w:rPr>
+          <w:rFonts w:hint="eastAsia"/>
+        </w:rPr>
+        <w:t>，主任牧師</w:t>
+      </w:r>
+    </w:p>
+    <w:p>
+      <w:pPr>
+        <w:rPr>
+          <w:rFonts w:hint="eastAsia"/>
+        </w:rPr>
+      </w:pPr>
+    </w:p>
+    <w:p>
+      <w:pPr>
+        <w:rPr>
+          <w:rFonts w:hint="eastAsia"/>
+        </w:rPr>
+      </w:pPr>
+      <w:r>
+        <w:rPr>
+          <w:rFonts w:hint="eastAsia"/>
+        </w:rPr>
+        <w:t>信仰並非盲從，而是對證據的回應。</w:t>
+      </w:r>
+    </w:p>
+    <w:p>
+      <w:pPr>
+        <w:rPr>
+          <w:rFonts w:hint="eastAsia"/>
+        </w:rPr>
+      </w:pPr>
+      <w:r>
+        <w:rPr>
+          <w:rFonts w:hint="eastAsia"/>
+        </w:rPr>
+        <w:t>摘要：</w:t>
+      </w:r>
+    </w:p>
+    <w:p>
+      <w:pPr>
+        <w:rPr>
+          <w:rFonts w:hint="eastAsia"/>
+        </w:rPr>
+      </w:pPr>
+      <w:r>
+        <w:rPr>
+          <w:rFonts w:hint="eastAsia"/>
+        </w:rPr>
+        <w:t xml:space="preserve">1. </w:t>
+      </w:r>
+      <w:r>
+        <w:rPr>
+          <w:rFonts w:hint="eastAsia"/>
+        </w:rPr>
+        <w:t>「如果你的疑慮能成為通往更深層信仰的門戶，那會怎麼樣？」：疑慮是為了信仰的重建而存在的。</w:t>
+      </w:r>
+    </w:p>
+    <w:p>
+      <w:pPr>
+        <w:rPr>
+          <w:rFonts w:hint="eastAsia"/>
+        </w:rPr>
+      </w:pPr>
+      <w:r>
+        <w:rPr>
+          <w:rFonts w:hint="eastAsia"/>
+        </w:rPr>
+        <w:t xml:space="preserve">2. </w:t>
+      </w:r>
+      <w:r>
+        <w:rPr>
+          <w:rFonts w:hint="eastAsia"/>
+        </w:rPr>
+        <w:t>約翰福音</w:t>
+      </w:r>
+      <w:r>
+        <w:rPr>
+          <w:rFonts w:hint="eastAsia"/>
+        </w:rPr>
+        <w:t xml:space="preserve"> 20:24-25</w:t>
+      </w:r>
+      <w:r>
+        <w:rPr>
+          <w:rFonts w:hint="eastAsia"/>
+        </w:rPr>
+        <w:t>：多馬並未因其他門徒的見證而相信耶穌的復活。</w:t>
+      </w:r>
+    </w:p>
+    <w:p>
+      <w:pPr>
+        <w:rPr>
+          <w:rFonts w:hint="eastAsia"/>
+        </w:rPr>
+      </w:pPr>
+      <w:r>
+        <w:rPr>
+          <w:rFonts w:hint="eastAsia"/>
+        </w:rPr>
+        <w:t xml:space="preserve">3. </w:t>
+      </w:r>
+      <w:r>
+        <w:rPr>
+          <w:rFonts w:hint="eastAsia"/>
+        </w:rPr>
+        <w:t>約翰福音</w:t>
+      </w:r>
+      <w:r>
+        <w:rPr>
+          <w:rFonts w:hint="eastAsia"/>
+        </w:rPr>
+        <w:t xml:space="preserve"> 20:26-27</w:t>
+      </w:r>
+      <w:r>
+        <w:rPr>
+          <w:rFonts w:hint="eastAsia"/>
+        </w:rPr>
+        <w:t>：耶穌顯現於正在聚會的門徒中間，並消除了多馬的疑慮。</w:t>
+      </w:r>
+    </w:p>
+    <w:p>
+      <w:pPr>
+        <w:rPr>
+          <w:rFonts w:hint="eastAsia"/>
+        </w:rPr>
+      </w:pPr>
+      <w:r>
+        <w:rPr>
+          <w:rFonts w:hint="eastAsia"/>
+        </w:rPr>
+        <w:t xml:space="preserve">4. </w:t>
+      </w:r>
+      <w:r>
+        <w:rPr>
+          <w:rFonts w:hint="eastAsia"/>
+        </w:rPr>
+        <w:t>當我們誠實地將疑慮交託在耶穌手中時，疑慮便成為了通往更深層信任與成長的門戶。</w:t>
+      </w:r>
+    </w:p>
+    <w:p>
+      <w:pPr>
+        <w:rPr>
+          <w:rFonts w:hint="eastAsia"/>
+        </w:rPr>
+      </w:pPr>
+      <w:r>
+        <w:rPr>
+          <w:rFonts w:hint="eastAsia"/>
+        </w:rPr>
+        <w:t xml:space="preserve">5. </w:t>
+      </w:r>
+      <w:r>
+        <w:rPr>
+          <w:rFonts w:hint="eastAsia"/>
+        </w:rPr>
+        <w:t>布克納（</w:t>
+      </w:r>
+      <w:r>
+        <w:rPr>
+          <w:rFonts w:hint="eastAsia"/>
+        </w:rPr>
+        <w:t>Frederick Buechner</w:t>
+      </w:r>
+      <w:r>
+        <w:rPr>
+          <w:rFonts w:hint="eastAsia"/>
+        </w:rPr>
+        <w:t>）的名言：「疑慮之於信仰，就像褲子裡的螞蟻一樣；它們讓信仰保持清醒與前行。」：疑慮使信仰保持活躍與充滿活力。</w:t>
+      </w:r>
+    </w:p>
+    <w:p>
+      <w:pPr>
+        <w:rPr>
+          <w:rFonts w:hint="eastAsia"/>
+        </w:rPr>
+      </w:pPr>
+      <w:r>
+        <w:rPr>
+          <w:rFonts w:hint="eastAsia"/>
+        </w:rPr>
+        <w:t xml:space="preserve">6. </w:t>
+      </w:r>
+      <w:r>
+        <w:rPr>
+          <w:rFonts w:hint="eastAsia"/>
+        </w:rPr>
+        <w:t>戴德生（</w:t>
+      </w:r>
+      <w:r>
+        <w:rPr>
+          <w:rFonts w:hint="eastAsia"/>
+        </w:rPr>
+        <w:t>Hudson Taylor</w:t>
+      </w:r>
+      <w:r>
+        <w:rPr>
+          <w:rFonts w:hint="eastAsia"/>
+        </w:rPr>
+        <w:t>）：為上帝做工通常經歷三個階段：</w:t>
+      </w:r>
+    </w:p>
+    <w:p>
+      <w:pPr>
+        <w:rPr>
+          <w:rFonts w:hint="eastAsia"/>
+        </w:rPr>
+      </w:pPr>
+      <w:r>
+        <w:rPr>
+          <w:rFonts w:hint="eastAsia"/>
+        </w:rPr>
+        <w:t xml:space="preserve">a) </w:t>
+      </w:r>
+      <w:r>
+        <w:rPr>
+          <w:rFonts w:hint="eastAsia"/>
+        </w:rPr>
+        <w:t>不可能：這是起點。</w:t>
+      </w:r>
+      <w:r>
+        <w:rPr>
+          <w:rFonts w:hint="eastAsia"/>
+        </w:rPr>
+        <w:t xml:space="preserve"> b) </w:t>
+      </w:r>
+      <w:r>
+        <w:rPr>
+          <w:rFonts w:hint="eastAsia"/>
+        </w:rPr>
+        <w:t>困難：一旦開始，事情會變得非常困難。</w:t>
+      </w:r>
+      <w:r>
+        <w:rPr>
+          <w:rFonts w:hint="eastAsia"/>
+        </w:rPr>
+        <w:t xml:space="preserve"> c) </w:t>
+      </w:r>
+      <w:r>
+        <w:rPr>
+          <w:rFonts w:hint="eastAsia"/>
+        </w:rPr>
+        <w:t>成就：最終階段是「在上帝凡事都能」。</w:t>
+      </w:r>
+    </w:p>
+    <w:p>
+      <w:pPr>
+        <w:rPr>
+          <w:rFonts w:hint="eastAsia"/>
+        </w:rPr>
+      </w:pPr>
+      <w:r>
+        <w:rPr>
+          <w:rFonts w:hint="eastAsia"/>
+        </w:rPr>
+        <w:t xml:space="preserve">7. </w:t>
+      </w:r>
+      <w:r>
+        <w:rPr>
+          <w:rFonts w:hint="eastAsia"/>
+        </w:rPr>
+        <w:t>結論：</w:t>
+      </w:r>
+    </w:p>
+    <w:p>
+      <w:r>
+        <w:rPr>
+          <w:rFonts w:hint="eastAsia"/>
+        </w:rPr>
+        <w:t>約翰福音</w:t>
+      </w:r>
+      <w:r>
+        <w:rPr>
+          <w:rFonts w:hint="eastAsia"/>
+        </w:rPr>
+        <w:t xml:space="preserve"> 20:27</w:t>
+      </w:r>
+      <w:r>
+        <w:rPr>
+          <w:rFonts w:hint="eastAsia"/>
+        </w:rPr>
+        <w:t>：耶穌在多馬面前復活顯現，並呼喚多馬從疑慮轉向信仰。</w:t>
+      </w:r>
+    </w:p>
     <w:p/>
+    <w:p>
+      <w:r>
+        <w:t>===&gt; Japanese:</w:t>
+      </w:r>
+    </w:p>
+    <w:p>
+      <w:pPr>
+        <w:rPr>
+          <w:rFonts w:hint="eastAsia"/>
+        </w:rPr>
+      </w:pPr>
+      <w:r>
+        <w:rPr>
+          <w:rFonts w:hint="eastAsia"/>
+        </w:rPr>
+        <w:t>2026</w:t>
+      </w:r>
+      <w:r>
+        <w:rPr>
+          <w:rFonts w:hint="eastAsia"/>
+        </w:rPr>
+        <w:t>年</w:t>
+      </w:r>
+      <w:r>
+        <w:rPr>
+          <w:rFonts w:hint="eastAsia"/>
+        </w:rPr>
+        <w:t>4</w:t>
+      </w:r>
+      <w:r>
+        <w:rPr>
+          <w:rFonts w:hint="eastAsia"/>
+        </w:rPr>
+        <w:t>月</w:t>
+      </w:r>
+      <w:r>
+        <w:rPr>
+          <w:rFonts w:hint="eastAsia"/>
+        </w:rPr>
+        <w:t>18</w:t>
+      </w:r>
+      <w:r>
+        <w:rPr>
+          <w:rFonts w:hint="eastAsia"/>
+        </w:rPr>
+        <w:t>日、メンロー</w:t>
+      </w:r>
+      <w:r>
+        <w:rPr>
+          <w:rFonts w:ascii="MS Mincho" w:eastAsia="MS Mincho" w:hAnsi="MS Mincho" w:cs="MS Mincho" w:hint="eastAsia"/>
+        </w:rPr>
+        <w:t>・</w:t>
+      </w:r>
+      <w:r>
+        <w:rPr>
+          <w:rFonts w:ascii="SimSun" w:hAnsi="SimSun" w:cs="SimSun" w:hint="eastAsia"/>
+        </w:rPr>
+        <w:t>チャーチ礼拝（先週の要約：</w:t>
+      </w:r>
+      <w:r>
+        <w:rPr>
+          <w:rFonts w:hint="eastAsia"/>
+        </w:rPr>
+        <w:t>2028</w:t>
+      </w:r>
+      <w:r>
+        <w:rPr>
+          <w:rFonts w:hint="eastAsia"/>
+        </w:rPr>
+        <w:t>年</w:t>
+      </w:r>
+      <w:r>
+        <w:rPr>
+          <w:rFonts w:hint="eastAsia"/>
+        </w:rPr>
+        <w:t>4</w:t>
+      </w:r>
+      <w:r>
+        <w:rPr>
+          <w:rFonts w:hint="eastAsia"/>
+        </w:rPr>
+        <w:t>月</w:t>
+      </w:r>
+      <w:r>
+        <w:rPr>
+          <w:rFonts w:hint="eastAsia"/>
+        </w:rPr>
+        <w:t>12</w:t>
+      </w:r>
+      <w:r>
+        <w:rPr>
+          <w:rFonts w:hint="eastAsia"/>
+        </w:rPr>
+        <w:t>日）</w:t>
+      </w:r>
+    </w:p>
+    <w:p>
+      <w:pPr>
+        <w:rPr>
+          <w:rFonts w:hint="eastAsia"/>
+        </w:rPr>
+      </w:pPr>
+      <w:r>
+        <w:rPr>
+          <w:rFonts w:hint="eastAsia"/>
+        </w:rPr>
+        <w:t>https://www.youtube.com/live/JUlc3qrWy7o?si=BDG3Bgxu8Lmm-ADu</w:t>
+      </w:r>
+    </w:p>
+    <w:p>
+      <w:pPr>
+        <w:rPr>
+          <w:rFonts w:hint="eastAsia"/>
+        </w:rPr>
+      </w:pPr>
+      <w:r>
+        <w:rPr>
+          <w:rFonts w:hint="eastAsia"/>
+        </w:rPr>
+        <w:t>「もしあなたが実在するなら、私に見せてください｜神よ、もしあなたが実在するなら」</w:t>
+      </w:r>
+      <w:r>
+        <w:rPr>
+          <w:rFonts w:hint="eastAsia"/>
+        </w:rPr>
+        <w:t xml:space="preserve"> </w:t>
+      </w:r>
+      <w:r>
+        <w:rPr>
+          <w:rFonts w:hint="eastAsia"/>
+        </w:rPr>
+        <w:t>フィル</w:t>
+      </w:r>
+      <w:r>
+        <w:rPr>
+          <w:rFonts w:ascii="MS Mincho" w:eastAsia="MS Mincho" w:hAnsi="MS Mincho" w:cs="MS Mincho" w:hint="eastAsia"/>
+        </w:rPr>
+        <w:t>・</w:t>
+      </w:r>
+      <w:r>
+        <w:rPr>
+          <w:rFonts w:ascii="SimSun" w:hAnsi="SimSun" w:cs="SimSun" w:hint="eastAsia"/>
+        </w:rPr>
+        <w:t>ユーバンク（主任牧師）</w:t>
+      </w:r>
+    </w:p>
+    <w:p>
+      <w:pPr>
+        <w:rPr>
+          <w:rFonts w:hint="eastAsia"/>
+        </w:rPr>
+      </w:pPr>
+    </w:p>
+    <w:p>
+      <w:pPr>
+        <w:rPr>
+          <w:rFonts w:hint="eastAsia"/>
+        </w:rPr>
+      </w:pPr>
+      <w:r>
+        <w:rPr>
+          <w:rFonts w:hint="eastAsia"/>
+        </w:rPr>
+        <w:t>信仰とは盲目的なものではなく、証拠に対する応答なのです。</w:t>
+      </w:r>
+    </w:p>
+    <w:p>
+      <w:pPr>
+        <w:rPr>
+          <w:rFonts w:hint="eastAsia"/>
+        </w:rPr>
+      </w:pPr>
+      <w:r>
+        <w:rPr>
+          <w:rFonts w:hint="eastAsia"/>
+        </w:rPr>
+        <w:t>要約：</w:t>
+      </w:r>
+    </w:p>
+    <w:p>
+      <w:pPr>
+        <w:rPr>
+          <w:rFonts w:hint="eastAsia"/>
+        </w:rPr>
+      </w:pPr>
+      <w:r>
+        <w:rPr>
+          <w:rFonts w:hint="eastAsia"/>
+        </w:rPr>
+        <w:t xml:space="preserve">1. </w:t>
+      </w:r>
+      <w:r>
+        <w:rPr>
+          <w:rFonts w:hint="eastAsia"/>
+        </w:rPr>
+        <w:t>「もし、あなたの抱く『疑い』が、より大きな信仰へと至る扉となり得るとしたら？」：疑いとは、信仰を再構築するためのものなのです。</w:t>
+      </w:r>
+    </w:p>
+    <w:p>
+      <w:pPr>
+        <w:rPr>
+          <w:rFonts w:hint="eastAsia"/>
+        </w:rPr>
+      </w:pPr>
+      <w:r>
+        <w:rPr>
+          <w:rFonts w:hint="eastAsia"/>
+        </w:rPr>
+        <w:t xml:space="preserve">2. </w:t>
+      </w:r>
+      <w:r>
+        <w:rPr>
+          <w:rFonts w:hint="eastAsia"/>
+        </w:rPr>
+        <w:t>ヨハネによる福音書</w:t>
+      </w:r>
+      <w:r>
+        <w:rPr>
+          <w:rFonts w:hint="eastAsia"/>
+        </w:rPr>
+        <w:t xml:space="preserve"> 20</w:t>
+      </w:r>
+      <w:r>
+        <w:rPr>
+          <w:rFonts w:hint="eastAsia"/>
+        </w:rPr>
+        <w:t>章</w:t>
+      </w:r>
+      <w:r>
+        <w:rPr>
+          <w:rFonts w:hint="eastAsia"/>
+        </w:rPr>
+        <w:t>24-25</w:t>
+      </w:r>
+      <w:r>
+        <w:rPr>
+          <w:rFonts w:hint="eastAsia"/>
+        </w:rPr>
+        <w:t>節：トマスは、弟子たちの証言だけを根拠にしては、イエスの復活を信じようとしませんでした。</w:t>
+      </w:r>
+    </w:p>
+    <w:p>
+      <w:pPr>
+        <w:rPr>
+          <w:rFonts w:hint="eastAsia"/>
+        </w:rPr>
+      </w:pPr>
+      <w:r>
+        <w:rPr>
+          <w:rFonts w:hint="eastAsia"/>
+        </w:rPr>
+        <w:lastRenderedPageBreak/>
+        <w:t xml:space="preserve">3. </w:t>
+      </w:r>
+      <w:r>
+        <w:rPr>
+          <w:rFonts w:hint="eastAsia"/>
+        </w:rPr>
+        <w:t>ヨハネによる福音書</w:t>
+      </w:r>
+      <w:r>
+        <w:rPr>
+          <w:rFonts w:hint="eastAsia"/>
+        </w:rPr>
+        <w:t xml:space="preserve"> 20</w:t>
+      </w:r>
+      <w:r>
+        <w:rPr>
+          <w:rFonts w:hint="eastAsia"/>
+        </w:rPr>
+        <w:t>章</w:t>
+      </w:r>
+      <w:r>
+        <w:rPr>
+          <w:rFonts w:hint="eastAsia"/>
+        </w:rPr>
+        <w:t>26-27</w:t>
+      </w:r>
+      <w:r>
+        <w:rPr>
+          <w:rFonts w:hint="eastAsia"/>
+        </w:rPr>
+        <w:t>節：イエスは集まっている弟子たちの前に現れ、トマスの疑いを晴らされました。</w:t>
+      </w:r>
+    </w:p>
+    <w:p>
+      <w:pPr>
+        <w:rPr>
+          <w:rFonts w:hint="eastAsia"/>
+        </w:rPr>
+      </w:pPr>
+      <w:r>
+        <w:rPr>
+          <w:rFonts w:hint="eastAsia"/>
+        </w:rPr>
+        <w:t xml:space="preserve">4. </w:t>
+      </w:r>
+      <w:r>
+        <w:rPr>
+          <w:rFonts w:hint="eastAsia"/>
+        </w:rPr>
+        <w:t>疑いを正直にイエスの御手に委ねるならば、その疑いは、より深い信頼や成長へと導く扉となるのです。</w:t>
+      </w:r>
+    </w:p>
+    <w:p>
+      <w:pPr>
+        <w:rPr>
+          <w:rFonts w:hint="eastAsia"/>
+        </w:rPr>
+      </w:pPr>
+      <w:r>
+        <w:rPr>
+          <w:rFonts w:hint="eastAsia"/>
+        </w:rPr>
+        <w:t xml:space="preserve">5. </w:t>
+      </w:r>
+      <w:r>
+        <w:rPr>
+          <w:rFonts w:hint="eastAsia"/>
+        </w:rPr>
+        <w:t>フレデリック</w:t>
+      </w:r>
+      <w:r>
+        <w:rPr>
+          <w:rFonts w:ascii="MS Mincho" w:eastAsia="MS Mincho" w:hAnsi="MS Mincho" w:cs="MS Mincho" w:hint="eastAsia"/>
+        </w:rPr>
+        <w:t>・</w:t>
+      </w:r>
+      <w:r>
+        <w:rPr>
+          <w:rFonts w:ascii="SimSun" w:hAnsi="SimSun" w:cs="SimSun" w:hint="eastAsia"/>
+        </w:rPr>
+        <w:t>ビュークナーの有名な言葉：「疑いとは、信仰というズボンの中に入り込んだ『蟻（アリ）』のようなものだ。それは信仰を眠らせず、常に動かし続ける」――つまり、疑いは信仰を活動的かつダイナミックに保つのです。</w:t>
+      </w:r>
+    </w:p>
+    <w:p>
+      <w:pPr>
+        <w:rPr>
+          <w:rFonts w:hint="eastAsia"/>
+        </w:rPr>
+      </w:pPr>
+      <w:r>
+        <w:rPr>
+          <w:rFonts w:hint="eastAsia"/>
+        </w:rPr>
+        <w:t xml:space="preserve">6. </w:t>
+      </w:r>
+      <w:r>
+        <w:rPr>
+          <w:rFonts w:hint="eastAsia"/>
+        </w:rPr>
+        <w:t>ハドソン</w:t>
+      </w:r>
+      <w:r>
+        <w:rPr>
+          <w:rFonts w:ascii="MS Mincho" w:eastAsia="MS Mincho" w:hAnsi="MS Mincho" w:cs="MS Mincho" w:hint="eastAsia"/>
+        </w:rPr>
+        <w:t>・</w:t>
+      </w:r>
+      <w:r>
+        <w:rPr>
+          <w:rFonts w:ascii="SimSun" w:hAnsi="SimSun" w:cs="SimSun" w:hint="eastAsia"/>
+        </w:rPr>
+        <w:t>テイラー：神のために働くことには、</w:t>
+      </w:r>
+      <w:r>
+        <w:rPr>
+          <w:rFonts w:hint="eastAsia"/>
+        </w:rPr>
+        <w:t>3</w:t>
+      </w:r>
+      <w:r>
+        <w:rPr>
+          <w:rFonts w:hint="eastAsia"/>
+        </w:rPr>
+        <w:t>つの段階があります。</w:t>
+      </w:r>
+    </w:p>
+    <w:p>
+      <w:pPr>
+        <w:rPr>
+          <w:rFonts w:hint="eastAsia"/>
+        </w:rPr>
+      </w:pPr>
+      <w:r>
+        <w:rPr>
+          <w:rFonts w:hint="eastAsia"/>
+        </w:rPr>
+        <w:t xml:space="preserve">a) </w:t>
+      </w:r>
+      <w:r>
+        <w:rPr>
+          <w:rFonts w:hint="eastAsia"/>
+        </w:rPr>
+        <w:t>不可能：これが出発点です。</w:t>
+      </w:r>
+      <w:r>
+        <w:rPr>
+          <w:rFonts w:hint="eastAsia"/>
+        </w:rPr>
+        <w:t xml:space="preserve"> b) </w:t>
+      </w:r>
+      <w:r>
+        <w:rPr>
+          <w:rFonts w:hint="eastAsia"/>
+        </w:rPr>
+        <w:t>困難：物事が始まってしばらくすると、非常に困難な状況に直面します。</w:t>
+      </w:r>
+      <w:r>
+        <w:rPr>
+          <w:rFonts w:hint="eastAsia"/>
+        </w:rPr>
+        <w:t xml:space="preserve"> c) </w:t>
+      </w:r>
+      <w:r>
+        <w:rPr>
+          <w:rFonts w:hint="eastAsia"/>
+        </w:rPr>
+        <w:t>成就（完了）：最終段階は、「神にあっては、すべてのことが可能である」という境地です。</w:t>
+      </w:r>
+    </w:p>
+    <w:p>
+      <w:pPr>
+        <w:rPr>
+          <w:rFonts w:hint="eastAsia"/>
+        </w:rPr>
+      </w:pPr>
+      <w:r>
+        <w:rPr>
+          <w:rFonts w:hint="eastAsia"/>
+        </w:rPr>
+        <w:t xml:space="preserve">7. </w:t>
+      </w:r>
+      <w:r>
+        <w:rPr>
+          <w:rFonts w:hint="eastAsia"/>
+        </w:rPr>
+        <w:t>結論：</w:t>
+      </w:r>
+    </w:p>
+    <w:p>
+      <w:r>
+        <w:rPr>
+          <w:rFonts w:hint="eastAsia"/>
+        </w:rPr>
+        <w:t>ヨハネによる福音書</w:t>
+      </w:r>
+      <w:r>
+        <w:rPr>
+          <w:rFonts w:hint="eastAsia"/>
+        </w:rPr>
+        <w:t xml:space="preserve"> 20</w:t>
+      </w:r>
+      <w:r>
+        <w:rPr>
+          <w:rFonts w:hint="eastAsia"/>
+        </w:rPr>
+        <w:t>章</w:t>
+      </w:r>
+      <w:r>
+        <w:rPr>
+          <w:rFonts w:hint="eastAsia"/>
+        </w:rPr>
+        <w:t>27</w:t>
+      </w:r>
+      <w:r>
+        <w:rPr>
+          <w:rFonts w:hint="eastAsia"/>
+        </w:rPr>
+        <w:t>節：イエスはトマスの目の前で復活の姿を現し、トマスに「疑い」から「信仰」へと歩みを進めるよう促されました。</w:t>
+      </w:r>
+    </w:p>
     <w:p/>
     <w:sectPr>
       <w:footerReference w:type="default" r:id="rId23"/>

--- a/Church/2026/2026_0418_MenloChurch.docx
+++ b/Church/2026/2026_0418_MenloChurch.docx
@@ -506,29 +506,147 @@
       </w:r>
     </w:p>
     <w:p/>
-    <w:p/>
     <w:p>
       <w:r>
-        <w:t>Viewing doubts as a doorway to greater faith suggests that uncertainty is not a sign of spiritual failure, but an opportunity for </w:t>
-      </w:r>
-      <w:r>
+        <w:t>John 20:24–27</w:t>
+      </w:r>
+    </w:p>
+    <w:p>
+      <w:r>
+        <w:t> describes the encounter between the risen Jesus and the apostle Thomas, often referred to as "Doubting Thomas." This passage highlights Thomas's initial skepticism regarding the resurrection and Jesus's subsequent appearance to address those doubts. </w:t>
+      </w:r>
+    </w:p>
+    <w:p>
+      <w:r>
+        <w:drawing>
+          <wp:inline distT="0" distB="0" distL="0" distR="0" wp14:anchorId="54B33FA1" wp14:editId="57FC1070">
+            <wp:extent cx="1219200" cy="1219200"/>
+            <wp:effectExtent l="0" t="0" r="0" b="0"/>
+            <wp:docPr id="537458539" name="Picture 4" descr="Bible Gateway"/>
+            <wp:cNvGraphicFramePr>
+              <a:graphicFrameLocks xmlns:a="http://schemas.openxmlformats.org/drawingml/2006/main" noChangeAspect="1"/>
+            </wp:cNvGraphicFramePr>
+            <a:graphic xmlns:a="http://schemas.openxmlformats.org/drawingml/2006/main">
+              <a:graphicData uri="http://schemas.openxmlformats.org/drawingml/2006/picture">
+                <pic:pic xmlns:pic="http://schemas.openxmlformats.org/drawingml/2006/picture">
+                  <pic:nvPicPr>
+                    <pic:cNvPr id="0" name="Picture 11" descr="Bible Gateway"/>
+                    <pic:cNvPicPr>
+                      <a:picLocks noChangeAspect="1" noChangeArrowheads="1"/>
+                    </pic:cNvPicPr>
+                  </pic:nvPicPr>
+                  <pic:blipFill>
+                    <a:blip r:embed="rId14">
+                      <a:extLst>
+                        <a:ext uri="{28A0092B-C50C-407E-A947-70E740481C1C}">
+                          <a14:useLocalDpi xmlns:a14="http://schemas.microsoft.com/office/drawing/2010/main" val="0"/>
+                        </a:ext>
+                      </a:extLst>
+                    </a:blip>
+                    <a:srcRect/>
+                    <a:stretch>
+                      <a:fillRect/>
+                    </a:stretch>
+                  </pic:blipFill>
+                  <pic:spPr bwMode="auto">
+                    <a:xfrm>
+                      <a:off x="0" y="0"/>
+                      <a:ext cx="1219200" cy="1219200"/>
+                    </a:xfrm>
+                    <a:prstGeom prst="rect">
+                      <a:avLst/>
+                    </a:prstGeom>
+                    <a:noFill/>
+                    <a:ln>
+                      <a:noFill/>
+                    </a:ln>
+                  </pic:spPr>
+                </pic:pic>
+              </a:graphicData>
+            </a:graphic>
+          </wp:inline>
+        </w:drawing>
+      </w:r>
+      <w:r>
+        <w:t>Bible Gateway +3</w:t>
+      </w:r>
+    </w:p>
+    <w:p>
+      <w:pPr>
         <w:rPr>
           <w:b/>
           <w:bCs/>
         </w:rPr>
-        <w:t>reconstruction</w:t>
-      </w:r>
-      <w:r>
-        <w:t xml:space="preserve"> and maturation. Rather than being a "spiritual disease" to avoid, honest questioning acts as a catalyst that pushes believers to move beyond surface-level convictions and develop a </w:t>
-      </w:r>
-      <w:r>
-        <w:t>sturdier</w:t>
-      </w:r>
-      <w:r>
-        <w:t>, personal, and authentic connection with God. </w:t>
+      </w:pPr>
+      <w:r>
+        <w:rPr>
+          <w:b/>
+          <w:bCs/>
+        </w:rPr>
+        <w:t>Scripture Text (NIV)</w:t>
       </w:r>
     </w:p>
     <w:p>
+      <w:r>
+        <w:t>The text of John 20:24-27 (NIV) details Thomas's absence during the initial resurrection appearance, his demand for physical evidence of the wounds, and Jesus's subsequent appearance eight days later to offer proof and invite belief. </w:t>
+      </w:r>
+    </w:p>
+    <w:p>
+      <w:r>
+        <w:drawing>
+          <wp:inline distT="0" distB="0" distL="0" distR="0" wp14:anchorId="7B9CEC3C" wp14:editId="76EC610C">
+            <wp:extent cx="1219200" cy="1219200"/>
+            <wp:effectExtent l="0" t="0" r="0" b="0"/>
+            <wp:docPr id="278647587" name="Picture 3" descr="Bible Gateway"/>
+            <wp:cNvGraphicFramePr>
+              <a:graphicFrameLocks xmlns:a="http://schemas.openxmlformats.org/drawingml/2006/main" noChangeAspect="1"/>
+            </wp:cNvGraphicFramePr>
+            <a:graphic xmlns:a="http://schemas.openxmlformats.org/drawingml/2006/main">
+              <a:graphicData uri="http://schemas.openxmlformats.org/drawingml/2006/picture">
+                <pic:pic xmlns:pic="http://schemas.openxmlformats.org/drawingml/2006/picture">
+                  <pic:nvPicPr>
+                    <pic:cNvPr id="0" name="Picture 12" descr="Bible Gateway"/>
+                    <pic:cNvPicPr>
+                      <a:picLocks noChangeAspect="1" noChangeArrowheads="1"/>
+                    </pic:cNvPicPr>
+                  </pic:nvPicPr>
+                  <pic:blipFill>
+                    <a:blip r:embed="rId14">
+                      <a:extLst>
+                        <a:ext uri="{28A0092B-C50C-407E-A947-70E740481C1C}">
+                          <a14:useLocalDpi xmlns:a14="http://schemas.microsoft.com/office/drawing/2010/main" val="0"/>
+                        </a:ext>
+                      </a:extLst>
+                    </a:blip>
+                    <a:srcRect/>
+                    <a:stretch>
+                      <a:fillRect/>
+                    </a:stretch>
+                  </pic:blipFill>
+                  <pic:spPr bwMode="auto">
+                    <a:xfrm>
+                      <a:off x="0" y="0"/>
+                      <a:ext cx="1219200" cy="1219200"/>
+                    </a:xfrm>
+                    <a:prstGeom prst="rect">
+                      <a:avLst/>
+                    </a:prstGeom>
+                    <a:noFill/>
+                    <a:ln>
+                      <a:noFill/>
+                    </a:ln>
+                  </pic:spPr>
+                </pic:pic>
+              </a:graphicData>
+            </a:graphic>
+          </wp:inline>
+        </w:drawing>
+      </w:r>
+      <w:r>
+        <w:t>Bible Gateway +1</w:t>
+      </w:r>
+    </w:p>
+    <w:p>
       <w:pPr>
         <w:rPr>
           <w:b/>
@@ -540,19 +658,32 @@
           <w:b/>
           <w:bCs/>
         </w:rPr>
-        <w:t>The Transformative Nature of Doubt</w:t>
+        <w:t>Key Themes</w:t>
       </w:r>
     </w:p>
     <w:p>
-      <w:r>
-        <w:t>Doubt and faith are not opposites; they often coexist as part of a maturing belief system. </w:t>
+      <w:pPr>
+        <w:numPr>
+          <w:ilvl w:val="0"/>
+          <w:numId w:val="136"/>
+        </w:numPr>
+      </w:pPr>
+      <w:r>
+        <w:rPr>
+          <w:b/>
+          <w:bCs/>
+        </w:rPr>
+        <w:t>Doubt and Proof</w:t>
+      </w:r>
+      <w:r>
+        <w:t>: Thomas’s skepticism, stemming from his absence during the first appearance, led him to request physical evidence of the crucifixion.</w:t>
       </w:r>
     </w:p>
     <w:p>
       <w:pPr>
         <w:numPr>
           <w:ilvl w:val="0"/>
-          <w:numId w:val="123"/>
+          <w:numId w:val="136"/>
         </w:numPr>
       </w:pPr>
       <w:r>
@@ -560,17 +691,17 @@
           <w:b/>
           <w:bCs/>
         </w:rPr>
-        <w:t>Directional Doubt:</w:t>
-      </w:r>
-      <w:r>
-        <w:t> Intellectual doubt is not static; it eventually moves toward either deeper faith or unbelief.</w:t>
+        <w:t>Divine Condescension</w:t>
+      </w:r>
+      <w:r>
+        <w:t>: Jesus returned to specifically address Thomas's doubts, displaying grace and providing the requested proof, confirming his physical resurrection.</w:t>
       </w:r>
     </w:p>
     <w:p>
       <w:pPr>
         <w:numPr>
           <w:ilvl w:val="0"/>
-          <w:numId w:val="123"/>
+          <w:numId w:val="136"/>
         </w:numPr>
       </w:pPr>
       <w:r>
@@ -578,17 +709,17 @@
           <w:b/>
           <w:bCs/>
         </w:rPr>
-        <w:t>A "Spiritual Discipline":</w:t>
-      </w:r>
-      <w:r>
-        <w:t> Some perspectives suggest treating doubt as a spiritual practice to honor rather than a crisis to manage, using it to dismantle limited human perceptions of God to meet Him as He truly is.</w:t>
+        <w:t>The Transition to Faith</w:t>
+      </w:r>
+      <w:r>
+        <w:t>: Jesus commanded Thomas to stop doubting and believe, directly addressing his skepticism.</w:t>
       </w:r>
     </w:p>
     <w:p>
       <w:pPr>
         <w:numPr>
           <w:ilvl w:val="0"/>
-          <w:numId w:val="123"/>
+          <w:numId w:val="136"/>
         </w:numPr>
       </w:pPr>
       <w:r>
@@ -596,251 +727,10 @@
           <w:b/>
           <w:bCs/>
         </w:rPr>
-        <w:t>Faith as a Muscle:</w:t>
-      </w:r>
-      <w:r>
-        <w:t> Faith is sometimes described as a muscle that strengthens specifically by pushing against the resistance of doubt.</w:t>
-      </w:r>
-    </w:p>
-    <w:p>
-      <w:pPr>
-        <w:numPr>
-          <w:ilvl w:val="0"/>
-          <w:numId w:val="123"/>
-        </w:numPr>
-      </w:pPr>
-      <w:r>
-        <w:rPr>
-          <w:b/>
-          <w:bCs/>
-        </w:rPr>
-        <w:t>Growth Potential:</w:t>
-      </w:r>
-      <w:r>
-        <w:t> Approximately 95% of active believers report that periods of doubt ultimately made their faith stronger. </w:t>
-      </w:r>
-    </w:p>
-    <w:p>
-      <w:pPr>
-        <w:rPr>
-          <w:b/>
-          <w:bCs/>
-        </w:rPr>
-      </w:pPr>
-      <w:r>
-        <w:rPr>
-          <w:b/>
-          <w:bCs/>
-        </w:rPr>
-        <w:t>Biblical Foundations for "Doubting Toward Faith"</w:t>
-      </w:r>
-    </w:p>
-    <w:p>
-      <w:r>
-        <w:t>The Bible contains numerous examples of faithful individuals who grappled with serious questions and emerged with deeper conviction.</w:t>
-      </w:r>
-    </w:p>
-    <w:p>
-      <w:pPr>
-        <w:numPr>
-          <w:ilvl w:val="0"/>
-          <w:numId w:val="124"/>
-        </w:numPr>
-      </w:pPr>
-      <w:r>
-        <w:rPr>
-          <w:b/>
-          <w:bCs/>
-        </w:rPr>
-        <w:t>Thomas (John 20:24-29):</w:t>
-      </w:r>
-      <w:r>
-        <w:t> Often called "Doubting Thomas," he received a direct encounter with Jesus after expressing his doubts. Jesus did not rebuke his uncertainty but met him in it, leading to one of the most profound confessions of faith in Scripture: "My Lord and my God!".</w:t>
-      </w:r>
-    </w:p>
-    <w:p>
-      <w:pPr>
-        <w:numPr>
-          <w:ilvl w:val="0"/>
-          <w:numId w:val="124"/>
-        </w:numPr>
-      </w:pPr>
-      <w:r>
-        <w:rPr>
-          <w:b/>
-          <w:bCs/>
-        </w:rPr>
-        <w:t>The Father in Mark 9:24:</w:t>
-      </w:r>
-      <w:r>
-        <w:t> A man seeking healing for his son honestly admitted, "I do believe; help me overcome my unbelief!" This raw honesty coexisting with faith is presented as a model for modern believers.</w:t>
-      </w:r>
-    </w:p>
-    <w:p>
-      <w:pPr>
-        <w:numPr>
-          <w:ilvl w:val="0"/>
-          <w:numId w:val="124"/>
-        </w:numPr>
-      </w:pPr>
-      <w:r>
-        <w:rPr>
-          <w:b/>
-          <w:bCs/>
-        </w:rPr>
-        <w:t>Other Figures:</w:t>
-      </w:r>
-      <w:r>
-        <w:t> Moses, Elijah, Job, David, and John the Baptist all experienced seasons of questioning God's plan or presence. </w:t>
-      </w:r>
-    </w:p>
-    <w:p>
-      <w:pPr>
-        <w:rPr>
-          <w:b/>
-          <w:bCs/>
-        </w:rPr>
-      </w:pPr>
-      <w:r>
-        <w:rPr>
-          <w:b/>
-          <w:bCs/>
-        </w:rPr>
-        <w:t>Distinguishing Doubt from Unbelief</w:t>
-      </w:r>
-    </w:p>
-    <w:p>
-      <w:r>
-        <w:t>Religious perspectives often distinguish between "honest doubt" and "unbelief". </w:t>
-      </w:r>
-    </w:p>
-    <w:p>
-      <w:pPr>
-        <w:numPr>
-          <w:ilvl w:val="0"/>
-          <w:numId w:val="125"/>
-        </w:numPr>
-      </w:pPr>
-      <w:r>
-        <w:rPr>
-          <w:b/>
-          <w:bCs/>
-        </w:rPr>
-        <w:t>Doubt:</w:t>
-      </w:r>
-      <w:r>
-        <w:t> Described as "can't believe"—a mind battling to make sense of things while still looking for light.</w:t>
-      </w:r>
-    </w:p>
-    <w:p>
-      <w:pPr>
-        <w:numPr>
-          <w:ilvl w:val="0"/>
-          <w:numId w:val="125"/>
-        </w:numPr>
-      </w:pPr>
-      <w:r>
-        <w:rPr>
-          <w:b/>
-          <w:bCs/>
-        </w:rPr>
-        <w:t>Unbelief:</w:t>
-      </w:r>
-      <w:r>
-        <w:t> Described as "won't believe"—a matter of the will where one refuses to believe God's word or turns away from Him. </w:t>
-      </w:r>
-    </w:p>
-    <w:p>
-      <w:pPr>
-        <w:rPr>
-          <w:b/>
-          <w:bCs/>
-        </w:rPr>
-      </w:pPr>
-      <w:r>
-        <w:rPr>
-          <w:b/>
-          <w:bCs/>
-        </w:rPr>
-        <w:t>Practical Pathways Through Doubt</w:t>
-      </w:r>
-    </w:p>
-    <w:p>
-      <w:r>
-        <w:t>For doubt to become a doorway to faith, it must be processed in healthy, active ways. </w:t>
-      </w:r>
-    </w:p>
-    <w:p>
-      <w:pPr>
-        <w:numPr>
-          <w:ilvl w:val="0"/>
-          <w:numId w:val="126"/>
-        </w:numPr>
-      </w:pPr>
-      <w:r>
-        <w:rPr>
-          <w:b/>
-          <w:bCs/>
-        </w:rPr>
-        <w:t>Acknowledge the Doubt:</w:t>
-      </w:r>
-      <w:r>
-        <w:t> Suppressing questions can cause them to fester; bringing them to God honestly allows for growth.</w:t>
-      </w:r>
-    </w:p>
-    <w:p>
-      <w:pPr>
-        <w:numPr>
-          <w:ilvl w:val="0"/>
-          <w:numId w:val="126"/>
-        </w:numPr>
-      </w:pPr>
-      <w:r>
-        <w:rPr>
-          <w:b/>
-          <w:bCs/>
-        </w:rPr>
-        <w:lastRenderedPageBreak/>
-        <w:t>Study and Seek:</w:t>
-      </w:r>
-      <w:r>
-        <w:t> Use doubt as a prompt to dig deeper into Scripture, theology, and evidence.</w:t>
-      </w:r>
-    </w:p>
-    <w:p>
-      <w:pPr>
-        <w:numPr>
-          <w:ilvl w:val="0"/>
-          <w:numId w:val="126"/>
-        </w:numPr>
-      </w:pPr>
-      <w:r>
-        <w:rPr>
-          <w:b/>
-          <w:bCs/>
-        </w:rPr>
-        <w:t>Engage in Community:</w:t>
-      </w:r>
-      <w:r>
-        <w:t> Sharing questions with trusted mentors or a faith community reduces isolation and provides new perspectives.</w:t>
-      </w:r>
-    </w:p>
-    <w:p>
-      <w:pPr>
-        <w:numPr>
-          <w:ilvl w:val="0"/>
-          <w:numId w:val="126"/>
-        </w:numPr>
-      </w:pPr>
-      <w:r>
-        <w:rPr>
-          <w:b/>
-          <w:bCs/>
-        </w:rPr>
-        <w:t>Focus on Character:</w:t>
-      </w:r>
-      <w:r>
-        <w:t> In uncertain circumstances, believers are encouraged to reflect on what they know is true about God's character, such as His faithfulness in the past.</w:t>
+        <w:t>The Confession</w:t>
+      </w:r>
+      <w:r>
+        <w:t>: This event sets the stage for Thomas's profound declaration in the following verse: "My Lord and my God!".</w:t>
       </w:r>
     </w:p>
     <w:p/>
@@ -855,6 +745,7 @@
         <w:rPr>
           <w:noProof/>
         </w:rPr>
+        <w:lastRenderedPageBreak/>
         <w:drawing>
           <wp:inline distT="0" distB="0" distL="0" distR="0" wp14:anchorId="7C815AA2" wp14:editId="09AD59ED">
             <wp:extent cx="1890968" cy="2371725"/>
@@ -871,7 +762,7 @@
                     <pic:cNvPicPr/>
                   </pic:nvPicPr>
                   <pic:blipFill>
-                    <a:blip r:embed="rId14"/>
+                    <a:blip r:embed="rId15"/>
                     <a:stretch>
                       <a:fillRect/>
                     </a:stretch>
@@ -935,7 +826,7 @@
         </w:rPr>
         <w:t>[</w:t>
       </w:r>
-      <w:hyperlink r:id="rId15" w:anchor="fen-NIV-26892a" w:tooltip="See footnote a" w:history="1">
+      <w:hyperlink r:id="rId16" w:anchor="fen-NIV-26892a" w:tooltip="See footnote a" w:history="1">
         <w:r>
           <w:rPr>
             <w:rStyle w:val="Hyperlink"/>
@@ -1092,6 +983,7 @@
         <w:rPr>
           <w:noProof/>
         </w:rPr>
+        <w:lastRenderedPageBreak/>
         <w:drawing>
           <wp:inline distT="0" distB="0" distL="0" distR="0" wp14:anchorId="17BA9161" wp14:editId="12DD5AAD">
             <wp:extent cx="1620147" cy="2040964"/>
@@ -1108,7 +1000,7 @@
                     <pic:cNvPicPr/>
                   </pic:nvPicPr>
                   <pic:blipFill>
-                    <a:blip r:embed="rId16"/>
+                    <a:blip r:embed="rId17"/>
                     <a:stretch>
                       <a:fillRect/>
                     </a:stretch>
@@ -1151,7 +1043,7 @@
                     <pic:cNvPicPr/>
                   </pic:nvPicPr>
                   <pic:blipFill>
-                    <a:blip r:embed="rId17"/>
+                    <a:blip r:embed="rId18"/>
                     <a:stretch>
                       <a:fillRect/>
                     </a:stretch>
@@ -1338,7 +1230,7 @@
                     <pic:cNvPicPr/>
                   </pic:nvPicPr>
                   <pic:blipFill>
-                    <a:blip r:embed="rId18"/>
+                    <a:blip r:embed="rId19"/>
                     <a:stretch>
                       <a:fillRect/>
                     </a:stretch>
@@ -1841,7 +1733,6 @@
         <w:rPr>
           <w:noProof/>
         </w:rPr>
-        <w:lastRenderedPageBreak/>
         <w:drawing>
           <wp:inline distT="0" distB="0" distL="0" distR="0" wp14:anchorId="7587C2E1" wp14:editId="2F3DDD3F">
             <wp:extent cx="4152900" cy="514676"/>
@@ -1858,7 +1749,7 @@
                     <pic:cNvPicPr/>
                   </pic:nvPicPr>
                   <pic:blipFill>
-                    <a:blip r:embed="rId19"/>
+                    <a:blip r:embed="rId20"/>
                     <a:stretch>
                       <a:fillRect/>
                     </a:stretch>
@@ -1881,6 +1772,7 @@
     </w:p>
     <w:p>
       <w:r>
+        <w:lastRenderedPageBreak/>
         <w:t>Frederick B</w:t>
       </w:r>
       <w:r>
@@ -1932,7 +1824,7 @@
       <w:r>
         <w:t> The quote comes from Buechner's book, </w:t>
       </w:r>
-      <w:hyperlink r:id="rId20" w:history="1">
+      <w:hyperlink r:id="rId21" w:history="1">
         <w:r>
           <w:rPr>
             <w:rStyle w:val="Hyperlink"/>
@@ -2039,7 +1931,7 @@
                     <pic:cNvPicPr/>
                   </pic:nvPicPr>
                   <pic:blipFill>
-                    <a:blip r:embed="rId21"/>
+                    <a:blip r:embed="rId22"/>
                     <a:stretch>
                       <a:fillRect/>
                     </a:stretch>
@@ -2098,7 +1990,6 @@
           <w:b/>
           <w:bCs/>
         </w:rPr>
-        <w:lastRenderedPageBreak/>
         <w:t>Impossible</w:t>
       </w:r>
       <w:r>
@@ -2117,6 +2008,7 @@
           <w:b/>
           <w:bCs/>
         </w:rPr>
+        <w:lastRenderedPageBreak/>
         <w:t>Difficult</w:t>
       </w:r>
       <w:r>
@@ -2183,7 +2075,7 @@
                     <pic:cNvPicPr/>
                   </pic:nvPicPr>
                   <pic:blipFill>
-                    <a:blip r:embed="rId22"/>
+                    <a:blip r:embed="rId23"/>
                     <a:stretch>
                       <a:fillRect/>
                     </a:stretch>
@@ -2412,798 +2304,366 @@
     <w:p/>
     <w:p>
       <w:r>
-        <w:lastRenderedPageBreak/>
-        <w:t>F</w:t>
-      </w:r>
-      <w:r>
-        <w:t>aith is not blind, but a response to evidence</w:t>
-      </w:r>
-      <w:r>
-        <w:t>.</w:t>
-      </w:r>
-    </w:p>
-    <w:p>
-      <w:r>
-        <w:t>Summary:</w:t>
-      </w:r>
-    </w:p>
-    <w:p>
-      <w:r>
-        <w:t>1. “What if your doubts can be a doorway to greater faith?”: Doubts is</w:t>
-      </w:r>
-      <w:r>
-        <w:t xml:space="preserve"> for reconstruction </w:t>
-      </w:r>
-      <w:r>
-        <w:t>for faith.</w:t>
-      </w:r>
-    </w:p>
-    <w:p>
-      <w:r>
-        <w:t xml:space="preserve">2. </w:t>
-      </w:r>
-      <w:r>
-        <w:t>John 20:24-25</w:t>
-      </w:r>
-      <w:r>
-        <w:t>:</w:t>
-      </w:r>
-      <w:r>
-        <w:t xml:space="preserve"> Thomas </w:t>
-      </w:r>
-      <w:r>
-        <w:t>does not</w:t>
-      </w:r>
-      <w:r>
-        <w:t xml:space="preserve"> believe Jesus’s resurrection based on the testimony of disciples.</w:t>
-      </w:r>
-    </w:p>
-    <w:p>
-      <w:r>
-        <w:t xml:space="preserve">3. </w:t>
-      </w:r>
-      <w:r>
-        <w:t>John 20:26-27</w:t>
-      </w:r>
-      <w:r>
-        <w:t>:</w:t>
-      </w:r>
-      <w:r>
-        <w:t xml:space="preserve"> Jesus ap</w:t>
-      </w:r>
-      <w:r>
-        <w:t>pears</w:t>
-      </w:r>
-      <w:r>
-        <w:t xml:space="preserve"> to the disciples</w:t>
-      </w:r>
-      <w:r>
-        <w:t xml:space="preserve"> meeting</w:t>
-      </w:r>
-      <w:r>
-        <w:t xml:space="preserve"> and </w:t>
-      </w:r>
-      <w:r>
-        <w:t>clear</w:t>
-      </w:r>
-      <w:r>
-        <w:t xml:space="preserve"> Thomas</w:t>
-      </w:r>
-      <w:r>
-        <w:t>’s doubt</w:t>
-      </w:r>
-      <w:r>
-        <w:t>. </w:t>
-      </w:r>
-    </w:p>
-    <w:p>
-      <w:r>
-        <w:t xml:space="preserve">4. </w:t>
-      </w:r>
-      <w:r>
-        <w:t>Doubt is a doorway to deeper trust</w:t>
-      </w:r>
-      <w:r>
-        <w:t>/</w:t>
-      </w:r>
-      <w:r>
-        <w:t xml:space="preserve">growth when </w:t>
-      </w:r>
-      <w:r>
-        <w:t xml:space="preserve">we </w:t>
-      </w:r>
-      <w:r>
-        <w:t>br</w:t>
-      </w:r>
-      <w:r>
-        <w:t>ing the doubt</w:t>
-      </w:r>
-      <w:r>
-        <w:t xml:space="preserve"> h</w:t>
-      </w:r>
-      <w:r>
-        <w:t xml:space="preserve">onestly </w:t>
-      </w:r>
-      <w:r>
-        <w:t>to Jesus</w:t>
-      </w:r>
-      <w:r>
-        <w:t xml:space="preserve"> hands</w:t>
-      </w:r>
-      <w:r>
-        <w:t xml:space="preserve">. </w:t>
-      </w:r>
-    </w:p>
-    <w:p>
-      <w:r>
-        <w:t xml:space="preserve">5. </w:t>
-      </w:r>
-      <w:r>
-        <w:t>Frederick Buechner famous quote, "Doubts are the ants in the pants of faith. They keep it awake and moving,"</w:t>
-      </w:r>
-      <w:r>
-        <w:t>:</w:t>
-      </w:r>
-      <w:r>
-        <w:t xml:space="preserve"> The doubts keep </w:t>
-      </w:r>
-      <w:r>
-        <w:t>faith</w:t>
-      </w:r>
-      <w:r>
-        <w:t xml:space="preserve"> active and dynamic. </w:t>
-      </w:r>
-    </w:p>
-    <w:p>
-      <w:r>
-        <w:t xml:space="preserve">6. Hudson Taylor: There are three stages </w:t>
-      </w:r>
-      <w:r>
-        <w:t>to</w:t>
-      </w:r>
-      <w:r>
-        <w:t xml:space="preserve"> work for God: </w:t>
-      </w:r>
-    </w:p>
-    <w:p>
-      <w:r>
-        <w:t xml:space="preserve">a) </w:t>
-      </w:r>
-      <w:r>
-        <w:rPr>
-          <w:b/>
-          <w:bCs/>
-        </w:rPr>
-        <w:t>Impossible</w:t>
-      </w:r>
-      <w:r>
-        <w:t xml:space="preserve">: This is the starting point. </w:t>
-      </w:r>
-      <w:r>
-        <w:t xml:space="preserve">b) </w:t>
-      </w:r>
-      <w:r>
-        <w:rPr>
-          <w:b/>
-          <w:bCs/>
-        </w:rPr>
-        <w:t>Difficult</w:t>
-      </w:r>
-      <w:r>
-        <w:t xml:space="preserve">: </w:t>
-      </w:r>
-      <w:r>
-        <w:t>After starts</w:t>
-      </w:r>
-      <w:r>
-        <w:t xml:space="preserve">, it </w:t>
-      </w:r>
-      <w:r>
-        <w:t>becomes very difficult</w:t>
-      </w:r>
-      <w:r>
-        <w:t>.</w:t>
-      </w:r>
-      <w:r>
-        <w:t xml:space="preserve"> c)</w:t>
+        <w:t>Thomas</w:t>
       </w:r>
       <w:r>
         <w:t xml:space="preserve"> </w:t>
       </w:r>
       <w:r>
-        <w:rPr>
-          <w:b/>
-          <w:bCs/>
-        </w:rPr>
-        <w:t>Done</w:t>
-      </w:r>
-      <w:r>
-        <w:t xml:space="preserve">: </w:t>
-      </w:r>
-      <w:r>
-        <w:t>The final stage is</w:t>
-      </w:r>
-      <w:r>
-        <w:t xml:space="preserve"> "with God all things are possible"</w:t>
-      </w:r>
-      <w:r>
-        <w:t>.</w:t>
-      </w:r>
-    </w:p>
-    <w:p>
-      <w:r>
-        <w:t xml:space="preserve">7. </w:t>
-      </w:r>
-      <w:r>
-        <w:t>Co</w:t>
-      </w:r>
-      <w:r>
-        <w:t>n</w:t>
-      </w:r>
-      <w:r>
-        <w:t>clusion:</w:t>
-      </w:r>
-    </w:p>
-    <w:p>
-      <w:r>
-        <w:t>John 20:27</w:t>
-      </w:r>
-      <w:r>
-        <w:t xml:space="preserve">: </w:t>
-      </w:r>
-      <w:r>
-        <w:t xml:space="preserve">Jesus </w:t>
-      </w:r>
-      <w:r>
-        <w:t>resurrect</w:t>
-      </w:r>
-      <w:r>
         <w:t xml:space="preserve"> </w:t>
       </w:r>
       <w:r>
-        <w:t xml:space="preserve">in front of </w:t>
+        <w:t>has doubt</w:t>
+      </w:r>
+      <w:r>
+        <w:t xml:space="preserve"> regarding the resurrection and Jesus </w:t>
+      </w:r>
+      <w:r>
+        <w:t xml:space="preserve">resurrected </w:t>
+      </w:r>
+      <w:r>
+        <w:t xml:space="preserve">appearance to </w:t>
+      </w:r>
+      <w:r>
+        <w:t>solve</w:t>
+      </w:r>
+      <w:r>
+        <w:t xml:space="preserve"> </w:t>
       </w:r>
       <w:r>
         <w:t>Thomas</w:t>
       </w:r>
       <w:r>
-        <w:t xml:space="preserve"> and</w:t>
-      </w:r>
-      <w:r>
-        <w:t xml:space="preserve"> </w:t>
-      </w:r>
-      <w:r>
-        <w:t xml:space="preserve">ask Thomas </w:t>
-      </w:r>
-      <w:r>
-        <w:t xml:space="preserve">to move from </w:t>
-      </w:r>
-      <w:r>
-        <w:t xml:space="preserve">doubt </w:t>
-      </w:r>
-      <w:r>
-        <w:t>to faith.</w:t>
+        <w:t xml:space="preserve"> doubts.</w:t>
       </w:r>
     </w:p>
     <w:p/>
     <w:p>
       <w:r>
-        <w:t>===&gt; Mandarin:</w:t>
+        <w:lastRenderedPageBreak/>
+        <w:t>Summary:</w:t>
       </w:r>
     </w:p>
     <w:p>
-      <w:pPr>
-        <w:rPr>
-          <w:rFonts w:hint="eastAsia"/>
-        </w:rPr>
-      </w:pPr>
-      <w:r>
-        <w:rPr>
-          <w:rFonts w:hint="eastAsia"/>
-        </w:rPr>
-        <w:t>2026</w:t>
-      </w:r>
-      <w:r>
-        <w:rPr>
-          <w:rFonts w:hint="eastAsia"/>
-        </w:rPr>
-        <w:t>年</w:t>
-      </w:r>
-      <w:r>
-        <w:rPr>
-          <w:rFonts w:hint="eastAsia"/>
-        </w:rPr>
-        <w:t>4</w:t>
-      </w:r>
-      <w:r>
-        <w:rPr>
-          <w:rFonts w:hint="eastAsia"/>
-        </w:rPr>
-        <w:t>月</w:t>
-      </w:r>
-      <w:r>
-        <w:rPr>
-          <w:rFonts w:hint="eastAsia"/>
-        </w:rPr>
-        <w:t>18</w:t>
-      </w:r>
-      <w:r>
-        <w:rPr>
-          <w:rFonts w:hint="eastAsia"/>
-        </w:rPr>
-        <w:t>日，</w:t>
-      </w:r>
-      <w:r>
-        <w:rPr>
-          <w:rFonts w:hint="eastAsia"/>
-        </w:rPr>
-        <w:t>Menlo</w:t>
-      </w:r>
-      <w:r>
-        <w:rPr>
-          <w:rFonts w:hint="eastAsia"/>
-        </w:rPr>
-        <w:t>教會崇拜（上週崇拜摘要，</w:t>
-      </w:r>
-      <w:r>
-        <w:rPr>
-          <w:rFonts w:hint="eastAsia"/>
-        </w:rPr>
-        <w:t>2028</w:t>
-      </w:r>
-      <w:r>
-        <w:rPr>
-          <w:rFonts w:hint="eastAsia"/>
-        </w:rPr>
-        <w:t>年</w:t>
-      </w:r>
-      <w:r>
-        <w:rPr>
-          <w:rFonts w:hint="eastAsia"/>
-        </w:rPr>
-        <w:t>4</w:t>
-      </w:r>
-      <w:r>
-        <w:rPr>
-          <w:rFonts w:hint="eastAsia"/>
-        </w:rPr>
-        <w:t>月</w:t>
-      </w:r>
-      <w:r>
-        <w:rPr>
-          <w:rFonts w:hint="eastAsia"/>
-        </w:rPr>
-        <w:t>12</w:t>
-      </w:r>
-      <w:r>
-        <w:rPr>
-          <w:rFonts w:hint="eastAsia"/>
-        </w:rPr>
-        <w:t>日）</w:t>
+      <w:r>
+        <w:t>1. “What if your doubts can be a doorway to greater faith?”: Doubts is</w:t>
+      </w:r>
+      <w:r>
+        <w:t xml:space="preserve"> for reconstruction </w:t>
+      </w:r>
+      <w:r>
+        <w:t>for faith.</w:t>
       </w:r>
     </w:p>
     <w:p>
-      <w:pPr>
-        <w:rPr>
-          <w:rFonts w:hint="eastAsia"/>
-        </w:rPr>
-      </w:pPr>
-      <w:r>
-        <w:rPr>
-          <w:rFonts w:hint="eastAsia"/>
-        </w:rPr>
-        <w:t>https://www.youtube.com/live/JUlc3qrWy7o?si=BDG3Bgxu8Lmm-ADu</w:t>
+      <w:r>
+        <w:t xml:space="preserve">2. </w:t>
+      </w:r>
+      <w:r>
+        <w:t>John 20:24-25</w:t>
+      </w:r>
+      <w:r>
+        <w:t>:</w:t>
+      </w:r>
+      <w:r>
+        <w:t xml:space="preserve"> Thomas </w:t>
+      </w:r>
+      <w:r>
+        <w:t>does not</w:t>
+      </w:r>
+      <w:r>
+        <w:t xml:space="preserve"> believe Jesus’s resurrection based on the testimony of disciples.</w:t>
       </w:r>
     </w:p>
     <w:p>
-      <w:pPr>
-        <w:rPr>
-          <w:rFonts w:hint="eastAsia"/>
-        </w:rPr>
-      </w:pPr>
-      <w:r>
-        <w:rPr>
-          <w:rFonts w:hint="eastAsia"/>
-        </w:rPr>
-        <w:t>“如果你是真實的，請向我顯明</w:t>
-      </w:r>
-      <w:r>
-        <w:rPr>
-          <w:rFonts w:hint="eastAsia"/>
-        </w:rPr>
-        <w:t xml:space="preserve"> | </w:t>
-      </w:r>
-      <w:r>
-        <w:rPr>
-          <w:rFonts w:hint="eastAsia"/>
-        </w:rPr>
-        <w:t>上帝，如果你是真實的”，</w:t>
-      </w:r>
-      <w:r>
-        <w:rPr>
-          <w:rFonts w:hint="eastAsia"/>
-        </w:rPr>
-        <w:t>Phil EuBank</w:t>
-      </w:r>
-      <w:r>
-        <w:rPr>
-          <w:rFonts w:hint="eastAsia"/>
-        </w:rPr>
-        <w:t>，主任牧師</w:t>
+      <w:r>
+        <w:t xml:space="preserve">3. </w:t>
+      </w:r>
+      <w:r>
+        <w:t>John 20:26-27</w:t>
+      </w:r>
+      <w:r>
+        <w:t>:</w:t>
+      </w:r>
+      <w:r>
+        <w:t xml:space="preserve"> Jesus ap</w:t>
+      </w:r>
+      <w:r>
+        <w:t>pears</w:t>
+      </w:r>
+      <w:r>
+        <w:t xml:space="preserve"> to the disciples</w:t>
+      </w:r>
+      <w:r>
+        <w:t xml:space="preserve"> meeting</w:t>
+      </w:r>
+      <w:r>
+        <w:t xml:space="preserve"> and </w:t>
+      </w:r>
+      <w:r>
+        <w:t>clear</w:t>
+      </w:r>
+      <w:r>
+        <w:t xml:space="preserve"> Thomas</w:t>
+      </w:r>
+      <w:r>
+        <w:t>’s doubt</w:t>
+      </w:r>
+      <w:r>
+        <w:t>. </w:t>
       </w:r>
     </w:p>
     <w:p>
-      <w:pPr>
-        <w:rPr>
-          <w:rFonts w:hint="eastAsia"/>
-        </w:rPr>
-      </w:pPr>
+      <w:r>
+        <w:t xml:space="preserve">4. </w:t>
+      </w:r>
+      <w:r>
+        <w:t>Doubt is a doorway to deeper trust</w:t>
+      </w:r>
+      <w:r>
+        <w:t>/</w:t>
+      </w:r>
+      <w:r>
+        <w:t xml:space="preserve">growth when </w:t>
+      </w:r>
+      <w:r>
+        <w:t xml:space="preserve">we </w:t>
+      </w:r>
+      <w:r>
+        <w:t>br</w:t>
+      </w:r>
+      <w:r>
+        <w:t>ing the doubt</w:t>
+      </w:r>
+      <w:r>
+        <w:t xml:space="preserve"> h</w:t>
+      </w:r>
+      <w:r>
+        <w:t xml:space="preserve">onestly </w:t>
+      </w:r>
+      <w:r>
+        <w:t>to Jesus</w:t>
+      </w:r>
+      <w:r>
+        <w:t xml:space="preserve"> hands</w:t>
+      </w:r>
+      <w:r>
+        <w:t xml:space="preserve">. </w:t>
+      </w:r>
     </w:p>
     <w:p>
-      <w:pPr>
-        <w:rPr>
-          <w:rFonts w:hint="eastAsia"/>
-        </w:rPr>
-      </w:pPr>
-      <w:r>
-        <w:rPr>
-          <w:rFonts w:hint="eastAsia"/>
-        </w:rPr>
-        <w:t>信仰並非盲從，而是對證據的回應。</w:t>
+      <w:r>
+        <w:t xml:space="preserve">5. </w:t>
+      </w:r>
+      <w:r>
+        <w:t>Frederick Buechner famous quote, "Doubts are the ants in the pants of faith. They keep it awake and moving,"</w:t>
+      </w:r>
+      <w:r>
+        <w:t>:</w:t>
+      </w:r>
+      <w:r>
+        <w:t xml:space="preserve"> The doubts keep </w:t>
+      </w:r>
+      <w:r>
+        <w:t>faith</w:t>
+      </w:r>
+      <w:r>
+        <w:t xml:space="preserve"> active and dynamic. </w:t>
       </w:r>
     </w:p>
     <w:p>
-      <w:pPr>
-        <w:rPr>
-          <w:rFonts w:hint="eastAsia"/>
-        </w:rPr>
-      </w:pPr>
-      <w:r>
-        <w:rPr>
-          <w:rFonts w:hint="eastAsia"/>
-        </w:rPr>
-        <w:t>摘要：</w:t>
+      <w:r>
+        <w:t xml:space="preserve">6. Hudson Taylor: There are three stages </w:t>
+      </w:r>
+      <w:r>
+        <w:t>to</w:t>
+      </w:r>
+      <w:r>
+        <w:t xml:space="preserve"> work for God: </w:t>
       </w:r>
     </w:p>
     <w:p>
-      <w:pPr>
-        <w:rPr>
-          <w:rFonts w:hint="eastAsia"/>
-        </w:rPr>
-      </w:pPr>
-      <w:r>
-        <w:rPr>
-          <w:rFonts w:hint="eastAsia"/>
-        </w:rPr>
-        <w:t xml:space="preserve">1. </w:t>
-      </w:r>
-      <w:r>
-        <w:rPr>
-          <w:rFonts w:hint="eastAsia"/>
-        </w:rPr>
-        <w:t>「如果你的疑慮能成為通往更深層信仰的門戶，那會怎麼樣？」：疑慮是為了信仰的重建而存在的。</w:t>
+      <w:r>
+        <w:t xml:space="preserve">a) </w:t>
+      </w:r>
+      <w:r>
+        <w:rPr>
+          <w:b/>
+          <w:bCs/>
+        </w:rPr>
+        <w:t>Impossible</w:t>
+      </w:r>
+      <w:r>
+        <w:t xml:space="preserve">: This is the starting point. </w:t>
+      </w:r>
+      <w:r>
+        <w:t xml:space="preserve">b) </w:t>
+      </w:r>
+      <w:r>
+        <w:rPr>
+          <w:b/>
+          <w:bCs/>
+        </w:rPr>
+        <w:t>Difficult</w:t>
+      </w:r>
+      <w:r>
+        <w:t xml:space="preserve">: </w:t>
+      </w:r>
+      <w:r>
+        <w:t>After starts</w:t>
+      </w:r>
+      <w:r>
+        <w:t xml:space="preserve">, it </w:t>
+      </w:r>
+      <w:r>
+        <w:t>becomes very difficult</w:t>
+      </w:r>
+      <w:r>
+        <w:t>.</w:t>
+      </w:r>
+      <w:r>
+        <w:t xml:space="preserve"> c)</w:t>
+      </w:r>
+      <w:r>
+        <w:t xml:space="preserve"> </w:t>
+      </w:r>
+      <w:r>
+        <w:rPr>
+          <w:b/>
+          <w:bCs/>
+        </w:rPr>
+        <w:t>Done</w:t>
+      </w:r>
+      <w:r>
+        <w:t xml:space="preserve">: </w:t>
+      </w:r>
+      <w:r>
+        <w:t>The final stage is</w:t>
+      </w:r>
+      <w:r>
+        <w:t xml:space="preserve"> "with God all things are possible"</w:t>
+      </w:r>
+      <w:r>
+        <w:t>.</w:t>
       </w:r>
     </w:p>
     <w:p>
-      <w:pPr>
-        <w:rPr>
-          <w:rFonts w:hint="eastAsia"/>
-        </w:rPr>
-      </w:pPr>
-      <w:r>
-        <w:rPr>
-          <w:rFonts w:hint="eastAsia"/>
-        </w:rPr>
-        <w:t xml:space="preserve">2. </w:t>
-      </w:r>
-      <w:r>
-        <w:rPr>
-          <w:rFonts w:hint="eastAsia"/>
-        </w:rPr>
-        <w:t>約翰福音</w:t>
-      </w:r>
-      <w:r>
-        <w:rPr>
-          <w:rFonts w:hint="eastAsia"/>
-        </w:rPr>
-        <w:t xml:space="preserve"> 20:24-25</w:t>
-      </w:r>
-      <w:r>
-        <w:rPr>
-          <w:rFonts w:hint="eastAsia"/>
-        </w:rPr>
-        <w:t>：多馬並未因其他門徒的見證而相信耶穌的復活。</w:t>
+      <w:r>
+        <w:t xml:space="preserve">7. </w:t>
+      </w:r>
+      <w:r>
+        <w:t>John 20:27</w:t>
+      </w:r>
+      <w:r>
+        <w:t xml:space="preserve">: </w:t>
+      </w:r>
+      <w:r>
+        <w:t xml:space="preserve">Jesus </w:t>
+      </w:r>
+      <w:r>
+        <w:t>resurrect</w:t>
+      </w:r>
+      <w:r>
+        <w:t xml:space="preserve"> </w:t>
+      </w:r>
+      <w:r>
+        <w:t xml:space="preserve">in front of </w:t>
+      </w:r>
+      <w:r>
+        <w:t>Thomas</w:t>
+      </w:r>
+      <w:r>
+        <w:t xml:space="preserve"> and</w:t>
+      </w:r>
+      <w:r>
+        <w:t xml:space="preserve"> </w:t>
+      </w:r>
+      <w:r>
+        <w:t xml:space="preserve">ask Thomas </w:t>
+      </w:r>
+      <w:r>
+        <w:t xml:space="preserve">to move from </w:t>
+      </w:r>
+      <w:r>
+        <w:t xml:space="preserve">doubt </w:t>
+      </w:r>
+      <w:r>
+        <w:t>to faith.</w:t>
       </w:r>
     </w:p>
     <w:p>
-      <w:pPr>
-        <w:rPr>
-          <w:rFonts w:hint="eastAsia"/>
-        </w:rPr>
-      </w:pPr>
-      <w:r>
-        <w:rPr>
-          <w:rFonts w:hint="eastAsia"/>
-        </w:rPr>
-        <w:t xml:space="preserve">3. </w:t>
-      </w:r>
-      <w:r>
-        <w:rPr>
-          <w:rFonts w:hint="eastAsia"/>
-        </w:rPr>
-        <w:t>約翰福音</w:t>
-      </w:r>
-      <w:r>
-        <w:rPr>
-          <w:rFonts w:hint="eastAsia"/>
-        </w:rPr>
-        <w:t xml:space="preserve"> 20:26-27</w:t>
-      </w:r>
-      <w:r>
-        <w:rPr>
-          <w:rFonts w:hint="eastAsia"/>
-        </w:rPr>
-        <w:t>：耶穌顯現於正在聚會的門徒中間，並消除了多馬的疑慮。</w:t>
+      <w:r>
+        <w:t>8</w:t>
+      </w:r>
+      <w:r>
+        <w:t>. Conclusion:</w:t>
       </w:r>
     </w:p>
     <w:p>
-      <w:pPr>
-        <w:rPr>
-          <w:rFonts w:hint="eastAsia"/>
-        </w:rPr>
-      </w:pPr>
-      <w:r>
-        <w:rPr>
-          <w:rFonts w:hint="eastAsia"/>
-        </w:rPr>
-        <w:t xml:space="preserve">4. </w:t>
-      </w:r>
-      <w:r>
-        <w:rPr>
-          <w:rFonts w:hint="eastAsia"/>
-        </w:rPr>
-        <w:t>當我們誠實地將疑慮交託在耶穌手中時，疑慮便成為了通往更深層信任與成長的門戶。</w:t>
-      </w:r>
-    </w:p>
-    <w:p>
-      <w:pPr>
-        <w:rPr>
-          <w:rFonts w:hint="eastAsia"/>
-        </w:rPr>
-      </w:pPr>
-      <w:r>
-        <w:rPr>
-          <w:rFonts w:hint="eastAsia"/>
-        </w:rPr>
-        <w:t xml:space="preserve">5. </w:t>
-      </w:r>
-      <w:r>
-        <w:rPr>
-          <w:rFonts w:hint="eastAsia"/>
-        </w:rPr>
-        <w:t>布克納（</w:t>
-      </w:r>
-      <w:r>
-        <w:rPr>
-          <w:rFonts w:hint="eastAsia"/>
-        </w:rPr>
-        <w:t>Frederick Buechner</w:t>
-      </w:r>
-      <w:r>
-        <w:rPr>
-          <w:rFonts w:hint="eastAsia"/>
-        </w:rPr>
-        <w:t>）的名言：「疑慮之於信仰，就像褲子裡的螞蟻一樣；它們讓信仰保持清醒與前行。」：疑慮使信仰保持活躍與充滿活力。</w:t>
-      </w:r>
-    </w:p>
-    <w:p>
-      <w:pPr>
-        <w:rPr>
-          <w:rFonts w:hint="eastAsia"/>
-        </w:rPr>
-      </w:pPr>
-      <w:r>
-        <w:rPr>
-          <w:rFonts w:hint="eastAsia"/>
-        </w:rPr>
-        <w:t xml:space="preserve">6. </w:t>
-      </w:r>
-      <w:r>
-        <w:rPr>
-          <w:rFonts w:hint="eastAsia"/>
-        </w:rPr>
-        <w:t>戴德生（</w:t>
-      </w:r>
-      <w:r>
-        <w:rPr>
-          <w:rFonts w:hint="eastAsia"/>
-        </w:rPr>
-        <w:t>Hudson Taylor</w:t>
-      </w:r>
-      <w:r>
-        <w:rPr>
-          <w:rFonts w:hint="eastAsia"/>
-        </w:rPr>
-        <w:t>）：為上帝做工通常經歷三個階段：</w:t>
-      </w:r>
-    </w:p>
-    <w:p>
-      <w:pPr>
-        <w:rPr>
-          <w:rFonts w:hint="eastAsia"/>
-        </w:rPr>
-      </w:pPr>
-      <w:r>
-        <w:rPr>
-          <w:rFonts w:hint="eastAsia"/>
-        </w:rPr>
-        <w:t xml:space="preserve">a) </w:t>
-      </w:r>
-      <w:r>
-        <w:rPr>
-          <w:rFonts w:hint="eastAsia"/>
-        </w:rPr>
-        <w:t>不可能：這是起點。</w:t>
-      </w:r>
-      <w:r>
-        <w:rPr>
-          <w:rFonts w:hint="eastAsia"/>
-        </w:rPr>
-        <w:t xml:space="preserve"> b) </w:t>
-      </w:r>
-      <w:r>
-        <w:rPr>
-          <w:rFonts w:hint="eastAsia"/>
-        </w:rPr>
-        <w:t>困難：一旦開始，事情會變得非常困難。</w:t>
-      </w:r>
-      <w:r>
-        <w:rPr>
-          <w:rFonts w:hint="eastAsia"/>
-        </w:rPr>
-        <w:t xml:space="preserve"> c) </w:t>
-      </w:r>
-      <w:r>
-        <w:rPr>
-          <w:rFonts w:hint="eastAsia"/>
-        </w:rPr>
-        <w:t>成就：最終階段是「在上帝凡事都能」。</w:t>
-      </w:r>
-    </w:p>
-    <w:p>
-      <w:pPr>
-        <w:rPr>
-          <w:rFonts w:hint="eastAsia"/>
-        </w:rPr>
-      </w:pPr>
-      <w:r>
-        <w:rPr>
-          <w:rFonts w:hint="eastAsia"/>
-        </w:rPr>
-        <w:t xml:space="preserve">7. </w:t>
-      </w:r>
-      <w:r>
-        <w:rPr>
-          <w:rFonts w:hint="eastAsia"/>
-        </w:rPr>
-        <w:t>結論：</w:t>
-      </w:r>
-    </w:p>
-    <w:p>
-      <w:r>
-        <w:rPr>
-          <w:rFonts w:hint="eastAsia"/>
-        </w:rPr>
-        <w:t>約翰福音</w:t>
-      </w:r>
-      <w:r>
-        <w:rPr>
-          <w:rFonts w:hint="eastAsia"/>
-        </w:rPr>
-        <w:t xml:space="preserve"> 20:27</w:t>
-      </w:r>
-      <w:r>
-        <w:rPr>
-          <w:rFonts w:hint="eastAsia"/>
-        </w:rPr>
-        <w:t>：耶穌在多馬面前復活顯現，並呼喚多馬從疑慮轉向信仰。</w:t>
+      <w:r>
+        <w:t>John 20:24–27</w:t>
+      </w:r>
+      <w:r>
+        <w:t xml:space="preserve">: </w:t>
+      </w:r>
+      <w:r>
+        <w:t>D</w:t>
+      </w:r>
+      <w:r>
+        <w:t xml:space="preserve">escribes between the </w:t>
+      </w:r>
+      <w:r>
+        <w:t>resurrected</w:t>
+      </w:r>
+      <w:r>
+        <w:t xml:space="preserve"> Jesus and the apostle Thomas</w:t>
+      </w:r>
+      <w:r>
+        <w:t>. Thomas</w:t>
+      </w:r>
+      <w:r>
+        <w:t xml:space="preserve"> often referred to as "Doubting Thomas." Thomas</w:t>
+      </w:r>
+      <w:r>
+        <w:t xml:space="preserve"> </w:t>
+      </w:r>
+      <w:r>
+        <w:t xml:space="preserve"> </w:t>
+      </w:r>
+      <w:r>
+        <w:t>has doubt</w:t>
+      </w:r>
+      <w:r>
+        <w:t xml:space="preserve"> regarding the resurrection and Jesus </w:t>
+      </w:r>
+      <w:r>
+        <w:t xml:space="preserve">resurrected </w:t>
+      </w:r>
+      <w:r>
+        <w:t xml:space="preserve">appearance to </w:t>
+      </w:r>
+      <w:r>
+        <w:t>solve</w:t>
+      </w:r>
+      <w:r>
+        <w:t xml:space="preserve"> </w:t>
+      </w:r>
+      <w:r>
+        <w:t>Thomas</w:t>
+      </w:r>
+      <w:r>
+        <w:t xml:space="preserve"> doubts.</w:t>
       </w:r>
     </w:p>
     <w:p/>
     <w:p>
       <w:r>
-        <w:t>===&gt; Japanese:</w:t>
+        <w:t>===&gt; Mandarin:</w:t>
       </w:r>
     </w:p>
     <w:p>
-      <w:pPr>
-        <w:rPr>
-          <w:rFonts w:hint="eastAsia"/>
-        </w:rPr>
-      </w:pPr>
-      <w:r>
-        <w:rPr>
-          <w:rFonts w:hint="eastAsia"/>
-        </w:rPr>
-        <w:t>2026</w:t>
-      </w:r>
-      <w:r>
-        <w:rPr>
-          <w:rFonts w:hint="eastAsia"/>
-        </w:rPr>
-        <w:t>年</w:t>
-      </w:r>
-      <w:r>
-        <w:rPr>
-          <w:rFonts w:hint="eastAsia"/>
-        </w:rPr>
-        <w:t>4</w:t>
-      </w:r>
-      <w:r>
-        <w:rPr>
-          <w:rFonts w:hint="eastAsia"/>
-        </w:rPr>
-        <w:t>月</w:t>
-      </w:r>
-      <w:r>
-        <w:rPr>
-          <w:rFonts w:hint="eastAsia"/>
-        </w:rPr>
-        <w:t>18</w:t>
-      </w:r>
-      <w:r>
-        <w:rPr>
-          <w:rFonts w:hint="eastAsia"/>
-        </w:rPr>
-        <w:t>日、メンロー</w:t>
-      </w:r>
-      <w:r>
-        <w:rPr>
-          <w:rFonts w:ascii="MS Mincho" w:eastAsia="MS Mincho" w:hAnsi="MS Mincho" w:cs="MS Mincho" w:hint="eastAsia"/>
-        </w:rPr>
-        <w:t>・</w:t>
-      </w:r>
-      <w:r>
-        <w:rPr>
-          <w:rFonts w:ascii="SimSun" w:hAnsi="SimSun" w:cs="SimSun" w:hint="eastAsia"/>
-        </w:rPr>
-        <w:t>チャーチ礼拝（先週の要約：</w:t>
-      </w:r>
-      <w:r>
-        <w:rPr>
-          <w:rFonts w:hint="eastAsia"/>
-        </w:rPr>
-        <w:t>2028</w:t>
-      </w:r>
-      <w:r>
-        <w:rPr>
-          <w:rFonts w:hint="eastAsia"/>
-        </w:rPr>
-        <w:t>年</w:t>
-      </w:r>
-      <w:r>
-        <w:rPr>
-          <w:rFonts w:hint="eastAsia"/>
-        </w:rPr>
-        <w:t>4</w:t>
-      </w:r>
-      <w:r>
-        <w:rPr>
-          <w:rFonts w:hint="eastAsia"/>
-        </w:rPr>
-        <w:t>月</w:t>
-      </w:r>
-      <w:r>
-        <w:rPr>
-          <w:rFonts w:hint="eastAsia"/>
-        </w:rPr>
-        <w:t>12</w:t>
-      </w:r>
-      <w:r>
-        <w:rPr>
-          <w:rFonts w:hint="eastAsia"/>
-        </w:rPr>
-        <w:t>日）</w:t>
+      <w:r>
+        <w:br/>
       </w:r>
     </w:p>
     <w:p>
@@ -3216,7 +2676,85 @@
         <w:rPr>
           <w:rFonts w:hint="eastAsia"/>
         </w:rPr>
-        <w:t>https://www.youtube.com/live/JUlc3qrWy7o?si=BDG3Bgxu8Lmm-ADu</w:t>
+        <w:t>2026</w:t>
+      </w:r>
+      <w:r>
+        <w:rPr>
+          <w:rFonts w:hint="eastAsia"/>
+        </w:rPr>
+        <w:t>年</w:t>
+      </w:r>
+      <w:r>
+        <w:rPr>
+          <w:rFonts w:hint="eastAsia"/>
+        </w:rPr>
+        <w:t>4</w:t>
+      </w:r>
+      <w:r>
+        <w:rPr>
+          <w:rFonts w:hint="eastAsia"/>
+        </w:rPr>
+        <w:t>月</w:t>
+      </w:r>
+      <w:r>
+        <w:rPr>
+          <w:rFonts w:hint="eastAsia"/>
+        </w:rPr>
+        <w:t>18</w:t>
+      </w:r>
+      <w:r>
+        <w:rPr>
+          <w:rFonts w:hint="eastAsia"/>
+        </w:rPr>
+        <w:t>日，</w:t>
+      </w:r>
+      <w:r>
+        <w:rPr>
+          <w:rFonts w:hint="eastAsia"/>
+        </w:rPr>
+        <w:t>Menlo</w:t>
+      </w:r>
+      <w:r>
+        <w:rPr>
+          <w:rFonts w:hint="eastAsia"/>
+        </w:rPr>
+        <w:t>教會敬拜（上週，即</w:t>
+      </w:r>
+      <w:r>
+        <w:rPr>
+          <w:rFonts w:hint="eastAsia"/>
+        </w:rPr>
+        <w:t>2028</w:t>
+      </w:r>
+      <w:r>
+        <w:rPr>
+          <w:rFonts w:hint="eastAsia"/>
+        </w:rPr>
+        <w:t>年</w:t>
+      </w:r>
+      <w:r>
+        <w:rPr>
+          <w:rFonts w:hint="eastAsia"/>
+        </w:rPr>
+        <w:t>4</w:t>
+      </w:r>
+      <w:r>
+        <w:rPr>
+          <w:rFonts w:hint="eastAsia"/>
+        </w:rPr>
+        <w:t>月</w:t>
+      </w:r>
+      <w:r>
+        <w:rPr>
+          <w:rFonts w:hint="eastAsia"/>
+        </w:rPr>
+        <w:t>12</w:t>
+      </w:r>
+      <w:r>
+        <w:rPr>
+          <w:rFonts w:hint="eastAsia"/>
+        </w:rPr>
+        <w:t>日的聚會摘要）</w:t>
       </w:r>
     </w:p>
     <w:p>
@@ -3229,31 +2767,7 @@
         <w:rPr>
           <w:rFonts w:hint="eastAsia"/>
         </w:rPr>
-        <w:t>「もしあなたが実在するなら、私に見せてください｜神よ、もしあなたが実在するなら」</w:t>
-      </w:r>
-      <w:r>
-        <w:rPr>
-          <w:rFonts w:hint="eastAsia"/>
-        </w:rPr>
-        <w:t xml:space="preserve"> </w:t>
-      </w:r>
-      <w:r>
-        <w:rPr>
-          <w:rFonts w:hint="eastAsia"/>
-        </w:rPr>
-        <w:t>フィル</w:t>
-      </w:r>
-      <w:r>
-        <w:rPr>
-          <w:rFonts w:ascii="MS Mincho" w:eastAsia="MS Mincho" w:hAnsi="MS Mincho" w:cs="MS Mincho" w:hint="eastAsia"/>
-        </w:rPr>
-        <w:t>・</w:t>
-      </w:r>
-      <w:r>
-        <w:rPr>
-          <w:rFonts w:ascii="SimSun" w:hAnsi="SimSun" w:cs="SimSun" w:hint="eastAsia"/>
-        </w:rPr>
-        <w:t>ユーバンク（主任牧師）</w:t>
+        <w:t>https://www.youtube.com/live/JUlc3qrWy7o?si=BDG3Bgxu8Lmm-ADu</w:t>
       </w:r>
     </w:p>
     <w:p>
@@ -3262,6 +2776,60 @@
           <w:rFonts w:hint="eastAsia"/>
         </w:rPr>
       </w:pPr>
+      <w:r>
+        <w:rPr>
+          <w:rFonts w:hint="eastAsia"/>
+        </w:rPr>
+        <w:t>“</w:t>
+      </w:r>
+      <w:proofErr w:type="spellStart"/>
+      <w:r>
+        <w:rPr>
+          <w:rFonts w:hint="eastAsia"/>
+        </w:rPr>
+        <w:t>如果你是真實的，請向我顯明</w:t>
+      </w:r>
+      <w:proofErr w:type="spellEnd"/>
+      <w:r>
+        <w:rPr>
+          <w:rFonts w:hint="eastAsia"/>
+        </w:rPr>
+        <w:t xml:space="preserve"> | </w:t>
+      </w:r>
+      <w:proofErr w:type="spellStart"/>
+      <w:r>
+        <w:rPr>
+          <w:rFonts w:hint="eastAsia"/>
+        </w:rPr>
+        <w:t>上帝，如果你是真實的</w:t>
+      </w:r>
+      <w:proofErr w:type="spellEnd"/>
+      <w:r>
+        <w:rPr>
+          <w:rFonts w:hint="eastAsia"/>
+        </w:rPr>
+        <w:t>”，</w:t>
+      </w:r>
+      <w:r>
+        <w:rPr>
+          <w:rFonts w:hint="eastAsia"/>
+        </w:rPr>
+        <w:t xml:space="preserve">Phil </w:t>
+      </w:r>
+      <w:proofErr w:type="spellStart"/>
+      <w:r>
+        <w:rPr>
+          <w:rFonts w:hint="eastAsia"/>
+        </w:rPr>
+        <w:t>EuBank</w:t>
+      </w:r>
+      <w:r>
+        <w:rPr>
+          <w:rFonts w:hint="eastAsia"/>
+        </w:rPr>
+        <w:t>，主任牧師</w:t>
+      </w:r>
+      <w:proofErr w:type="spellEnd"/>
     </w:p>
     <w:p>
       <w:pPr>
@@ -3269,12 +2837,6 @@
           <w:rFonts w:hint="eastAsia"/>
         </w:rPr>
       </w:pPr>
-      <w:r>
-        <w:rPr>
-          <w:rFonts w:hint="eastAsia"/>
-        </w:rPr>
-        <w:t>信仰とは盲目的なものではなく、証拠に対する応答なのです。</w:t>
-      </w:r>
     </w:p>
     <w:p>
       <w:pPr>
@@ -3282,11 +2844,19 @@
           <w:rFonts w:hint="eastAsia"/>
         </w:rPr>
       </w:pPr>
+      <w:proofErr w:type="spellStart"/>
       <w:r>
         <w:rPr>
           <w:rFonts w:hint="eastAsia"/>
         </w:rPr>
-        <w:t>要約：</w:t>
+        <w:t>多馬對耶穌的復活心存疑慮；而耶穌復活後的顯現，正是為了消解多馬的這些疑慮</w:t>
+      </w:r>
+      <w:proofErr w:type="spellEnd"/>
+      <w:r>
+        <w:rPr>
+          <w:rFonts w:hint="eastAsia"/>
+        </w:rPr>
+        <w:t>。</w:t>
       </w:r>
     </w:p>
     <w:p>
@@ -3295,18 +2865,6 @@
           <w:rFonts w:hint="eastAsia"/>
         </w:rPr>
       </w:pPr>
-      <w:r>
-        <w:rPr>
-          <w:rFonts w:hint="eastAsia"/>
-        </w:rPr>
-        <w:t xml:space="preserve">1. </w:t>
-      </w:r>
-      <w:r>
-        <w:rPr>
-          <w:rFonts w:hint="eastAsia"/>
-        </w:rPr>
-        <w:t>「もし、あなたの抱く『疑い』が、より大きな信仰へと至る扉となり得るとしたら？」：疑いとは、信仰を再構築するためのものなのです。</w:t>
-      </w:r>
     </w:p>
     <w:p>
       <w:pPr>
@@ -3314,41 +2872,19 @@
           <w:rFonts w:hint="eastAsia"/>
         </w:rPr>
       </w:pPr>
+      <w:proofErr w:type="spellStart"/>
       <w:r>
         <w:rPr>
           <w:rFonts w:hint="eastAsia"/>
         </w:rPr>
-        <w:t xml:space="preserve">2. </w:t>
-      </w:r>
+        <w:t>摘要</w:t>
+      </w:r>
+      <w:proofErr w:type="spellEnd"/>
       <w:r>
         <w:rPr>
           <w:rFonts w:hint="eastAsia"/>
         </w:rPr>
-        <w:t>ヨハネによる福音書</w:t>
-      </w:r>
-      <w:r>
-        <w:rPr>
-          <w:rFonts w:hint="eastAsia"/>
-        </w:rPr>
-        <w:t xml:space="preserve"> 20</w:t>
-      </w:r>
-      <w:r>
-        <w:rPr>
-          <w:rFonts w:hint="eastAsia"/>
-        </w:rPr>
-        <w:t>章</w:t>
-      </w:r>
-      <w:r>
-        <w:rPr>
-          <w:rFonts w:hint="eastAsia"/>
-        </w:rPr>
-        <w:t>24-25</w:t>
-      </w:r>
-      <w:r>
-        <w:rPr>
-          <w:rFonts w:hint="eastAsia"/>
-        </w:rPr>
-        <w:t>節：トマスは、弟子たちの証言だけを根拠にしては、イエスの復活を信じようとしませんでした。</w:t>
+        <w:t>：</w:t>
       </w:r>
     </w:p>
     <w:p>
@@ -3361,38 +2897,41 @@
         <w:rPr>
           <w:rFonts w:hint="eastAsia"/>
         </w:rPr>
-        <w:lastRenderedPageBreak/>
-        <w:t xml:space="preserve">3. </w:t>
+        <w:t xml:space="preserve">1. </w:t>
       </w:r>
       <w:r>
         <w:rPr>
           <w:rFonts w:hint="eastAsia"/>
         </w:rPr>
-        <w:t>ヨハネによる福音書</w:t>
-      </w:r>
+        <w:t>「</w:t>
+      </w:r>
+      <w:proofErr w:type="spellStart"/>
       <w:r>
         <w:rPr>
           <w:rFonts w:hint="eastAsia"/>
         </w:rPr>
-        <w:t xml:space="preserve"> 20</w:t>
-      </w:r>
+        <w:t>如果你的疑慮，恰恰是通往更深層信仰的一扇門，那會怎樣</w:t>
+      </w:r>
+      <w:proofErr w:type="spellEnd"/>
       <w:r>
         <w:rPr>
           <w:rFonts w:hint="eastAsia"/>
         </w:rPr>
-        <w:t>章</w:t>
-      </w:r>
+        <w:t>？」：</w:t>
+      </w:r>
+      <w:proofErr w:type="spellStart"/>
       <w:r>
         <w:rPr>
           <w:rFonts w:hint="eastAsia"/>
         </w:rPr>
-        <w:t>26-27</w:t>
-      </w:r>
+        <w:t>疑慮的存在，是為了對信仰進行重塑與重建</w:t>
+      </w:r>
+      <w:proofErr w:type="spellEnd"/>
       <w:r>
         <w:rPr>
           <w:rFonts w:hint="eastAsia"/>
         </w:rPr>
-        <w:t>節：イエスは集まっている弟子たちの前に現れ、トマスの疑いを晴らされました。</w:t>
+        <w:t>。</w:t>
       </w:r>
     </w:p>
     <w:p>
@@ -3405,13 +2944,27 @@
         <w:rPr>
           <w:rFonts w:hint="eastAsia"/>
         </w:rPr>
-        <w:t xml:space="preserve">4. </w:t>
-      </w:r>
+        <w:t xml:space="preserve">2. </w:t>
+      </w:r>
+      <w:proofErr w:type="spellStart"/>
       <w:r>
         <w:rPr>
           <w:rFonts w:hint="eastAsia"/>
         </w:rPr>
-        <w:t>疑いを正直にイエスの御手に委ねるならば、その疑いは、より深い信頼や成長へと導く扉となるのです。</w:t>
+        <w:t>約翰福音</w:t>
+      </w:r>
+      <w:proofErr w:type="spellEnd"/>
+      <w:r>
+        <w:rPr>
+          <w:rFonts w:hint="eastAsia"/>
+        </w:rPr>
+        <w:t xml:space="preserve"> 20:24-25</w:t>
+      </w:r>
+      <w:r>
+        <w:rPr>
+          <w:rFonts w:hint="eastAsia"/>
+        </w:rPr>
+        <w:t>：多馬不願意僅憑其他門徒的見證，就相信耶穌已經復活。</w:t>
       </w:r>
     </w:p>
     <w:p>
@@ -3424,25 +2977,27 @@
         <w:rPr>
           <w:rFonts w:hint="eastAsia"/>
         </w:rPr>
-        <w:t xml:space="preserve">5. </w:t>
-      </w:r>
+        <w:t xml:space="preserve">3. </w:t>
+      </w:r>
+      <w:proofErr w:type="spellStart"/>
       <w:r>
         <w:rPr>
           <w:rFonts w:hint="eastAsia"/>
         </w:rPr>
-        <w:t>フレデリック</w:t>
-      </w:r>
-      <w:r>
-        <w:rPr>
-          <w:rFonts w:ascii="MS Mincho" w:eastAsia="MS Mincho" w:hAnsi="MS Mincho" w:cs="MS Mincho" w:hint="eastAsia"/>
-        </w:rPr>
-        <w:t>・</w:t>
-      </w:r>
-      <w:r>
-        <w:rPr>
-          <w:rFonts w:ascii="SimSun" w:hAnsi="SimSun" w:cs="SimSun" w:hint="eastAsia"/>
-        </w:rPr>
-        <w:t>ビュークナーの有名な言葉：「疑いとは、信仰というズボンの中に入り込んだ『蟻（アリ）』のようなものだ。それは信仰を眠らせず、常に動かし続ける」――つまり、疑いは信仰を活動的かつダイナミックに保つのです。</w:t>
+        <w:t>約翰福音</w:t>
+      </w:r>
+      <w:proofErr w:type="spellEnd"/>
+      <w:r>
+        <w:rPr>
+          <w:rFonts w:hint="eastAsia"/>
+        </w:rPr>
+        <w:t xml:space="preserve"> 20:26-27</w:t>
+      </w:r>
+      <w:r>
+        <w:rPr>
+          <w:rFonts w:hint="eastAsia"/>
+        </w:rPr>
+        <w:t>：耶穌顯現於門徒聚會之處，並親自消除了多馬心中的疑慮。</w:t>
       </w:r>
     </w:p>
     <w:p>
@@ -3455,37 +3010,21 @@
         <w:rPr>
           <w:rFonts w:hint="eastAsia"/>
         </w:rPr>
-        <w:t xml:space="preserve">6. </w:t>
-      </w:r>
+        <w:t xml:space="preserve">4. </w:t>
+      </w:r>
+      <w:proofErr w:type="spellStart"/>
       <w:r>
         <w:rPr>
           <w:rFonts w:hint="eastAsia"/>
         </w:rPr>
-        <w:t>ハドソン</w:t>
-      </w:r>
-      <w:r>
-        <w:rPr>
-          <w:rFonts w:ascii="MS Mincho" w:eastAsia="MS Mincho" w:hAnsi="MS Mincho" w:cs="MS Mincho" w:hint="eastAsia"/>
-        </w:rPr>
-        <w:t>・</w:t>
-      </w:r>
-      <w:r>
-        <w:rPr>
-          <w:rFonts w:ascii="SimSun" w:hAnsi="SimSun" w:cs="SimSun" w:hint="eastAsia"/>
-        </w:rPr>
-        <w:t>テイラー：神のために働くことには、</w:t>
-      </w:r>
+        <w:t>當我們誠實地將心中的疑慮交託給耶穌時，這些疑慮便會成為通往更深層信靠與生命成長的門戶</w:t>
+      </w:r>
+      <w:proofErr w:type="spellEnd"/>
       <w:r>
         <w:rPr>
           <w:rFonts w:hint="eastAsia"/>
         </w:rPr>
-        <w:t>3</w:t>
-      </w:r>
-      <w:r>
-        <w:rPr>
-          <w:rFonts w:hint="eastAsia"/>
-        </w:rPr>
-        <w:t>つの段階があります。</w:t>
+        <w:t>。</w:t>
       </w:r>
     </w:p>
     <w:p>
@@ -3498,37 +3037,33 @@
         <w:rPr>
           <w:rFonts w:hint="eastAsia"/>
         </w:rPr>
-        <w:t xml:space="preserve">a) </w:t>
-      </w:r>
+        <w:t xml:space="preserve">5. </w:t>
+      </w:r>
+      <w:proofErr w:type="spellStart"/>
       <w:r>
         <w:rPr>
           <w:rFonts w:hint="eastAsia"/>
         </w:rPr>
-        <w:t>不可能：これが出発点です。</w:t>
+        <w:t>布克納（</w:t>
       </w:r>
       <w:r>
         <w:rPr>
           <w:rFonts w:hint="eastAsia"/>
         </w:rPr>
-        <w:t xml:space="preserve"> b) </w:t>
-      </w:r>
+        <w:t>Frederick</w:t>
+      </w:r>
+      <w:proofErr w:type="spellEnd"/>
       <w:r>
         <w:rPr>
           <w:rFonts w:hint="eastAsia"/>
         </w:rPr>
-        <w:t>困難：物事が始まってしばらくすると、非常に困難な状況に直面します。</w:t>
+        <w:t xml:space="preserve"> Buechner</w:t>
       </w:r>
       <w:r>
         <w:rPr>
           <w:rFonts w:hint="eastAsia"/>
         </w:rPr>
-        <w:t xml:space="preserve"> c) </w:t>
-      </w:r>
-      <w:r>
-        <w:rPr>
-          <w:rFonts w:hint="eastAsia"/>
-        </w:rPr>
-        <w:t>成就（完了）：最終段階は、「神にあっては、すべてのことが可能である」という境地です。</w:t>
+        <w:t>）的一句名言：「疑慮之於信仰，就像褲子裡的螞蟻一樣－它們讓信仰保持清醒，並不斷前進。」：疑慮的存在，能讓信仰保持活躍與充滿活力。</w:t>
       </w:r>
     </w:p>
     <w:p>
@@ -3541,50 +3076,928 @@
         <w:rPr>
           <w:rFonts w:hint="eastAsia"/>
         </w:rPr>
-        <w:t xml:space="preserve">7. </w:t>
-      </w:r>
+        <w:t xml:space="preserve">6. </w:t>
+      </w:r>
+      <w:proofErr w:type="spellStart"/>
       <w:r>
         <w:rPr>
           <w:rFonts w:hint="eastAsia"/>
         </w:rPr>
-        <w:t>結論：</w:t>
+        <w:t>戴德生（</w:t>
+      </w:r>
+      <w:r>
+        <w:rPr>
+          <w:rFonts w:hint="eastAsia"/>
+        </w:rPr>
+        <w:t>Hudson</w:t>
+      </w:r>
+      <w:proofErr w:type="spellEnd"/>
+      <w:r>
+        <w:rPr>
+          <w:rFonts w:hint="eastAsia"/>
+        </w:rPr>
+        <w:t xml:space="preserve"> Taylor</w:t>
+      </w:r>
+      <w:r>
+        <w:rPr>
+          <w:rFonts w:hint="eastAsia"/>
+        </w:rPr>
+        <w:t>）：</w:t>
+      </w:r>
+      <w:proofErr w:type="spellStart"/>
+      <w:r>
+        <w:rPr>
+          <w:rFonts w:hint="eastAsia"/>
+        </w:rPr>
+        <w:t>為上帝做工通常會經歷三個階段</w:t>
+      </w:r>
+      <w:proofErr w:type="spellEnd"/>
+      <w:r>
+        <w:rPr>
+          <w:rFonts w:hint="eastAsia"/>
+        </w:rPr>
+        <w:t>：</w:t>
       </w:r>
     </w:p>
     <w:p>
-      <w:r>
+      <w:pPr>
         <w:rPr>
           <w:rFonts w:hint="eastAsia"/>
         </w:rPr>
-        <w:t>ヨハネによる福音書</w:t>
-      </w:r>
+      </w:pPr>
       <w:r>
         <w:rPr>
           <w:rFonts w:hint="eastAsia"/>
         </w:rPr>
-        <w:t xml:space="preserve"> 20</w:t>
-      </w:r>
+        <w:t xml:space="preserve">a) </w:t>
+      </w:r>
+      <w:proofErr w:type="spellStart"/>
       <w:r>
         <w:rPr>
           <w:rFonts w:hint="eastAsia"/>
         </w:rPr>
-        <w:t>章</w:t>
-      </w:r>
+        <w:t>不可能：這是起步的階段</w:t>
+      </w:r>
+      <w:proofErr w:type="spellEnd"/>
       <w:r>
         <w:rPr>
           <w:rFonts w:hint="eastAsia"/>
         </w:rPr>
+        <w:t>。</w:t>
+      </w:r>
+      <w:r>
+        <w:rPr>
+          <w:rFonts w:hint="eastAsia"/>
+        </w:rPr>
+        <w:t xml:space="preserve"> b) </w:t>
+      </w:r>
+      <w:proofErr w:type="spellStart"/>
+      <w:r>
+        <w:rPr>
+          <w:rFonts w:hint="eastAsia"/>
+        </w:rPr>
+        <w:t>困難：一旦開始著手，事情往往會變得異常艱難</w:t>
+      </w:r>
+      <w:proofErr w:type="spellEnd"/>
+      <w:r>
+        <w:rPr>
+          <w:rFonts w:hint="eastAsia"/>
+        </w:rPr>
+        <w:t>。</w:t>
+      </w:r>
+      <w:r>
+        <w:rPr>
+          <w:rFonts w:hint="eastAsia"/>
+        </w:rPr>
+        <w:t xml:space="preserve"> c) </w:t>
+      </w:r>
+      <w:proofErr w:type="spellStart"/>
+      <w:r>
+        <w:rPr>
+          <w:rFonts w:hint="eastAsia"/>
+        </w:rPr>
+        <w:t>完成：最終的階段是實現那句真理</w:t>
+      </w:r>
+      <w:proofErr w:type="spellEnd"/>
+      <w:r>
+        <w:rPr>
+          <w:rFonts w:hint="eastAsia"/>
+        </w:rPr>
+        <w:t>－「</w:t>
+      </w:r>
+      <w:proofErr w:type="spellStart"/>
+      <w:r>
+        <w:rPr>
+          <w:rFonts w:hint="eastAsia"/>
+        </w:rPr>
+        <w:t>在上帝凡事都能</w:t>
+      </w:r>
+      <w:proofErr w:type="spellEnd"/>
+      <w:r>
+        <w:rPr>
+          <w:rFonts w:hint="eastAsia"/>
+        </w:rPr>
+        <w:t>」。</w:t>
+      </w:r>
+    </w:p>
+    <w:p>
+      <w:pPr>
+        <w:rPr>
+          <w:rFonts w:hint="eastAsia"/>
+        </w:rPr>
+      </w:pPr>
+      <w:r>
+        <w:rPr>
+          <w:rFonts w:hint="eastAsia"/>
+        </w:rPr>
+        <w:t xml:space="preserve">7. </w:t>
+      </w:r>
+      <w:proofErr w:type="spellStart"/>
+      <w:r>
+        <w:rPr>
+          <w:rFonts w:hint="eastAsia"/>
+        </w:rPr>
+        <w:t>約翰福音</w:t>
+      </w:r>
+      <w:proofErr w:type="spellEnd"/>
+      <w:r>
+        <w:rPr>
+          <w:rFonts w:hint="eastAsia"/>
+        </w:rPr>
+        <w:t xml:space="preserve"> 20:27</w:t>
+      </w:r>
+      <w:r>
+        <w:rPr>
+          <w:rFonts w:hint="eastAsia"/>
+        </w:rPr>
+        <w:t>：耶穌在多馬面前顯現其復活之身，並呼喚多馬從疑慮轉向信仰。</w:t>
+      </w:r>
+    </w:p>
+    <w:p>
+      <w:pPr>
+        <w:rPr>
+          <w:rFonts w:hint="eastAsia"/>
+        </w:rPr>
+      </w:pPr>
+      <w:r>
+        <w:rPr>
+          <w:rFonts w:hint="eastAsia"/>
+        </w:rPr>
+        <w:t xml:space="preserve">8. </w:t>
+      </w:r>
+      <w:proofErr w:type="spellStart"/>
+      <w:r>
+        <w:rPr>
+          <w:rFonts w:hint="eastAsia"/>
+        </w:rPr>
+        <w:t>結論</w:t>
+      </w:r>
+      <w:proofErr w:type="spellEnd"/>
+      <w:r>
+        <w:rPr>
+          <w:rFonts w:hint="eastAsia"/>
+        </w:rPr>
+        <w:t>：</w:t>
+      </w:r>
+    </w:p>
+    <w:p>
+      <w:proofErr w:type="spellStart"/>
+      <w:r>
+        <w:rPr>
+          <w:rFonts w:hint="eastAsia"/>
+        </w:rPr>
+        <w:t>約翰福音</w:t>
+      </w:r>
+      <w:proofErr w:type="spellEnd"/>
+      <w:r>
+        <w:rPr>
+          <w:rFonts w:hint="eastAsia"/>
+        </w:rPr>
+        <w:t xml:space="preserve"> 20:24</w:t>
+      </w:r>
+      <w:r>
+        <w:rPr>
+          <w:rFonts w:hint="eastAsia"/>
+        </w:rPr>
+        <w:t>–</w:t>
+      </w:r>
+      <w:r>
+        <w:rPr>
+          <w:rFonts w:hint="eastAsia"/>
+        </w:rPr>
         <w:t>27</w:t>
       </w:r>
       <w:r>
         <w:rPr>
           <w:rFonts w:hint="eastAsia"/>
         </w:rPr>
-        <w:t>節：イエスはトマスの目の前で復活の姿を現し、トマスに「疑い」から「信仰」へと歩みを進めるよう促されました。</w:t>
+        <w:t>：這段經文記述了復活後的耶穌與使徒多馬之間的一段經歷。多馬常被稱為「多疑的多馬」（</w:t>
+      </w:r>
+      <w:r>
+        <w:rPr>
+          <w:rFonts w:hint="eastAsia"/>
+        </w:rPr>
+        <w:t>Doubting Thomas</w:t>
+      </w:r>
+      <w:r>
+        <w:rPr>
+          <w:rFonts w:hint="eastAsia"/>
+        </w:rPr>
+        <w:t>）。</w:t>
+      </w:r>
+      <w:proofErr w:type="spellStart"/>
+      <w:r>
+        <w:rPr>
+          <w:rFonts w:hint="eastAsia"/>
+        </w:rPr>
+        <w:t>多馬曾對耶穌的復活心存疑慮，而耶穌復活後的顯現，正是為了徹底消解多馬心中的這些疑慮</w:t>
+      </w:r>
+      <w:proofErr w:type="spellEnd"/>
+      <w:r>
+        <w:rPr>
+          <w:rFonts w:hint="eastAsia"/>
+        </w:rPr>
+        <w:t>。</w:t>
       </w:r>
     </w:p>
     <w:p/>
+    <w:p>
+      <w:r>
+        <w:t>===&gt; Japanese:</w:t>
+      </w:r>
+    </w:p>
+    <w:p>
+      <w:r>
+        <w:br/>
+      </w:r>
+    </w:p>
+    <w:p>
+      <w:pPr>
+        <w:rPr>
+          <w:rFonts w:hint="eastAsia"/>
+        </w:rPr>
+      </w:pPr>
+      <w:r>
+        <w:rPr>
+          <w:rFonts w:hint="eastAsia"/>
+        </w:rPr>
+        <w:lastRenderedPageBreak/>
+        <w:t>2026</w:t>
+      </w:r>
+      <w:r>
+        <w:rPr>
+          <w:rFonts w:hint="eastAsia"/>
+        </w:rPr>
+        <w:t>年</w:t>
+      </w:r>
+      <w:r>
+        <w:rPr>
+          <w:rFonts w:hint="eastAsia"/>
+        </w:rPr>
+        <w:t>4</w:t>
+      </w:r>
+      <w:r>
+        <w:rPr>
+          <w:rFonts w:hint="eastAsia"/>
+        </w:rPr>
+        <w:t>月</w:t>
+      </w:r>
+      <w:r>
+        <w:rPr>
+          <w:rFonts w:hint="eastAsia"/>
+        </w:rPr>
+        <w:t>18</w:t>
+      </w:r>
+      <w:r>
+        <w:rPr>
+          <w:rFonts w:hint="eastAsia"/>
+        </w:rPr>
+        <w:t>日、メンロー</w:t>
+      </w:r>
+      <w:r>
+        <w:rPr>
+          <w:rFonts w:ascii="MS Mincho" w:eastAsia="MS Mincho" w:hAnsi="MS Mincho" w:cs="MS Mincho" w:hint="eastAsia"/>
+        </w:rPr>
+        <w:t>・</w:t>
+      </w:r>
+      <w:r>
+        <w:rPr>
+          <w:rFonts w:ascii="SimSun" w:hAnsi="SimSun" w:cs="SimSun" w:hint="eastAsia"/>
+        </w:rPr>
+        <w:t>チャーチ礼拝（先週の礼拝の要約：</w:t>
+      </w:r>
+      <w:r>
+        <w:rPr>
+          <w:rFonts w:hint="eastAsia"/>
+        </w:rPr>
+        <w:t>2028</w:t>
+      </w:r>
+      <w:r>
+        <w:rPr>
+          <w:rFonts w:hint="eastAsia"/>
+        </w:rPr>
+        <w:t>年</w:t>
+      </w:r>
+      <w:r>
+        <w:rPr>
+          <w:rFonts w:hint="eastAsia"/>
+        </w:rPr>
+        <w:t>4</w:t>
+      </w:r>
+      <w:r>
+        <w:rPr>
+          <w:rFonts w:hint="eastAsia"/>
+        </w:rPr>
+        <w:t>月</w:t>
+      </w:r>
+      <w:r>
+        <w:rPr>
+          <w:rFonts w:hint="eastAsia"/>
+        </w:rPr>
+        <w:t>12</w:t>
+      </w:r>
+      <w:r>
+        <w:rPr>
+          <w:rFonts w:hint="eastAsia"/>
+        </w:rPr>
+        <w:t>日）</w:t>
+      </w:r>
+    </w:p>
+    <w:p>
+      <w:pPr>
+        <w:rPr>
+          <w:rFonts w:hint="eastAsia"/>
+        </w:rPr>
+      </w:pPr>
+      <w:r>
+        <w:rPr>
+          <w:rFonts w:hint="eastAsia"/>
+        </w:rPr>
+        <w:t>https://www.youtube.com/live/JUlc3qrWy7o?si=BDG3Bgxu8Lmm-ADu</w:t>
+      </w:r>
+    </w:p>
+    <w:p>
+      <w:pPr>
+        <w:rPr>
+          <w:rFonts w:hint="eastAsia"/>
+        </w:rPr>
+      </w:pPr>
+      <w:r>
+        <w:rPr>
+          <w:rFonts w:hint="eastAsia"/>
+        </w:rPr>
+        <w:t>「</w:t>
+      </w:r>
+      <w:proofErr w:type="spellStart"/>
+      <w:r>
+        <w:rPr>
+          <w:rFonts w:hint="eastAsia"/>
+        </w:rPr>
+        <w:t>もしあなたが実在するなら、私に見せてください｜神よ、もしあなたが実在するなら</w:t>
+      </w:r>
+      <w:proofErr w:type="spellEnd"/>
+      <w:r>
+        <w:rPr>
+          <w:rFonts w:hint="eastAsia"/>
+        </w:rPr>
+        <w:t>」</w:t>
+      </w:r>
+      <w:r>
+        <w:rPr>
+          <w:rFonts w:hint="eastAsia"/>
+        </w:rPr>
+        <w:t xml:space="preserve"> </w:t>
+      </w:r>
+      <w:proofErr w:type="spellStart"/>
+      <w:r>
+        <w:rPr>
+          <w:rFonts w:hint="eastAsia"/>
+        </w:rPr>
+        <w:t>フィル</w:t>
+      </w:r>
+      <w:r>
+        <w:rPr>
+          <w:rFonts w:ascii="MS Mincho" w:eastAsia="MS Mincho" w:hAnsi="MS Mincho" w:cs="MS Mincho" w:hint="eastAsia"/>
+        </w:rPr>
+        <w:t>・</w:t>
+      </w:r>
+      <w:r>
+        <w:rPr>
+          <w:rFonts w:ascii="SimSun" w:hAnsi="SimSun" w:cs="SimSun" w:hint="eastAsia"/>
+        </w:rPr>
+        <w:t>ユーバンク（主任牧師</w:t>
+      </w:r>
+      <w:proofErr w:type="spellEnd"/>
+      <w:r>
+        <w:rPr>
+          <w:rFonts w:ascii="SimSun" w:hAnsi="SimSun" w:cs="SimSun" w:hint="eastAsia"/>
+        </w:rPr>
+        <w:t>）</w:t>
+      </w:r>
+    </w:p>
+    <w:p>
+      <w:pPr>
+        <w:rPr>
+          <w:rFonts w:hint="eastAsia"/>
+        </w:rPr>
+      </w:pPr>
+    </w:p>
+    <w:p>
+      <w:pPr>
+        <w:rPr>
+          <w:rFonts w:hint="eastAsia"/>
+        </w:rPr>
+      </w:pPr>
+      <w:proofErr w:type="spellStart"/>
+      <w:r>
+        <w:rPr>
+          <w:rFonts w:hint="eastAsia"/>
+        </w:rPr>
+        <w:t>トマスはイエスの復活について疑いを抱いていましたが、イエスは復活した姿を現し、その疑いを解消されました</w:t>
+      </w:r>
+      <w:proofErr w:type="spellEnd"/>
+      <w:r>
+        <w:rPr>
+          <w:rFonts w:hint="eastAsia"/>
+        </w:rPr>
+        <w:t>。</w:t>
+      </w:r>
+    </w:p>
+    <w:p>
+      <w:pPr>
+        <w:rPr>
+          <w:rFonts w:hint="eastAsia"/>
+        </w:rPr>
+      </w:pPr>
+    </w:p>
+    <w:p>
+      <w:pPr>
+        <w:rPr>
+          <w:rFonts w:hint="eastAsia"/>
+        </w:rPr>
+      </w:pPr>
+      <w:proofErr w:type="spellStart"/>
+      <w:r>
+        <w:rPr>
+          <w:rFonts w:hint="eastAsia"/>
+        </w:rPr>
+        <w:t>要約</w:t>
+      </w:r>
+      <w:proofErr w:type="spellEnd"/>
+      <w:r>
+        <w:rPr>
+          <w:rFonts w:hint="eastAsia"/>
+        </w:rPr>
+        <w:t>：</w:t>
+      </w:r>
+    </w:p>
+    <w:p>
+      <w:pPr>
+        <w:rPr>
+          <w:rFonts w:hint="eastAsia"/>
+        </w:rPr>
+      </w:pPr>
+      <w:r>
+        <w:rPr>
+          <w:rFonts w:hint="eastAsia"/>
+        </w:rPr>
+        <w:t xml:space="preserve">1. </w:t>
+      </w:r>
+      <w:r>
+        <w:rPr>
+          <w:rFonts w:hint="eastAsia"/>
+        </w:rPr>
+        <w:t>「</w:t>
+      </w:r>
+      <w:proofErr w:type="spellStart"/>
+      <w:r>
+        <w:rPr>
+          <w:rFonts w:hint="eastAsia"/>
+        </w:rPr>
+        <w:t>もし、あなたの抱く『疑い』が、より大きな信仰へと至る扉となり得るとしたら</w:t>
+      </w:r>
+      <w:proofErr w:type="spellEnd"/>
+      <w:r>
+        <w:rPr>
+          <w:rFonts w:hint="eastAsia"/>
+        </w:rPr>
+        <w:t>？」：</w:t>
+      </w:r>
+      <w:proofErr w:type="spellStart"/>
+      <w:r>
+        <w:rPr>
+          <w:rFonts w:hint="eastAsia"/>
+        </w:rPr>
+        <w:t>疑いとは、信仰を再構築するためのものなのです</w:t>
+      </w:r>
+      <w:proofErr w:type="spellEnd"/>
+      <w:r>
+        <w:rPr>
+          <w:rFonts w:hint="eastAsia"/>
+        </w:rPr>
+        <w:t>。</w:t>
+      </w:r>
+    </w:p>
+    <w:p>
+      <w:pPr>
+        <w:rPr>
+          <w:rFonts w:hint="eastAsia"/>
+        </w:rPr>
+      </w:pPr>
+      <w:r>
+        <w:rPr>
+          <w:rFonts w:hint="eastAsia"/>
+        </w:rPr>
+        <w:t xml:space="preserve">2. </w:t>
+      </w:r>
+      <w:proofErr w:type="spellStart"/>
+      <w:r>
+        <w:rPr>
+          <w:rFonts w:hint="eastAsia"/>
+        </w:rPr>
+        <w:t>ヨハネによる福音書</w:t>
+      </w:r>
+      <w:proofErr w:type="spellEnd"/>
+      <w:r>
+        <w:rPr>
+          <w:rFonts w:hint="eastAsia"/>
+        </w:rPr>
+        <w:t xml:space="preserve"> 20</w:t>
+      </w:r>
+      <w:r>
+        <w:rPr>
+          <w:rFonts w:hint="eastAsia"/>
+        </w:rPr>
+        <w:t>章</w:t>
+      </w:r>
+      <w:r>
+        <w:rPr>
+          <w:rFonts w:hint="eastAsia"/>
+        </w:rPr>
+        <w:t>24-25</w:t>
+      </w:r>
+      <w:r>
+        <w:rPr>
+          <w:rFonts w:hint="eastAsia"/>
+        </w:rPr>
+        <w:t>節：トマスは、他の弟子たちの証言だけではイエスの復活を信じようとしませんでした。</w:t>
+      </w:r>
+    </w:p>
+    <w:p>
+      <w:pPr>
+        <w:rPr>
+          <w:rFonts w:hint="eastAsia"/>
+        </w:rPr>
+      </w:pPr>
+      <w:r>
+        <w:rPr>
+          <w:rFonts w:hint="eastAsia"/>
+        </w:rPr>
+        <w:t xml:space="preserve">3. </w:t>
+      </w:r>
+      <w:proofErr w:type="spellStart"/>
+      <w:r>
+        <w:rPr>
+          <w:rFonts w:hint="eastAsia"/>
+        </w:rPr>
+        <w:t>ヨハネによる福音書</w:t>
+      </w:r>
+      <w:proofErr w:type="spellEnd"/>
+      <w:r>
+        <w:rPr>
+          <w:rFonts w:hint="eastAsia"/>
+        </w:rPr>
+        <w:t xml:space="preserve"> 20</w:t>
+      </w:r>
+      <w:r>
+        <w:rPr>
+          <w:rFonts w:hint="eastAsia"/>
+        </w:rPr>
+        <w:t>章</w:t>
+      </w:r>
+      <w:r>
+        <w:rPr>
+          <w:rFonts w:hint="eastAsia"/>
+        </w:rPr>
+        <w:t>26-27</w:t>
+      </w:r>
+      <w:r>
+        <w:rPr>
+          <w:rFonts w:hint="eastAsia"/>
+        </w:rPr>
+        <w:t>節：イエスは弟子たちの集まりの中に現れ、トマスの疑いを晴らされました。</w:t>
+      </w:r>
+    </w:p>
+    <w:p>
+      <w:pPr>
+        <w:rPr>
+          <w:rFonts w:hint="eastAsia"/>
+        </w:rPr>
+      </w:pPr>
+      <w:r>
+        <w:rPr>
+          <w:rFonts w:hint="eastAsia"/>
+        </w:rPr>
+        <w:t xml:space="preserve">4. </w:t>
+      </w:r>
+      <w:proofErr w:type="spellStart"/>
+      <w:r>
+        <w:rPr>
+          <w:rFonts w:hint="eastAsia"/>
+        </w:rPr>
+        <w:t>疑いを正直にイエスの御手に委ねるならば、その疑いは、より深い信頼や成長へと導く扉となるのです</w:t>
+      </w:r>
+      <w:proofErr w:type="spellEnd"/>
+      <w:r>
+        <w:rPr>
+          <w:rFonts w:hint="eastAsia"/>
+        </w:rPr>
+        <w:t>。</w:t>
+      </w:r>
+    </w:p>
+    <w:p>
+      <w:pPr>
+        <w:rPr>
+          <w:rFonts w:hint="eastAsia"/>
+        </w:rPr>
+      </w:pPr>
+      <w:r>
+        <w:rPr>
+          <w:rFonts w:hint="eastAsia"/>
+        </w:rPr>
+        <w:t xml:space="preserve">5. </w:t>
+      </w:r>
+      <w:r>
+        <w:rPr>
+          <w:rFonts w:hint="eastAsia"/>
+        </w:rPr>
+        <w:t>フレデリック</w:t>
+      </w:r>
+      <w:r>
+        <w:rPr>
+          <w:rFonts w:ascii="MS Mincho" w:eastAsia="MS Mincho" w:hAnsi="MS Mincho" w:cs="MS Mincho" w:hint="eastAsia"/>
+        </w:rPr>
+        <w:t>・</w:t>
+      </w:r>
+      <w:r>
+        <w:rPr>
+          <w:rFonts w:ascii="SimSun" w:hAnsi="SimSun" w:cs="SimSun" w:hint="eastAsia"/>
+        </w:rPr>
+        <w:t>ビュークナーの有名な言葉：「疑いとは、信仰というズボンの中に忍び込んだ『蟻（アリ）』のようなものだ。それは信仰を眠らせず、常に動かし続ける」：疑いは、信仰を活動的かつダイナミックに保つのです。</w:t>
+      </w:r>
+    </w:p>
+    <w:p>
+      <w:pPr>
+        <w:rPr>
+          <w:rFonts w:hint="eastAsia"/>
+        </w:rPr>
+      </w:pPr>
+      <w:r>
+        <w:rPr>
+          <w:rFonts w:hint="eastAsia"/>
+        </w:rPr>
+        <w:t xml:space="preserve">6. </w:t>
+      </w:r>
+      <w:proofErr w:type="spellStart"/>
+      <w:r>
+        <w:rPr>
+          <w:rFonts w:hint="eastAsia"/>
+        </w:rPr>
+        <w:t>ハドソン</w:t>
+      </w:r>
+      <w:r>
+        <w:rPr>
+          <w:rFonts w:ascii="MS Mincho" w:eastAsia="MS Mincho" w:hAnsi="MS Mincho" w:cs="MS Mincho" w:hint="eastAsia"/>
+        </w:rPr>
+        <w:t>・</w:t>
+      </w:r>
+      <w:r>
+        <w:rPr>
+          <w:rFonts w:ascii="SimSun" w:hAnsi="SimSun" w:cs="SimSun" w:hint="eastAsia"/>
+        </w:rPr>
+        <w:t>テイラ</w:t>
+      </w:r>
+      <w:proofErr w:type="spellEnd"/>
+      <w:r>
+        <w:rPr>
+          <w:rFonts w:ascii="SimSun" w:hAnsi="SimSun" w:cs="SimSun" w:hint="eastAsia"/>
+        </w:rPr>
+        <w:t>ー：神のために働くことには、</w:t>
+      </w:r>
+      <w:r>
+        <w:rPr>
+          <w:rFonts w:hint="eastAsia"/>
+        </w:rPr>
+        <w:t>3</w:t>
+      </w:r>
+      <w:r>
+        <w:rPr>
+          <w:rFonts w:hint="eastAsia"/>
+        </w:rPr>
+        <w:t>つの段階があります。</w:t>
+      </w:r>
+    </w:p>
+    <w:p>
+      <w:pPr>
+        <w:rPr>
+          <w:rFonts w:hint="eastAsia"/>
+        </w:rPr>
+      </w:pPr>
+      <w:r>
+        <w:rPr>
+          <w:rFonts w:hint="eastAsia"/>
+        </w:rPr>
+        <w:t xml:space="preserve">a) </w:t>
+      </w:r>
+      <w:proofErr w:type="spellStart"/>
+      <w:r>
+        <w:rPr>
+          <w:rFonts w:hint="eastAsia"/>
+        </w:rPr>
+        <w:t>不可能：これがスタート地点です</w:t>
+      </w:r>
+      <w:proofErr w:type="spellEnd"/>
+      <w:r>
+        <w:rPr>
+          <w:rFonts w:hint="eastAsia"/>
+        </w:rPr>
+        <w:t>。</w:t>
+      </w:r>
+      <w:r>
+        <w:rPr>
+          <w:rFonts w:hint="eastAsia"/>
+        </w:rPr>
+        <w:t xml:space="preserve"> b) </w:t>
+      </w:r>
+      <w:proofErr w:type="spellStart"/>
+      <w:r>
+        <w:rPr>
+          <w:rFonts w:hint="eastAsia"/>
+        </w:rPr>
+        <w:t>困難：物事が始まると、非常に困難な状況に直面します</w:t>
+      </w:r>
+      <w:proofErr w:type="spellEnd"/>
+      <w:r>
+        <w:rPr>
+          <w:rFonts w:hint="eastAsia"/>
+        </w:rPr>
+        <w:t>。</w:t>
+      </w:r>
+      <w:r>
+        <w:rPr>
+          <w:rFonts w:hint="eastAsia"/>
+        </w:rPr>
+        <w:t xml:space="preserve"> c) </w:t>
+      </w:r>
+      <w:proofErr w:type="spellStart"/>
+      <w:r>
+        <w:rPr>
+          <w:rFonts w:hint="eastAsia"/>
+        </w:rPr>
+        <w:t>完了：最終段階は</w:t>
+      </w:r>
+      <w:proofErr w:type="spellEnd"/>
+      <w:r>
+        <w:rPr>
+          <w:rFonts w:hint="eastAsia"/>
+        </w:rPr>
+        <w:t>、「</w:t>
+      </w:r>
+      <w:proofErr w:type="spellStart"/>
+      <w:r>
+        <w:rPr>
+          <w:rFonts w:hint="eastAsia"/>
+        </w:rPr>
+        <w:t>神にあっては、すべてのことが可能である」という境地です</w:t>
+      </w:r>
+      <w:proofErr w:type="spellEnd"/>
+      <w:r>
+        <w:rPr>
+          <w:rFonts w:hint="eastAsia"/>
+        </w:rPr>
+        <w:t>。</w:t>
+      </w:r>
+    </w:p>
+    <w:p>
+      <w:pPr>
+        <w:rPr>
+          <w:rFonts w:hint="eastAsia"/>
+        </w:rPr>
+      </w:pPr>
+      <w:r>
+        <w:rPr>
+          <w:rFonts w:hint="eastAsia"/>
+        </w:rPr>
+        <w:t xml:space="preserve">7. </w:t>
+      </w:r>
+      <w:proofErr w:type="spellStart"/>
+      <w:r>
+        <w:rPr>
+          <w:rFonts w:hint="eastAsia"/>
+        </w:rPr>
+        <w:t>ヨハネによる福音書</w:t>
+      </w:r>
+      <w:proofErr w:type="spellEnd"/>
+      <w:r>
+        <w:rPr>
+          <w:rFonts w:hint="eastAsia"/>
+        </w:rPr>
+        <w:t xml:space="preserve"> 20</w:t>
+      </w:r>
+      <w:r>
+        <w:rPr>
+          <w:rFonts w:hint="eastAsia"/>
+        </w:rPr>
+        <w:t>章</w:t>
+      </w:r>
+      <w:r>
+        <w:rPr>
+          <w:rFonts w:hint="eastAsia"/>
+        </w:rPr>
+        <w:t>27</w:t>
+      </w:r>
+      <w:r>
+        <w:rPr>
+          <w:rFonts w:hint="eastAsia"/>
+        </w:rPr>
+        <w:t>節：イエスはトマスの目の前で復活した姿を現し、トマスに「疑い」から「信仰」へと歩み出すよう促されました。</w:t>
+      </w:r>
+    </w:p>
+    <w:p>
+      <w:pPr>
+        <w:rPr>
+          <w:rFonts w:hint="eastAsia"/>
+        </w:rPr>
+      </w:pPr>
+      <w:r>
+        <w:rPr>
+          <w:rFonts w:hint="eastAsia"/>
+        </w:rPr>
+        <w:t xml:space="preserve">8. </w:t>
+      </w:r>
+      <w:proofErr w:type="spellStart"/>
+      <w:r>
+        <w:rPr>
+          <w:rFonts w:hint="eastAsia"/>
+        </w:rPr>
+        <w:t>結論</w:t>
+      </w:r>
+      <w:proofErr w:type="spellEnd"/>
+      <w:r>
+        <w:rPr>
+          <w:rFonts w:hint="eastAsia"/>
+        </w:rPr>
+        <w:t>：</w:t>
+      </w:r>
+    </w:p>
+    <w:p>
+      <w:proofErr w:type="spellStart"/>
+      <w:r>
+        <w:rPr>
+          <w:rFonts w:hint="eastAsia"/>
+        </w:rPr>
+        <w:t>ヨハネによる福音書</w:t>
+      </w:r>
+      <w:proofErr w:type="spellEnd"/>
+      <w:r>
+        <w:rPr>
+          <w:rFonts w:hint="eastAsia"/>
+        </w:rPr>
+        <w:t xml:space="preserve"> 20</w:t>
+      </w:r>
+      <w:r>
+        <w:rPr>
+          <w:rFonts w:hint="eastAsia"/>
+        </w:rPr>
+        <w:t>章</w:t>
+      </w:r>
+      <w:r>
+        <w:rPr>
+          <w:rFonts w:hint="eastAsia"/>
+        </w:rPr>
+        <w:t>24-27</w:t>
+      </w:r>
+      <w:r>
+        <w:rPr>
+          <w:rFonts w:hint="eastAsia"/>
+        </w:rPr>
+        <w:t>節：この箇所には、復活したイエスと使徒トマスとの間の出来事が記されています。トマスはしばしば「疑い深いトマス（</w:t>
+      </w:r>
+      <w:r>
+        <w:rPr>
+          <w:rFonts w:hint="eastAsia"/>
+        </w:rPr>
+        <w:t>Doubting Thomas</w:t>
+      </w:r>
+      <w:r>
+        <w:rPr>
+          <w:rFonts w:hint="eastAsia"/>
+        </w:rPr>
+        <w:t>）」と呼ばれます。彼はイエスの復活について疑いを抱いていましたが、イエスは復活した姿を現すことで、その疑いを解消されたのです。</w:t>
+      </w:r>
+    </w:p>
     <w:sectPr>
-      <w:footerReference w:type="default" r:id="rId23"/>
+      <w:footerReference w:type="default" r:id="rId24"/>
       <w:pgSz w:w="12240" w:h="15840"/>
       <w:pgMar w:top="1440" w:right="1440" w:bottom="1530" w:left="1440" w:header="0" w:footer="720" w:gutter="0"/>
       <w:cols w:space="720"/>
@@ -21008,6 +21421,155 @@
     </w:lvl>
   </w:abstractNum>
   <w:abstractNum w:abstractNumId="118" w15:restartNumberingAfterBreak="0">
+    <w:nsid w:val="71F055FF"/>
+    <w:multiLevelType w:val="multilevel"/>
+    <w:tmpl w:val="D7E60E68"/>
+    <w:lvl w:ilvl="0">
+      <w:start w:val="1"/>
+      <w:numFmt w:val="bullet"/>
+      <w:lvlText w:val=""/>
+      <w:lvlJc w:val="left"/>
+      <w:pPr>
+        <w:tabs>
+          <w:tab w:val="num" w:pos="720"/>
+        </w:tabs>
+        <w:ind w:left="720" w:hanging="360"/>
+      </w:pPr>
+      <w:rPr>
+        <w:rFonts w:ascii="Symbol" w:hAnsi="Symbol" w:hint="default"/>
+        <w:sz w:val="20"/>
+      </w:rPr>
+    </w:lvl>
+    <w:lvl w:ilvl="1" w:tentative="1">
+      <w:start w:val="1"/>
+      <w:numFmt w:val="bullet"/>
+      <w:lvlText w:val="o"/>
+      <w:lvlJc w:val="left"/>
+      <w:pPr>
+        <w:tabs>
+          <w:tab w:val="num" w:pos="1440"/>
+        </w:tabs>
+        <w:ind w:left="1440" w:hanging="360"/>
+      </w:pPr>
+      <w:rPr>
+        <w:rFonts w:ascii="Courier New" w:hAnsi="Courier New" w:hint="default"/>
+        <w:sz w:val="20"/>
+      </w:rPr>
+    </w:lvl>
+    <w:lvl w:ilvl="2" w:tentative="1">
+      <w:start w:val="1"/>
+      <w:numFmt w:val="bullet"/>
+      <w:lvlText w:val=""/>
+      <w:lvlJc w:val="left"/>
+      <w:pPr>
+        <w:tabs>
+          <w:tab w:val="num" w:pos="2160"/>
+        </w:tabs>
+        <w:ind w:left="2160" w:hanging="360"/>
+      </w:pPr>
+      <w:rPr>
+        <w:rFonts w:ascii="Wingdings" w:hAnsi="Wingdings" w:hint="default"/>
+        <w:sz w:val="20"/>
+      </w:rPr>
+    </w:lvl>
+    <w:lvl w:ilvl="3" w:tentative="1">
+      <w:start w:val="1"/>
+      <w:numFmt w:val="bullet"/>
+      <w:lvlText w:val=""/>
+      <w:lvlJc w:val="left"/>
+      <w:pPr>
+        <w:tabs>
+          <w:tab w:val="num" w:pos="2880"/>
+        </w:tabs>
+        <w:ind w:left="2880" w:hanging="360"/>
+      </w:pPr>
+      <w:rPr>
+        <w:rFonts w:ascii="Wingdings" w:hAnsi="Wingdings" w:hint="default"/>
+        <w:sz w:val="20"/>
+      </w:rPr>
+    </w:lvl>
+    <w:lvl w:ilvl="4" w:tentative="1">
+      <w:start w:val="1"/>
+      <w:numFmt w:val="bullet"/>
+      <w:lvlText w:val=""/>
+      <w:lvlJc w:val="left"/>
+      <w:pPr>
+        <w:tabs>
+          <w:tab w:val="num" w:pos="3600"/>
+        </w:tabs>
+        <w:ind w:left="3600" w:hanging="360"/>
+      </w:pPr>
+      <w:rPr>
+        <w:rFonts w:ascii="Wingdings" w:hAnsi="Wingdings" w:hint="default"/>
+        <w:sz w:val="20"/>
+      </w:rPr>
+    </w:lvl>
+    <w:lvl w:ilvl="5" w:tentative="1">
+      <w:start w:val="1"/>
+      <w:numFmt w:val="bullet"/>
+      <w:lvlText w:val=""/>
+      <w:lvlJc w:val="left"/>
+      <w:pPr>
+        <w:tabs>
+          <w:tab w:val="num" w:pos="4320"/>
+        </w:tabs>
+        <w:ind w:left="4320" w:hanging="360"/>
+      </w:pPr>
+      <w:rPr>
+        <w:rFonts w:ascii="Wingdings" w:hAnsi="Wingdings" w:hint="default"/>
+        <w:sz w:val="20"/>
+      </w:rPr>
+    </w:lvl>
+    <w:lvl w:ilvl="6" w:tentative="1">
+      <w:start w:val="1"/>
+      <w:numFmt w:val="bullet"/>
+      <w:lvlText w:val=""/>
+      <w:lvlJc w:val="left"/>
+      <w:pPr>
+        <w:tabs>
+          <w:tab w:val="num" w:pos="5040"/>
+        </w:tabs>
+        <w:ind w:left="5040" w:hanging="360"/>
+      </w:pPr>
+      <w:rPr>
+        <w:rFonts w:ascii="Wingdings" w:hAnsi="Wingdings" w:hint="default"/>
+        <w:sz w:val="20"/>
+      </w:rPr>
+    </w:lvl>
+    <w:lvl w:ilvl="7" w:tentative="1">
+      <w:start w:val="1"/>
+      <w:numFmt w:val="bullet"/>
+      <w:lvlText w:val=""/>
+      <w:lvlJc w:val="left"/>
+      <w:pPr>
+        <w:tabs>
+          <w:tab w:val="num" w:pos="5760"/>
+        </w:tabs>
+        <w:ind w:left="5760" w:hanging="360"/>
+      </w:pPr>
+      <w:rPr>
+        <w:rFonts w:ascii="Wingdings" w:hAnsi="Wingdings" w:hint="default"/>
+        <w:sz w:val="20"/>
+      </w:rPr>
+    </w:lvl>
+    <w:lvl w:ilvl="8" w:tentative="1">
+      <w:start w:val="1"/>
+      <w:numFmt w:val="bullet"/>
+      <w:lvlText w:val=""/>
+      <w:lvlJc w:val="left"/>
+      <w:pPr>
+        <w:tabs>
+          <w:tab w:val="num" w:pos="6480"/>
+        </w:tabs>
+        <w:ind w:left="6480" w:hanging="360"/>
+      </w:pPr>
+      <w:rPr>
+        <w:rFonts w:ascii="Wingdings" w:hAnsi="Wingdings" w:hint="default"/>
+        <w:sz w:val="20"/>
+      </w:rPr>
+    </w:lvl>
+  </w:abstractNum>
+  <w:abstractNum w:abstractNumId="119" w15:restartNumberingAfterBreak="0">
     <w:nsid w:val="73037BCA"/>
     <w:multiLevelType w:val="multilevel"/>
     <w:tmpl w:val="A66E3EA8"/>
@@ -21156,7 +21718,7 @@
       </w:rPr>
     </w:lvl>
   </w:abstractNum>
-  <w:abstractNum w:abstractNumId="119" w15:restartNumberingAfterBreak="0">
+  <w:abstractNum w:abstractNumId="120" w15:restartNumberingAfterBreak="0">
     <w:nsid w:val="736B1CFA"/>
     <w:multiLevelType w:val="multilevel"/>
     <w:tmpl w:val="AD6EC20A"/>
@@ -21305,7 +21867,7 @@
       </w:rPr>
     </w:lvl>
   </w:abstractNum>
-  <w:abstractNum w:abstractNumId="120" w15:restartNumberingAfterBreak="0">
+  <w:abstractNum w:abstractNumId="121" w15:restartNumberingAfterBreak="0">
     <w:nsid w:val="74C629B2"/>
     <w:multiLevelType w:val="multilevel"/>
     <w:tmpl w:val="926CA70C"/>
@@ -21454,7 +22016,7 @@
       </w:rPr>
     </w:lvl>
   </w:abstractNum>
-  <w:abstractNum w:abstractNumId="121" w15:restartNumberingAfterBreak="0">
+  <w:abstractNum w:abstractNumId="122" w15:restartNumberingAfterBreak="0">
     <w:nsid w:val="74D26D17"/>
     <w:multiLevelType w:val="multilevel"/>
     <w:tmpl w:val="A4561C7A"/>
@@ -21603,7 +22165,7 @@
       </w:rPr>
     </w:lvl>
   </w:abstractNum>
-  <w:abstractNum w:abstractNumId="122" w15:restartNumberingAfterBreak="0">
+  <w:abstractNum w:abstractNumId="123" w15:restartNumberingAfterBreak="0">
     <w:nsid w:val="757256D9"/>
     <w:multiLevelType w:val="multilevel"/>
     <w:tmpl w:val="2BE664DA"/>
@@ -21752,7 +22314,7 @@
       </w:rPr>
     </w:lvl>
   </w:abstractNum>
-  <w:abstractNum w:abstractNumId="123" w15:restartNumberingAfterBreak="0">
+  <w:abstractNum w:abstractNumId="124" w15:restartNumberingAfterBreak="0">
     <w:nsid w:val="76917BA4"/>
     <w:multiLevelType w:val="multilevel"/>
     <w:tmpl w:val="43708D7A"/>
@@ -21901,7 +22463,7 @@
       </w:rPr>
     </w:lvl>
   </w:abstractNum>
-  <w:abstractNum w:abstractNumId="124" w15:restartNumberingAfterBreak="0">
+  <w:abstractNum w:abstractNumId="125" w15:restartNumberingAfterBreak="0">
     <w:nsid w:val="76D649C8"/>
     <w:multiLevelType w:val="multilevel"/>
     <w:tmpl w:val="9888122C"/>
@@ -22050,7 +22612,7 @@
       </w:rPr>
     </w:lvl>
   </w:abstractNum>
-  <w:abstractNum w:abstractNumId="125" w15:restartNumberingAfterBreak="0">
+  <w:abstractNum w:abstractNumId="126" w15:restartNumberingAfterBreak="0">
     <w:nsid w:val="7715363F"/>
     <w:multiLevelType w:val="multilevel"/>
     <w:tmpl w:val="7854C050"/>
@@ -22199,7 +22761,7 @@
       </w:rPr>
     </w:lvl>
   </w:abstractNum>
-  <w:abstractNum w:abstractNumId="126" w15:restartNumberingAfterBreak="0">
+  <w:abstractNum w:abstractNumId="127" w15:restartNumberingAfterBreak="0">
     <w:nsid w:val="78A656B8"/>
     <w:multiLevelType w:val="multilevel"/>
     <w:tmpl w:val="487C4C66"/>
@@ -22348,7 +22910,7 @@
       </w:rPr>
     </w:lvl>
   </w:abstractNum>
-  <w:abstractNum w:abstractNumId="127" w15:restartNumberingAfterBreak="0">
+  <w:abstractNum w:abstractNumId="128" w15:restartNumberingAfterBreak="0">
     <w:nsid w:val="79546F4C"/>
     <w:multiLevelType w:val="multilevel"/>
     <w:tmpl w:val="2454FFA0"/>
@@ -22497,7 +23059,7 @@
       </w:rPr>
     </w:lvl>
   </w:abstractNum>
-  <w:abstractNum w:abstractNumId="128" w15:restartNumberingAfterBreak="0">
+  <w:abstractNum w:abstractNumId="129" w15:restartNumberingAfterBreak="0">
     <w:nsid w:val="7A6C5AD0"/>
     <w:multiLevelType w:val="multilevel"/>
     <w:tmpl w:val="47DC21D6"/>
@@ -22646,7 +23208,7 @@
       </w:rPr>
     </w:lvl>
   </w:abstractNum>
-  <w:abstractNum w:abstractNumId="129" w15:restartNumberingAfterBreak="0">
+  <w:abstractNum w:abstractNumId="130" w15:restartNumberingAfterBreak="0">
     <w:nsid w:val="7D161717"/>
     <w:multiLevelType w:val="multilevel"/>
     <w:tmpl w:val="EBF223C8"/>
@@ -22795,7 +23357,7 @@
       </w:rPr>
     </w:lvl>
   </w:abstractNum>
-  <w:abstractNum w:abstractNumId="130" w15:restartNumberingAfterBreak="0">
+  <w:abstractNum w:abstractNumId="131" w15:restartNumberingAfterBreak="0">
     <w:nsid w:val="7D9B6CDC"/>
     <w:multiLevelType w:val="multilevel"/>
     <w:tmpl w:val="E0F26886"/>
@@ -22944,7 +23506,7 @@
       </w:rPr>
     </w:lvl>
   </w:abstractNum>
-  <w:abstractNum w:abstractNumId="131" w15:restartNumberingAfterBreak="0">
+  <w:abstractNum w:abstractNumId="132" w15:restartNumberingAfterBreak="0">
     <w:nsid w:val="7E6F3E9B"/>
     <w:multiLevelType w:val="multilevel"/>
     <w:tmpl w:val="0DA86070"/>
@@ -23093,7 +23655,7 @@
       </w:rPr>
     </w:lvl>
   </w:abstractNum>
-  <w:abstractNum w:abstractNumId="132" w15:restartNumberingAfterBreak="0">
+  <w:abstractNum w:abstractNumId="133" w15:restartNumberingAfterBreak="0">
     <w:nsid w:val="7E8A58D9"/>
     <w:multiLevelType w:val="multilevel"/>
     <w:tmpl w:val="6BDC5EDE"/>
@@ -23242,7 +23804,7 @@
       </w:rPr>
     </w:lvl>
   </w:abstractNum>
-  <w:abstractNum w:abstractNumId="133" w15:restartNumberingAfterBreak="0">
+  <w:abstractNum w:abstractNumId="134" w15:restartNumberingAfterBreak="0">
     <w:nsid w:val="7EE142D6"/>
     <w:multiLevelType w:val="multilevel"/>
     <w:tmpl w:val="B9D4A824"/>
@@ -23391,7 +23953,7 @@
       </w:rPr>
     </w:lvl>
   </w:abstractNum>
-  <w:abstractNum w:abstractNumId="134" w15:restartNumberingAfterBreak="0">
+  <w:abstractNum w:abstractNumId="135" w15:restartNumberingAfterBreak="0">
     <w:nsid w:val="7F9C57E6"/>
     <w:multiLevelType w:val="multilevel"/>
     <w:tmpl w:val="917EFE4C"/>
@@ -23547,7 +24109,7 @@
     <w:abstractNumId w:val="104"/>
   </w:num>
   <w:num w:numId="3" w16cid:durableId="601499336">
-    <w:abstractNumId w:val="134"/>
+    <w:abstractNumId w:val="135"/>
   </w:num>
   <w:num w:numId="4" w16cid:durableId="1551309419">
     <w:abstractNumId w:val="34"/>
@@ -23565,7 +24127,7 @@
     <w:abstractNumId w:val="44"/>
   </w:num>
   <w:num w:numId="9" w16cid:durableId="2044474014">
-    <w:abstractNumId w:val="123"/>
+    <w:abstractNumId w:val="124"/>
   </w:num>
   <w:num w:numId="10" w16cid:durableId="483737074">
     <w:abstractNumId w:val="89"/>
@@ -23607,10 +24169,10 @@
     <w:abstractNumId w:val="68"/>
   </w:num>
   <w:num w:numId="23" w16cid:durableId="303313016">
-    <w:abstractNumId w:val="127"/>
+    <w:abstractNumId w:val="128"/>
   </w:num>
   <w:num w:numId="24" w16cid:durableId="654064635">
-    <w:abstractNumId w:val="130"/>
+    <w:abstractNumId w:val="131"/>
   </w:num>
   <w:num w:numId="25" w16cid:durableId="1199899313">
     <w:abstractNumId w:val="61"/>
@@ -23667,7 +24229,7 @@
     <w:abstractNumId w:val="74"/>
   </w:num>
   <w:num w:numId="43" w16cid:durableId="1937713341">
-    <w:abstractNumId w:val="132"/>
+    <w:abstractNumId w:val="133"/>
   </w:num>
   <w:num w:numId="44" w16cid:durableId="568729027">
     <w:abstractNumId w:val="7"/>
@@ -23694,7 +24256,7 @@
     <w:abstractNumId w:val="113"/>
   </w:num>
   <w:num w:numId="52" w16cid:durableId="1320842877">
-    <w:abstractNumId w:val="122"/>
+    <w:abstractNumId w:val="123"/>
   </w:num>
   <w:num w:numId="53" w16cid:durableId="660934027">
     <w:abstractNumId w:val="47"/>
@@ -23736,13 +24298,13 @@
     <w:abstractNumId w:val="103"/>
   </w:num>
   <w:num w:numId="66" w16cid:durableId="411005392">
-    <w:abstractNumId w:val="125"/>
+    <w:abstractNumId w:val="126"/>
   </w:num>
   <w:num w:numId="67" w16cid:durableId="1416240644">
     <w:abstractNumId w:val="12"/>
   </w:num>
   <w:num w:numId="68" w16cid:durableId="493882115">
-    <w:abstractNumId w:val="131"/>
+    <w:abstractNumId w:val="132"/>
   </w:num>
   <w:num w:numId="69" w16cid:durableId="1717968321">
     <w:abstractNumId w:val="46"/>
@@ -23790,13 +24352,13 @@
     <w:abstractNumId w:val="106"/>
   </w:num>
   <w:num w:numId="84" w16cid:durableId="662927190">
-    <w:abstractNumId w:val="128"/>
+    <w:abstractNumId w:val="129"/>
   </w:num>
   <w:num w:numId="85" w16cid:durableId="204100005">
     <w:abstractNumId w:val="86"/>
   </w:num>
   <w:num w:numId="86" w16cid:durableId="1936401234">
-    <w:abstractNumId w:val="121"/>
+    <w:abstractNumId w:val="122"/>
   </w:num>
   <w:num w:numId="87" w16cid:durableId="987630137">
     <w:abstractNumId w:val="21"/>
@@ -23817,7 +24379,7 @@
     <w:abstractNumId w:val="4"/>
   </w:num>
   <w:num w:numId="93" w16cid:durableId="2081707439">
-    <w:abstractNumId w:val="120"/>
+    <w:abstractNumId w:val="121"/>
   </w:num>
   <w:num w:numId="94" w16cid:durableId="746342018">
     <w:abstractNumId w:val="27"/>
@@ -23829,13 +24391,13 @@
     <w:abstractNumId w:val="99"/>
   </w:num>
   <w:num w:numId="97" w16cid:durableId="455031686">
-    <w:abstractNumId w:val="129"/>
+    <w:abstractNumId w:val="130"/>
   </w:num>
   <w:num w:numId="98" w16cid:durableId="434132528">
     <w:abstractNumId w:val="18"/>
   </w:num>
   <w:num w:numId="99" w16cid:durableId="950278900">
-    <w:abstractNumId w:val="126"/>
+    <w:abstractNumId w:val="127"/>
   </w:num>
   <w:num w:numId="100" w16cid:durableId="1345667727">
     <w:abstractNumId w:val="95"/>
@@ -23880,7 +24442,7 @@
     <w:abstractNumId w:val="88"/>
   </w:num>
   <w:num w:numId="114" w16cid:durableId="119881475">
-    <w:abstractNumId w:val="118"/>
+    <w:abstractNumId w:val="119"/>
   </w:num>
   <w:num w:numId="115" w16cid:durableId="98911187">
     <w:abstractNumId w:val="117"/>
@@ -23904,7 +24466,7 @@
     <w:abstractNumId w:val="87"/>
   </w:num>
   <w:num w:numId="122" w16cid:durableId="1073502402">
-    <w:abstractNumId w:val="119"/>
+    <w:abstractNumId w:val="120"/>
   </w:num>
   <w:num w:numId="123" w16cid:durableId="1208757940">
     <w:abstractNumId w:val="64"/>
@@ -23922,7 +24484,7 @@
     <w:abstractNumId w:val="91"/>
   </w:num>
   <w:num w:numId="128" w16cid:durableId="1029144370">
-    <w:abstractNumId w:val="124"/>
+    <w:abstractNumId w:val="125"/>
   </w:num>
   <w:num w:numId="129" w16cid:durableId="129979187">
     <w:abstractNumId w:val="11"/>
@@ -23934,7 +24496,7 @@
     <w:abstractNumId w:val="50"/>
   </w:num>
   <w:num w:numId="132" w16cid:durableId="1850019267">
-    <w:abstractNumId w:val="133"/>
+    <w:abstractNumId w:val="134"/>
   </w:num>
   <w:num w:numId="133" w16cid:durableId="1064569988">
     <w:abstractNumId w:val="79"/>
@@ -23944,6 +24506,9 @@
   </w:num>
   <w:num w:numId="135" w16cid:durableId="806775879">
     <w:abstractNumId w:val="8"/>
+  </w:num>
+  <w:num w:numId="136" w16cid:durableId="183979881">
+    <w:abstractNumId w:val="118"/>
   </w:num>
 </w:numbering>
 </file>
@@ -24993,6 +25558,35 @@
       <w:shd w:val="clear" w:color="auto" w:fill="E1DFDD"/>
     </w:rPr>
   </w:style>
+  <w:style w:type="paragraph" w:styleId="HTMLPreformatted">
+    <w:name w:val="HTML Preformatted"/>
+    <w:basedOn w:val="Normal"/>
+    <w:link w:val="HTMLPreformattedChar"/>
+    <w:uiPriority w:val="99"/>
+    <w:semiHidden/>
+    <w:unhideWhenUsed/>
+    <w:rsid w:val="000F186D"/>
+    <w:rPr>
+      <w:rFonts w:ascii="Consolas" w:hAnsi="Consolas"/>
+      <w:sz w:val="20"/>
+      <w:szCs w:val="20"/>
+    </w:rPr>
+  </w:style>
+  <w:style w:type="character" w:customStyle="1" w:styleId="HTMLPreformattedChar">
+    <w:name w:val="HTML Preformatted Char"/>
+    <w:basedOn w:val="DefaultParagraphFont"/>
+    <w:link w:val="HTMLPreformatted"/>
+    <w:uiPriority w:val="99"/>
+    <w:semiHidden/>
+    <w:rsid w:val="000F186D"/>
+    <w:rPr>
+      <w:rFonts w:ascii="Consolas" w:eastAsia="SimSun" w:hAnsi="Consolas"/>
+      <w:kern w:val="0"/>
+      <w:sz w:val="20"/>
+      <w:szCs w:val="20"/>
+      <w14:ligatures w14:val="none"/>
+    </w:rPr>
+  </w:style>
 </w:styles>
 </file>
 

--- a/Church/2026/2026_0418_MenloChurch.docx
+++ b/Church/2026/2026_0418_MenloChurch.docx
@@ -517,61 +517,6 @@
       </w:r>
     </w:p>
     <w:p>
-      <w:r>
-        <w:drawing>
-          <wp:inline distT="0" distB="0" distL="0" distR="0" wp14:anchorId="54B33FA1" wp14:editId="57FC1070">
-            <wp:extent cx="1219200" cy="1219200"/>
-            <wp:effectExtent l="0" t="0" r="0" b="0"/>
-            <wp:docPr id="537458539" name="Picture 4" descr="Bible Gateway"/>
-            <wp:cNvGraphicFramePr>
-              <a:graphicFrameLocks xmlns:a="http://schemas.openxmlformats.org/drawingml/2006/main" noChangeAspect="1"/>
-            </wp:cNvGraphicFramePr>
-            <a:graphic xmlns:a="http://schemas.openxmlformats.org/drawingml/2006/main">
-              <a:graphicData uri="http://schemas.openxmlformats.org/drawingml/2006/picture">
-                <pic:pic xmlns:pic="http://schemas.openxmlformats.org/drawingml/2006/picture">
-                  <pic:nvPicPr>
-                    <pic:cNvPr id="0" name="Picture 11" descr="Bible Gateway"/>
-                    <pic:cNvPicPr>
-                      <a:picLocks noChangeAspect="1" noChangeArrowheads="1"/>
-                    </pic:cNvPicPr>
-                  </pic:nvPicPr>
-                  <pic:blipFill>
-                    <a:blip r:embed="rId14">
-                      <a:extLst>
-                        <a:ext uri="{28A0092B-C50C-407E-A947-70E740481C1C}">
-                          <a14:useLocalDpi xmlns:a14="http://schemas.microsoft.com/office/drawing/2010/main" val="0"/>
-                        </a:ext>
-                      </a:extLst>
-                    </a:blip>
-                    <a:srcRect/>
-                    <a:stretch>
-                      <a:fillRect/>
-                    </a:stretch>
-                  </pic:blipFill>
-                  <pic:spPr bwMode="auto">
-                    <a:xfrm>
-                      <a:off x="0" y="0"/>
-                      <a:ext cx="1219200" cy="1219200"/>
-                    </a:xfrm>
-                    <a:prstGeom prst="rect">
-                      <a:avLst/>
-                    </a:prstGeom>
-                    <a:noFill/>
-                    <a:ln>
-                      <a:noFill/>
-                    </a:ln>
-                  </pic:spPr>
-                </pic:pic>
-              </a:graphicData>
-            </a:graphic>
-          </wp:inline>
-        </w:drawing>
-      </w:r>
-      <w:r>
-        <w:t>Bible Gateway +3</w:t>
-      </w:r>
-    </w:p>
-    <w:p>
       <w:pPr>
         <w:rPr>
           <w:b/>
@@ -592,61 +537,6 @@
       </w:r>
     </w:p>
     <w:p>
-      <w:r>
-        <w:drawing>
-          <wp:inline distT="0" distB="0" distL="0" distR="0" wp14:anchorId="7B9CEC3C" wp14:editId="76EC610C">
-            <wp:extent cx="1219200" cy="1219200"/>
-            <wp:effectExtent l="0" t="0" r="0" b="0"/>
-            <wp:docPr id="278647587" name="Picture 3" descr="Bible Gateway"/>
-            <wp:cNvGraphicFramePr>
-              <a:graphicFrameLocks xmlns:a="http://schemas.openxmlformats.org/drawingml/2006/main" noChangeAspect="1"/>
-            </wp:cNvGraphicFramePr>
-            <a:graphic xmlns:a="http://schemas.openxmlformats.org/drawingml/2006/main">
-              <a:graphicData uri="http://schemas.openxmlformats.org/drawingml/2006/picture">
-                <pic:pic xmlns:pic="http://schemas.openxmlformats.org/drawingml/2006/picture">
-                  <pic:nvPicPr>
-                    <pic:cNvPr id="0" name="Picture 12" descr="Bible Gateway"/>
-                    <pic:cNvPicPr>
-                      <a:picLocks noChangeAspect="1" noChangeArrowheads="1"/>
-                    </pic:cNvPicPr>
-                  </pic:nvPicPr>
-                  <pic:blipFill>
-                    <a:blip r:embed="rId14">
-                      <a:extLst>
-                        <a:ext uri="{28A0092B-C50C-407E-A947-70E740481C1C}">
-                          <a14:useLocalDpi xmlns:a14="http://schemas.microsoft.com/office/drawing/2010/main" val="0"/>
-                        </a:ext>
-                      </a:extLst>
-                    </a:blip>
-                    <a:srcRect/>
-                    <a:stretch>
-                      <a:fillRect/>
-                    </a:stretch>
-                  </pic:blipFill>
-                  <pic:spPr bwMode="auto">
-                    <a:xfrm>
-                      <a:off x="0" y="0"/>
-                      <a:ext cx="1219200" cy="1219200"/>
-                    </a:xfrm>
-                    <a:prstGeom prst="rect">
-                      <a:avLst/>
-                    </a:prstGeom>
-                    <a:noFill/>
-                    <a:ln>
-                      <a:noFill/>
-                    </a:ln>
-                  </pic:spPr>
-                </pic:pic>
-              </a:graphicData>
-            </a:graphic>
-          </wp:inline>
-        </w:drawing>
-      </w:r>
-      <w:r>
-        <w:t>Bible Gateway +1</w:t>
-      </w:r>
-    </w:p>
-    <w:p>
       <w:pPr>
         <w:rPr>
           <w:b/>
@@ -745,7 +635,6 @@
         <w:rPr>
           <w:noProof/>
         </w:rPr>
-        <w:lastRenderedPageBreak/>
         <w:drawing>
           <wp:inline distT="0" distB="0" distL="0" distR="0" wp14:anchorId="7C815AA2" wp14:editId="09AD59ED">
             <wp:extent cx="1890968" cy="2371725"/>
@@ -762,7 +651,7 @@
                     <pic:cNvPicPr/>
                   </pic:nvPicPr>
                   <pic:blipFill>
-                    <a:blip r:embed="rId15"/>
+                    <a:blip r:embed="rId14"/>
                     <a:stretch>
                       <a:fillRect/>
                     </a:stretch>
@@ -815,6 +704,7 @@
           <w:bCs/>
           <w:vertAlign w:val="superscript"/>
         </w:rPr>
+        <w:lastRenderedPageBreak/>
         <w:t>24 </w:t>
       </w:r>
       <w:r>
@@ -826,7 +716,7 @@
         </w:rPr>
         <w:t>[</w:t>
       </w:r>
-      <w:hyperlink r:id="rId16" w:anchor="fen-NIV-26892a" w:tooltip="See footnote a" w:history="1">
+      <w:hyperlink r:id="rId15" w:anchor="fen-NIV-26892a" w:tooltip="See footnote a" w:history="1">
         <w:r>
           <w:rPr>
             <w:rStyle w:val="Hyperlink"/>
@@ -983,7 +873,6 @@
         <w:rPr>
           <w:noProof/>
         </w:rPr>
-        <w:lastRenderedPageBreak/>
         <w:drawing>
           <wp:inline distT="0" distB="0" distL="0" distR="0" wp14:anchorId="17BA9161" wp14:editId="12DD5AAD">
             <wp:extent cx="1620147" cy="2040964"/>
@@ -1000,7 +889,7 @@
                     <pic:cNvPicPr/>
                   </pic:nvPicPr>
                   <pic:blipFill>
-                    <a:blip r:embed="rId17"/>
+                    <a:blip r:embed="rId16"/>
                     <a:stretch>
                       <a:fillRect/>
                     </a:stretch>
@@ -1043,7 +932,7 @@
                     <pic:cNvPicPr/>
                   </pic:nvPicPr>
                   <pic:blipFill>
-                    <a:blip r:embed="rId18"/>
+                    <a:blip r:embed="rId17"/>
                     <a:stretch>
                       <a:fillRect/>
                     </a:stretch>
@@ -1131,6 +1020,7 @@
     <w:p/>
     <w:p>
       <w:r>
+        <w:lastRenderedPageBreak/>
         <w:t>The main point of John 20:26-27 is Jesus appearing to the disciples, specifically challenging Thomas to move from doubt to faith by offering tangible proof of his resurrection. By presenting his wounds, Jesus validates the physical reality of his victory over death and graciously meets Thomas’s need for evidence to foster belief. </w:t>
       </w:r>
     </w:p>
@@ -1230,7 +1120,7 @@
                     <pic:cNvPicPr/>
                   </pic:nvPicPr>
                   <pic:blipFill>
-                    <a:blip r:embed="rId19"/>
+                    <a:blip r:embed="rId18"/>
                     <a:stretch>
                       <a:fillRect/>
                     </a:stretch>
@@ -1440,6 +1330,7 @@
           <w:b/>
           <w:bCs/>
         </w:rPr>
+        <w:lastRenderedPageBreak/>
         <w:t>Destroys Superficial Belief:</w:t>
       </w:r>
       <w:r>
@@ -1749,7 +1640,7 @@
                     <pic:cNvPicPr/>
                   </pic:nvPicPr>
                   <pic:blipFill>
-                    <a:blip r:embed="rId20"/>
+                    <a:blip r:embed="rId19"/>
                     <a:stretch>
                       <a:fillRect/>
                     </a:stretch>
@@ -1772,7 +1663,6 @@
     </w:p>
     <w:p>
       <w:r>
-        <w:lastRenderedPageBreak/>
         <w:t>Frederick B</w:t>
       </w:r>
       <w:r>
@@ -1824,7 +1714,7 @@
       <w:r>
         <w:t> The quote comes from Buechner's book, </w:t>
       </w:r>
-      <w:hyperlink r:id="rId21" w:history="1">
+      <w:hyperlink r:id="rId20" w:history="1">
         <w:r>
           <w:rPr>
             <w:rStyle w:val="Hyperlink"/>
@@ -1931,7 +1821,7 @@
                     <pic:cNvPicPr/>
                   </pic:nvPicPr>
                   <pic:blipFill>
-                    <a:blip r:embed="rId22"/>
+                    <a:blip r:embed="rId21"/>
                     <a:stretch>
                       <a:fillRect/>
                     </a:stretch>
@@ -2008,7 +1898,6 @@
           <w:b/>
           <w:bCs/>
         </w:rPr>
-        <w:lastRenderedPageBreak/>
         <w:t>Difficult</w:t>
       </w:r>
       <w:r>
@@ -2075,7 +1964,7 @@
                     <pic:cNvPicPr/>
                   </pic:nvPicPr>
                   <pic:blipFill>
-                    <a:blip r:embed="rId23"/>
+                    <a:blip r:embed="rId22"/>
                     <a:stretch>
                       <a:fillRect/>
                     </a:stretch>
@@ -2164,6 +2053,7 @@
     <w:p/>
     <w:p>
       <w:r>
+        <w:lastRenderedPageBreak/>
         <w:t>The main point of John 20:27 is Jesus overcoming Thomas's doubt by providing physical evidence of his resurrection, urging him to move from skepticism to faith. Jesus shows compassion by meeting Thomas's specific demands to see and touch his wounds, validating his physical resurrection and demanding belief, which transforms Thomas into a worshiper. </w:t>
       </w:r>
     </w:p>
@@ -2340,7 +2230,6 @@
     <w:p/>
     <w:p>
       <w:r>
-        <w:lastRenderedPageBreak/>
         <w:t>Summary:</w:t>
       </w:r>
     </w:p>
@@ -2593,10 +2482,7 @@
     </w:p>
     <w:p>
       <w:r>
-        <w:t>8</w:t>
-      </w:r>
-      <w:r>
-        <w:t>. Conclusion:</w:t>
+        <w:t>8. Conclusion:</w:t>
       </w:r>
     </w:p>
     <w:p>
@@ -2667,11 +2553,6 @@
       </w:r>
     </w:p>
     <w:p>
-      <w:pPr>
-        <w:rPr>
-          <w:rFonts w:hint="eastAsia"/>
-        </w:rPr>
-      </w:pPr>
       <w:r>
         <w:rPr>
           <w:rFonts w:hint="eastAsia"/>
@@ -2758,11 +2639,6 @@
       </w:r>
     </w:p>
     <w:p>
-      <w:pPr>
-        <w:rPr>
-          <w:rFonts w:hint="eastAsia"/>
-        </w:rPr>
-      </w:pPr>
       <w:r>
         <w:rPr>
           <w:rFonts w:hint="eastAsia"/>
@@ -2771,11 +2647,6 @@
       </w:r>
     </w:p>
     <w:p>
-      <w:pPr>
-        <w:rPr>
-          <w:rFonts w:hint="eastAsia"/>
-        </w:rPr>
-      </w:pPr>
       <w:r>
         <w:rPr>
           <w:rFonts w:hint="eastAsia"/>
@@ -2831,19 +2702,8 @@
       </w:r>
       <w:proofErr w:type="spellEnd"/>
     </w:p>
+    <w:p/>
     <w:p>
-      <w:pPr>
-        <w:rPr>
-          <w:rFonts w:hint="eastAsia"/>
-        </w:rPr>
-      </w:pPr>
-    </w:p>
-    <w:p>
-      <w:pPr>
-        <w:rPr>
-          <w:rFonts w:hint="eastAsia"/>
-        </w:rPr>
-      </w:pPr>
       <w:proofErr w:type="spellStart"/>
       <w:r>
         <w:rPr>
@@ -2859,19 +2719,8 @@
         <w:t>。</w:t>
       </w:r>
     </w:p>
+    <w:p/>
     <w:p>
-      <w:pPr>
-        <w:rPr>
-          <w:rFonts w:hint="eastAsia"/>
-        </w:rPr>
-      </w:pPr>
-    </w:p>
-    <w:p>
-      <w:pPr>
-        <w:rPr>
-          <w:rFonts w:hint="eastAsia"/>
-        </w:rPr>
-      </w:pPr>
       <w:proofErr w:type="spellStart"/>
       <w:r>
         <w:rPr>
@@ -2888,11 +2737,6 @@
       </w:r>
     </w:p>
     <w:p>
-      <w:pPr>
-        <w:rPr>
-          <w:rFonts w:hint="eastAsia"/>
-        </w:rPr>
-      </w:pPr>
       <w:r>
         <w:rPr>
           <w:rFonts w:hint="eastAsia"/>
@@ -2935,11 +2779,6 @@
       </w:r>
     </w:p>
     <w:p>
-      <w:pPr>
-        <w:rPr>
-          <w:rFonts w:hint="eastAsia"/>
-        </w:rPr>
-      </w:pPr>
       <w:r>
         <w:rPr>
           <w:rFonts w:hint="eastAsia"/>
@@ -2968,11 +2807,6 @@
       </w:r>
     </w:p>
     <w:p>
-      <w:pPr>
-        <w:rPr>
-          <w:rFonts w:hint="eastAsia"/>
-        </w:rPr>
-      </w:pPr>
       <w:r>
         <w:rPr>
           <w:rFonts w:hint="eastAsia"/>
@@ -3001,11 +2835,6 @@
       </w:r>
     </w:p>
     <w:p>
-      <w:pPr>
-        <w:rPr>
-          <w:rFonts w:hint="eastAsia"/>
-        </w:rPr>
-      </w:pPr>
       <w:r>
         <w:rPr>
           <w:rFonts w:hint="eastAsia"/>
@@ -3028,11 +2857,6 @@
       </w:r>
     </w:p>
     <w:p>
-      <w:pPr>
-        <w:rPr>
-          <w:rFonts w:hint="eastAsia"/>
-        </w:rPr>
-      </w:pPr>
       <w:r>
         <w:rPr>
           <w:rFonts w:hint="eastAsia"/>
@@ -3067,11 +2891,6 @@
       </w:r>
     </w:p>
     <w:p>
-      <w:pPr>
-        <w:rPr>
-          <w:rFonts w:hint="eastAsia"/>
-        </w:rPr>
-      </w:pPr>
       <w:r>
         <w:rPr>
           <w:rFonts w:hint="eastAsia"/>
@@ -3120,11 +2939,6 @@
       </w:r>
     </w:p>
     <w:p>
-      <w:pPr>
-        <w:rPr>
-          <w:rFonts w:hint="eastAsia"/>
-        </w:rPr>
-      </w:pPr>
       <w:r>
         <w:rPr>
           <w:rFonts w:hint="eastAsia"/>
@@ -3201,11 +3015,6 @@
       </w:r>
     </w:p>
     <w:p>
-      <w:pPr>
-        <w:rPr>
-          <w:rFonts w:hint="eastAsia"/>
-        </w:rPr>
-      </w:pPr>
       <w:r>
         <w:rPr>
           <w:rFonts w:hint="eastAsia"/>
@@ -3234,11 +3043,6 @@
       </w:r>
     </w:p>
     <w:p>
-      <w:pPr>
-        <w:rPr>
-          <w:rFonts w:hint="eastAsia"/>
-        </w:rPr>
-      </w:pPr>
       <w:r>
         <w:rPr>
           <w:rFonts w:hint="eastAsia"/>
@@ -3332,188 +3136,417 @@
       </w:r>
     </w:p>
     <w:p>
-      <w:pPr>
+      <w:r>
         <w:rPr>
           <w:rFonts w:hint="eastAsia"/>
         </w:rPr>
-      </w:pPr>
+        <w:t>2026</w:t>
+      </w:r>
+      <w:r>
+        <w:rPr>
+          <w:rFonts w:hint="eastAsia"/>
+        </w:rPr>
+        <w:t>年</w:t>
+      </w:r>
+      <w:r>
+        <w:rPr>
+          <w:rFonts w:hint="eastAsia"/>
+        </w:rPr>
+        <w:t>4</w:t>
+      </w:r>
+      <w:r>
+        <w:rPr>
+          <w:rFonts w:hint="eastAsia"/>
+        </w:rPr>
+        <w:t>月</w:t>
+      </w:r>
+      <w:r>
+        <w:rPr>
+          <w:rFonts w:hint="eastAsia"/>
+        </w:rPr>
+        <w:t>18</w:t>
+      </w:r>
+      <w:r>
+        <w:rPr>
+          <w:rFonts w:hint="eastAsia"/>
+        </w:rPr>
+        <w:t>日、メンロー</w:t>
+      </w:r>
+      <w:r>
+        <w:rPr>
+          <w:rFonts w:ascii="MS Mincho" w:eastAsia="MS Mincho" w:hAnsi="MS Mincho" w:cs="MS Mincho" w:hint="eastAsia"/>
+        </w:rPr>
+        <w:t>・</w:t>
+      </w:r>
+      <w:r>
+        <w:rPr>
+          <w:rFonts w:ascii="SimSun" w:hAnsi="SimSun" w:cs="SimSun" w:hint="eastAsia"/>
+        </w:rPr>
+        <w:t>チャーチ礼拝（先週の礼拝の要約：</w:t>
+      </w:r>
+      <w:r>
+        <w:rPr>
+          <w:rFonts w:hint="eastAsia"/>
+        </w:rPr>
+        <w:t>2028</w:t>
+      </w:r>
+      <w:r>
+        <w:rPr>
+          <w:rFonts w:hint="eastAsia"/>
+        </w:rPr>
+        <w:t>年</w:t>
+      </w:r>
+      <w:r>
+        <w:rPr>
+          <w:rFonts w:hint="eastAsia"/>
+        </w:rPr>
+        <w:t>4</w:t>
+      </w:r>
+      <w:r>
+        <w:rPr>
+          <w:rFonts w:hint="eastAsia"/>
+        </w:rPr>
+        <w:t>月</w:t>
+      </w:r>
+      <w:r>
+        <w:rPr>
+          <w:rFonts w:hint="eastAsia"/>
+        </w:rPr>
+        <w:t>12</w:t>
+      </w:r>
+      <w:r>
+        <w:rPr>
+          <w:rFonts w:hint="eastAsia"/>
+        </w:rPr>
+        <w:t>日）</w:t>
+      </w:r>
+    </w:p>
+    <w:p>
+      <w:r>
+        <w:rPr>
+          <w:rFonts w:hint="eastAsia"/>
+        </w:rPr>
+        <w:t>https://www.youtube.com/live/JUlc3qrWy7o?si=BDG3Bgxu8Lmm-ADu</w:t>
+      </w:r>
+    </w:p>
+    <w:p>
+      <w:r>
+        <w:rPr>
+          <w:rFonts w:hint="eastAsia"/>
+        </w:rPr>
+        <w:t>「</w:t>
+      </w:r>
+      <w:proofErr w:type="spellStart"/>
+      <w:r>
+        <w:rPr>
+          <w:rFonts w:hint="eastAsia"/>
+        </w:rPr>
+        <w:t>もしあなたが実在するなら、私に見せてください｜神よ、もしあなたが実在するなら</w:t>
+      </w:r>
+      <w:proofErr w:type="spellEnd"/>
+      <w:r>
+        <w:rPr>
+          <w:rFonts w:hint="eastAsia"/>
+        </w:rPr>
+        <w:t>」</w:t>
+      </w:r>
+      <w:r>
+        <w:rPr>
+          <w:rFonts w:hint="eastAsia"/>
+        </w:rPr>
+        <w:t xml:space="preserve"> </w:t>
+      </w:r>
+      <w:proofErr w:type="spellStart"/>
+      <w:r>
+        <w:rPr>
+          <w:rFonts w:hint="eastAsia"/>
+        </w:rPr>
+        <w:t>フィル</w:t>
+      </w:r>
+      <w:r>
+        <w:rPr>
+          <w:rFonts w:ascii="MS Mincho" w:eastAsia="MS Mincho" w:hAnsi="MS Mincho" w:cs="MS Mincho" w:hint="eastAsia"/>
+        </w:rPr>
+        <w:t>・</w:t>
+      </w:r>
+      <w:r>
+        <w:rPr>
+          <w:rFonts w:ascii="SimSun" w:hAnsi="SimSun" w:cs="SimSun" w:hint="eastAsia"/>
+        </w:rPr>
+        <w:t>ユーバンク（主任牧師</w:t>
+      </w:r>
+      <w:proofErr w:type="spellEnd"/>
+      <w:r>
+        <w:rPr>
+          <w:rFonts w:ascii="SimSun" w:hAnsi="SimSun" w:cs="SimSun" w:hint="eastAsia"/>
+        </w:rPr>
+        <w:t>）</w:t>
+      </w:r>
+    </w:p>
+    <w:p/>
+    <w:p>
+      <w:proofErr w:type="spellStart"/>
+      <w:r>
+        <w:rPr>
+          <w:rFonts w:hint="eastAsia"/>
+        </w:rPr>
+        <w:t>トマスはイエスの復活について疑いを抱いていましたが、イエスは復活した姿を現し、その疑いを解消されました</w:t>
+      </w:r>
+      <w:proofErr w:type="spellEnd"/>
+      <w:r>
+        <w:rPr>
+          <w:rFonts w:hint="eastAsia"/>
+        </w:rPr>
+        <w:t>。</w:t>
+      </w:r>
+    </w:p>
+    <w:p/>
+    <w:p>
+      <w:proofErr w:type="spellStart"/>
+      <w:r>
+        <w:rPr>
+          <w:rFonts w:hint="eastAsia"/>
+        </w:rPr>
+        <w:t>要約</w:t>
+      </w:r>
+      <w:proofErr w:type="spellEnd"/>
+      <w:r>
+        <w:rPr>
+          <w:rFonts w:hint="eastAsia"/>
+        </w:rPr>
+        <w:t>：</w:t>
+      </w:r>
+    </w:p>
+    <w:p>
+      <w:r>
+        <w:rPr>
+          <w:rFonts w:hint="eastAsia"/>
+        </w:rPr>
+        <w:t xml:space="preserve">1. </w:t>
+      </w:r>
+      <w:r>
+        <w:rPr>
+          <w:rFonts w:hint="eastAsia"/>
+        </w:rPr>
+        <w:t>「</w:t>
+      </w:r>
+      <w:proofErr w:type="spellStart"/>
+      <w:r>
+        <w:rPr>
+          <w:rFonts w:hint="eastAsia"/>
+        </w:rPr>
+        <w:t>もし、あなたの抱く『疑い』が、より大きな信仰へと至る扉となり得るとしたら</w:t>
+      </w:r>
+      <w:proofErr w:type="spellEnd"/>
+      <w:r>
+        <w:rPr>
+          <w:rFonts w:hint="eastAsia"/>
+        </w:rPr>
+        <w:t>？」：</w:t>
+      </w:r>
+      <w:proofErr w:type="spellStart"/>
+      <w:r>
+        <w:rPr>
+          <w:rFonts w:hint="eastAsia"/>
+        </w:rPr>
+        <w:t>疑いとは、信仰を再構築するためのものなのです</w:t>
+      </w:r>
+      <w:proofErr w:type="spellEnd"/>
+      <w:r>
+        <w:rPr>
+          <w:rFonts w:hint="eastAsia"/>
+        </w:rPr>
+        <w:t>。</w:t>
+      </w:r>
+    </w:p>
+    <w:p>
+      <w:r>
+        <w:rPr>
+          <w:rFonts w:hint="eastAsia"/>
+        </w:rPr>
+        <w:t xml:space="preserve">2. </w:t>
+      </w:r>
+      <w:proofErr w:type="spellStart"/>
+      <w:r>
+        <w:rPr>
+          <w:rFonts w:hint="eastAsia"/>
+        </w:rPr>
+        <w:t>ヨハネによる福音書</w:t>
+      </w:r>
+      <w:proofErr w:type="spellEnd"/>
+      <w:r>
+        <w:rPr>
+          <w:rFonts w:hint="eastAsia"/>
+        </w:rPr>
+        <w:t xml:space="preserve"> 20</w:t>
+      </w:r>
+      <w:r>
+        <w:rPr>
+          <w:rFonts w:hint="eastAsia"/>
+        </w:rPr>
+        <w:t>章</w:t>
+      </w:r>
+      <w:r>
+        <w:rPr>
+          <w:rFonts w:hint="eastAsia"/>
+        </w:rPr>
+        <w:t>24-25</w:t>
+      </w:r>
+      <w:r>
+        <w:rPr>
+          <w:rFonts w:hint="eastAsia"/>
+        </w:rPr>
+        <w:t>節：トマスは、他の弟子たちの証言だけではイエスの復活を信じようとしませんでした。</w:t>
+      </w:r>
+    </w:p>
+    <w:p>
+      <w:r>
+        <w:rPr>
+          <w:rFonts w:hint="eastAsia"/>
+        </w:rPr>
+        <w:t xml:space="preserve">3. </w:t>
+      </w:r>
+      <w:proofErr w:type="spellStart"/>
+      <w:r>
+        <w:rPr>
+          <w:rFonts w:hint="eastAsia"/>
+        </w:rPr>
+        <w:t>ヨハネによる福音書</w:t>
+      </w:r>
+      <w:proofErr w:type="spellEnd"/>
+      <w:r>
+        <w:rPr>
+          <w:rFonts w:hint="eastAsia"/>
+        </w:rPr>
+        <w:t xml:space="preserve"> 20</w:t>
+      </w:r>
+      <w:r>
+        <w:rPr>
+          <w:rFonts w:hint="eastAsia"/>
+        </w:rPr>
+        <w:t>章</w:t>
+      </w:r>
+      <w:r>
+        <w:rPr>
+          <w:rFonts w:hint="eastAsia"/>
+        </w:rPr>
+        <w:t>26-27</w:t>
+      </w:r>
+      <w:r>
+        <w:rPr>
+          <w:rFonts w:hint="eastAsia"/>
+        </w:rPr>
+        <w:t>節：イエスは弟子たちの集まりの中に現れ、トマスの疑いを晴らされました。</w:t>
+      </w:r>
+    </w:p>
+    <w:p>
+      <w:r>
+        <w:rPr>
+          <w:rFonts w:hint="eastAsia"/>
+        </w:rPr>
+        <w:t xml:space="preserve">4. </w:t>
+      </w:r>
+      <w:proofErr w:type="spellStart"/>
+      <w:r>
+        <w:rPr>
+          <w:rFonts w:hint="eastAsia"/>
+        </w:rPr>
+        <w:t>疑いを正直にイエスの御手に委ねるならば、その疑いは、より深い信頼や成長へと導く扉となるのです</w:t>
+      </w:r>
+      <w:proofErr w:type="spellEnd"/>
+      <w:r>
+        <w:rPr>
+          <w:rFonts w:hint="eastAsia"/>
+        </w:rPr>
+        <w:t>。</w:t>
+      </w:r>
+    </w:p>
+    <w:p>
+      <w:r>
+        <w:rPr>
+          <w:rFonts w:hint="eastAsia"/>
+        </w:rPr>
+        <w:t xml:space="preserve">5. </w:t>
+      </w:r>
+      <w:r>
+        <w:rPr>
+          <w:rFonts w:hint="eastAsia"/>
+        </w:rPr>
+        <w:t>フレデリック</w:t>
+      </w:r>
+      <w:r>
+        <w:rPr>
+          <w:rFonts w:ascii="MS Mincho" w:eastAsia="MS Mincho" w:hAnsi="MS Mincho" w:cs="MS Mincho" w:hint="eastAsia"/>
+        </w:rPr>
+        <w:t>・</w:t>
+      </w:r>
+      <w:r>
+        <w:rPr>
+          <w:rFonts w:ascii="SimSun" w:hAnsi="SimSun" w:cs="SimSun" w:hint="eastAsia"/>
+        </w:rPr>
+        <w:t>ビュークナーの有名な言葉：「疑いとは、信仰というズボンの中に忍び込んだ『蟻（アリ）』のようなものだ。それは信仰を眠らせず、常に動かし続ける」：疑いは、信仰を活動的かつダイナミックに保つのです。</w:t>
+      </w:r>
+    </w:p>
+    <w:p>
+      <w:r>
+        <w:rPr>
+          <w:rFonts w:hint="eastAsia"/>
+        </w:rPr>
+        <w:t xml:space="preserve">6. </w:t>
+      </w:r>
+      <w:proofErr w:type="spellStart"/>
+      <w:r>
+        <w:rPr>
+          <w:rFonts w:hint="eastAsia"/>
+        </w:rPr>
+        <w:t>ハドソン</w:t>
+      </w:r>
+      <w:r>
+        <w:rPr>
+          <w:rFonts w:ascii="MS Mincho" w:eastAsia="MS Mincho" w:hAnsi="MS Mincho" w:cs="MS Mincho" w:hint="eastAsia"/>
+        </w:rPr>
+        <w:t>・</w:t>
+      </w:r>
+      <w:r>
+        <w:rPr>
+          <w:rFonts w:ascii="SimSun" w:hAnsi="SimSun" w:cs="SimSun" w:hint="eastAsia"/>
+        </w:rPr>
+        <w:t>テイラ</w:t>
+      </w:r>
+      <w:proofErr w:type="spellEnd"/>
+      <w:r>
+        <w:rPr>
+          <w:rFonts w:ascii="SimSun" w:hAnsi="SimSun" w:cs="SimSun" w:hint="eastAsia"/>
+        </w:rPr>
+        <w:t>ー：神のために働くことには、</w:t>
+      </w:r>
+      <w:r>
+        <w:rPr>
+          <w:rFonts w:hint="eastAsia"/>
+        </w:rPr>
+        <w:t>3</w:t>
+      </w:r>
+      <w:r>
+        <w:rPr>
+          <w:rFonts w:hint="eastAsia"/>
+        </w:rPr>
+        <w:t>つの段階があります。</w:t>
+      </w:r>
+    </w:p>
+    <w:p>
       <w:r>
         <w:rPr>
           <w:rFonts w:hint="eastAsia"/>
         </w:rPr>
         <w:lastRenderedPageBreak/>
-        <w:t>2026</w:t>
-      </w:r>
+        <w:t xml:space="preserve">a) </w:t>
+      </w:r>
+      <w:proofErr w:type="spellStart"/>
       <w:r>
         <w:rPr>
           <w:rFonts w:hint="eastAsia"/>
         </w:rPr>
-        <w:t>年</w:t>
-      </w:r>
-      <w:r>
-        <w:rPr>
-          <w:rFonts w:hint="eastAsia"/>
-        </w:rPr>
-        <w:t>4</w:t>
-      </w:r>
-      <w:r>
-        <w:rPr>
-          <w:rFonts w:hint="eastAsia"/>
-        </w:rPr>
-        <w:t>月</w:t>
-      </w:r>
-      <w:r>
-        <w:rPr>
-          <w:rFonts w:hint="eastAsia"/>
-        </w:rPr>
-        <w:t>18</w:t>
-      </w:r>
-      <w:r>
-        <w:rPr>
-          <w:rFonts w:hint="eastAsia"/>
-        </w:rPr>
-        <w:t>日、メンロー</w:t>
-      </w:r>
-      <w:r>
-        <w:rPr>
-          <w:rFonts w:ascii="MS Mincho" w:eastAsia="MS Mincho" w:hAnsi="MS Mincho" w:cs="MS Mincho" w:hint="eastAsia"/>
-        </w:rPr>
-        <w:t>・</w:t>
-      </w:r>
-      <w:r>
-        <w:rPr>
-          <w:rFonts w:ascii="SimSun" w:hAnsi="SimSun" w:cs="SimSun" w:hint="eastAsia"/>
-        </w:rPr>
-        <w:t>チャーチ礼拝（先週の礼拝の要約：</w:t>
-      </w:r>
-      <w:r>
-        <w:rPr>
-          <w:rFonts w:hint="eastAsia"/>
-        </w:rPr>
-        <w:t>2028</w:t>
-      </w:r>
-      <w:r>
-        <w:rPr>
-          <w:rFonts w:hint="eastAsia"/>
-        </w:rPr>
-        <w:t>年</w:t>
-      </w:r>
-      <w:r>
-        <w:rPr>
-          <w:rFonts w:hint="eastAsia"/>
-        </w:rPr>
-        <w:t>4</w:t>
-      </w:r>
-      <w:r>
-        <w:rPr>
-          <w:rFonts w:hint="eastAsia"/>
-        </w:rPr>
-        <w:t>月</w:t>
-      </w:r>
-      <w:r>
-        <w:rPr>
-          <w:rFonts w:hint="eastAsia"/>
-        </w:rPr>
-        <w:t>12</w:t>
-      </w:r>
-      <w:r>
-        <w:rPr>
-          <w:rFonts w:hint="eastAsia"/>
-        </w:rPr>
-        <w:t>日）</w:t>
-      </w:r>
-    </w:p>
-    <w:p>
-      <w:pPr>
-        <w:rPr>
-          <w:rFonts w:hint="eastAsia"/>
-        </w:rPr>
-      </w:pPr>
-      <w:r>
-        <w:rPr>
-          <w:rFonts w:hint="eastAsia"/>
-        </w:rPr>
-        <w:t>https://www.youtube.com/live/JUlc3qrWy7o?si=BDG3Bgxu8Lmm-ADu</w:t>
-      </w:r>
-    </w:p>
-    <w:p>
-      <w:pPr>
-        <w:rPr>
-          <w:rFonts w:hint="eastAsia"/>
-        </w:rPr>
-      </w:pPr>
-      <w:r>
-        <w:rPr>
-          <w:rFonts w:hint="eastAsia"/>
-        </w:rPr>
-        <w:t>「</w:t>
-      </w:r>
-      <w:proofErr w:type="spellStart"/>
-      <w:r>
-        <w:rPr>
-          <w:rFonts w:hint="eastAsia"/>
-        </w:rPr>
-        <w:t>もしあなたが実在するなら、私に見せてください｜神よ、もしあなたが実在するなら</w:t>
-      </w:r>
-      <w:proofErr w:type="spellEnd"/>
-      <w:r>
-        <w:rPr>
-          <w:rFonts w:hint="eastAsia"/>
-        </w:rPr>
-        <w:t>」</w:t>
-      </w:r>
-      <w:r>
-        <w:rPr>
-          <w:rFonts w:hint="eastAsia"/>
-        </w:rPr>
-        <w:t xml:space="preserve"> </w:t>
-      </w:r>
-      <w:proofErr w:type="spellStart"/>
-      <w:r>
-        <w:rPr>
-          <w:rFonts w:hint="eastAsia"/>
-        </w:rPr>
-        <w:t>フィル</w:t>
-      </w:r>
-      <w:r>
-        <w:rPr>
-          <w:rFonts w:ascii="MS Mincho" w:eastAsia="MS Mincho" w:hAnsi="MS Mincho" w:cs="MS Mincho" w:hint="eastAsia"/>
-        </w:rPr>
-        <w:t>・</w:t>
-      </w:r>
-      <w:r>
-        <w:rPr>
-          <w:rFonts w:ascii="SimSun" w:hAnsi="SimSun" w:cs="SimSun" w:hint="eastAsia"/>
-        </w:rPr>
-        <w:t>ユーバンク（主任牧師</w:t>
-      </w:r>
-      <w:proofErr w:type="spellEnd"/>
-      <w:r>
-        <w:rPr>
-          <w:rFonts w:ascii="SimSun" w:hAnsi="SimSun" w:cs="SimSun" w:hint="eastAsia"/>
-        </w:rPr>
-        <w:t>）</w:t>
-      </w:r>
-    </w:p>
-    <w:p>
-      <w:pPr>
-        <w:rPr>
-          <w:rFonts w:hint="eastAsia"/>
-        </w:rPr>
-      </w:pPr>
-    </w:p>
-    <w:p>
-      <w:pPr>
-        <w:rPr>
-          <w:rFonts w:hint="eastAsia"/>
-        </w:rPr>
-      </w:pPr>
-      <w:proofErr w:type="spellStart"/>
-      <w:r>
-        <w:rPr>
-          <w:rFonts w:hint="eastAsia"/>
-        </w:rPr>
-        <w:t>トマスはイエスの復活について疑いを抱いていましたが、イエスは復活した姿を現し、その疑いを解消されました</w:t>
+        <w:t>不可能：これがスタート地点です</w:t>
       </w:r>
       <w:proofErr w:type="spellEnd"/>
       <w:r>
@@ -3522,26 +3555,114 @@
         </w:rPr>
         <w:t>。</w:t>
       </w:r>
-    </w:p>
-    <w:p>
-      <w:pPr>
+      <w:r>
         <w:rPr>
           <w:rFonts w:hint="eastAsia"/>
         </w:rPr>
-      </w:pPr>
-    </w:p>
-    <w:p>
-      <w:pPr>
+        <w:t xml:space="preserve"> b) </w:t>
+      </w:r>
+      <w:proofErr w:type="spellStart"/>
+      <w:r>
         <w:rPr>
           <w:rFonts w:hint="eastAsia"/>
         </w:rPr>
-      </w:pPr>
-      <w:proofErr w:type="spellStart"/>
+        <w:t>困難：物事が始まると、非常に困難な状況に直面します</w:t>
+      </w:r>
+      <w:proofErr w:type="spellEnd"/>
       <w:r>
         <w:rPr>
           <w:rFonts w:hint="eastAsia"/>
         </w:rPr>
-        <w:t>要約</w:t>
+        <w:t>。</w:t>
+      </w:r>
+      <w:r>
+        <w:rPr>
+          <w:rFonts w:hint="eastAsia"/>
+        </w:rPr>
+        <w:t xml:space="preserve"> c) </w:t>
+      </w:r>
+      <w:proofErr w:type="spellStart"/>
+      <w:r>
+        <w:rPr>
+          <w:rFonts w:hint="eastAsia"/>
+        </w:rPr>
+        <w:t>完了：最終段階は</w:t>
+      </w:r>
+      <w:proofErr w:type="spellEnd"/>
+      <w:r>
+        <w:rPr>
+          <w:rFonts w:hint="eastAsia"/>
+        </w:rPr>
+        <w:t>、「</w:t>
+      </w:r>
+      <w:proofErr w:type="spellStart"/>
+      <w:r>
+        <w:rPr>
+          <w:rFonts w:hint="eastAsia"/>
+        </w:rPr>
+        <w:t>神にあっては、すべてのことが可能である」という境地です</w:t>
+      </w:r>
+      <w:proofErr w:type="spellEnd"/>
+      <w:r>
+        <w:rPr>
+          <w:rFonts w:hint="eastAsia"/>
+        </w:rPr>
+        <w:t>。</w:t>
+      </w:r>
+    </w:p>
+    <w:p>
+      <w:r>
+        <w:rPr>
+          <w:rFonts w:hint="eastAsia"/>
+        </w:rPr>
+        <w:t xml:space="preserve">7. </w:t>
+      </w:r>
+      <w:proofErr w:type="spellStart"/>
+      <w:r>
+        <w:rPr>
+          <w:rFonts w:hint="eastAsia"/>
+        </w:rPr>
+        <w:t>ヨハネによる福音書</w:t>
+      </w:r>
+      <w:proofErr w:type="spellEnd"/>
+      <w:r>
+        <w:rPr>
+          <w:rFonts w:hint="eastAsia"/>
+        </w:rPr>
+        <w:t xml:space="preserve"> 20</w:t>
+      </w:r>
+      <w:r>
+        <w:rPr>
+          <w:rFonts w:hint="eastAsia"/>
+        </w:rPr>
+        <w:t>章</w:t>
+      </w:r>
+      <w:r>
+        <w:rPr>
+          <w:rFonts w:hint="eastAsia"/>
+        </w:rPr>
+        <w:t>27</w:t>
+      </w:r>
+      <w:r>
+        <w:rPr>
+          <w:rFonts w:hint="eastAsia"/>
+        </w:rPr>
+        <w:t>節：イエスはトマスの目の前で復活した姿を現し、トマスに「疑い」から「信仰」へと歩み出すよう促されました。</w:t>
+      </w:r>
+    </w:p>
+    <w:p>
+      <w:r>
+        <w:rPr>
+          <w:rFonts w:hint="eastAsia"/>
+        </w:rPr>
+        <w:t xml:space="preserve">8. </w:t>
+      </w:r>
+      <w:proofErr w:type="spellStart"/>
+      <w:r>
+        <w:rPr>
+          <w:rFonts w:hint="eastAsia"/>
+        </w:rPr>
+        <w:t>結論</w:t>
       </w:r>
       <w:proofErr w:type="spellEnd"/>
       <w:r>
@@ -3552,64 +3673,6 @@
       </w:r>
     </w:p>
     <w:p>
-      <w:pPr>
-        <w:rPr>
-          <w:rFonts w:hint="eastAsia"/>
-        </w:rPr>
-      </w:pPr>
-      <w:r>
-        <w:rPr>
-          <w:rFonts w:hint="eastAsia"/>
-        </w:rPr>
-        <w:t xml:space="preserve">1. </w:t>
-      </w:r>
-      <w:r>
-        <w:rPr>
-          <w:rFonts w:hint="eastAsia"/>
-        </w:rPr>
-        <w:t>「</w:t>
-      </w:r>
-      <w:proofErr w:type="spellStart"/>
-      <w:r>
-        <w:rPr>
-          <w:rFonts w:hint="eastAsia"/>
-        </w:rPr>
-        <w:t>もし、あなたの抱く『疑い』が、より大きな信仰へと至る扉となり得るとしたら</w:t>
-      </w:r>
-      <w:proofErr w:type="spellEnd"/>
-      <w:r>
-        <w:rPr>
-          <w:rFonts w:hint="eastAsia"/>
-        </w:rPr>
-        <w:t>？」：</w:t>
-      </w:r>
-      <w:proofErr w:type="spellStart"/>
-      <w:r>
-        <w:rPr>
-          <w:rFonts w:hint="eastAsia"/>
-        </w:rPr>
-        <w:t>疑いとは、信仰を再構築するためのものなのです</w:t>
-      </w:r>
-      <w:proofErr w:type="spellEnd"/>
-      <w:r>
-        <w:rPr>
-          <w:rFonts w:hint="eastAsia"/>
-        </w:rPr>
-        <w:t>。</w:t>
-      </w:r>
-    </w:p>
-    <w:p>
-      <w:pPr>
-        <w:rPr>
-          <w:rFonts w:hint="eastAsia"/>
-        </w:rPr>
-      </w:pPr>
-      <w:r>
-        <w:rPr>
-          <w:rFonts w:hint="eastAsia"/>
-        </w:rPr>
-        <w:t xml:space="preserve">2. </w:t>
-      </w:r>
       <w:proofErr w:type="spellStart"/>
       <w:r>
         <w:rPr>
@@ -3634,347 +3697,6 @@
         <w:rPr>
           <w:rFonts w:hint="eastAsia"/>
         </w:rPr>
-        <w:t>24-25</w:t>
-      </w:r>
-      <w:r>
-        <w:rPr>
-          <w:rFonts w:hint="eastAsia"/>
-        </w:rPr>
-        <w:t>節：トマスは、他の弟子たちの証言だけではイエスの復活を信じようとしませんでした。</w:t>
-      </w:r>
-    </w:p>
-    <w:p>
-      <w:pPr>
-        <w:rPr>
-          <w:rFonts w:hint="eastAsia"/>
-        </w:rPr>
-      </w:pPr>
-      <w:r>
-        <w:rPr>
-          <w:rFonts w:hint="eastAsia"/>
-        </w:rPr>
-        <w:t xml:space="preserve">3. </w:t>
-      </w:r>
-      <w:proofErr w:type="spellStart"/>
-      <w:r>
-        <w:rPr>
-          <w:rFonts w:hint="eastAsia"/>
-        </w:rPr>
-        <w:t>ヨハネによる福音書</w:t>
-      </w:r>
-      <w:proofErr w:type="spellEnd"/>
-      <w:r>
-        <w:rPr>
-          <w:rFonts w:hint="eastAsia"/>
-        </w:rPr>
-        <w:t xml:space="preserve"> 20</w:t>
-      </w:r>
-      <w:r>
-        <w:rPr>
-          <w:rFonts w:hint="eastAsia"/>
-        </w:rPr>
-        <w:t>章</w:t>
-      </w:r>
-      <w:r>
-        <w:rPr>
-          <w:rFonts w:hint="eastAsia"/>
-        </w:rPr>
-        <w:t>26-27</w:t>
-      </w:r>
-      <w:r>
-        <w:rPr>
-          <w:rFonts w:hint="eastAsia"/>
-        </w:rPr>
-        <w:t>節：イエスは弟子たちの集まりの中に現れ、トマスの疑いを晴らされました。</w:t>
-      </w:r>
-    </w:p>
-    <w:p>
-      <w:pPr>
-        <w:rPr>
-          <w:rFonts w:hint="eastAsia"/>
-        </w:rPr>
-      </w:pPr>
-      <w:r>
-        <w:rPr>
-          <w:rFonts w:hint="eastAsia"/>
-        </w:rPr>
-        <w:t xml:space="preserve">4. </w:t>
-      </w:r>
-      <w:proofErr w:type="spellStart"/>
-      <w:r>
-        <w:rPr>
-          <w:rFonts w:hint="eastAsia"/>
-        </w:rPr>
-        <w:t>疑いを正直にイエスの御手に委ねるならば、その疑いは、より深い信頼や成長へと導く扉となるのです</w:t>
-      </w:r>
-      <w:proofErr w:type="spellEnd"/>
-      <w:r>
-        <w:rPr>
-          <w:rFonts w:hint="eastAsia"/>
-        </w:rPr>
-        <w:t>。</w:t>
-      </w:r>
-    </w:p>
-    <w:p>
-      <w:pPr>
-        <w:rPr>
-          <w:rFonts w:hint="eastAsia"/>
-        </w:rPr>
-      </w:pPr>
-      <w:r>
-        <w:rPr>
-          <w:rFonts w:hint="eastAsia"/>
-        </w:rPr>
-        <w:t xml:space="preserve">5. </w:t>
-      </w:r>
-      <w:r>
-        <w:rPr>
-          <w:rFonts w:hint="eastAsia"/>
-        </w:rPr>
-        <w:t>フレデリック</w:t>
-      </w:r>
-      <w:r>
-        <w:rPr>
-          <w:rFonts w:ascii="MS Mincho" w:eastAsia="MS Mincho" w:hAnsi="MS Mincho" w:cs="MS Mincho" w:hint="eastAsia"/>
-        </w:rPr>
-        <w:t>・</w:t>
-      </w:r>
-      <w:r>
-        <w:rPr>
-          <w:rFonts w:ascii="SimSun" w:hAnsi="SimSun" w:cs="SimSun" w:hint="eastAsia"/>
-        </w:rPr>
-        <w:t>ビュークナーの有名な言葉：「疑いとは、信仰というズボンの中に忍び込んだ『蟻（アリ）』のようなものだ。それは信仰を眠らせず、常に動かし続ける」：疑いは、信仰を活動的かつダイナミックに保つのです。</w:t>
-      </w:r>
-    </w:p>
-    <w:p>
-      <w:pPr>
-        <w:rPr>
-          <w:rFonts w:hint="eastAsia"/>
-        </w:rPr>
-      </w:pPr>
-      <w:r>
-        <w:rPr>
-          <w:rFonts w:hint="eastAsia"/>
-        </w:rPr>
-        <w:t xml:space="preserve">6. </w:t>
-      </w:r>
-      <w:proofErr w:type="spellStart"/>
-      <w:r>
-        <w:rPr>
-          <w:rFonts w:hint="eastAsia"/>
-        </w:rPr>
-        <w:t>ハドソン</w:t>
-      </w:r>
-      <w:r>
-        <w:rPr>
-          <w:rFonts w:ascii="MS Mincho" w:eastAsia="MS Mincho" w:hAnsi="MS Mincho" w:cs="MS Mincho" w:hint="eastAsia"/>
-        </w:rPr>
-        <w:t>・</w:t>
-      </w:r>
-      <w:r>
-        <w:rPr>
-          <w:rFonts w:ascii="SimSun" w:hAnsi="SimSun" w:cs="SimSun" w:hint="eastAsia"/>
-        </w:rPr>
-        <w:t>テイラ</w:t>
-      </w:r>
-      <w:proofErr w:type="spellEnd"/>
-      <w:r>
-        <w:rPr>
-          <w:rFonts w:ascii="SimSun" w:hAnsi="SimSun" w:cs="SimSun" w:hint="eastAsia"/>
-        </w:rPr>
-        <w:t>ー：神のために働くことには、</w:t>
-      </w:r>
-      <w:r>
-        <w:rPr>
-          <w:rFonts w:hint="eastAsia"/>
-        </w:rPr>
-        <w:t>3</w:t>
-      </w:r>
-      <w:r>
-        <w:rPr>
-          <w:rFonts w:hint="eastAsia"/>
-        </w:rPr>
-        <w:t>つの段階があります。</w:t>
-      </w:r>
-    </w:p>
-    <w:p>
-      <w:pPr>
-        <w:rPr>
-          <w:rFonts w:hint="eastAsia"/>
-        </w:rPr>
-      </w:pPr>
-      <w:r>
-        <w:rPr>
-          <w:rFonts w:hint="eastAsia"/>
-        </w:rPr>
-        <w:t xml:space="preserve">a) </w:t>
-      </w:r>
-      <w:proofErr w:type="spellStart"/>
-      <w:r>
-        <w:rPr>
-          <w:rFonts w:hint="eastAsia"/>
-        </w:rPr>
-        <w:t>不可能：これがスタート地点です</w:t>
-      </w:r>
-      <w:proofErr w:type="spellEnd"/>
-      <w:r>
-        <w:rPr>
-          <w:rFonts w:hint="eastAsia"/>
-        </w:rPr>
-        <w:t>。</w:t>
-      </w:r>
-      <w:r>
-        <w:rPr>
-          <w:rFonts w:hint="eastAsia"/>
-        </w:rPr>
-        <w:t xml:space="preserve"> b) </w:t>
-      </w:r>
-      <w:proofErr w:type="spellStart"/>
-      <w:r>
-        <w:rPr>
-          <w:rFonts w:hint="eastAsia"/>
-        </w:rPr>
-        <w:t>困難：物事が始まると、非常に困難な状況に直面します</w:t>
-      </w:r>
-      <w:proofErr w:type="spellEnd"/>
-      <w:r>
-        <w:rPr>
-          <w:rFonts w:hint="eastAsia"/>
-        </w:rPr>
-        <w:t>。</w:t>
-      </w:r>
-      <w:r>
-        <w:rPr>
-          <w:rFonts w:hint="eastAsia"/>
-        </w:rPr>
-        <w:t xml:space="preserve"> c) </w:t>
-      </w:r>
-      <w:proofErr w:type="spellStart"/>
-      <w:r>
-        <w:rPr>
-          <w:rFonts w:hint="eastAsia"/>
-        </w:rPr>
-        <w:t>完了：最終段階は</w:t>
-      </w:r>
-      <w:proofErr w:type="spellEnd"/>
-      <w:r>
-        <w:rPr>
-          <w:rFonts w:hint="eastAsia"/>
-        </w:rPr>
-        <w:t>、「</w:t>
-      </w:r>
-      <w:proofErr w:type="spellStart"/>
-      <w:r>
-        <w:rPr>
-          <w:rFonts w:hint="eastAsia"/>
-        </w:rPr>
-        <w:t>神にあっては、すべてのことが可能である」という境地です</w:t>
-      </w:r>
-      <w:proofErr w:type="spellEnd"/>
-      <w:r>
-        <w:rPr>
-          <w:rFonts w:hint="eastAsia"/>
-        </w:rPr>
-        <w:t>。</w:t>
-      </w:r>
-    </w:p>
-    <w:p>
-      <w:pPr>
-        <w:rPr>
-          <w:rFonts w:hint="eastAsia"/>
-        </w:rPr>
-      </w:pPr>
-      <w:r>
-        <w:rPr>
-          <w:rFonts w:hint="eastAsia"/>
-        </w:rPr>
-        <w:t xml:space="preserve">7. </w:t>
-      </w:r>
-      <w:proofErr w:type="spellStart"/>
-      <w:r>
-        <w:rPr>
-          <w:rFonts w:hint="eastAsia"/>
-        </w:rPr>
-        <w:t>ヨハネによる福音書</w:t>
-      </w:r>
-      <w:proofErr w:type="spellEnd"/>
-      <w:r>
-        <w:rPr>
-          <w:rFonts w:hint="eastAsia"/>
-        </w:rPr>
-        <w:t xml:space="preserve"> 20</w:t>
-      </w:r>
-      <w:r>
-        <w:rPr>
-          <w:rFonts w:hint="eastAsia"/>
-        </w:rPr>
-        <w:t>章</w:t>
-      </w:r>
-      <w:r>
-        <w:rPr>
-          <w:rFonts w:hint="eastAsia"/>
-        </w:rPr>
-        <w:t>27</w:t>
-      </w:r>
-      <w:r>
-        <w:rPr>
-          <w:rFonts w:hint="eastAsia"/>
-        </w:rPr>
-        <w:t>節：イエスはトマスの目の前で復活した姿を現し、トマスに「疑い」から「信仰」へと歩み出すよう促されました。</w:t>
-      </w:r>
-    </w:p>
-    <w:p>
-      <w:pPr>
-        <w:rPr>
-          <w:rFonts w:hint="eastAsia"/>
-        </w:rPr>
-      </w:pPr>
-      <w:r>
-        <w:rPr>
-          <w:rFonts w:hint="eastAsia"/>
-        </w:rPr>
-        <w:t xml:space="preserve">8. </w:t>
-      </w:r>
-      <w:proofErr w:type="spellStart"/>
-      <w:r>
-        <w:rPr>
-          <w:rFonts w:hint="eastAsia"/>
-        </w:rPr>
-        <w:t>結論</w:t>
-      </w:r>
-      <w:proofErr w:type="spellEnd"/>
-      <w:r>
-        <w:rPr>
-          <w:rFonts w:hint="eastAsia"/>
-        </w:rPr>
-        <w:t>：</w:t>
-      </w:r>
-    </w:p>
-    <w:p>
-      <w:proofErr w:type="spellStart"/>
-      <w:r>
-        <w:rPr>
-          <w:rFonts w:hint="eastAsia"/>
-        </w:rPr>
-        <w:t>ヨハネによる福音書</w:t>
-      </w:r>
-      <w:proofErr w:type="spellEnd"/>
-      <w:r>
-        <w:rPr>
-          <w:rFonts w:hint="eastAsia"/>
-        </w:rPr>
-        <w:t xml:space="preserve"> 20</w:t>
-      </w:r>
-      <w:r>
-        <w:rPr>
-          <w:rFonts w:hint="eastAsia"/>
-        </w:rPr>
-        <w:t>章</w:t>
-      </w:r>
-      <w:r>
-        <w:rPr>
-          <w:rFonts w:hint="eastAsia"/>
-        </w:rPr>
         <w:t>24-27</w:t>
       </w:r>
       <w:r>
@@ -3997,7 +3719,7 @@
       </w:r>
     </w:p>
     <w:sectPr>
-      <w:footerReference w:type="default" r:id="rId24"/>
+      <w:footerReference w:type="default" r:id="rId23"/>
       <w:pgSz w:w="12240" w:h="15840"/>
       <w:pgMar w:top="1440" w:right="1440" w:bottom="1530" w:left="1440" w:header="0" w:footer="720" w:gutter="0"/>
       <w:cols w:space="720"/>
@@ -25157,6 +24879,7 @@
   <w:style w:type="character" w:default="1" w:styleId="DefaultParagraphFont">
     <w:name w:val="Default Paragraph Font"/>
     <w:uiPriority w:val="1"/>
+    <w:semiHidden/>
     <w:unhideWhenUsed/>
   </w:style>
   <w:style w:type="table" w:default="1" w:styleId="TableNormal">

--- a/Church/2026/2026_0418_MenloChurch.docx
+++ b/Church/2026/2026_0418_MenloChurch.docx
@@ -43,7 +43,13 @@
         <w:t>12</w:t>
       </w:r>
       <w:r>
-        <w:t>/2028)</w:t>
+        <w:t>/</w:t>
+      </w:r>
+      <w:r>
+        <w:t>2026</w:t>
+      </w:r>
+      <w:r>
+        <w:t>)</w:t>
       </w:r>
     </w:p>
     <w:p>
@@ -2166,7 +2172,13 @@
         <w:t xml:space="preserve">, </w:t>
       </w:r>
       <w:r>
-        <w:t>Menlo Church Worship (Summary of last week, 04/12/2028)</w:t>
+        <w:t>Menlo Church Worship (Summary of last week, 04/12/</w:t>
+      </w:r>
+      <w:r>
+        <w:t>2026</w:t>
+      </w:r>
+      <w:r>
+        <w:t>)</w:t>
       </w:r>
     </w:p>
     <w:p>
@@ -2605,7 +2617,7 @@
         <w:rPr>
           <w:rFonts w:hint="eastAsia"/>
         </w:rPr>
-        <w:t>2028</w:t>
+        <w:t>2026</w:t>
       </w:r>
       <w:r>
         <w:rPr>
@@ -3188,7 +3200,7 @@
         <w:rPr>
           <w:rFonts w:hint="eastAsia"/>
         </w:rPr>
-        <w:t>2028</w:t>
+        <w:t>2026</w:t>
       </w:r>
       <w:r>
         <w:rPr>
